--- a/Project_Report_21522611.docx
+++ b/Project_Report_21522611.docx
@@ -751,7 +751,7 @@
         <mc:AlternateContent>
           <mc:Choice Requires="wpg">
             <w:drawing>
-              <wp:anchor distT="0" distB="0" distL="114300" distR="114300" simplePos="0" relativeHeight="251659264" behindDoc="0" locked="0" layoutInCell="1" allowOverlap="1" wp14:anchorId="30364CB0" wp14:editId="14FB6045">
+              <wp:anchor distT="0" distB="0" distL="114300" distR="114300" simplePos="0" relativeHeight="251659264" behindDoc="0" locked="0" layoutInCell="1" allowOverlap="1" wp14:anchorId="30364CB0" wp14:editId="6FA39D93">
                 <wp:simplePos x="0" y="0"/>
                 <wp:positionH relativeFrom="column">
                   <wp:posOffset>0</wp:posOffset>
@@ -863,7 +863,7 @@
           </mc:Choice>
           <mc:Fallback>
             <w:pict>
-              <v:group w14:anchorId="7DB62B47" id="Group 1" o:spid="_x0000_s1026" style="position:absolute;margin-left:0;margin-top:0;width:325.7pt;height:486pt;z-index:251659264;mso-height-relative:margin" coordsize="41363,61722" o:gfxdata="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">
+              <v:group w14:anchorId="5A30AAB4" id="Group 1" o:spid="_x0000_s1026" style="position:absolute;margin-left:0;margin-top:0;width:325.7pt;height:486pt;z-index:251659264;mso-height-relative:margin" coordsize="41363,61722" o:gfxdata="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">
                 <v:shapetype id="_x0000_t75" coordsize="21600,21600" o:spt="75" o:preferrelative="t" path="m@4@5l@4@11@9@11@9@5xe" filled="f" stroked="f">
                   <v:stroke joinstyle="miter"/>
                   <v:formulas>
@@ -2386,7 +2386,28 @@
         <w:t xml:space="preserve"> </w:t>
       </w:r>
     </w:p>
-    <w:p/>
+    <w:p>
+      <w:r>
+        <w:t xml:space="preserve">In this activity, for easy visualisation, the writer uses </w:t>
+      </w:r>
+      <w:proofErr w:type="spellStart"/>
+      <w:r>
+        <w:t>Streamlit</w:t>
+      </w:r>
+      <w:proofErr w:type="spellEnd"/>
+      <w:r>
+        <w:t xml:space="preserve"> </w:t>
+      </w:r>
+      <w:r>
+        <w:t xml:space="preserve">to visualise how the system works. </w:t>
+      </w:r>
+      <w:r>
+        <w:t xml:space="preserve">Below are </w:t>
+      </w:r>
+      <w:r>
+        <w:t>the explanations of each scenario:</w:t>
+      </w:r>
+    </w:p>
     <w:p>
       <w:pPr>
         <w:pStyle w:val="Heading2"/>
@@ -2394,6 +2415,18 @@
       <w:r>
         <w:t>Scenario 1</w:t>
       </w:r>
+      <w:r>
+        <w:t xml:space="preserve"> </w:t>
+      </w:r>
+      <w:r>
+        <w:t>–</w:t>
+      </w:r>
+      <w:r>
+        <w:t xml:space="preserve"> </w:t>
+      </w:r>
+      <w:r>
+        <w:t>Hospital and Its Navigation</w:t>
+      </w:r>
     </w:p>
     <w:p>
       <w:r>
@@ -2406,7 +2439,613 @@
         <w:t xml:space="preserve"> </w:t>
       </w:r>
     </w:p>
+    <w:p>
+      <w:r>
+        <w:drawing>
+          <wp:inline distT="0" distB="0" distL="0" distR="0" wp14:anchorId="51F399CB" wp14:editId="6D7BF525">
+            <wp:extent cx="3912235" cy="2796362"/>
+            <wp:effectExtent l="0" t="0" r="0" b="0"/>
+            <wp:docPr id="1561947307" name="Picture 1" descr="A screenshot of a medical graph&#10;&#10;AI-generated content may be incorrect."/>
+            <wp:cNvGraphicFramePr>
+              <a:graphicFrameLocks xmlns:a="http://schemas.openxmlformats.org/drawingml/2006/main" noChangeAspect="1"/>
+            </wp:cNvGraphicFramePr>
+            <a:graphic xmlns:a="http://schemas.openxmlformats.org/drawingml/2006/main">
+              <a:graphicData uri="http://schemas.openxmlformats.org/drawingml/2006/picture">
+                <pic:pic xmlns:pic="http://schemas.openxmlformats.org/drawingml/2006/picture">
+                  <pic:nvPicPr>
+                    <pic:cNvPr id="1561947307" name="Picture 1" descr="A screenshot of a medical graph&#10;&#10;AI-generated content may be incorrect."/>
+                    <pic:cNvPicPr/>
+                  </pic:nvPicPr>
+                  <pic:blipFill rotWithShape="1">
+                    <a:blip r:embed="rId10"/>
+                    <a:srcRect b="7531"/>
+                    <a:stretch>
+                      <a:fillRect/>
+                    </a:stretch>
+                  </pic:blipFill>
+                  <pic:spPr bwMode="auto">
+                    <a:xfrm>
+                      <a:off x="0" y="0"/>
+                      <a:ext cx="3927225" cy="2807076"/>
+                    </a:xfrm>
+                    <a:prstGeom prst="rect">
+                      <a:avLst/>
+                    </a:prstGeom>
+                    <a:ln>
+                      <a:noFill/>
+                    </a:ln>
+                    <a:extLst>
+                      <a:ext uri="{53640926-AAD7-44D8-BBD7-CCE9431645EC}">
+                        <a14:shadowObscured xmlns:a14="http://schemas.microsoft.com/office/drawing/2010/main"/>
+                      </a:ext>
+                    </a:extLst>
+                  </pic:spPr>
+                </pic:pic>
+              </a:graphicData>
+            </a:graphic>
+          </wp:inline>
+        </w:drawing>
+      </w:r>
+    </w:p>
+    <w:p>
+      <w:r>
+        <w:t xml:space="preserve">Figure </w:t>
+      </w:r>
+      <w:r>
+        <w:fldChar w:fldCharType="begin"/>
+      </w:r>
+      <w:r>
+        <w:instrText xml:space="preserve"> SEQ Figure \* ARABIC </w:instrText>
+      </w:r>
+      <w:r>
+        <w:fldChar w:fldCharType="separate"/>
+      </w:r>
+      <w:r>
+        <w:rPr>
+          <w:noProof/>
+        </w:rPr>
+        <w:t>2</w:t>
+      </w:r>
+      <w:r>
+        <w:fldChar w:fldCharType="end"/>
+      </w:r>
+      <w:r>
+        <w:t xml:space="preserve">. </w:t>
+      </w:r>
+      <w:r>
+        <w:t xml:space="preserve">The user is prompted to upload the available departments </w:t>
+      </w:r>
+      <w:r>
+        <w:t>and the connection of each department</w:t>
+      </w:r>
+      <w:r>
+        <w:t xml:space="preserve"> (Photo by Autho</w:t>
+      </w:r>
+      <w:r>
+        <w:t>r)</w:t>
+      </w:r>
+    </w:p>
+    <w:p>
+      <w:pPr>
+        <w:rPr>
+          <w:noProof/>
+        </w:rPr>
+      </w:pPr>
+      <w:r>
+        <w:drawing>
+          <wp:inline distT="0" distB="0" distL="0" distR="0" wp14:anchorId="5A570AD3" wp14:editId="3EAE246E">
+            <wp:extent cx="1155700" cy="2328530"/>
+            <wp:effectExtent l="0" t="0" r="0" b="0"/>
+            <wp:docPr id="904235576" name="Picture 1" descr="A screenshot of a medical report&#10;&#10;AI-generated content may be incorrect."/>
+            <wp:cNvGraphicFramePr>
+              <a:graphicFrameLocks xmlns:a="http://schemas.openxmlformats.org/drawingml/2006/main" noChangeAspect="1"/>
+            </wp:cNvGraphicFramePr>
+            <a:graphic xmlns:a="http://schemas.openxmlformats.org/drawingml/2006/main">
+              <a:graphicData uri="http://schemas.openxmlformats.org/drawingml/2006/picture">
+                <pic:pic xmlns:pic="http://schemas.openxmlformats.org/drawingml/2006/picture">
+                  <pic:nvPicPr>
+                    <pic:cNvPr id="904235576" name="Picture 1" descr="A screenshot of a medical report&#10;&#10;AI-generated content may be incorrect."/>
+                    <pic:cNvPicPr/>
+                  </pic:nvPicPr>
+                  <pic:blipFill rotWithShape="1">
+                    <a:blip r:embed="rId11"/>
+                    <a:srcRect b="3501"/>
+                    <a:stretch>
+                      <a:fillRect/>
+                    </a:stretch>
+                  </pic:blipFill>
+                  <pic:spPr bwMode="auto">
+                    <a:xfrm>
+                      <a:off x="0" y="0"/>
+                      <a:ext cx="1155700" cy="2328530"/>
+                    </a:xfrm>
+                    <a:prstGeom prst="rect">
+                      <a:avLst/>
+                    </a:prstGeom>
+                    <a:ln>
+                      <a:noFill/>
+                    </a:ln>
+                    <a:extLst>
+                      <a:ext uri="{53640926-AAD7-44D8-BBD7-CCE9431645EC}">
+                        <a14:shadowObscured xmlns:a14="http://schemas.microsoft.com/office/drawing/2010/main"/>
+                      </a:ext>
+                    </a:extLst>
+                  </pic:spPr>
+                </pic:pic>
+              </a:graphicData>
+            </a:graphic>
+          </wp:inline>
+        </w:drawing>
+      </w:r>
+      <w:r>
+        <w:rPr>
+          <w:noProof/>
+        </w:rPr>
+        <w:t xml:space="preserve"> </w:t>
+      </w:r>
+      <w:r>
+        <w:rPr>
+          <w:noProof/>
+        </w:rPr>
+        <w:t xml:space="preserve">                  </w:t>
+      </w:r>
+      <w:r>
+        <w:drawing>
+          <wp:inline distT="0" distB="0" distL="0" distR="0" wp14:anchorId="2BD7171B" wp14:editId="45185E78">
+            <wp:extent cx="2409947" cy="2328530"/>
+            <wp:effectExtent l="0" t="0" r="3175" b="0"/>
+            <wp:docPr id="145991893" name="Picture 1" descr="A screenshot of a spreadsheet&#10;&#10;AI-generated content may be incorrect."/>
+            <wp:cNvGraphicFramePr>
+              <a:graphicFrameLocks xmlns:a="http://schemas.openxmlformats.org/drawingml/2006/main" noChangeAspect="1"/>
+            </wp:cNvGraphicFramePr>
+            <a:graphic xmlns:a="http://schemas.openxmlformats.org/drawingml/2006/main">
+              <a:graphicData uri="http://schemas.openxmlformats.org/drawingml/2006/picture">
+                <pic:pic xmlns:pic="http://schemas.openxmlformats.org/drawingml/2006/picture">
+                  <pic:nvPicPr>
+                    <pic:cNvPr id="145991893" name="Picture 1" descr="A screenshot of a spreadsheet&#10;&#10;AI-generated content may be incorrect."/>
+                    <pic:cNvPicPr/>
+                  </pic:nvPicPr>
+                  <pic:blipFill>
+                    <a:blip r:embed="rId12"/>
+                    <a:stretch>
+                      <a:fillRect/>
+                    </a:stretch>
+                  </pic:blipFill>
+                  <pic:spPr>
+                    <a:xfrm>
+                      <a:off x="0" y="0"/>
+                      <a:ext cx="2420577" cy="2338801"/>
+                    </a:xfrm>
+                    <a:prstGeom prst="rect">
+                      <a:avLst/>
+                    </a:prstGeom>
+                  </pic:spPr>
+                </pic:pic>
+              </a:graphicData>
+            </a:graphic>
+          </wp:inline>
+        </w:drawing>
+      </w:r>
+    </w:p>
+    <w:p>
+      <w:r>
+        <w:t xml:space="preserve">Figure </w:t>
+      </w:r>
+      <w:r>
+        <w:fldChar w:fldCharType="begin"/>
+      </w:r>
+      <w:r>
+        <w:instrText xml:space="preserve"> SEQ Figure \* ARABIC </w:instrText>
+      </w:r>
+      <w:r>
+        <w:fldChar w:fldCharType="separate"/>
+      </w:r>
+      <w:r>
+        <w:rPr>
+          <w:noProof/>
+        </w:rPr>
+        <w:t>3</w:t>
+      </w:r>
+      <w:r>
+        <w:fldChar w:fldCharType="end"/>
+      </w:r>
+      <w:r>
+        <w:t xml:space="preserve">. </w:t>
+      </w:r>
+      <w:r>
+        <w:t>Sample Department Input (Left) and Corridors</w:t>
+      </w:r>
+      <w:r>
+        <w:t xml:space="preserve"> -</w:t>
+      </w:r>
+      <w:r>
+        <w:t xml:space="preserve"> </w:t>
+      </w:r>
+      <w:r>
+        <w:t xml:space="preserve">Walking Time Minutes (Right) </w:t>
+      </w:r>
+      <w:r>
+        <w:t>(Photo by Author)</w:t>
+      </w:r>
+    </w:p>
+    <w:p>
+      <w:r>
+        <w:lastRenderedPageBreak/>
+        <w:t xml:space="preserve">Once the files </w:t>
+      </w:r>
+      <w:r>
+        <w:t xml:space="preserve">have been successfully uploaded, the user can generate the visualisation of the hospital, </w:t>
+      </w:r>
+      <w:r>
+        <w:t xml:space="preserve">for </w:t>
+      </w:r>
+      <w:r>
+        <w:t xml:space="preserve">example in </w:t>
+      </w:r>
+      <w:r>
+        <w:t xml:space="preserve">the </w:t>
+      </w:r>
+      <w:r>
+        <w:t>figure below:</w:t>
+      </w:r>
+    </w:p>
+    <w:p>
+      <w:r>
+        <w:fldChar w:fldCharType="begin"/>
+      </w:r>
+      <w:r>
+        <w:instrText xml:space="preserve"> INCLUDEPICTURE "http://localhost:8519/media/9b03fd711ee1a957d8a95c3070abcec724a560739c9e547de5864d3a.png" \* MERGEFORMATINET </w:instrText>
+      </w:r>
+      <w:r>
+        <w:fldChar w:fldCharType="separate"/>
+      </w:r>
+      <w:r>
+        <w:rPr>
+          <w:noProof/>
+        </w:rPr>
+        <w:drawing>
+          <wp:inline distT="0" distB="0" distL="0" distR="0" wp14:anchorId="56575304" wp14:editId="3EE4905C">
+            <wp:extent cx="3726712" cy="2718030"/>
+            <wp:effectExtent l="0" t="0" r="0" b="0"/>
+            <wp:docPr id="136637024" name="Picture 2" descr="0"/>
+            <wp:cNvGraphicFramePr>
+              <a:graphicFrameLocks xmlns:a="http://schemas.openxmlformats.org/drawingml/2006/main" noChangeAspect="1"/>
+            </wp:cNvGraphicFramePr>
+            <a:graphic xmlns:a="http://schemas.openxmlformats.org/drawingml/2006/main">
+              <a:graphicData uri="http://schemas.openxmlformats.org/drawingml/2006/picture">
+                <pic:pic xmlns:pic="http://schemas.openxmlformats.org/drawingml/2006/picture">
+                  <pic:nvPicPr>
+                    <pic:cNvPr id="0" name="Picture 1" descr="0"/>
+                    <pic:cNvPicPr>
+                      <a:picLocks noChangeAspect="1" noChangeArrowheads="1"/>
+                    </pic:cNvPicPr>
+                  </pic:nvPicPr>
+                  <pic:blipFill>
+                    <a:blip r:embed="rId13" cstate="print">
+                      <a:extLst>
+                        <a:ext uri="{28A0092B-C50C-407E-A947-70E740481C1C}">
+                          <a14:useLocalDpi xmlns:a14="http://schemas.microsoft.com/office/drawing/2010/main" val="0"/>
+                        </a:ext>
+                      </a:extLst>
+                    </a:blip>
+                    <a:srcRect/>
+                    <a:stretch>
+                      <a:fillRect/>
+                    </a:stretch>
+                  </pic:blipFill>
+                  <pic:spPr bwMode="auto">
+                    <a:xfrm>
+                      <a:off x="0" y="0"/>
+                      <a:ext cx="3737501" cy="2725898"/>
+                    </a:xfrm>
+                    <a:prstGeom prst="rect">
+                      <a:avLst/>
+                    </a:prstGeom>
+                    <a:noFill/>
+                    <a:ln>
+                      <a:noFill/>
+                    </a:ln>
+                  </pic:spPr>
+                </pic:pic>
+              </a:graphicData>
+            </a:graphic>
+          </wp:inline>
+        </w:drawing>
+      </w:r>
+      <w:r>
+        <w:fldChar w:fldCharType="end"/>
+      </w:r>
+    </w:p>
+    <w:p>
+      <w:r>
+        <w:t xml:space="preserve">Figure </w:t>
+      </w:r>
+      <w:r>
+        <w:fldChar w:fldCharType="begin"/>
+      </w:r>
+      <w:r>
+        <w:instrText xml:space="preserve"> SEQ Figure \* ARABIC </w:instrText>
+      </w:r>
+      <w:r>
+        <w:fldChar w:fldCharType="separate"/>
+      </w:r>
+      <w:r>
+        <w:rPr>
+          <w:noProof/>
+        </w:rPr>
+        <w:t>4</w:t>
+      </w:r>
+      <w:r>
+        <w:fldChar w:fldCharType="end"/>
+      </w:r>
+      <w:r>
+        <w:t xml:space="preserve">. </w:t>
+      </w:r>
+      <w:r>
+        <w:t>Visual of the Hospital Departments – Corridors – Walking Time in minutes in red</w:t>
+      </w:r>
+      <w:r>
+        <w:t xml:space="preserve"> (Photo by Author)</w:t>
+      </w:r>
+    </w:p>
+    <w:p>
+      <w:r>
+        <w:t xml:space="preserve">Once the visual is generated, the user can generate the BFS </w:t>
+      </w:r>
+      <w:r>
+        <w:t>to understand the department levels based on another department as a reference</w:t>
+      </w:r>
+      <w:r>
+        <w:t>, or to detect if there are cycles with DFS</w:t>
+      </w:r>
+      <w:r>
+        <w:t xml:space="preserve">. Below is </w:t>
+      </w:r>
+      <w:r>
+        <w:t>an</w:t>
+      </w:r>
+      <w:r>
+        <w:t xml:space="preserve"> example of </w:t>
+      </w:r>
+      <w:r>
+        <w:t>the output of BFS and DFS:</w:t>
+      </w:r>
+    </w:p>
+    <w:p>
+      <w:r>
+        <w:drawing>
+          <wp:inline distT="0" distB="0" distL="0" distR="0" wp14:anchorId="3A69EB6E" wp14:editId="15D8F02B">
+            <wp:extent cx="5731510" cy="2414905"/>
+            <wp:effectExtent l="0" t="0" r="0" b="0"/>
+            <wp:docPr id="1775650688" name="Picture 1" descr="A screenshot of a computer&#10;&#10;AI-generated content may be incorrect."/>
+            <wp:cNvGraphicFramePr>
+              <a:graphicFrameLocks xmlns:a="http://schemas.openxmlformats.org/drawingml/2006/main" noChangeAspect="1"/>
+            </wp:cNvGraphicFramePr>
+            <a:graphic xmlns:a="http://schemas.openxmlformats.org/drawingml/2006/main">
+              <a:graphicData uri="http://schemas.openxmlformats.org/drawingml/2006/picture">
+                <pic:pic xmlns:pic="http://schemas.openxmlformats.org/drawingml/2006/picture">
+                  <pic:nvPicPr>
+                    <pic:cNvPr id="1775650688" name="Picture 1" descr="A screenshot of a computer&#10;&#10;AI-generated content may be incorrect."/>
+                    <pic:cNvPicPr/>
+                  </pic:nvPicPr>
+                  <pic:blipFill>
+                    <a:blip r:embed="rId14"/>
+                    <a:stretch>
+                      <a:fillRect/>
+                    </a:stretch>
+                  </pic:blipFill>
+                  <pic:spPr>
+                    <a:xfrm>
+                      <a:off x="0" y="0"/>
+                      <a:ext cx="5731510" cy="2414905"/>
+                    </a:xfrm>
+                    <a:prstGeom prst="rect">
+                      <a:avLst/>
+                    </a:prstGeom>
+                  </pic:spPr>
+                </pic:pic>
+              </a:graphicData>
+            </a:graphic>
+          </wp:inline>
+        </w:drawing>
+      </w:r>
+    </w:p>
+    <w:p>
+      <w:r>
+        <w:t xml:space="preserve">Figure </w:t>
+      </w:r>
+      <w:r>
+        <w:fldChar w:fldCharType="begin"/>
+      </w:r>
+      <w:r>
+        <w:instrText xml:space="preserve"> SEQ Figure \* ARABIC </w:instrText>
+      </w:r>
+      <w:r>
+        <w:fldChar w:fldCharType="separate"/>
+      </w:r>
+      <w:r>
+        <w:rPr>
+          <w:noProof/>
+        </w:rPr>
+        <w:t>5</w:t>
+      </w:r>
+      <w:r>
+        <w:fldChar w:fldCharType="end"/>
+      </w:r>
+      <w:r>
+        <w:t xml:space="preserve">. </w:t>
+      </w:r>
+      <w:r>
+        <w:t>BFS Result when taking Emergency as a reference</w:t>
+      </w:r>
+      <w:r>
+        <w:t xml:space="preserve"> (Photo by Author)</w:t>
+      </w:r>
+    </w:p>
     <w:p/>
+    <w:p>
+      <w:r>
+        <w:lastRenderedPageBreak/>
+        <w:drawing>
+          <wp:inline distT="0" distB="0" distL="0" distR="0" wp14:anchorId="7D19A2EC" wp14:editId="46A7D75F">
+            <wp:extent cx="5731510" cy="2342515"/>
+            <wp:effectExtent l="0" t="0" r="0" b="0"/>
+            <wp:docPr id="404336522" name="Picture 1" descr="A screenshot of a computer&#10;&#10;AI-generated content may be incorrect."/>
+            <wp:cNvGraphicFramePr>
+              <a:graphicFrameLocks xmlns:a="http://schemas.openxmlformats.org/drawingml/2006/main" noChangeAspect="1"/>
+            </wp:cNvGraphicFramePr>
+            <a:graphic xmlns:a="http://schemas.openxmlformats.org/drawingml/2006/main">
+              <a:graphicData uri="http://schemas.openxmlformats.org/drawingml/2006/picture">
+                <pic:pic xmlns:pic="http://schemas.openxmlformats.org/drawingml/2006/picture">
+                  <pic:nvPicPr>
+                    <pic:cNvPr id="404336522" name="Picture 1" descr="A screenshot of a computer&#10;&#10;AI-generated content may be incorrect."/>
+                    <pic:cNvPicPr/>
+                  </pic:nvPicPr>
+                  <pic:blipFill>
+                    <a:blip r:embed="rId15"/>
+                    <a:stretch>
+                      <a:fillRect/>
+                    </a:stretch>
+                  </pic:blipFill>
+                  <pic:spPr>
+                    <a:xfrm>
+                      <a:off x="0" y="0"/>
+                      <a:ext cx="5731510" cy="2342515"/>
+                    </a:xfrm>
+                    <a:prstGeom prst="rect">
+                      <a:avLst/>
+                    </a:prstGeom>
+                  </pic:spPr>
+                </pic:pic>
+              </a:graphicData>
+            </a:graphic>
+          </wp:inline>
+        </w:drawing>
+      </w:r>
+    </w:p>
+    <w:p>
+      <w:r>
+        <w:t xml:space="preserve">Figure </w:t>
+      </w:r>
+      <w:r>
+        <w:fldChar w:fldCharType="begin"/>
+      </w:r>
+      <w:r>
+        <w:instrText xml:space="preserve"> SEQ Figure \* ARABIC </w:instrText>
+      </w:r>
+      <w:r>
+        <w:fldChar w:fldCharType="separate"/>
+      </w:r>
+      <w:r>
+        <w:rPr>
+          <w:noProof/>
+        </w:rPr>
+        <w:t>6</w:t>
+      </w:r>
+      <w:r>
+        <w:fldChar w:fldCharType="end"/>
+      </w:r>
+      <w:r>
+        <w:t xml:space="preserve">. </w:t>
+      </w:r>
+      <w:r>
+        <w:t>DFS</w:t>
+      </w:r>
+      <w:r>
+        <w:t xml:space="preserve"> Result when taking Emergency as a reference</w:t>
+      </w:r>
+      <w:r>
+        <w:t xml:space="preserve"> (Photo by Author)</w:t>
+      </w:r>
+    </w:p>
+    <w:p>
+      <w:r>
+        <w:t>The user can also calculate the shortest walking time to travel between departments. Below is the sample output:</w:t>
+      </w:r>
+    </w:p>
+    <w:p>
+      <w:r>
+        <w:drawing>
+          <wp:inline distT="0" distB="0" distL="0" distR="0" wp14:anchorId="1168E803" wp14:editId="3C71C031">
+            <wp:extent cx="5731510" cy="2535865"/>
+            <wp:effectExtent l="0" t="0" r="0" b="4445"/>
+            <wp:docPr id="1053987532" name="Picture 1" descr="A screenshot of a medical form&#10;&#10;AI-generated content may be incorrect."/>
+            <wp:cNvGraphicFramePr>
+              <a:graphicFrameLocks xmlns:a="http://schemas.openxmlformats.org/drawingml/2006/main" noChangeAspect="1"/>
+            </wp:cNvGraphicFramePr>
+            <a:graphic xmlns:a="http://schemas.openxmlformats.org/drawingml/2006/main">
+              <a:graphicData uri="http://schemas.openxmlformats.org/drawingml/2006/picture">
+                <pic:pic xmlns:pic="http://schemas.openxmlformats.org/drawingml/2006/picture">
+                  <pic:nvPicPr>
+                    <pic:cNvPr id="1053987532" name="Picture 1" descr="A screenshot of a medical form&#10;&#10;AI-generated content may be incorrect."/>
+                    <pic:cNvPicPr/>
+                  </pic:nvPicPr>
+                  <pic:blipFill rotWithShape="1">
+                    <a:blip r:embed="rId16"/>
+                    <a:srcRect b="8616"/>
+                    <a:stretch>
+                      <a:fillRect/>
+                    </a:stretch>
+                  </pic:blipFill>
+                  <pic:spPr bwMode="auto">
+                    <a:xfrm>
+                      <a:off x="0" y="0"/>
+                      <a:ext cx="5731510" cy="2535865"/>
+                    </a:xfrm>
+                    <a:prstGeom prst="rect">
+                      <a:avLst/>
+                    </a:prstGeom>
+                    <a:ln>
+                      <a:noFill/>
+                    </a:ln>
+                    <a:extLst>
+                      <a:ext uri="{53640926-AAD7-44D8-BBD7-CCE9431645EC}">
+                        <a14:shadowObscured xmlns:a14="http://schemas.microsoft.com/office/drawing/2010/main"/>
+                      </a:ext>
+                    </a:extLst>
+                  </pic:spPr>
+                </pic:pic>
+              </a:graphicData>
+            </a:graphic>
+          </wp:inline>
+        </w:drawing>
+      </w:r>
+    </w:p>
+    <w:p>
+      <w:r>
+        <w:t xml:space="preserve">Figure </w:t>
+      </w:r>
+      <w:r>
+        <w:fldChar w:fldCharType="begin"/>
+      </w:r>
+      <w:r>
+        <w:instrText xml:space="preserve"> SEQ Figure \* ARABIC </w:instrText>
+      </w:r>
+      <w:r>
+        <w:fldChar w:fldCharType="separate"/>
+      </w:r>
+      <w:r>
+        <w:rPr>
+          <w:noProof/>
+        </w:rPr>
+        <w:t>7</w:t>
+      </w:r>
+      <w:r>
+        <w:fldChar w:fldCharType="end"/>
+      </w:r>
+      <w:r>
+        <w:t xml:space="preserve">. </w:t>
+      </w:r>
+      <w:r>
+        <w:t xml:space="preserve">Shortest Walking Distance from Emergency </w:t>
+      </w:r>
+      <w:r>
+        <w:t>to Operating</w:t>
+      </w:r>
+      <w:r>
+        <w:t xml:space="preserve"> (Photo by Author)</w:t>
+      </w:r>
+    </w:p>
     <w:p>
       <w:pPr>
         <w:pStyle w:val="Heading2"/>
@@ -2414,6 +3053,9 @@
       <w:r>
         <w:t>Scenario 2</w:t>
       </w:r>
+      <w:r>
+        <w:t xml:space="preserve"> – Patient Management</w:t>
+      </w:r>
     </w:p>
     <w:p>
       <w:r>
@@ -2425,7 +3067,585 @@
     </w:p>
     <w:p>
       <w:r>
+        <w:t xml:space="preserve">The user can </w:t>
+      </w:r>
+      <w:r>
+        <w:t>load</w:t>
+      </w:r>
+      <w:r>
         <w:t xml:space="preserve"> </w:t>
+      </w:r>
+      <w:r>
+        <w:t>patients’ data in bulk CSV</w:t>
+      </w:r>
+      <w:r>
+        <w:t xml:space="preserve"> in a tab called “Patient Records”</w:t>
+      </w:r>
+      <w:r>
+        <w:t>, the example is below:</w:t>
+      </w:r>
+    </w:p>
+    <w:p>
+      <w:r>
+        <w:drawing>
+          <wp:inline distT="0" distB="0" distL="0" distR="0" wp14:anchorId="2D42C1D6" wp14:editId="71A312FA">
+            <wp:extent cx="3668233" cy="1252141"/>
+            <wp:effectExtent l="0" t="0" r="2540" b="5715"/>
+            <wp:docPr id="292237279" name="Picture 1" descr="A close-up of a document&#10;&#10;AI-generated content may be incorrect."/>
+            <wp:cNvGraphicFramePr>
+              <a:graphicFrameLocks xmlns:a="http://schemas.openxmlformats.org/drawingml/2006/main" noChangeAspect="1"/>
+            </wp:cNvGraphicFramePr>
+            <a:graphic xmlns:a="http://schemas.openxmlformats.org/drawingml/2006/main">
+              <a:graphicData uri="http://schemas.openxmlformats.org/drawingml/2006/picture">
+                <pic:pic xmlns:pic="http://schemas.openxmlformats.org/drawingml/2006/picture">
+                  <pic:nvPicPr>
+                    <pic:cNvPr id="292237279" name="Picture 1" descr="A close-up of a document&#10;&#10;AI-generated content may be incorrect."/>
+                    <pic:cNvPicPr/>
+                  </pic:nvPicPr>
+                  <pic:blipFill>
+                    <a:blip r:embed="rId17"/>
+                    <a:stretch>
+                      <a:fillRect/>
+                    </a:stretch>
+                  </pic:blipFill>
+                  <pic:spPr>
+                    <a:xfrm>
+                      <a:off x="0" y="0"/>
+                      <a:ext cx="3683717" cy="1257426"/>
+                    </a:xfrm>
+                    <a:prstGeom prst="rect">
+                      <a:avLst/>
+                    </a:prstGeom>
+                  </pic:spPr>
+                </pic:pic>
+              </a:graphicData>
+            </a:graphic>
+          </wp:inline>
+        </w:drawing>
+      </w:r>
+    </w:p>
+    <w:p>
+      <w:r>
+        <w:t xml:space="preserve">Figure </w:t>
+      </w:r>
+      <w:r>
+        <w:fldChar w:fldCharType="begin"/>
+      </w:r>
+      <w:r>
+        <w:instrText xml:space="preserve"> SEQ Figure \* ARABIC </w:instrText>
+      </w:r>
+      <w:r>
+        <w:fldChar w:fldCharType="separate"/>
+      </w:r>
+      <w:r>
+        <w:rPr>
+          <w:noProof/>
+        </w:rPr>
+        <w:t>8</w:t>
+      </w:r>
+      <w:r>
+        <w:fldChar w:fldCharType="end"/>
+      </w:r>
+      <w:r>
+        <w:t xml:space="preserve">. </w:t>
+      </w:r>
+      <w:r>
+        <w:t xml:space="preserve">System to load patient’s data from CSV </w:t>
+      </w:r>
+      <w:r>
+        <w:t>(Photo by Author)</w:t>
+      </w:r>
+    </w:p>
+    <w:p>
+      <w:r>
+        <w:lastRenderedPageBreak/>
+        <w:drawing>
+          <wp:inline distT="0" distB="0" distL="0" distR="0" wp14:anchorId="4BDA08A8" wp14:editId="068AF59E">
+            <wp:extent cx="5232400" cy="3543300"/>
+            <wp:effectExtent l="0" t="0" r="0" b="0"/>
+            <wp:docPr id="1910057739" name="Picture 1"/>
+            <wp:cNvGraphicFramePr>
+              <a:graphicFrameLocks xmlns:a="http://schemas.openxmlformats.org/drawingml/2006/main" noChangeAspect="1"/>
+            </wp:cNvGraphicFramePr>
+            <a:graphic xmlns:a="http://schemas.openxmlformats.org/drawingml/2006/main">
+              <a:graphicData uri="http://schemas.openxmlformats.org/drawingml/2006/picture">
+                <pic:pic xmlns:pic="http://schemas.openxmlformats.org/drawingml/2006/picture">
+                  <pic:nvPicPr>
+                    <pic:cNvPr id="1910057739" name=""/>
+                    <pic:cNvPicPr/>
+                  </pic:nvPicPr>
+                  <pic:blipFill>
+                    <a:blip r:embed="rId18"/>
+                    <a:stretch>
+                      <a:fillRect/>
+                    </a:stretch>
+                  </pic:blipFill>
+                  <pic:spPr>
+                    <a:xfrm>
+                      <a:off x="0" y="0"/>
+                      <a:ext cx="5232400" cy="3543300"/>
+                    </a:xfrm>
+                    <a:prstGeom prst="rect">
+                      <a:avLst/>
+                    </a:prstGeom>
+                  </pic:spPr>
+                </pic:pic>
+              </a:graphicData>
+            </a:graphic>
+          </wp:inline>
+        </w:drawing>
+      </w:r>
+    </w:p>
+    <w:p>
+      <w:r>
+        <w:t xml:space="preserve">Figure </w:t>
+      </w:r>
+      <w:r>
+        <w:fldChar w:fldCharType="begin"/>
+      </w:r>
+      <w:r>
+        <w:instrText xml:space="preserve"> SEQ Figure \* ARABIC </w:instrText>
+      </w:r>
+      <w:r>
+        <w:fldChar w:fldCharType="separate"/>
+      </w:r>
+      <w:r>
+        <w:rPr>
+          <w:noProof/>
+        </w:rPr>
+        <w:t>9</w:t>
+      </w:r>
+      <w:r>
+        <w:fldChar w:fldCharType="end"/>
+      </w:r>
+      <w:r>
+        <w:t xml:space="preserve">. </w:t>
+      </w:r>
+      <w:r>
+        <w:t xml:space="preserve">Sample CSV of patient data </w:t>
+      </w:r>
+      <w:r>
+        <w:t>CSV</w:t>
+      </w:r>
+      <w:r>
+        <w:t xml:space="preserve"> </w:t>
+      </w:r>
+      <w:r>
+        <w:t>(Photo by Author)</w:t>
+      </w:r>
+    </w:p>
+    <w:p>
+      <w:r>
+        <w:t>Once the patient data is successfully loaded</w:t>
+      </w:r>
+      <w:r>
+        <w:t xml:space="preserve">, a table </w:t>
+      </w:r>
+      <w:r>
+        <w:t>of</w:t>
+      </w:r>
+      <w:r>
+        <w:t xml:space="preserve"> </w:t>
+      </w:r>
+      <w:r>
+        <w:t>patients’</w:t>
+      </w:r>
+      <w:r>
+        <w:t xml:space="preserve"> information </w:t>
+      </w:r>
+      <w:r>
+        <w:t>is presented at the bottom of the page.</w:t>
+      </w:r>
+      <w:r>
+        <w:t xml:space="preserve"> </w:t>
+      </w:r>
+    </w:p>
+    <w:p>
+      <w:r>
+        <w:drawing>
+          <wp:inline distT="0" distB="0" distL="0" distR="0" wp14:anchorId="26AC8EFA" wp14:editId="45F48A75">
+            <wp:extent cx="4311502" cy="2895671"/>
+            <wp:effectExtent l="0" t="0" r="0" b="0"/>
+            <wp:docPr id="616946092" name="Picture 1" descr="A screenshot of a computer&#10;&#10;AI-generated content may be incorrect."/>
+            <wp:cNvGraphicFramePr>
+              <a:graphicFrameLocks xmlns:a="http://schemas.openxmlformats.org/drawingml/2006/main" noChangeAspect="1"/>
+            </wp:cNvGraphicFramePr>
+            <a:graphic xmlns:a="http://schemas.openxmlformats.org/drawingml/2006/main">
+              <a:graphicData uri="http://schemas.openxmlformats.org/drawingml/2006/picture">
+                <pic:pic xmlns:pic="http://schemas.openxmlformats.org/drawingml/2006/picture">
+                  <pic:nvPicPr>
+                    <pic:cNvPr id="616946092" name="Picture 1" descr="A screenshot of a computer&#10;&#10;AI-generated content may be incorrect."/>
+                    <pic:cNvPicPr/>
+                  </pic:nvPicPr>
+                  <pic:blipFill>
+                    <a:blip r:embed="rId19"/>
+                    <a:stretch>
+                      <a:fillRect/>
+                    </a:stretch>
+                  </pic:blipFill>
+                  <pic:spPr>
+                    <a:xfrm>
+                      <a:off x="0" y="0"/>
+                      <a:ext cx="4318298" cy="2900235"/>
+                    </a:xfrm>
+                    <a:prstGeom prst="rect">
+                      <a:avLst/>
+                    </a:prstGeom>
+                  </pic:spPr>
+                </pic:pic>
+              </a:graphicData>
+            </a:graphic>
+          </wp:inline>
+        </w:drawing>
+      </w:r>
+    </w:p>
+    <w:p>
+      <w:r>
+        <w:t xml:space="preserve">Figure </w:t>
+      </w:r>
+      <w:r>
+        <w:fldChar w:fldCharType="begin"/>
+      </w:r>
+      <w:r>
+        <w:instrText xml:space="preserve"> SEQ Figure \* ARABIC </w:instrText>
+      </w:r>
+      <w:r>
+        <w:fldChar w:fldCharType="separate"/>
+      </w:r>
+      <w:r>
+        <w:rPr>
+          <w:noProof/>
+        </w:rPr>
+        <w:t>10</w:t>
+      </w:r>
+      <w:r>
+        <w:fldChar w:fldCharType="end"/>
+      </w:r>
+      <w:r>
+        <w:t xml:space="preserve">. </w:t>
+      </w:r>
+      <w:r>
+        <w:t xml:space="preserve">Sample data presented </w:t>
+      </w:r>
+      <w:r>
+        <w:t>o</w:t>
+      </w:r>
+      <w:r>
+        <w:t>n the webpage</w:t>
+      </w:r>
+      <w:r>
+        <w:t xml:space="preserve"> </w:t>
+      </w:r>
+      <w:r>
+        <w:t>(Photo by Author)</w:t>
+      </w:r>
+    </w:p>
+    <w:p>
+      <w:r>
+        <w:t>The system also enables users to insert new patient information into the system (but it will not be saved in the CSV, only in the webpage</w:t>
+      </w:r>
+      <w:r>
+        <w:t xml:space="preserve"> table</w:t>
+      </w:r>
+      <w:r>
+        <w:t>).</w:t>
+      </w:r>
+    </w:p>
+    <w:p>
+      <w:r>
+        <w:lastRenderedPageBreak/>
+        <w:drawing>
+          <wp:inline distT="0" distB="0" distL="0" distR="0" wp14:anchorId="3F9C6FF1" wp14:editId="17ECA273">
+            <wp:extent cx="3981893" cy="3437504"/>
+            <wp:effectExtent l="0" t="0" r="6350" b="4445"/>
+            <wp:docPr id="1341887785" name="Picture 1" descr="A screenshot of a medical form&#10;&#10;AI-generated content may be incorrect."/>
+            <wp:cNvGraphicFramePr>
+              <a:graphicFrameLocks xmlns:a="http://schemas.openxmlformats.org/drawingml/2006/main" noChangeAspect="1"/>
+            </wp:cNvGraphicFramePr>
+            <a:graphic xmlns:a="http://schemas.openxmlformats.org/drawingml/2006/main">
+              <a:graphicData uri="http://schemas.openxmlformats.org/drawingml/2006/picture">
+                <pic:pic xmlns:pic="http://schemas.openxmlformats.org/drawingml/2006/picture">
+                  <pic:nvPicPr>
+                    <pic:cNvPr id="1341887785" name="Picture 1" descr="A screenshot of a medical form&#10;&#10;AI-generated content may be incorrect."/>
+                    <pic:cNvPicPr/>
+                  </pic:nvPicPr>
+                  <pic:blipFill>
+                    <a:blip r:embed="rId20"/>
+                    <a:stretch>
+                      <a:fillRect/>
+                    </a:stretch>
+                  </pic:blipFill>
+                  <pic:spPr>
+                    <a:xfrm>
+                      <a:off x="0" y="0"/>
+                      <a:ext cx="3986326" cy="3441331"/>
+                    </a:xfrm>
+                    <a:prstGeom prst="rect">
+                      <a:avLst/>
+                    </a:prstGeom>
+                  </pic:spPr>
+                </pic:pic>
+              </a:graphicData>
+            </a:graphic>
+          </wp:inline>
+        </w:drawing>
+      </w:r>
+    </w:p>
+    <w:p>
+      <w:r>
+        <w:t xml:space="preserve">Figure </w:t>
+      </w:r>
+      <w:r>
+        <w:fldChar w:fldCharType="begin"/>
+      </w:r>
+      <w:r>
+        <w:instrText xml:space="preserve"> SEQ Figure \* ARABIC </w:instrText>
+      </w:r>
+      <w:r>
+        <w:fldChar w:fldCharType="separate"/>
+      </w:r>
+      <w:r>
+        <w:rPr>
+          <w:noProof/>
+        </w:rPr>
+        <w:t>11</w:t>
+      </w:r>
+      <w:r>
+        <w:fldChar w:fldCharType="end"/>
+      </w:r>
+      <w:r>
+        <w:t xml:space="preserve">. </w:t>
+      </w:r>
+      <w:r>
+        <w:t xml:space="preserve">Sample when inserting new data into the </w:t>
+      </w:r>
+      <w:r>
+        <w:t xml:space="preserve">system </w:t>
+      </w:r>
+      <w:r>
+        <w:t>(Photo by Author)</w:t>
+      </w:r>
+    </w:p>
+    <w:p>
+      <w:r>
+        <w:t>The system can also search a patient’s details by using the patient ID.</w:t>
+      </w:r>
+    </w:p>
+    <w:p>
+      <w:r>
+        <w:drawing>
+          <wp:inline distT="0" distB="0" distL="0" distR="0" wp14:anchorId="2F7BF646" wp14:editId="1FDD5A62">
+            <wp:extent cx="3859399" cy="1472609"/>
+            <wp:effectExtent l="0" t="0" r="1905" b="635"/>
+            <wp:docPr id="1820201267" name="Picture 1" descr="A close-up of a computer screen&#10;&#10;AI-generated content may be incorrect."/>
+            <wp:cNvGraphicFramePr>
+              <a:graphicFrameLocks xmlns:a="http://schemas.openxmlformats.org/drawingml/2006/main" noChangeAspect="1"/>
+            </wp:cNvGraphicFramePr>
+            <a:graphic xmlns:a="http://schemas.openxmlformats.org/drawingml/2006/main">
+              <a:graphicData uri="http://schemas.openxmlformats.org/drawingml/2006/picture">
+                <pic:pic xmlns:pic="http://schemas.openxmlformats.org/drawingml/2006/picture">
+                  <pic:nvPicPr>
+                    <pic:cNvPr id="1820201267" name="Picture 1" descr="A close-up of a computer screen&#10;&#10;AI-generated content may be incorrect."/>
+                    <pic:cNvPicPr/>
+                  </pic:nvPicPr>
+                  <pic:blipFill>
+                    <a:blip r:embed="rId21"/>
+                    <a:stretch>
+                      <a:fillRect/>
+                    </a:stretch>
+                  </pic:blipFill>
+                  <pic:spPr>
+                    <a:xfrm>
+                      <a:off x="0" y="0"/>
+                      <a:ext cx="3868048" cy="1475909"/>
+                    </a:xfrm>
+                    <a:prstGeom prst="rect">
+                      <a:avLst/>
+                    </a:prstGeom>
+                  </pic:spPr>
+                </pic:pic>
+              </a:graphicData>
+            </a:graphic>
+          </wp:inline>
+        </w:drawing>
+      </w:r>
+    </w:p>
+    <w:p>
+      <w:r>
+        <w:t xml:space="preserve">Figure </w:t>
+      </w:r>
+      <w:r>
+        <w:fldChar w:fldCharType="begin"/>
+      </w:r>
+      <w:r>
+        <w:instrText xml:space="preserve"> SEQ Figure \* ARABIC </w:instrText>
+      </w:r>
+      <w:r>
+        <w:fldChar w:fldCharType="separate"/>
+      </w:r>
+      <w:r>
+        <w:rPr>
+          <w:noProof/>
+        </w:rPr>
+        <w:t>12</w:t>
+      </w:r>
+      <w:r>
+        <w:fldChar w:fldCharType="end"/>
+      </w:r>
+      <w:r>
+        <w:t xml:space="preserve">. </w:t>
+      </w:r>
+      <w:r>
+        <w:t xml:space="preserve">Sample when </w:t>
+      </w:r>
+      <w:r>
+        <w:t xml:space="preserve">searching for </w:t>
+      </w:r>
+      <w:r>
+        <w:t xml:space="preserve">a </w:t>
+      </w:r>
+      <w:r>
+        <w:t>patient’s detail</w:t>
+      </w:r>
+      <w:r>
+        <w:t>s</w:t>
+      </w:r>
+      <w:r>
+        <w:t xml:space="preserve"> using the patient’s </w:t>
+      </w:r>
+      <w:r>
+        <w:t>ID</w:t>
+      </w:r>
+      <w:r>
+        <w:t xml:space="preserve"> </w:t>
+      </w:r>
+      <w:r>
+        <w:t>(Photo by Author)</w:t>
+      </w:r>
+    </w:p>
+    <w:p>
+      <w:r>
+        <w:t xml:space="preserve">The user can </w:t>
+      </w:r>
+      <w:r>
+        <w:t xml:space="preserve">also </w:t>
+      </w:r>
+      <w:r>
+        <w:t xml:space="preserve">delete the patient’s record. This will only delete </w:t>
+      </w:r>
+      <w:r>
+        <w:t>from the webpage, not from the CSV. If the data is inserted from the webpage, it can be deleted from the webpage</w:t>
+      </w:r>
+      <w:r>
+        <w:t>. O</w:t>
+      </w:r>
+      <w:r>
+        <w:t xml:space="preserve">therwise, the </w:t>
+      </w:r>
+      <w:r>
+        <w:t xml:space="preserve">deleted </w:t>
+      </w:r>
+      <w:r>
+        <w:t xml:space="preserve">patient record will still </w:t>
+      </w:r>
+      <w:r>
+        <w:t>appear</w:t>
+      </w:r>
+      <w:r>
+        <w:t xml:space="preserve"> in the table at the bottom of the webpage</w:t>
+      </w:r>
+      <w:r>
+        <w:t xml:space="preserve"> but </w:t>
+      </w:r>
+      <w:r>
+        <w:t>will remain unsearchable on the webpage</w:t>
+      </w:r>
+      <w:r>
+        <w:t>.</w:t>
+      </w:r>
+    </w:p>
+    <w:p>
+      <w:r>
+        <w:lastRenderedPageBreak/>
+        <w:drawing>
+          <wp:inline distT="0" distB="0" distL="0" distR="0" wp14:anchorId="0C96D472" wp14:editId="5EB189F3">
+            <wp:extent cx="3678865" cy="2301634"/>
+            <wp:effectExtent l="0" t="0" r="4445" b="0"/>
+            <wp:docPr id="500115075" name="Picture 1" descr="A screenshot of a computer&#10;&#10;AI-generated content may be incorrect."/>
+            <wp:cNvGraphicFramePr>
+              <a:graphicFrameLocks xmlns:a="http://schemas.openxmlformats.org/drawingml/2006/main" noChangeAspect="1"/>
+            </wp:cNvGraphicFramePr>
+            <a:graphic xmlns:a="http://schemas.openxmlformats.org/drawingml/2006/main">
+              <a:graphicData uri="http://schemas.openxmlformats.org/drawingml/2006/picture">
+                <pic:pic xmlns:pic="http://schemas.openxmlformats.org/drawingml/2006/picture">
+                  <pic:nvPicPr>
+                    <pic:cNvPr id="500115075" name="Picture 1" descr="A screenshot of a computer&#10;&#10;AI-generated content may be incorrect."/>
+                    <pic:cNvPicPr/>
+                  </pic:nvPicPr>
+                  <pic:blipFill>
+                    <a:blip r:embed="rId22"/>
+                    <a:stretch>
+                      <a:fillRect/>
+                    </a:stretch>
+                  </pic:blipFill>
+                  <pic:spPr>
+                    <a:xfrm>
+                      <a:off x="0" y="0"/>
+                      <a:ext cx="3685362" cy="2305699"/>
+                    </a:xfrm>
+                    <a:prstGeom prst="rect">
+                      <a:avLst/>
+                    </a:prstGeom>
+                  </pic:spPr>
+                </pic:pic>
+              </a:graphicData>
+            </a:graphic>
+          </wp:inline>
+        </w:drawing>
+      </w:r>
+    </w:p>
+    <w:p>
+      <w:r>
+        <w:t xml:space="preserve">Figure </w:t>
+      </w:r>
+      <w:r>
+        <w:fldChar w:fldCharType="begin"/>
+      </w:r>
+      <w:r>
+        <w:instrText xml:space="preserve"> SEQ Figure \* ARABIC </w:instrText>
+      </w:r>
+      <w:r>
+        <w:fldChar w:fldCharType="separate"/>
+      </w:r>
+      <w:r>
+        <w:rPr>
+          <w:noProof/>
+        </w:rPr>
+        <w:t>13</w:t>
+      </w:r>
+      <w:r>
+        <w:fldChar w:fldCharType="end"/>
+      </w:r>
+      <w:r>
+        <w:t xml:space="preserve">. </w:t>
+      </w:r>
+      <w:r>
+        <w:t xml:space="preserve">Searching for </w:t>
+      </w:r>
+      <w:r>
+        <w:t xml:space="preserve">a </w:t>
+      </w:r>
+      <w:r>
+        <w:t>patient when it is already deleted</w:t>
+      </w:r>
+      <w:r>
+        <w:t xml:space="preserve"> will result in “Patient not found”</w:t>
+      </w:r>
+      <w:r>
+        <w:t xml:space="preserve"> </w:t>
+      </w:r>
+      <w:r>
+        <w:t>(Photo by Author)</w:t>
       </w:r>
     </w:p>
     <w:p>
@@ -2435,6 +3655,9 @@
       <w:r>
         <w:t>Scenario 3</w:t>
       </w:r>
+      <w:r>
+        <w:t xml:space="preserve"> – Emergency Scheduler</w:t>
+      </w:r>
     </w:p>
     <w:p>
       <w:r>
@@ -2446,7 +3669,763 @@
     </w:p>
     <w:p>
       <w:r>
+        <w:t xml:space="preserve">If the </w:t>
+      </w:r>
+      <w:r>
+        <w:t>patient's record</w:t>
+      </w:r>
+      <w:r>
+        <w:t xml:space="preserve"> is in the webpage system, </w:t>
+      </w:r>
+      <w:r>
+        <w:t>the user can go to the “Patient</w:t>
+      </w:r>
+      <w:r>
+        <w:t xml:space="preserve"> Priority Queue” to see which patient is next in line for treatment.</w:t>
+      </w:r>
+      <w:r>
         <w:t xml:space="preserve"> </w:t>
+      </w:r>
+      <w:r>
+        <w:t xml:space="preserve">The user </w:t>
+      </w:r>
+      <w:r>
+        <w:t>must</w:t>
+      </w:r>
+      <w:r>
+        <w:t xml:space="preserve"> upload the required CSV </w:t>
+      </w:r>
+      <w:r>
+        <w:t>file, which contains all the necessary information.</w:t>
+      </w:r>
+    </w:p>
+    <w:p>
+      <w:r>
+        <w:drawing>
+          <wp:inline distT="0" distB="0" distL="0" distR="0" wp14:anchorId="7A9430D4" wp14:editId="14E1FD41">
+            <wp:extent cx="5731510" cy="3318510"/>
+            <wp:effectExtent l="0" t="0" r="0" b="0"/>
+            <wp:docPr id="1973929143" name="Picture 1" descr="A screenshot of a scheduler&#10;&#10;AI-generated content may be incorrect."/>
+            <wp:cNvGraphicFramePr>
+              <a:graphicFrameLocks xmlns:a="http://schemas.openxmlformats.org/drawingml/2006/main" noChangeAspect="1"/>
+            </wp:cNvGraphicFramePr>
+            <a:graphic xmlns:a="http://schemas.openxmlformats.org/drawingml/2006/main">
+              <a:graphicData uri="http://schemas.openxmlformats.org/drawingml/2006/picture">
+                <pic:pic xmlns:pic="http://schemas.openxmlformats.org/drawingml/2006/picture">
+                  <pic:nvPicPr>
+                    <pic:cNvPr id="1973929143" name="Picture 1" descr="A screenshot of a scheduler&#10;&#10;AI-generated content may be incorrect."/>
+                    <pic:cNvPicPr/>
+                  </pic:nvPicPr>
+                  <pic:blipFill>
+                    <a:blip r:embed="rId23"/>
+                    <a:stretch>
+                      <a:fillRect/>
+                    </a:stretch>
+                  </pic:blipFill>
+                  <pic:spPr>
+                    <a:xfrm>
+                      <a:off x="0" y="0"/>
+                      <a:ext cx="5731510" cy="3318510"/>
+                    </a:xfrm>
+                    <a:prstGeom prst="rect">
+                      <a:avLst/>
+                    </a:prstGeom>
+                  </pic:spPr>
+                </pic:pic>
+              </a:graphicData>
+            </a:graphic>
+          </wp:inline>
+        </w:drawing>
+      </w:r>
+    </w:p>
+    <w:p>
+      <w:r>
+        <w:t xml:space="preserve">Figure </w:t>
+      </w:r>
+      <w:r>
+        <w:fldChar w:fldCharType="begin"/>
+      </w:r>
+      <w:r>
+        <w:instrText xml:space="preserve"> SEQ Figure \* ARABIC </w:instrText>
+      </w:r>
+      <w:r>
+        <w:fldChar w:fldCharType="separate"/>
+      </w:r>
+      <w:r>
+        <w:rPr>
+          <w:noProof/>
+        </w:rPr>
+        <w:t>14</w:t>
+      </w:r>
+      <w:r>
+        <w:fldChar w:fldCharType="end"/>
+      </w:r>
+      <w:r>
+        <w:t xml:space="preserve">. </w:t>
+      </w:r>
+      <w:r>
+        <w:t>Patient’s Priority Queue upload CSV interface</w:t>
+      </w:r>
+      <w:r>
+        <w:t xml:space="preserve"> </w:t>
+      </w:r>
+      <w:r>
+        <w:t>(Photo by Author)</w:t>
+      </w:r>
+    </w:p>
+    <w:p>
+      <w:r>
+        <w:lastRenderedPageBreak/>
+        <w:drawing>
+          <wp:inline distT="0" distB="0" distL="0" distR="0" wp14:anchorId="2DBAA997" wp14:editId="1A6183A5">
+            <wp:extent cx="2647507" cy="2455382"/>
+            <wp:effectExtent l="0" t="0" r="0" b="0"/>
+            <wp:docPr id="390394834" name="Picture 1" descr="A screenshot of a spreadsheet&#10;&#10;AI-generated content may be incorrect."/>
+            <wp:cNvGraphicFramePr>
+              <a:graphicFrameLocks xmlns:a="http://schemas.openxmlformats.org/drawingml/2006/main" noChangeAspect="1"/>
+            </wp:cNvGraphicFramePr>
+            <a:graphic xmlns:a="http://schemas.openxmlformats.org/drawingml/2006/main">
+              <a:graphicData uri="http://schemas.openxmlformats.org/drawingml/2006/picture">
+                <pic:pic xmlns:pic="http://schemas.openxmlformats.org/drawingml/2006/picture">
+                  <pic:nvPicPr>
+                    <pic:cNvPr id="390394834" name="Picture 1" descr="A screenshot of a spreadsheet&#10;&#10;AI-generated content may be incorrect."/>
+                    <pic:cNvPicPr/>
+                  </pic:nvPicPr>
+                  <pic:blipFill>
+                    <a:blip r:embed="rId24"/>
+                    <a:stretch>
+                      <a:fillRect/>
+                    </a:stretch>
+                  </pic:blipFill>
+                  <pic:spPr>
+                    <a:xfrm>
+                      <a:off x="0" y="0"/>
+                      <a:ext cx="2655083" cy="2462408"/>
+                    </a:xfrm>
+                    <a:prstGeom prst="rect">
+                      <a:avLst/>
+                    </a:prstGeom>
+                  </pic:spPr>
+                </pic:pic>
+              </a:graphicData>
+            </a:graphic>
+          </wp:inline>
+        </w:drawing>
+      </w:r>
+    </w:p>
+    <w:p>
+      <w:r>
+        <w:t xml:space="preserve">Figure </w:t>
+      </w:r>
+      <w:r>
+        <w:fldChar w:fldCharType="begin"/>
+      </w:r>
+      <w:r>
+        <w:instrText xml:space="preserve"> SEQ Figure \* ARABIC </w:instrText>
+      </w:r>
+      <w:r>
+        <w:fldChar w:fldCharType="separate"/>
+      </w:r>
+      <w:r>
+        <w:rPr>
+          <w:noProof/>
+        </w:rPr>
+        <w:t>15</w:t>
+      </w:r>
+      <w:r>
+        <w:fldChar w:fldCharType="end"/>
+      </w:r>
+      <w:r>
+        <w:t xml:space="preserve">. </w:t>
+      </w:r>
+      <w:r>
+        <w:t>Sample CSV for Patient’s Priority Queue</w:t>
+      </w:r>
+      <w:r>
+        <w:t xml:space="preserve"> </w:t>
+      </w:r>
+      <w:r>
+        <w:t>(Photo by Author)</w:t>
+      </w:r>
+    </w:p>
+    <w:p>
+      <w:r>
+        <w:t xml:space="preserve">The user can then view the </w:t>
+      </w:r>
+      <w:r>
+        <w:t>next patient in line for treatment based on the highest priority with example below:</w:t>
+      </w:r>
+    </w:p>
+    <w:p>
+      <w:r>
+        <w:drawing>
+          <wp:inline distT="0" distB="0" distL="0" distR="0" wp14:anchorId="62D772B2" wp14:editId="6EF8E65F">
+            <wp:extent cx="3527611" cy="2849525"/>
+            <wp:effectExtent l="0" t="0" r="3175" b="0"/>
+            <wp:docPr id="292320264" name="Picture 1" descr="A screenshot of a computer&#10;&#10;AI-generated content may be incorrect."/>
+            <wp:cNvGraphicFramePr>
+              <a:graphicFrameLocks xmlns:a="http://schemas.openxmlformats.org/drawingml/2006/main" noChangeAspect="1"/>
+            </wp:cNvGraphicFramePr>
+            <a:graphic xmlns:a="http://schemas.openxmlformats.org/drawingml/2006/main">
+              <a:graphicData uri="http://schemas.openxmlformats.org/drawingml/2006/picture">
+                <pic:pic xmlns:pic="http://schemas.openxmlformats.org/drawingml/2006/picture">
+                  <pic:nvPicPr>
+                    <pic:cNvPr id="292320264" name="Picture 1" descr="A screenshot of a computer&#10;&#10;AI-generated content may be incorrect."/>
+                    <pic:cNvPicPr/>
+                  </pic:nvPicPr>
+                  <pic:blipFill>
+                    <a:blip r:embed="rId25"/>
+                    <a:stretch>
+                      <a:fillRect/>
+                    </a:stretch>
+                  </pic:blipFill>
+                  <pic:spPr>
+                    <a:xfrm>
+                      <a:off x="0" y="0"/>
+                      <a:ext cx="3530673" cy="2851998"/>
+                    </a:xfrm>
+                    <a:prstGeom prst="rect">
+                      <a:avLst/>
+                    </a:prstGeom>
+                  </pic:spPr>
+                </pic:pic>
+              </a:graphicData>
+            </a:graphic>
+          </wp:inline>
+        </w:drawing>
+      </w:r>
+    </w:p>
+    <w:p>
+      <w:r>
+        <w:t xml:space="preserve">Figure </w:t>
+      </w:r>
+      <w:r>
+        <w:fldChar w:fldCharType="begin"/>
+      </w:r>
+      <w:r>
+        <w:instrText xml:space="preserve"> SEQ Figure \* ARABIC </w:instrText>
+      </w:r>
+      <w:r>
+        <w:fldChar w:fldCharType="separate"/>
+      </w:r>
+      <w:r>
+        <w:rPr>
+          <w:noProof/>
+        </w:rPr>
+        <w:t>16</w:t>
+      </w:r>
+      <w:r>
+        <w:fldChar w:fldCharType="end"/>
+      </w:r>
+      <w:r>
+        <w:t xml:space="preserve">. </w:t>
+      </w:r>
+      <w:r>
+        <w:t>Sample Output of Next Patient for Treatment based on Priority</w:t>
+      </w:r>
+      <w:r>
+        <w:t xml:space="preserve"> </w:t>
+      </w:r>
+      <w:r>
+        <w:t>(Photo by Author)</w:t>
+      </w:r>
+    </w:p>
+    <w:p>
+      <w:r>
+        <w:t>Once the patient is treated, the user can “extract</w:t>
+      </w:r>
+      <w:r>
+        <w:t xml:space="preserve">” the patient and </w:t>
+      </w:r>
+      <w:r>
+        <w:t xml:space="preserve">proceed </w:t>
+      </w:r>
+      <w:r>
+        <w:t xml:space="preserve">to the next </w:t>
+      </w:r>
+      <w:r>
+        <w:t>one</w:t>
+      </w:r>
+      <w:r>
+        <w:t xml:space="preserve">, </w:t>
+      </w:r>
+      <w:r>
+        <w:t>as shown</w:t>
+      </w:r>
+      <w:r>
+        <w:t xml:space="preserve"> in </w:t>
+      </w:r>
+      <w:r>
+        <w:t xml:space="preserve">the </w:t>
+      </w:r>
+      <w:r>
+        <w:t>figure below.</w:t>
+      </w:r>
+    </w:p>
+    <w:p>
+      <w:r>
+        <w:drawing>
+          <wp:inline distT="0" distB="0" distL="0" distR="0" wp14:anchorId="1C63C5FD" wp14:editId="4ED55E3A">
+            <wp:extent cx="2918637" cy="848170"/>
+            <wp:effectExtent l="0" t="0" r="2540" b="3175"/>
+            <wp:docPr id="1503548199" name="Picture 1" descr="A white background with black text&#10;&#10;AI-generated content may be incorrect."/>
+            <wp:cNvGraphicFramePr>
+              <a:graphicFrameLocks xmlns:a="http://schemas.openxmlformats.org/drawingml/2006/main" noChangeAspect="1"/>
+            </wp:cNvGraphicFramePr>
+            <a:graphic xmlns:a="http://schemas.openxmlformats.org/drawingml/2006/main">
+              <a:graphicData uri="http://schemas.openxmlformats.org/drawingml/2006/picture">
+                <pic:pic xmlns:pic="http://schemas.openxmlformats.org/drawingml/2006/picture">
+                  <pic:nvPicPr>
+                    <pic:cNvPr id="1503548199" name="Picture 1" descr="A white background with black text&#10;&#10;AI-generated content may be incorrect."/>
+                    <pic:cNvPicPr/>
+                  </pic:nvPicPr>
+                  <pic:blipFill>
+                    <a:blip r:embed="rId26"/>
+                    <a:stretch>
+                      <a:fillRect/>
+                    </a:stretch>
+                  </pic:blipFill>
+                  <pic:spPr>
+                    <a:xfrm>
+                      <a:off x="0" y="0"/>
+                      <a:ext cx="2940682" cy="854576"/>
+                    </a:xfrm>
+                    <a:prstGeom prst="rect">
+                      <a:avLst/>
+                    </a:prstGeom>
+                  </pic:spPr>
+                </pic:pic>
+              </a:graphicData>
+            </a:graphic>
+          </wp:inline>
+        </w:drawing>
+      </w:r>
+    </w:p>
+    <w:p>
+      <w:r>
+        <w:t xml:space="preserve">Figure </w:t>
+      </w:r>
+      <w:r>
+        <w:fldChar w:fldCharType="begin"/>
+      </w:r>
+      <w:r>
+        <w:instrText xml:space="preserve"> SEQ Figure \* ARABIC </w:instrText>
+      </w:r>
+      <w:r>
+        <w:fldChar w:fldCharType="separate"/>
+      </w:r>
+      <w:r>
+        <w:rPr>
+          <w:noProof/>
+        </w:rPr>
+        <w:t>17</w:t>
+      </w:r>
+      <w:r>
+        <w:fldChar w:fldCharType="end"/>
+      </w:r>
+      <w:r>
+        <w:t xml:space="preserve">. </w:t>
+      </w:r>
+      <w:r>
+        <w:t xml:space="preserve">Sample </w:t>
+      </w:r>
+      <w:r>
+        <w:t xml:space="preserve">output when the </w:t>
+      </w:r>
+      <w:r>
+        <w:t xml:space="preserve">patient is already treated and moving on to the next patient </w:t>
+      </w:r>
+      <w:r>
+        <w:t>(Photo by Author)</w:t>
+      </w:r>
+    </w:p>
+    <w:p>
+      <w:r>
+        <w:t xml:space="preserve">If we peek after </w:t>
+      </w:r>
+      <w:r>
+        <w:t xml:space="preserve">the </w:t>
+      </w:r>
+      <w:r>
+        <w:t>extract, the next patient to be treated will be displayed in the first row, sample output below:</w:t>
+      </w:r>
+    </w:p>
+    <w:p>
+      <w:r>
+        <w:lastRenderedPageBreak/>
+        <w:drawing>
+          <wp:inline distT="0" distB="0" distL="0" distR="0" wp14:anchorId="18A42CAC" wp14:editId="18F4D47E">
+            <wp:extent cx="3476847" cy="2403285"/>
+            <wp:effectExtent l="0" t="0" r="3175" b="0"/>
+            <wp:docPr id="1992491293" name="Picture 1"/>
+            <wp:cNvGraphicFramePr>
+              <a:graphicFrameLocks xmlns:a="http://schemas.openxmlformats.org/drawingml/2006/main" noChangeAspect="1"/>
+            </wp:cNvGraphicFramePr>
+            <a:graphic xmlns:a="http://schemas.openxmlformats.org/drawingml/2006/main">
+              <a:graphicData uri="http://schemas.openxmlformats.org/drawingml/2006/picture">
+                <pic:pic xmlns:pic="http://schemas.openxmlformats.org/drawingml/2006/picture">
+                  <pic:nvPicPr>
+                    <pic:cNvPr id="1992491293" name=""/>
+                    <pic:cNvPicPr/>
+                  </pic:nvPicPr>
+                  <pic:blipFill>
+                    <a:blip r:embed="rId27"/>
+                    <a:stretch>
+                      <a:fillRect/>
+                    </a:stretch>
+                  </pic:blipFill>
+                  <pic:spPr>
+                    <a:xfrm>
+                      <a:off x="0" y="0"/>
+                      <a:ext cx="3480065" cy="2405509"/>
+                    </a:xfrm>
+                    <a:prstGeom prst="rect">
+                      <a:avLst/>
+                    </a:prstGeom>
+                  </pic:spPr>
+                </pic:pic>
+              </a:graphicData>
+            </a:graphic>
+          </wp:inline>
+        </w:drawing>
+      </w:r>
+    </w:p>
+    <w:p>
+      <w:r>
+        <w:t xml:space="preserve">Figure </w:t>
+      </w:r>
+      <w:r>
+        <w:fldChar w:fldCharType="begin"/>
+      </w:r>
+      <w:r>
+        <w:instrText xml:space="preserve"> SEQ Figure \* ARABIC </w:instrText>
+      </w:r>
+      <w:r>
+        <w:fldChar w:fldCharType="separate"/>
+      </w:r>
+      <w:r>
+        <w:rPr>
+          <w:noProof/>
+        </w:rPr>
+        <w:t>18</w:t>
+      </w:r>
+      <w:r>
+        <w:fldChar w:fldCharType="end"/>
+      </w:r>
+      <w:r>
+        <w:t xml:space="preserve">. </w:t>
+      </w:r>
+      <w:r>
+        <w:t>Sample output of peek after</w:t>
+      </w:r>
+      <w:r>
+        <w:t xml:space="preserve"> </w:t>
+      </w:r>
+      <w:r>
+        <w:t xml:space="preserve">extracting the previous priority </w:t>
+      </w:r>
+      <w:r>
+        <w:t>(Photo by Author)</w:t>
+      </w:r>
+    </w:p>
+    <w:p>
+      <w:r>
+        <w:t>Additionally, the user can modify the</w:t>
+      </w:r>
+      <w:r>
+        <w:t xml:space="preserve"> priority by inputting the urgency and expected treatment time, the sample below:</w:t>
+      </w:r>
+    </w:p>
+    <w:p>
+      <w:r>
+        <w:drawing>
+          <wp:inline distT="0" distB="0" distL="0" distR="0" wp14:anchorId="36BA071F" wp14:editId="26873720">
+            <wp:extent cx="3359888" cy="1777100"/>
+            <wp:effectExtent l="0" t="0" r="5715" b="1270"/>
+            <wp:docPr id="38065209" name="Picture 1"/>
+            <wp:cNvGraphicFramePr>
+              <a:graphicFrameLocks xmlns:a="http://schemas.openxmlformats.org/drawingml/2006/main" noChangeAspect="1"/>
+            </wp:cNvGraphicFramePr>
+            <a:graphic xmlns:a="http://schemas.openxmlformats.org/drawingml/2006/main">
+              <a:graphicData uri="http://schemas.openxmlformats.org/drawingml/2006/picture">
+                <pic:pic xmlns:pic="http://schemas.openxmlformats.org/drawingml/2006/picture">
+                  <pic:nvPicPr>
+                    <pic:cNvPr id="38065209" name=""/>
+                    <pic:cNvPicPr/>
+                  </pic:nvPicPr>
+                  <pic:blipFill>
+                    <a:blip r:embed="rId28"/>
+                    <a:stretch>
+                      <a:fillRect/>
+                    </a:stretch>
+                  </pic:blipFill>
+                  <pic:spPr>
+                    <a:xfrm>
+                      <a:off x="0" y="0"/>
+                      <a:ext cx="3369075" cy="1781959"/>
+                    </a:xfrm>
+                    <a:prstGeom prst="rect">
+                      <a:avLst/>
+                    </a:prstGeom>
+                  </pic:spPr>
+                </pic:pic>
+              </a:graphicData>
+            </a:graphic>
+          </wp:inline>
+        </w:drawing>
+      </w:r>
+    </w:p>
+    <w:p>
+      <w:bookmarkStart w:id="0" w:name="OLE_LINK1"/>
+      <w:r>
+        <w:t xml:space="preserve">Figure </w:t>
+      </w:r>
+      <w:r>
+        <w:fldChar w:fldCharType="begin"/>
+      </w:r>
+      <w:r>
+        <w:instrText xml:space="preserve"> SEQ Figure \* ARABIC </w:instrText>
+      </w:r>
+      <w:r>
+        <w:fldChar w:fldCharType="separate"/>
+      </w:r>
+      <w:r>
+        <w:rPr>
+          <w:noProof/>
+        </w:rPr>
+        <w:t>19</w:t>
+      </w:r>
+      <w:r>
+        <w:fldChar w:fldCharType="end"/>
+      </w:r>
+      <w:r>
+        <w:t xml:space="preserve">. </w:t>
+      </w:r>
+      <w:r>
+        <w:t>Sample input of updating patient’s priority based on Urgency and Expected Treatment Time</w:t>
+      </w:r>
+      <w:r>
+        <w:t xml:space="preserve"> </w:t>
+      </w:r>
+      <w:r>
+        <w:t>(Photo by Author)</w:t>
+      </w:r>
+    </w:p>
+    <w:bookmarkEnd w:id="0"/>
+    <w:p>
+      <w:r>
+        <w:drawing>
+          <wp:inline distT="0" distB="0" distL="0" distR="0" wp14:anchorId="35E4131C" wp14:editId="3E4B0238">
+            <wp:extent cx="3232298" cy="2602384"/>
+            <wp:effectExtent l="0" t="0" r="0" b="1270"/>
+            <wp:docPr id="523700238" name="Picture 1" descr="A screenshot of a computer&#10;&#10;AI-generated content may be incorrect."/>
+            <wp:cNvGraphicFramePr>
+              <a:graphicFrameLocks xmlns:a="http://schemas.openxmlformats.org/drawingml/2006/main" noChangeAspect="1"/>
+            </wp:cNvGraphicFramePr>
+            <a:graphic xmlns:a="http://schemas.openxmlformats.org/drawingml/2006/main">
+              <a:graphicData uri="http://schemas.openxmlformats.org/drawingml/2006/picture">
+                <pic:pic xmlns:pic="http://schemas.openxmlformats.org/drawingml/2006/picture">
+                  <pic:nvPicPr>
+                    <pic:cNvPr id="523700238" name="Picture 1" descr="A screenshot of a computer&#10;&#10;AI-generated content may be incorrect."/>
+                    <pic:cNvPicPr/>
+                  </pic:nvPicPr>
+                  <pic:blipFill>
+                    <a:blip r:embed="rId29"/>
+                    <a:stretch>
+                      <a:fillRect/>
+                    </a:stretch>
+                  </pic:blipFill>
+                  <pic:spPr>
+                    <a:xfrm>
+                      <a:off x="0" y="0"/>
+                      <a:ext cx="3238473" cy="2607355"/>
+                    </a:xfrm>
+                    <a:prstGeom prst="rect">
+                      <a:avLst/>
+                    </a:prstGeom>
+                  </pic:spPr>
+                </pic:pic>
+              </a:graphicData>
+            </a:graphic>
+          </wp:inline>
+        </w:drawing>
+      </w:r>
+    </w:p>
+    <w:p>
+      <w:r>
+        <w:t xml:space="preserve">Figure </w:t>
+      </w:r>
+      <w:r>
+        <w:fldChar w:fldCharType="begin"/>
+      </w:r>
+      <w:r>
+        <w:instrText xml:space="preserve"> SEQ Figure \* ARABIC </w:instrText>
+      </w:r>
+      <w:r>
+        <w:fldChar w:fldCharType="separate"/>
+      </w:r>
+      <w:r>
+        <w:rPr>
+          <w:noProof/>
+        </w:rPr>
+        <w:t>20</w:t>
+      </w:r>
+      <w:r>
+        <w:fldChar w:fldCharType="end"/>
+      </w:r>
+      <w:r>
+        <w:t xml:space="preserve">. </w:t>
+      </w:r>
+      <w:r>
+        <w:t xml:space="preserve">Sample </w:t>
+      </w:r>
+      <w:r>
+        <w:t>output</w:t>
+      </w:r>
+      <w:r>
+        <w:t xml:space="preserve"> </w:t>
+      </w:r>
+      <w:r>
+        <w:t>after</w:t>
+      </w:r>
+      <w:r>
+        <w:t xml:space="preserve"> updating </w:t>
+      </w:r>
+      <w:r>
+        <w:t xml:space="preserve">the </w:t>
+      </w:r>
+      <w:r>
+        <w:t>patient’s</w:t>
+      </w:r>
+      <w:r>
+        <w:t xml:space="preserve"> priority</w:t>
+      </w:r>
+      <w:r>
+        <w:t>. P</w:t>
+      </w:r>
+      <w:r>
+        <w:t>reviously</w:t>
+      </w:r>
+      <w:r>
+        <w:t>,</w:t>
+      </w:r>
+      <w:r>
+        <w:t xml:space="preserve"> patient </w:t>
+      </w:r>
+      <w:r>
+        <w:t>ID</w:t>
+      </w:r>
+      <w:r>
+        <w:t xml:space="preserve"> 1044 was next in line, but </w:t>
+      </w:r>
+      <w:r>
+        <w:t xml:space="preserve">was </w:t>
+      </w:r>
+      <w:r>
+        <w:t xml:space="preserve">replaced with patient </w:t>
+      </w:r>
+      <w:r>
+        <w:t>ID</w:t>
+      </w:r>
+      <w:r>
+        <w:t xml:space="preserve"> 1091 </w:t>
+      </w:r>
+      <w:r>
+        <w:t>(Photo by Author)</w:t>
+      </w:r>
+    </w:p>
+    <w:p>
+      <w:pPr>
+        <w:pStyle w:val="Heading2"/>
+      </w:pPr>
+      <w:r>
+        <w:lastRenderedPageBreak/>
+        <w:t xml:space="preserve">Scenario </w:t>
+      </w:r>
+      <w:r>
+        <w:t>4</w:t>
+      </w:r>
+      <w:r>
+        <w:t xml:space="preserve"> – Emergency Scheduler</w:t>
+      </w:r>
+    </w:p>
+    <w:p>
+      <w:r>
+        <w:rPr>
+          <w:noProof/>
+        </w:rPr>
+        <w:drawing>
+          <wp:inline distT="0" distB="0" distL="0" distR="0" wp14:anchorId="12B77672" wp14:editId="744C7C6F">
+            <wp:extent cx="5731510" cy="3590290"/>
+            <wp:effectExtent l="0" t="0" r="8890" b="16510"/>
+            <wp:docPr id="1715810187" name="Chart 1">
+              <a:extLst xmlns:a="http://schemas.openxmlformats.org/drawingml/2006/main">
+                <a:ext uri="{FF2B5EF4-FFF2-40B4-BE49-F238E27FC236}">
+                  <a16:creationId xmlns:a16="http://schemas.microsoft.com/office/drawing/2014/main" id="{01FB0D0D-E23E-364C-908E-BD76D6EC5BFB}"/>
+                </a:ext>
+              </a:extLst>
+            </wp:docPr>
+            <wp:cNvGraphicFramePr/>
+            <a:graphic xmlns:a="http://schemas.openxmlformats.org/drawingml/2006/main">
+              <a:graphicData uri="http://schemas.openxmlformats.org/drawingml/2006/chart">
+                <c:chart xmlns:c="http://schemas.openxmlformats.org/drawingml/2006/chart" xmlns:r="http://schemas.openxmlformats.org/officeDocument/2006/relationships" r:id="rId30"/>
+              </a:graphicData>
+            </a:graphic>
+          </wp:inline>
+        </w:drawing>
+      </w:r>
+    </w:p>
+    <w:p>
+      <w:r>
+        <w:rPr>
+          <w:noProof/>
+        </w:rPr>
+        <w:drawing>
+          <wp:inline distT="0" distB="0" distL="0" distR="0" wp14:anchorId="03767ABC" wp14:editId="046311B4">
+            <wp:extent cx="5731510" cy="3590290"/>
+            <wp:effectExtent l="0" t="0" r="8890" b="16510"/>
+            <wp:docPr id="232562134" name="Chart 1">
+              <a:extLst xmlns:a="http://schemas.openxmlformats.org/drawingml/2006/main">
+                <a:ext uri="{FF2B5EF4-FFF2-40B4-BE49-F238E27FC236}">
+                  <a16:creationId xmlns:a16="http://schemas.microsoft.com/office/drawing/2014/main" id="{22B12C75-E037-FB0F-8C84-A8AB383D706B}"/>
+                </a:ext>
+              </a:extLst>
+            </wp:docPr>
+            <wp:cNvGraphicFramePr/>
+            <a:graphic xmlns:a="http://schemas.openxmlformats.org/drawingml/2006/main">
+              <a:graphicData uri="http://schemas.openxmlformats.org/drawingml/2006/chart">
+                <c:chart xmlns:c="http://schemas.openxmlformats.org/drawingml/2006/chart" xmlns:r="http://schemas.openxmlformats.org/officeDocument/2006/relationships" r:id="rId31"/>
+              </a:graphicData>
+            </a:graphic>
+          </wp:inline>
+        </w:drawing>
+      </w:r>
+    </w:p>
+    <w:p>
+      <w:r>
+        <w:rPr>
+          <w:noProof/>
+        </w:rPr>
+        <w:lastRenderedPageBreak/>
+        <w:drawing>
+          <wp:inline distT="0" distB="0" distL="0" distR="0" wp14:anchorId="3EB9E876" wp14:editId="1637E274">
+            <wp:extent cx="5731510" cy="3590290"/>
+            <wp:effectExtent l="0" t="0" r="8890" b="16510"/>
+            <wp:docPr id="1631450735" name="Chart 1">
+              <a:extLst xmlns:a="http://schemas.openxmlformats.org/drawingml/2006/main">
+                <a:ext uri="{FF2B5EF4-FFF2-40B4-BE49-F238E27FC236}">
+                  <a16:creationId xmlns:a16="http://schemas.microsoft.com/office/drawing/2014/main" id="{B3E54934-E8D8-BF49-ABA7-E4FE1BDEB38B}"/>
+                </a:ext>
+              </a:extLst>
+            </wp:docPr>
+            <wp:cNvGraphicFramePr/>
+            <a:graphic xmlns:a="http://schemas.openxmlformats.org/drawingml/2006/main">
+              <a:graphicData uri="http://schemas.openxmlformats.org/drawingml/2006/chart">
+                <c:chart xmlns:c="http://schemas.openxmlformats.org/drawingml/2006/chart" xmlns:r="http://schemas.openxmlformats.org/officeDocument/2006/relationships" r:id="rId32"/>
+              </a:graphicData>
+            </a:graphic>
+          </wp:inline>
+        </w:drawing>
       </w:r>
     </w:p>
     <w:p>
@@ -2465,6 +4444,8 @@
         <w:t>Reflection on your assignment with respect to the specification</w:t>
       </w:r>
     </w:p>
+    <w:p/>
+    <w:p/>
     <w:p/>
     <w:p>
       <w:pPr>
@@ -2531,7 +4512,7 @@
         </w:rPr>
         <w:t xml:space="preserve"> 82: 102422. </w:t>
       </w:r>
-      <w:hyperlink r:id="rId10" w:history="1">
+      <w:hyperlink r:id="rId33" w:history="1">
         <w:r>
           <w:rPr>
             <w:rStyle w:val="Hyperlink"/>
@@ -2575,7 +4556,7 @@
         </w:rPr>
         <w:t xml:space="preserve"> 117 (2): 61-70. </w:t>
       </w:r>
-      <w:hyperlink r:id="rId11" w:history="1">
+      <w:hyperlink r:id="rId34" w:history="1">
         <w:r>
           <w:rPr>
             <w:rStyle w:val="Hyperlink"/>
@@ -2626,7 +4607,7 @@
         </w:rPr>
         <w:t xml:space="preserve"> 13: 100582-100582. </w:t>
       </w:r>
-      <w:hyperlink r:id="rId12" w:history="1">
+      <w:hyperlink r:id="rId35" w:history="1">
         <w:r>
           <w:rPr>
             <w:rStyle w:val="Hyperlink"/>
@@ -2670,7 +4651,7 @@
         </w:rPr>
         <w:t xml:space="preserve"> 256: 1326-1332. </w:t>
       </w:r>
-      <w:hyperlink r:id="rId13" w:history="1">
+      <w:hyperlink r:id="rId36" w:history="1">
         <w:r>
           <w:rPr>
             <w:rStyle w:val="Hyperlink"/>
@@ -2713,7 +4694,7 @@
         </w:rPr>
         <w:t xml:space="preserve"> 25: 100397. </w:t>
       </w:r>
-      <w:hyperlink r:id="rId14" w:history="1">
+      <w:hyperlink r:id="rId37" w:history="1">
         <w:r>
           <w:rPr>
             <w:rStyle w:val="Hyperlink"/>
@@ -2735,7 +4716,7 @@
       </w:r>
     </w:p>
     <w:sectPr>
-      <w:footerReference w:type="default" r:id="rId15"/>
+      <w:footerReference w:type="default" r:id="rId38"/>
       <w:pgSz w:w="11906" w:h="16838" w:code="9"/>
       <w:pgMar w:top="1440" w:right="1440" w:bottom="1440" w:left="1440" w:header="708" w:footer="708" w:gutter="0"/>
       <w:cols w:space="708"/>
@@ -3584,7 +5565,6 @@
     <w:next w:val="Normal"/>
     <w:link w:val="Heading3Char"/>
     <w:uiPriority w:val="9"/>
-    <w:semiHidden/>
     <w:unhideWhenUsed/>
     <w:qFormat/>
     <w:rsid w:val="005D4DC9"/>
@@ -3791,7 +5771,6 @@
     <w:basedOn w:val="DefaultParagraphFont"/>
     <w:link w:val="Heading3"/>
     <w:uiPriority w:val="9"/>
-    <w:semiHidden/>
     <w:rsid w:val="005D4DC9"/>
     <w:rPr>
       <w:rFonts w:eastAsiaTheme="majorEastAsia" w:cstheme="majorBidi"/>
@@ -4407,6 +6386,3447 @@
 </w:styles>
 </file>
 
+<file path=word/charts/chart1.xml><?xml version="1.0" encoding="utf-8"?>
+<c:chartSpace xmlns:c="http://schemas.openxmlformats.org/drawingml/2006/chart" xmlns:a="http://schemas.openxmlformats.org/drawingml/2006/main" xmlns:r="http://schemas.openxmlformats.org/officeDocument/2006/relationships" xmlns:c16r2="http://schemas.microsoft.com/office/drawing/2015/06/chart">
+  <c:date1904 val="0"/>
+  <c:lang val="en-GB"/>
+  <c:roundedCorners val="0"/>
+  <mc:AlternateContent xmlns:mc="http://schemas.openxmlformats.org/markup-compatibility/2006">
+    <mc:Choice xmlns:c14="http://schemas.microsoft.com/office/drawing/2007/8/2/chart" Requires="c14">
+      <c14:style val="102"/>
+    </mc:Choice>
+    <mc:Fallback>
+      <c:style val="2"/>
+    </mc:Fallback>
+  </mc:AlternateContent>
+  <c:chart>
+    <c:title>
+      <c:tx>
+        <c:rich>
+          <a:bodyPr rot="0" spcFirstLastPara="1" vertOverflow="ellipsis" vert="horz" wrap="square" anchor="ctr" anchorCtr="1"/>
+          <a:lstStyle/>
+          <a:p>
+            <a:pPr>
+              <a:defRPr sz="1400" b="0" i="0" u="none" strike="noStrike" kern="1200" spc="0" baseline="0">
+                <a:solidFill>
+                  <a:schemeClr val="tx1">
+                    <a:lumMod val="65000"/>
+                    <a:lumOff val="35000"/>
+                  </a:schemeClr>
+                </a:solidFill>
+                <a:latin typeface="+mn-lt"/>
+                <a:ea typeface="+mn-ea"/>
+                <a:cs typeface="+mn-cs"/>
+              </a:defRPr>
+            </a:pPr>
+            <a:r>
+              <a:rPr lang="en-GB"/>
+              <a:t>Reversed Condition</a:t>
+            </a:r>
+          </a:p>
+        </c:rich>
+      </c:tx>
+      <c:overlay val="0"/>
+      <c:spPr>
+        <a:noFill/>
+        <a:ln>
+          <a:noFill/>
+        </a:ln>
+        <a:effectLst/>
+      </c:spPr>
+      <c:txPr>
+        <a:bodyPr rot="0" spcFirstLastPara="1" vertOverflow="ellipsis" vert="horz" wrap="square" anchor="ctr" anchorCtr="1"/>
+        <a:lstStyle/>
+        <a:p>
+          <a:pPr>
+            <a:defRPr sz="1400" b="0" i="0" u="none" strike="noStrike" kern="1200" spc="0" baseline="0">
+              <a:solidFill>
+                <a:schemeClr val="tx1">
+                  <a:lumMod val="65000"/>
+                  <a:lumOff val="35000"/>
+                </a:schemeClr>
+              </a:solidFill>
+              <a:latin typeface="+mn-lt"/>
+              <a:ea typeface="+mn-ea"/>
+              <a:cs typeface="+mn-cs"/>
+            </a:defRPr>
+          </a:pPr>
+          <a:endParaRPr lang="en-US"/>
+        </a:p>
+      </c:txPr>
+    </c:title>
+    <c:autoTitleDeleted val="0"/>
+    <c:plotArea>
+      <c:layout/>
+      <c:scatterChart>
+        <c:scatterStyle val="smoothMarker"/>
+        <c:varyColors val="0"/>
+        <c:ser>
+          <c:idx val="0"/>
+          <c:order val="0"/>
+          <c:tx>
+            <c:v>MergeSort</c:v>
+          </c:tx>
+          <c:spPr>
+            <a:ln w="19050" cap="rnd">
+              <a:solidFill>
+                <a:schemeClr val="accent1"/>
+              </a:solidFill>
+              <a:round/>
+            </a:ln>
+            <a:effectLst/>
+          </c:spPr>
+          <c:marker>
+            <c:symbol val="circle"/>
+            <c:size val="5"/>
+            <c:spPr>
+              <a:solidFill>
+                <a:schemeClr val="accent1"/>
+              </a:solidFill>
+              <a:ln w="9525">
+                <a:solidFill>
+                  <a:schemeClr val="accent1"/>
+                </a:solidFill>
+              </a:ln>
+              <a:effectLst/>
+            </c:spPr>
+          </c:marker>
+          <c:xVal>
+            <c:numRef>
+              <c:f>Sheet1!$A$16:$A$22</c:f>
+              <c:numCache>
+                <c:formatCode>General</c:formatCode>
+                <c:ptCount val="7"/>
+                <c:pt idx="0">
+                  <c:v>10</c:v>
+                </c:pt>
+                <c:pt idx="1">
+                  <c:v>50</c:v>
+                </c:pt>
+                <c:pt idx="2">
+                  <c:v>100</c:v>
+                </c:pt>
+                <c:pt idx="3">
+                  <c:v>500</c:v>
+                </c:pt>
+                <c:pt idx="4">
+                  <c:v>1000</c:v>
+                </c:pt>
+                <c:pt idx="5">
+                  <c:v>5000</c:v>
+                </c:pt>
+                <c:pt idx="6">
+                  <c:v>10000</c:v>
+                </c:pt>
+              </c:numCache>
+            </c:numRef>
+          </c:xVal>
+          <c:yVal>
+            <c:numRef>
+              <c:f>Sheet1!$C$16:$C$22</c:f>
+              <c:numCache>
+                <c:formatCode>General</c:formatCode>
+                <c:ptCount val="7"/>
+                <c:pt idx="0">
+                  <c:v>1.0000000000000001E-5</c:v>
+                </c:pt>
+                <c:pt idx="1">
+                  <c:v>1.1E-4</c:v>
+                </c:pt>
+                <c:pt idx="2">
+                  <c:v>1.2E-4</c:v>
+                </c:pt>
+                <c:pt idx="3">
+                  <c:v>8.7000000000000001E-4</c:v>
+                </c:pt>
+                <c:pt idx="4">
+                  <c:v>1.91E-3</c:v>
+                </c:pt>
+                <c:pt idx="5">
+                  <c:v>1.163E-2</c:v>
+                </c:pt>
+                <c:pt idx="6">
+                  <c:v>2.5520000000000001E-2</c:v>
+                </c:pt>
+              </c:numCache>
+            </c:numRef>
+          </c:yVal>
+          <c:smooth val="1"/>
+          <c:extLst>
+            <c:ext xmlns:c16="http://schemas.microsoft.com/office/drawing/2014/chart" uri="{C3380CC4-5D6E-409C-BE32-E72D297353CC}">
+              <c16:uniqueId val="{00000000-523D-A544-B67D-0EFBDE882622}"/>
+            </c:ext>
+          </c:extLst>
+        </c:ser>
+        <c:ser>
+          <c:idx val="1"/>
+          <c:order val="1"/>
+          <c:tx>
+            <c:v>QuickSort</c:v>
+          </c:tx>
+          <c:spPr>
+            <a:ln w="19050" cap="rnd">
+              <a:solidFill>
+                <a:schemeClr val="accent2"/>
+              </a:solidFill>
+              <a:round/>
+            </a:ln>
+            <a:effectLst/>
+          </c:spPr>
+          <c:marker>
+            <c:symbol val="circle"/>
+            <c:size val="5"/>
+            <c:spPr>
+              <a:solidFill>
+                <a:schemeClr val="accent2"/>
+              </a:solidFill>
+              <a:ln w="9525">
+                <a:solidFill>
+                  <a:schemeClr val="accent2"/>
+                </a:solidFill>
+              </a:ln>
+              <a:effectLst/>
+            </c:spPr>
+          </c:marker>
+          <c:xVal>
+            <c:numRef>
+              <c:f>Sheet1!$A$16:$A$22</c:f>
+              <c:numCache>
+                <c:formatCode>General</c:formatCode>
+                <c:ptCount val="7"/>
+                <c:pt idx="0">
+                  <c:v>10</c:v>
+                </c:pt>
+                <c:pt idx="1">
+                  <c:v>50</c:v>
+                </c:pt>
+                <c:pt idx="2">
+                  <c:v>100</c:v>
+                </c:pt>
+                <c:pt idx="3">
+                  <c:v>500</c:v>
+                </c:pt>
+                <c:pt idx="4">
+                  <c:v>1000</c:v>
+                </c:pt>
+                <c:pt idx="5">
+                  <c:v>5000</c:v>
+                </c:pt>
+                <c:pt idx="6">
+                  <c:v>10000</c:v>
+                </c:pt>
+              </c:numCache>
+            </c:numRef>
+          </c:xVal>
+          <c:yVal>
+            <c:numRef>
+              <c:f>Sheet1!$D$16:$D$22</c:f>
+              <c:numCache>
+                <c:formatCode>General</c:formatCode>
+                <c:ptCount val="7"/>
+                <c:pt idx="0">
+                  <c:v>1.0000000000000001E-5</c:v>
+                </c:pt>
+                <c:pt idx="1">
+                  <c:v>6.0000000000000002E-5</c:v>
+                </c:pt>
+                <c:pt idx="2">
+                  <c:v>8.0000000000000007E-5</c:v>
+                </c:pt>
+                <c:pt idx="3">
+                  <c:v>6.4000000000000005E-4</c:v>
+                </c:pt>
+                <c:pt idx="4">
+                  <c:v>1.42E-3</c:v>
+                </c:pt>
+                <c:pt idx="5">
+                  <c:v>1.4069999999999999E-2</c:v>
+                </c:pt>
+                <c:pt idx="6">
+                  <c:v>3.5499999999999997E-2</c:v>
+                </c:pt>
+              </c:numCache>
+            </c:numRef>
+          </c:yVal>
+          <c:smooth val="1"/>
+          <c:extLst>
+            <c:ext xmlns:c16="http://schemas.microsoft.com/office/drawing/2014/chart" uri="{C3380CC4-5D6E-409C-BE32-E72D297353CC}">
+              <c16:uniqueId val="{00000001-523D-A544-B67D-0EFBDE882622}"/>
+            </c:ext>
+          </c:extLst>
+        </c:ser>
+        <c:dLbls>
+          <c:showLegendKey val="0"/>
+          <c:showVal val="0"/>
+          <c:showCatName val="0"/>
+          <c:showSerName val="0"/>
+          <c:showPercent val="0"/>
+          <c:showBubbleSize val="0"/>
+        </c:dLbls>
+        <c:axId val="1965650175"/>
+        <c:axId val="1965652863"/>
+      </c:scatterChart>
+      <c:valAx>
+        <c:axId val="1965650175"/>
+        <c:scaling>
+          <c:orientation val="minMax"/>
+        </c:scaling>
+        <c:delete val="0"/>
+        <c:axPos val="b"/>
+        <c:title>
+          <c:tx>
+            <c:rich>
+              <a:bodyPr rot="0" spcFirstLastPara="1" vertOverflow="ellipsis" vert="horz" wrap="square" anchor="ctr" anchorCtr="1"/>
+              <a:lstStyle/>
+              <a:p>
+                <a:pPr>
+                  <a:defRPr sz="1000" b="0" i="0" u="none" strike="noStrike" kern="1200" baseline="0">
+                    <a:solidFill>
+                      <a:schemeClr val="tx1">
+                        <a:lumMod val="65000"/>
+                        <a:lumOff val="35000"/>
+                      </a:schemeClr>
+                    </a:solidFill>
+                    <a:latin typeface="+mn-lt"/>
+                    <a:ea typeface="+mn-ea"/>
+                    <a:cs typeface="+mn-cs"/>
+                  </a:defRPr>
+                </a:pPr>
+                <a:r>
+                  <a:rPr lang="en-GB"/>
+                  <a:t>Number</a:t>
+                </a:r>
+                <a:r>
+                  <a:rPr lang="en-GB" baseline="0"/>
+                  <a:t> of Data</a:t>
+                </a:r>
+                <a:endParaRPr lang="en-GB"/>
+              </a:p>
+            </c:rich>
+          </c:tx>
+          <c:overlay val="0"/>
+          <c:spPr>
+            <a:noFill/>
+            <a:ln>
+              <a:noFill/>
+            </a:ln>
+            <a:effectLst/>
+          </c:spPr>
+          <c:txPr>
+            <a:bodyPr rot="0" spcFirstLastPara="1" vertOverflow="ellipsis" vert="horz" wrap="square" anchor="ctr" anchorCtr="1"/>
+            <a:lstStyle/>
+            <a:p>
+              <a:pPr>
+                <a:defRPr sz="1000" b="0" i="0" u="none" strike="noStrike" kern="1200" baseline="0">
+                  <a:solidFill>
+                    <a:schemeClr val="tx1">
+                      <a:lumMod val="65000"/>
+                      <a:lumOff val="35000"/>
+                    </a:schemeClr>
+                  </a:solidFill>
+                  <a:latin typeface="+mn-lt"/>
+                  <a:ea typeface="+mn-ea"/>
+                  <a:cs typeface="+mn-cs"/>
+                </a:defRPr>
+              </a:pPr>
+              <a:endParaRPr lang="en-GB"/>
+            </a:p>
+          </c:txPr>
+        </c:title>
+        <c:numFmt formatCode="General" sourceLinked="1"/>
+        <c:majorTickMark val="none"/>
+        <c:minorTickMark val="none"/>
+        <c:tickLblPos val="nextTo"/>
+        <c:spPr>
+          <a:noFill/>
+          <a:ln w="9525" cap="flat" cmpd="sng" algn="ctr">
+            <a:solidFill>
+              <a:schemeClr val="tx1">
+                <a:lumMod val="25000"/>
+                <a:lumOff val="75000"/>
+              </a:schemeClr>
+            </a:solidFill>
+            <a:round/>
+          </a:ln>
+          <a:effectLst/>
+        </c:spPr>
+        <c:txPr>
+          <a:bodyPr rot="-60000000" spcFirstLastPara="1" vertOverflow="ellipsis" vert="horz" wrap="square" anchor="ctr" anchorCtr="1"/>
+          <a:lstStyle/>
+          <a:p>
+            <a:pPr>
+              <a:defRPr sz="900" b="0" i="0" u="none" strike="noStrike" kern="1200" baseline="0">
+                <a:solidFill>
+                  <a:schemeClr val="tx1">
+                    <a:lumMod val="65000"/>
+                    <a:lumOff val="35000"/>
+                  </a:schemeClr>
+                </a:solidFill>
+                <a:latin typeface="+mn-lt"/>
+                <a:ea typeface="+mn-ea"/>
+                <a:cs typeface="+mn-cs"/>
+              </a:defRPr>
+            </a:pPr>
+            <a:endParaRPr lang="en-US"/>
+          </a:p>
+        </c:txPr>
+        <c:crossAx val="1965652863"/>
+        <c:crosses val="autoZero"/>
+        <c:crossBetween val="midCat"/>
+      </c:valAx>
+      <c:valAx>
+        <c:axId val="1965652863"/>
+        <c:scaling>
+          <c:orientation val="minMax"/>
+        </c:scaling>
+        <c:delete val="0"/>
+        <c:axPos val="l"/>
+        <c:majorGridlines>
+          <c:spPr>
+            <a:ln w="9525" cap="flat" cmpd="sng" algn="ctr">
+              <a:solidFill>
+                <a:schemeClr val="tx1">
+                  <a:lumMod val="15000"/>
+                  <a:lumOff val="85000"/>
+                </a:schemeClr>
+              </a:solidFill>
+              <a:round/>
+            </a:ln>
+            <a:effectLst/>
+          </c:spPr>
+        </c:majorGridlines>
+        <c:title>
+          <c:tx>
+            <c:rich>
+              <a:bodyPr rot="-5400000" spcFirstLastPara="1" vertOverflow="ellipsis" vert="horz" wrap="square" anchor="ctr" anchorCtr="1"/>
+              <a:lstStyle/>
+              <a:p>
+                <a:pPr>
+                  <a:defRPr sz="1000" b="0" i="0" u="none" strike="noStrike" kern="1200" baseline="0">
+                    <a:solidFill>
+                      <a:schemeClr val="tx1">
+                        <a:lumMod val="65000"/>
+                        <a:lumOff val="35000"/>
+                      </a:schemeClr>
+                    </a:solidFill>
+                    <a:latin typeface="+mn-lt"/>
+                    <a:ea typeface="+mn-ea"/>
+                    <a:cs typeface="+mn-cs"/>
+                  </a:defRPr>
+                </a:pPr>
+                <a:r>
+                  <a:rPr lang="en-GB"/>
+                  <a:t>Time</a:t>
+                </a:r>
+                <a:r>
+                  <a:rPr lang="en-GB" baseline="0"/>
+                  <a:t> (s)</a:t>
+                </a:r>
+                <a:endParaRPr lang="en-GB"/>
+              </a:p>
+            </c:rich>
+          </c:tx>
+          <c:overlay val="0"/>
+          <c:spPr>
+            <a:noFill/>
+            <a:ln>
+              <a:noFill/>
+            </a:ln>
+            <a:effectLst/>
+          </c:spPr>
+          <c:txPr>
+            <a:bodyPr rot="-5400000" spcFirstLastPara="1" vertOverflow="ellipsis" vert="horz" wrap="square" anchor="ctr" anchorCtr="1"/>
+            <a:lstStyle/>
+            <a:p>
+              <a:pPr>
+                <a:defRPr sz="1000" b="0" i="0" u="none" strike="noStrike" kern="1200" baseline="0">
+                  <a:solidFill>
+                    <a:schemeClr val="tx1">
+                      <a:lumMod val="65000"/>
+                      <a:lumOff val="35000"/>
+                    </a:schemeClr>
+                  </a:solidFill>
+                  <a:latin typeface="+mn-lt"/>
+                  <a:ea typeface="+mn-ea"/>
+                  <a:cs typeface="+mn-cs"/>
+                </a:defRPr>
+              </a:pPr>
+              <a:endParaRPr lang="en-GB"/>
+            </a:p>
+          </c:txPr>
+        </c:title>
+        <c:numFmt formatCode="General" sourceLinked="1"/>
+        <c:majorTickMark val="none"/>
+        <c:minorTickMark val="none"/>
+        <c:tickLblPos val="nextTo"/>
+        <c:spPr>
+          <a:noFill/>
+          <a:ln w="9525" cap="flat" cmpd="sng" algn="ctr">
+            <a:solidFill>
+              <a:schemeClr val="tx1">
+                <a:lumMod val="25000"/>
+                <a:lumOff val="75000"/>
+              </a:schemeClr>
+            </a:solidFill>
+            <a:round/>
+          </a:ln>
+          <a:effectLst/>
+        </c:spPr>
+        <c:txPr>
+          <a:bodyPr rot="-60000000" spcFirstLastPara="1" vertOverflow="ellipsis" vert="horz" wrap="square" anchor="ctr" anchorCtr="1"/>
+          <a:lstStyle/>
+          <a:p>
+            <a:pPr>
+              <a:defRPr sz="900" b="0" i="0" u="none" strike="noStrike" kern="1200" baseline="0">
+                <a:solidFill>
+                  <a:schemeClr val="tx1">
+                    <a:lumMod val="65000"/>
+                    <a:lumOff val="35000"/>
+                  </a:schemeClr>
+                </a:solidFill>
+                <a:latin typeface="+mn-lt"/>
+                <a:ea typeface="+mn-ea"/>
+                <a:cs typeface="+mn-cs"/>
+              </a:defRPr>
+            </a:pPr>
+            <a:endParaRPr lang="en-US"/>
+          </a:p>
+        </c:txPr>
+        <c:crossAx val="1965650175"/>
+        <c:crosses val="autoZero"/>
+        <c:crossBetween val="midCat"/>
+      </c:valAx>
+      <c:spPr>
+        <a:noFill/>
+        <a:ln>
+          <a:noFill/>
+        </a:ln>
+        <a:effectLst/>
+      </c:spPr>
+    </c:plotArea>
+    <c:legend>
+      <c:legendPos val="r"/>
+      <c:overlay val="0"/>
+      <c:spPr>
+        <a:noFill/>
+        <a:ln>
+          <a:noFill/>
+        </a:ln>
+        <a:effectLst/>
+      </c:spPr>
+      <c:txPr>
+        <a:bodyPr rot="0" spcFirstLastPara="1" vertOverflow="ellipsis" vert="horz" wrap="square" anchor="ctr" anchorCtr="1"/>
+        <a:lstStyle/>
+        <a:p>
+          <a:pPr>
+            <a:defRPr sz="900" b="0" i="0" u="none" strike="noStrike" kern="1200" baseline="0">
+              <a:solidFill>
+                <a:schemeClr val="tx1">
+                  <a:lumMod val="65000"/>
+                  <a:lumOff val="35000"/>
+                </a:schemeClr>
+              </a:solidFill>
+              <a:latin typeface="+mn-lt"/>
+              <a:ea typeface="+mn-ea"/>
+              <a:cs typeface="+mn-cs"/>
+            </a:defRPr>
+          </a:pPr>
+          <a:endParaRPr lang="en-US"/>
+        </a:p>
+      </c:txPr>
+    </c:legend>
+    <c:plotVisOnly val="1"/>
+    <c:dispBlanksAs val="gap"/>
+    <c:showDLblsOverMax val="0"/>
+    <c:extLst>
+      <c:ext xmlns:c16r3="http://schemas.microsoft.com/office/drawing/2017/03/chart" uri="{56B9EC1D-385E-4148-901F-78D8002777C0}">
+        <c16r3:dataDisplayOptions16>
+          <c16r3:dispNaAsBlank val="1"/>
+        </c16r3:dataDisplayOptions16>
+      </c:ext>
+    </c:extLst>
+  </c:chart>
+  <c:spPr>
+    <a:solidFill>
+      <a:schemeClr val="bg1"/>
+    </a:solidFill>
+    <a:ln w="9525" cap="flat" cmpd="sng" algn="ctr">
+      <a:solidFill>
+        <a:schemeClr val="tx1">
+          <a:lumMod val="15000"/>
+          <a:lumOff val="85000"/>
+        </a:schemeClr>
+      </a:solidFill>
+      <a:round/>
+    </a:ln>
+    <a:effectLst/>
+  </c:spPr>
+  <c:txPr>
+    <a:bodyPr/>
+    <a:lstStyle/>
+    <a:p>
+      <a:pPr>
+        <a:defRPr/>
+      </a:pPr>
+      <a:endParaRPr lang="en-US"/>
+    </a:p>
+  </c:txPr>
+  <c:externalData r:id="rId3">
+    <c:autoUpdate val="0"/>
+  </c:externalData>
+</c:chartSpace>
+</file>
+
+<file path=word/charts/chart2.xml><?xml version="1.0" encoding="utf-8"?>
+<c:chartSpace xmlns:c="http://schemas.openxmlformats.org/drawingml/2006/chart" xmlns:a="http://schemas.openxmlformats.org/drawingml/2006/main" xmlns:r="http://schemas.openxmlformats.org/officeDocument/2006/relationships" xmlns:c16r2="http://schemas.microsoft.com/office/drawing/2015/06/chart">
+  <c:date1904 val="0"/>
+  <c:lang val="en-GB"/>
+  <c:roundedCorners val="0"/>
+  <mc:AlternateContent xmlns:mc="http://schemas.openxmlformats.org/markup-compatibility/2006">
+    <mc:Choice xmlns:c14="http://schemas.microsoft.com/office/drawing/2007/8/2/chart" Requires="c14">
+      <c14:style val="102"/>
+    </mc:Choice>
+    <mc:Fallback>
+      <c:style val="2"/>
+    </mc:Fallback>
+  </mc:AlternateContent>
+  <c:chart>
+    <c:title>
+      <c:tx>
+        <c:rich>
+          <a:bodyPr rot="0" spcFirstLastPara="1" vertOverflow="ellipsis" vert="horz" wrap="square" anchor="ctr" anchorCtr="1"/>
+          <a:lstStyle/>
+          <a:p>
+            <a:pPr>
+              <a:defRPr sz="1400" b="0" i="0" u="none" strike="noStrike" kern="1200" spc="0" baseline="0">
+                <a:solidFill>
+                  <a:schemeClr val="tx1">
+                    <a:lumMod val="65000"/>
+                    <a:lumOff val="35000"/>
+                  </a:schemeClr>
+                </a:solidFill>
+                <a:latin typeface="+mn-lt"/>
+                <a:ea typeface="+mn-ea"/>
+                <a:cs typeface="+mn-cs"/>
+              </a:defRPr>
+            </a:pPr>
+            <a:r>
+              <a:rPr lang="en-GB"/>
+              <a:t>Nearly Sorted Condition</a:t>
+            </a:r>
+          </a:p>
+        </c:rich>
+      </c:tx>
+      <c:overlay val="0"/>
+      <c:spPr>
+        <a:noFill/>
+        <a:ln>
+          <a:noFill/>
+        </a:ln>
+        <a:effectLst/>
+      </c:spPr>
+      <c:txPr>
+        <a:bodyPr rot="0" spcFirstLastPara="1" vertOverflow="ellipsis" vert="horz" wrap="square" anchor="ctr" anchorCtr="1"/>
+        <a:lstStyle/>
+        <a:p>
+          <a:pPr>
+            <a:defRPr sz="1400" b="0" i="0" u="none" strike="noStrike" kern="1200" spc="0" baseline="0">
+              <a:solidFill>
+                <a:schemeClr val="tx1">
+                  <a:lumMod val="65000"/>
+                  <a:lumOff val="35000"/>
+                </a:schemeClr>
+              </a:solidFill>
+              <a:latin typeface="+mn-lt"/>
+              <a:ea typeface="+mn-ea"/>
+              <a:cs typeface="+mn-cs"/>
+            </a:defRPr>
+          </a:pPr>
+          <a:endParaRPr lang="en-US"/>
+        </a:p>
+      </c:txPr>
+    </c:title>
+    <c:autoTitleDeleted val="0"/>
+    <c:plotArea>
+      <c:layout/>
+      <c:scatterChart>
+        <c:scatterStyle val="smoothMarker"/>
+        <c:varyColors val="0"/>
+        <c:ser>
+          <c:idx val="0"/>
+          <c:order val="0"/>
+          <c:tx>
+            <c:v>MergeSort</c:v>
+          </c:tx>
+          <c:spPr>
+            <a:ln w="19050" cap="rnd">
+              <a:solidFill>
+                <a:schemeClr val="accent1"/>
+              </a:solidFill>
+              <a:round/>
+            </a:ln>
+            <a:effectLst/>
+          </c:spPr>
+          <c:marker>
+            <c:symbol val="circle"/>
+            <c:size val="5"/>
+            <c:spPr>
+              <a:solidFill>
+                <a:schemeClr val="accent1"/>
+              </a:solidFill>
+              <a:ln w="9525">
+                <a:solidFill>
+                  <a:schemeClr val="accent1"/>
+                </a:solidFill>
+              </a:ln>
+              <a:effectLst/>
+            </c:spPr>
+          </c:marker>
+          <c:xVal>
+            <c:numRef>
+              <c:f>Sheet1!$A$2:$A$8</c:f>
+              <c:numCache>
+                <c:formatCode>General</c:formatCode>
+                <c:ptCount val="7"/>
+                <c:pt idx="0">
+                  <c:v>10</c:v>
+                </c:pt>
+                <c:pt idx="1">
+                  <c:v>50</c:v>
+                </c:pt>
+                <c:pt idx="2">
+                  <c:v>100</c:v>
+                </c:pt>
+                <c:pt idx="3">
+                  <c:v>500</c:v>
+                </c:pt>
+                <c:pt idx="4">
+                  <c:v>1000</c:v>
+                </c:pt>
+                <c:pt idx="5">
+                  <c:v>5000</c:v>
+                </c:pt>
+                <c:pt idx="6">
+                  <c:v>10000</c:v>
+                </c:pt>
+              </c:numCache>
+            </c:numRef>
+          </c:xVal>
+          <c:yVal>
+            <c:numRef>
+              <c:f>Sheet1!$C$2:$C$8</c:f>
+              <c:numCache>
+                <c:formatCode>General</c:formatCode>
+                <c:ptCount val="7"/>
+                <c:pt idx="0">
+                  <c:v>1.0000000000000001E-5</c:v>
+                </c:pt>
+                <c:pt idx="1">
+                  <c:v>6.9999999999999994E-5</c:v>
+                </c:pt>
+                <c:pt idx="2">
+                  <c:v>1.4999999999999999E-4</c:v>
+                </c:pt>
+                <c:pt idx="3">
+                  <c:v>8.8999999999999995E-4</c:v>
+                </c:pt>
+                <c:pt idx="4">
+                  <c:v>2.16E-3</c:v>
+                </c:pt>
+                <c:pt idx="5">
+                  <c:v>1.34E-2</c:v>
+                </c:pt>
+                <c:pt idx="6">
+                  <c:v>2.9329999999999998E-2</c:v>
+                </c:pt>
+              </c:numCache>
+            </c:numRef>
+          </c:yVal>
+          <c:smooth val="1"/>
+          <c:extLst>
+            <c:ext xmlns:c16="http://schemas.microsoft.com/office/drawing/2014/chart" uri="{C3380CC4-5D6E-409C-BE32-E72D297353CC}">
+              <c16:uniqueId val="{00000000-34DF-0E40-8CA8-63EFA6ACD63A}"/>
+            </c:ext>
+          </c:extLst>
+        </c:ser>
+        <c:ser>
+          <c:idx val="1"/>
+          <c:order val="1"/>
+          <c:tx>
+            <c:v>QuickSort</c:v>
+          </c:tx>
+          <c:spPr>
+            <a:ln w="19050" cap="rnd">
+              <a:solidFill>
+                <a:schemeClr val="accent2"/>
+              </a:solidFill>
+              <a:round/>
+            </a:ln>
+            <a:effectLst/>
+          </c:spPr>
+          <c:marker>
+            <c:symbol val="circle"/>
+            <c:size val="5"/>
+            <c:spPr>
+              <a:solidFill>
+                <a:schemeClr val="accent2"/>
+              </a:solidFill>
+              <a:ln w="9525">
+                <a:solidFill>
+                  <a:schemeClr val="accent2"/>
+                </a:solidFill>
+              </a:ln>
+              <a:effectLst/>
+            </c:spPr>
+          </c:marker>
+          <c:xVal>
+            <c:numRef>
+              <c:f>Sheet1!$A$2:$A$8</c:f>
+              <c:numCache>
+                <c:formatCode>General</c:formatCode>
+                <c:ptCount val="7"/>
+                <c:pt idx="0">
+                  <c:v>10</c:v>
+                </c:pt>
+                <c:pt idx="1">
+                  <c:v>50</c:v>
+                </c:pt>
+                <c:pt idx="2">
+                  <c:v>100</c:v>
+                </c:pt>
+                <c:pt idx="3">
+                  <c:v>500</c:v>
+                </c:pt>
+                <c:pt idx="4">
+                  <c:v>1000</c:v>
+                </c:pt>
+                <c:pt idx="5">
+                  <c:v>5000</c:v>
+                </c:pt>
+                <c:pt idx="6">
+                  <c:v>10000</c:v>
+                </c:pt>
+              </c:numCache>
+            </c:numRef>
+          </c:xVal>
+          <c:yVal>
+            <c:numRef>
+              <c:f>Sheet1!$D$2:$D$8</c:f>
+              <c:numCache>
+                <c:formatCode>General</c:formatCode>
+                <c:ptCount val="7"/>
+                <c:pt idx="0">
+                  <c:v>1.0000000000000001E-5</c:v>
+                </c:pt>
+                <c:pt idx="1">
+                  <c:v>4.0000000000000003E-5</c:v>
+                </c:pt>
+                <c:pt idx="2">
+                  <c:v>8.0000000000000007E-5</c:v>
+                </c:pt>
+                <c:pt idx="3">
+                  <c:v>5.2999999999999998E-4</c:v>
+                </c:pt>
+                <c:pt idx="4">
+                  <c:v>1.2600000000000001E-3</c:v>
+                </c:pt>
+                <c:pt idx="5">
+                  <c:v>1.391E-2</c:v>
+                </c:pt>
+                <c:pt idx="6">
+                  <c:v>3.1570000000000001E-2</c:v>
+                </c:pt>
+              </c:numCache>
+            </c:numRef>
+          </c:yVal>
+          <c:smooth val="1"/>
+          <c:extLst>
+            <c:ext xmlns:c16="http://schemas.microsoft.com/office/drawing/2014/chart" uri="{C3380CC4-5D6E-409C-BE32-E72D297353CC}">
+              <c16:uniqueId val="{00000001-34DF-0E40-8CA8-63EFA6ACD63A}"/>
+            </c:ext>
+          </c:extLst>
+        </c:ser>
+        <c:dLbls>
+          <c:showLegendKey val="0"/>
+          <c:showVal val="0"/>
+          <c:showCatName val="0"/>
+          <c:showSerName val="0"/>
+          <c:showPercent val="0"/>
+          <c:showBubbleSize val="0"/>
+        </c:dLbls>
+        <c:axId val="1965650175"/>
+        <c:axId val="1965652863"/>
+      </c:scatterChart>
+      <c:valAx>
+        <c:axId val="1965650175"/>
+        <c:scaling>
+          <c:orientation val="minMax"/>
+        </c:scaling>
+        <c:delete val="0"/>
+        <c:axPos val="b"/>
+        <c:title>
+          <c:tx>
+            <c:rich>
+              <a:bodyPr rot="0" spcFirstLastPara="1" vertOverflow="ellipsis" vert="horz" wrap="square" anchor="ctr" anchorCtr="1"/>
+              <a:lstStyle/>
+              <a:p>
+                <a:pPr>
+                  <a:defRPr sz="1000" b="0" i="0" u="none" strike="noStrike" kern="1200" baseline="0">
+                    <a:solidFill>
+                      <a:schemeClr val="tx1">
+                        <a:lumMod val="65000"/>
+                        <a:lumOff val="35000"/>
+                      </a:schemeClr>
+                    </a:solidFill>
+                    <a:latin typeface="+mn-lt"/>
+                    <a:ea typeface="+mn-ea"/>
+                    <a:cs typeface="+mn-cs"/>
+                  </a:defRPr>
+                </a:pPr>
+                <a:r>
+                  <a:rPr lang="en-GB"/>
+                  <a:t>Number</a:t>
+                </a:r>
+                <a:r>
+                  <a:rPr lang="en-GB" baseline="0"/>
+                  <a:t> of Data</a:t>
+                </a:r>
+                <a:endParaRPr lang="en-GB"/>
+              </a:p>
+            </c:rich>
+          </c:tx>
+          <c:overlay val="0"/>
+          <c:spPr>
+            <a:noFill/>
+            <a:ln>
+              <a:noFill/>
+            </a:ln>
+            <a:effectLst/>
+          </c:spPr>
+          <c:txPr>
+            <a:bodyPr rot="0" spcFirstLastPara="1" vertOverflow="ellipsis" vert="horz" wrap="square" anchor="ctr" anchorCtr="1"/>
+            <a:lstStyle/>
+            <a:p>
+              <a:pPr>
+                <a:defRPr sz="1000" b="0" i="0" u="none" strike="noStrike" kern="1200" baseline="0">
+                  <a:solidFill>
+                    <a:schemeClr val="tx1">
+                      <a:lumMod val="65000"/>
+                      <a:lumOff val="35000"/>
+                    </a:schemeClr>
+                  </a:solidFill>
+                  <a:latin typeface="+mn-lt"/>
+                  <a:ea typeface="+mn-ea"/>
+                  <a:cs typeface="+mn-cs"/>
+                </a:defRPr>
+              </a:pPr>
+              <a:endParaRPr lang="en-GB"/>
+            </a:p>
+          </c:txPr>
+        </c:title>
+        <c:numFmt formatCode="General" sourceLinked="1"/>
+        <c:majorTickMark val="none"/>
+        <c:minorTickMark val="none"/>
+        <c:tickLblPos val="nextTo"/>
+        <c:spPr>
+          <a:noFill/>
+          <a:ln w="9525" cap="flat" cmpd="sng" algn="ctr">
+            <a:solidFill>
+              <a:schemeClr val="tx1">
+                <a:lumMod val="25000"/>
+                <a:lumOff val="75000"/>
+              </a:schemeClr>
+            </a:solidFill>
+            <a:round/>
+          </a:ln>
+          <a:effectLst/>
+        </c:spPr>
+        <c:txPr>
+          <a:bodyPr rot="-60000000" spcFirstLastPara="1" vertOverflow="ellipsis" vert="horz" wrap="square" anchor="ctr" anchorCtr="1"/>
+          <a:lstStyle/>
+          <a:p>
+            <a:pPr>
+              <a:defRPr sz="900" b="0" i="0" u="none" strike="noStrike" kern="1200" baseline="0">
+                <a:solidFill>
+                  <a:schemeClr val="tx1">
+                    <a:lumMod val="65000"/>
+                    <a:lumOff val="35000"/>
+                  </a:schemeClr>
+                </a:solidFill>
+                <a:latin typeface="+mn-lt"/>
+                <a:ea typeface="+mn-ea"/>
+                <a:cs typeface="+mn-cs"/>
+              </a:defRPr>
+            </a:pPr>
+            <a:endParaRPr lang="en-US"/>
+          </a:p>
+        </c:txPr>
+        <c:crossAx val="1965652863"/>
+        <c:crosses val="autoZero"/>
+        <c:crossBetween val="midCat"/>
+      </c:valAx>
+      <c:valAx>
+        <c:axId val="1965652863"/>
+        <c:scaling>
+          <c:orientation val="minMax"/>
+        </c:scaling>
+        <c:delete val="0"/>
+        <c:axPos val="l"/>
+        <c:majorGridlines>
+          <c:spPr>
+            <a:ln w="9525" cap="flat" cmpd="sng" algn="ctr">
+              <a:solidFill>
+                <a:schemeClr val="tx1">
+                  <a:lumMod val="15000"/>
+                  <a:lumOff val="85000"/>
+                </a:schemeClr>
+              </a:solidFill>
+              <a:round/>
+            </a:ln>
+            <a:effectLst/>
+          </c:spPr>
+        </c:majorGridlines>
+        <c:title>
+          <c:tx>
+            <c:rich>
+              <a:bodyPr rot="-5400000" spcFirstLastPara="1" vertOverflow="ellipsis" vert="horz" wrap="square" anchor="ctr" anchorCtr="1"/>
+              <a:lstStyle/>
+              <a:p>
+                <a:pPr>
+                  <a:defRPr sz="1000" b="0" i="0" u="none" strike="noStrike" kern="1200" baseline="0">
+                    <a:solidFill>
+                      <a:schemeClr val="tx1">
+                        <a:lumMod val="65000"/>
+                        <a:lumOff val="35000"/>
+                      </a:schemeClr>
+                    </a:solidFill>
+                    <a:latin typeface="+mn-lt"/>
+                    <a:ea typeface="+mn-ea"/>
+                    <a:cs typeface="+mn-cs"/>
+                  </a:defRPr>
+                </a:pPr>
+                <a:r>
+                  <a:rPr lang="en-GB"/>
+                  <a:t>Time</a:t>
+                </a:r>
+                <a:r>
+                  <a:rPr lang="en-GB" baseline="0"/>
+                  <a:t> (s)</a:t>
+                </a:r>
+                <a:endParaRPr lang="en-GB"/>
+              </a:p>
+            </c:rich>
+          </c:tx>
+          <c:overlay val="0"/>
+          <c:spPr>
+            <a:noFill/>
+            <a:ln>
+              <a:noFill/>
+            </a:ln>
+            <a:effectLst/>
+          </c:spPr>
+          <c:txPr>
+            <a:bodyPr rot="-5400000" spcFirstLastPara="1" vertOverflow="ellipsis" vert="horz" wrap="square" anchor="ctr" anchorCtr="1"/>
+            <a:lstStyle/>
+            <a:p>
+              <a:pPr>
+                <a:defRPr sz="1000" b="0" i="0" u="none" strike="noStrike" kern="1200" baseline="0">
+                  <a:solidFill>
+                    <a:schemeClr val="tx1">
+                      <a:lumMod val="65000"/>
+                      <a:lumOff val="35000"/>
+                    </a:schemeClr>
+                  </a:solidFill>
+                  <a:latin typeface="+mn-lt"/>
+                  <a:ea typeface="+mn-ea"/>
+                  <a:cs typeface="+mn-cs"/>
+                </a:defRPr>
+              </a:pPr>
+              <a:endParaRPr lang="en-GB"/>
+            </a:p>
+          </c:txPr>
+        </c:title>
+        <c:numFmt formatCode="General" sourceLinked="1"/>
+        <c:majorTickMark val="none"/>
+        <c:minorTickMark val="none"/>
+        <c:tickLblPos val="nextTo"/>
+        <c:spPr>
+          <a:noFill/>
+          <a:ln w="9525" cap="flat" cmpd="sng" algn="ctr">
+            <a:solidFill>
+              <a:schemeClr val="tx1">
+                <a:lumMod val="25000"/>
+                <a:lumOff val="75000"/>
+              </a:schemeClr>
+            </a:solidFill>
+            <a:round/>
+          </a:ln>
+          <a:effectLst/>
+        </c:spPr>
+        <c:txPr>
+          <a:bodyPr rot="-60000000" spcFirstLastPara="1" vertOverflow="ellipsis" vert="horz" wrap="square" anchor="ctr" anchorCtr="1"/>
+          <a:lstStyle/>
+          <a:p>
+            <a:pPr>
+              <a:defRPr sz="900" b="0" i="0" u="none" strike="noStrike" kern="1200" baseline="0">
+                <a:solidFill>
+                  <a:schemeClr val="tx1">
+                    <a:lumMod val="65000"/>
+                    <a:lumOff val="35000"/>
+                  </a:schemeClr>
+                </a:solidFill>
+                <a:latin typeface="+mn-lt"/>
+                <a:ea typeface="+mn-ea"/>
+                <a:cs typeface="+mn-cs"/>
+              </a:defRPr>
+            </a:pPr>
+            <a:endParaRPr lang="en-US"/>
+          </a:p>
+        </c:txPr>
+        <c:crossAx val="1965650175"/>
+        <c:crosses val="autoZero"/>
+        <c:crossBetween val="midCat"/>
+      </c:valAx>
+      <c:spPr>
+        <a:noFill/>
+        <a:ln>
+          <a:noFill/>
+        </a:ln>
+        <a:effectLst/>
+      </c:spPr>
+    </c:plotArea>
+    <c:legend>
+      <c:legendPos val="r"/>
+      <c:overlay val="0"/>
+      <c:spPr>
+        <a:noFill/>
+        <a:ln>
+          <a:noFill/>
+        </a:ln>
+        <a:effectLst/>
+      </c:spPr>
+      <c:txPr>
+        <a:bodyPr rot="0" spcFirstLastPara="1" vertOverflow="ellipsis" vert="horz" wrap="square" anchor="ctr" anchorCtr="1"/>
+        <a:lstStyle/>
+        <a:p>
+          <a:pPr>
+            <a:defRPr sz="900" b="0" i="0" u="none" strike="noStrike" kern="1200" baseline="0">
+              <a:solidFill>
+                <a:schemeClr val="tx1">
+                  <a:lumMod val="65000"/>
+                  <a:lumOff val="35000"/>
+                </a:schemeClr>
+              </a:solidFill>
+              <a:latin typeface="+mn-lt"/>
+              <a:ea typeface="+mn-ea"/>
+              <a:cs typeface="+mn-cs"/>
+            </a:defRPr>
+          </a:pPr>
+          <a:endParaRPr lang="en-US"/>
+        </a:p>
+      </c:txPr>
+    </c:legend>
+    <c:plotVisOnly val="1"/>
+    <c:dispBlanksAs val="gap"/>
+    <c:showDLblsOverMax val="0"/>
+    <c:extLst>
+      <c:ext xmlns:c16r3="http://schemas.microsoft.com/office/drawing/2017/03/chart" uri="{56B9EC1D-385E-4148-901F-78D8002777C0}">
+        <c16r3:dataDisplayOptions16>
+          <c16r3:dispNaAsBlank val="1"/>
+        </c16r3:dataDisplayOptions16>
+      </c:ext>
+    </c:extLst>
+  </c:chart>
+  <c:spPr>
+    <a:solidFill>
+      <a:schemeClr val="bg1"/>
+    </a:solidFill>
+    <a:ln w="9525" cap="flat" cmpd="sng" algn="ctr">
+      <a:solidFill>
+        <a:schemeClr val="tx1">
+          <a:lumMod val="15000"/>
+          <a:lumOff val="85000"/>
+        </a:schemeClr>
+      </a:solidFill>
+      <a:round/>
+    </a:ln>
+    <a:effectLst/>
+  </c:spPr>
+  <c:txPr>
+    <a:bodyPr/>
+    <a:lstStyle/>
+    <a:p>
+      <a:pPr>
+        <a:defRPr/>
+      </a:pPr>
+      <a:endParaRPr lang="en-US"/>
+    </a:p>
+  </c:txPr>
+  <c:externalData r:id="rId3">
+    <c:autoUpdate val="0"/>
+  </c:externalData>
+</c:chartSpace>
+</file>
+
+<file path=word/charts/chart3.xml><?xml version="1.0" encoding="utf-8"?>
+<c:chartSpace xmlns:c="http://schemas.openxmlformats.org/drawingml/2006/chart" xmlns:a="http://schemas.openxmlformats.org/drawingml/2006/main" xmlns:r="http://schemas.openxmlformats.org/officeDocument/2006/relationships" xmlns:c16r2="http://schemas.microsoft.com/office/drawing/2015/06/chart">
+  <c:date1904 val="0"/>
+  <c:lang val="en-GB"/>
+  <c:roundedCorners val="0"/>
+  <mc:AlternateContent xmlns:mc="http://schemas.openxmlformats.org/markup-compatibility/2006">
+    <mc:Choice xmlns:c14="http://schemas.microsoft.com/office/drawing/2007/8/2/chart" Requires="c14">
+      <c14:style val="102"/>
+    </mc:Choice>
+    <mc:Fallback>
+      <c:style val="2"/>
+    </mc:Fallback>
+  </mc:AlternateContent>
+  <c:chart>
+    <c:title>
+      <c:tx>
+        <c:rich>
+          <a:bodyPr rot="0" spcFirstLastPara="1" vertOverflow="ellipsis" vert="horz" wrap="square" anchor="ctr" anchorCtr="1"/>
+          <a:lstStyle/>
+          <a:p>
+            <a:pPr>
+              <a:defRPr sz="1400" b="0" i="0" u="none" strike="noStrike" kern="1200" spc="0" baseline="0">
+                <a:solidFill>
+                  <a:schemeClr val="tx1">
+                    <a:lumMod val="65000"/>
+                    <a:lumOff val="35000"/>
+                  </a:schemeClr>
+                </a:solidFill>
+                <a:latin typeface="+mn-lt"/>
+                <a:ea typeface="+mn-ea"/>
+                <a:cs typeface="+mn-cs"/>
+              </a:defRPr>
+            </a:pPr>
+            <a:r>
+              <a:rPr lang="en-GB"/>
+              <a:t>Random Condition</a:t>
+            </a:r>
+          </a:p>
+        </c:rich>
+      </c:tx>
+      <c:overlay val="0"/>
+      <c:spPr>
+        <a:noFill/>
+        <a:ln>
+          <a:noFill/>
+        </a:ln>
+        <a:effectLst/>
+      </c:spPr>
+      <c:txPr>
+        <a:bodyPr rot="0" spcFirstLastPara="1" vertOverflow="ellipsis" vert="horz" wrap="square" anchor="ctr" anchorCtr="1"/>
+        <a:lstStyle/>
+        <a:p>
+          <a:pPr>
+            <a:defRPr sz="1400" b="0" i="0" u="none" strike="noStrike" kern="1200" spc="0" baseline="0">
+              <a:solidFill>
+                <a:schemeClr val="tx1">
+                  <a:lumMod val="65000"/>
+                  <a:lumOff val="35000"/>
+                </a:schemeClr>
+              </a:solidFill>
+              <a:latin typeface="+mn-lt"/>
+              <a:ea typeface="+mn-ea"/>
+              <a:cs typeface="+mn-cs"/>
+            </a:defRPr>
+          </a:pPr>
+          <a:endParaRPr lang="en-US"/>
+        </a:p>
+      </c:txPr>
+    </c:title>
+    <c:autoTitleDeleted val="0"/>
+    <c:plotArea>
+      <c:layout/>
+      <c:scatterChart>
+        <c:scatterStyle val="smoothMarker"/>
+        <c:varyColors val="0"/>
+        <c:ser>
+          <c:idx val="0"/>
+          <c:order val="0"/>
+          <c:tx>
+            <c:v>MergeSort</c:v>
+          </c:tx>
+          <c:spPr>
+            <a:ln w="19050" cap="rnd">
+              <a:solidFill>
+                <a:schemeClr val="accent1"/>
+              </a:solidFill>
+              <a:round/>
+            </a:ln>
+            <a:effectLst/>
+          </c:spPr>
+          <c:marker>
+            <c:symbol val="circle"/>
+            <c:size val="5"/>
+            <c:spPr>
+              <a:solidFill>
+                <a:schemeClr val="accent1"/>
+              </a:solidFill>
+              <a:ln w="9525">
+                <a:solidFill>
+                  <a:schemeClr val="accent1"/>
+                </a:solidFill>
+              </a:ln>
+              <a:effectLst/>
+            </c:spPr>
+          </c:marker>
+          <c:xVal>
+            <c:numRef>
+              <c:f>Sheet1!$A$9:$A$15</c:f>
+              <c:numCache>
+                <c:formatCode>General</c:formatCode>
+                <c:ptCount val="7"/>
+                <c:pt idx="0">
+                  <c:v>10</c:v>
+                </c:pt>
+                <c:pt idx="1">
+                  <c:v>50</c:v>
+                </c:pt>
+                <c:pt idx="2">
+                  <c:v>100</c:v>
+                </c:pt>
+                <c:pt idx="3">
+                  <c:v>500</c:v>
+                </c:pt>
+                <c:pt idx="4">
+                  <c:v>1000</c:v>
+                </c:pt>
+                <c:pt idx="5">
+                  <c:v>5000</c:v>
+                </c:pt>
+                <c:pt idx="6">
+                  <c:v>10000</c:v>
+                </c:pt>
+              </c:numCache>
+            </c:numRef>
+          </c:xVal>
+          <c:yVal>
+            <c:numRef>
+              <c:f>Sheet1!$C$9:$C$15</c:f>
+              <c:numCache>
+                <c:formatCode>General</c:formatCode>
+                <c:ptCount val="7"/>
+                <c:pt idx="0">
+                  <c:v>7.6999999999999996E-4</c:v>
+                </c:pt>
+                <c:pt idx="1">
+                  <c:v>6.9999999999999994E-5</c:v>
+                </c:pt>
+                <c:pt idx="2">
+                  <c:v>2.1000000000000001E-4</c:v>
+                </c:pt>
+                <c:pt idx="3">
+                  <c:v>1.7099999999999999E-3</c:v>
+                </c:pt>
+                <c:pt idx="4">
+                  <c:v>2.32E-3</c:v>
+                </c:pt>
+                <c:pt idx="5">
+                  <c:v>1.366E-2</c:v>
+                </c:pt>
+                <c:pt idx="6">
+                  <c:v>3.0249999999999999E-2</c:v>
+                </c:pt>
+              </c:numCache>
+            </c:numRef>
+          </c:yVal>
+          <c:smooth val="1"/>
+          <c:extLst>
+            <c:ext xmlns:c16="http://schemas.microsoft.com/office/drawing/2014/chart" uri="{C3380CC4-5D6E-409C-BE32-E72D297353CC}">
+              <c16:uniqueId val="{00000000-1F81-6B46-AE78-B2DD3FF80840}"/>
+            </c:ext>
+          </c:extLst>
+        </c:ser>
+        <c:ser>
+          <c:idx val="1"/>
+          <c:order val="1"/>
+          <c:tx>
+            <c:v>QuickSort</c:v>
+          </c:tx>
+          <c:spPr>
+            <a:ln w="19050" cap="rnd">
+              <a:solidFill>
+                <a:schemeClr val="accent2"/>
+              </a:solidFill>
+              <a:round/>
+            </a:ln>
+            <a:effectLst/>
+          </c:spPr>
+          <c:marker>
+            <c:symbol val="circle"/>
+            <c:size val="5"/>
+            <c:spPr>
+              <a:solidFill>
+                <a:schemeClr val="accent2"/>
+              </a:solidFill>
+              <a:ln w="9525">
+                <a:solidFill>
+                  <a:schemeClr val="accent2"/>
+                </a:solidFill>
+              </a:ln>
+              <a:effectLst/>
+            </c:spPr>
+          </c:marker>
+          <c:xVal>
+            <c:numRef>
+              <c:f>Sheet1!$A$9:$A$15</c:f>
+              <c:numCache>
+                <c:formatCode>General</c:formatCode>
+                <c:ptCount val="7"/>
+                <c:pt idx="0">
+                  <c:v>10</c:v>
+                </c:pt>
+                <c:pt idx="1">
+                  <c:v>50</c:v>
+                </c:pt>
+                <c:pt idx="2">
+                  <c:v>100</c:v>
+                </c:pt>
+                <c:pt idx="3">
+                  <c:v>500</c:v>
+                </c:pt>
+                <c:pt idx="4">
+                  <c:v>1000</c:v>
+                </c:pt>
+                <c:pt idx="5">
+                  <c:v>5000</c:v>
+                </c:pt>
+                <c:pt idx="6">
+                  <c:v>10000</c:v>
+                </c:pt>
+              </c:numCache>
+            </c:numRef>
+          </c:xVal>
+          <c:yVal>
+            <c:numRef>
+              <c:f>Sheet1!$D$9:$D$15</c:f>
+              <c:numCache>
+                <c:formatCode>General</c:formatCode>
+                <c:ptCount val="7"/>
+                <c:pt idx="0">
+                  <c:v>1.0000000000000001E-5</c:v>
+                </c:pt>
+                <c:pt idx="1">
+                  <c:v>1.1E-4</c:v>
+                </c:pt>
+                <c:pt idx="2">
+                  <c:v>9.0000000000000006E-5</c:v>
+                </c:pt>
+                <c:pt idx="3">
+                  <c:v>5.8E-4</c:v>
+                </c:pt>
+                <c:pt idx="4">
+                  <c:v>1.2099999999999999E-3</c:v>
+                </c:pt>
+                <c:pt idx="5">
+                  <c:v>9.4400000000000005E-3</c:v>
+                </c:pt>
+                <c:pt idx="6">
+                  <c:v>2.486E-2</c:v>
+                </c:pt>
+              </c:numCache>
+            </c:numRef>
+          </c:yVal>
+          <c:smooth val="1"/>
+          <c:extLst>
+            <c:ext xmlns:c16="http://schemas.microsoft.com/office/drawing/2014/chart" uri="{C3380CC4-5D6E-409C-BE32-E72D297353CC}">
+              <c16:uniqueId val="{00000001-1F81-6B46-AE78-B2DD3FF80840}"/>
+            </c:ext>
+          </c:extLst>
+        </c:ser>
+        <c:dLbls>
+          <c:showLegendKey val="0"/>
+          <c:showVal val="0"/>
+          <c:showCatName val="0"/>
+          <c:showSerName val="0"/>
+          <c:showPercent val="0"/>
+          <c:showBubbleSize val="0"/>
+        </c:dLbls>
+        <c:axId val="1965650175"/>
+        <c:axId val="1965652863"/>
+      </c:scatterChart>
+      <c:valAx>
+        <c:axId val="1965650175"/>
+        <c:scaling>
+          <c:orientation val="minMax"/>
+        </c:scaling>
+        <c:delete val="0"/>
+        <c:axPos val="b"/>
+        <c:title>
+          <c:tx>
+            <c:rich>
+              <a:bodyPr rot="0" spcFirstLastPara="1" vertOverflow="ellipsis" vert="horz" wrap="square" anchor="ctr" anchorCtr="1"/>
+              <a:lstStyle/>
+              <a:p>
+                <a:pPr>
+                  <a:defRPr sz="1000" b="0" i="0" u="none" strike="noStrike" kern="1200" baseline="0">
+                    <a:solidFill>
+                      <a:schemeClr val="tx1">
+                        <a:lumMod val="65000"/>
+                        <a:lumOff val="35000"/>
+                      </a:schemeClr>
+                    </a:solidFill>
+                    <a:latin typeface="+mn-lt"/>
+                    <a:ea typeface="+mn-ea"/>
+                    <a:cs typeface="+mn-cs"/>
+                  </a:defRPr>
+                </a:pPr>
+                <a:r>
+                  <a:rPr lang="en-GB"/>
+                  <a:t>Number</a:t>
+                </a:r>
+                <a:r>
+                  <a:rPr lang="en-GB" baseline="0"/>
+                  <a:t> of Data</a:t>
+                </a:r>
+                <a:endParaRPr lang="en-GB"/>
+              </a:p>
+            </c:rich>
+          </c:tx>
+          <c:overlay val="0"/>
+          <c:spPr>
+            <a:noFill/>
+            <a:ln>
+              <a:noFill/>
+            </a:ln>
+            <a:effectLst/>
+          </c:spPr>
+          <c:txPr>
+            <a:bodyPr rot="0" spcFirstLastPara="1" vertOverflow="ellipsis" vert="horz" wrap="square" anchor="ctr" anchorCtr="1"/>
+            <a:lstStyle/>
+            <a:p>
+              <a:pPr>
+                <a:defRPr sz="1000" b="0" i="0" u="none" strike="noStrike" kern="1200" baseline="0">
+                  <a:solidFill>
+                    <a:schemeClr val="tx1">
+                      <a:lumMod val="65000"/>
+                      <a:lumOff val="35000"/>
+                    </a:schemeClr>
+                  </a:solidFill>
+                  <a:latin typeface="+mn-lt"/>
+                  <a:ea typeface="+mn-ea"/>
+                  <a:cs typeface="+mn-cs"/>
+                </a:defRPr>
+              </a:pPr>
+              <a:endParaRPr lang="en-GB"/>
+            </a:p>
+          </c:txPr>
+        </c:title>
+        <c:numFmt formatCode="General" sourceLinked="1"/>
+        <c:majorTickMark val="none"/>
+        <c:minorTickMark val="none"/>
+        <c:tickLblPos val="nextTo"/>
+        <c:spPr>
+          <a:noFill/>
+          <a:ln w="9525" cap="flat" cmpd="sng" algn="ctr">
+            <a:solidFill>
+              <a:schemeClr val="tx1">
+                <a:lumMod val="25000"/>
+                <a:lumOff val="75000"/>
+              </a:schemeClr>
+            </a:solidFill>
+            <a:round/>
+          </a:ln>
+          <a:effectLst/>
+        </c:spPr>
+        <c:txPr>
+          <a:bodyPr rot="-60000000" spcFirstLastPara="1" vertOverflow="ellipsis" vert="horz" wrap="square" anchor="ctr" anchorCtr="1"/>
+          <a:lstStyle/>
+          <a:p>
+            <a:pPr>
+              <a:defRPr sz="900" b="0" i="0" u="none" strike="noStrike" kern="1200" baseline="0">
+                <a:solidFill>
+                  <a:schemeClr val="tx1">
+                    <a:lumMod val="65000"/>
+                    <a:lumOff val="35000"/>
+                  </a:schemeClr>
+                </a:solidFill>
+                <a:latin typeface="+mn-lt"/>
+                <a:ea typeface="+mn-ea"/>
+                <a:cs typeface="+mn-cs"/>
+              </a:defRPr>
+            </a:pPr>
+            <a:endParaRPr lang="en-US"/>
+          </a:p>
+        </c:txPr>
+        <c:crossAx val="1965652863"/>
+        <c:crosses val="autoZero"/>
+        <c:crossBetween val="midCat"/>
+      </c:valAx>
+      <c:valAx>
+        <c:axId val="1965652863"/>
+        <c:scaling>
+          <c:orientation val="minMax"/>
+        </c:scaling>
+        <c:delete val="0"/>
+        <c:axPos val="l"/>
+        <c:majorGridlines>
+          <c:spPr>
+            <a:ln w="9525" cap="flat" cmpd="sng" algn="ctr">
+              <a:solidFill>
+                <a:schemeClr val="tx1">
+                  <a:lumMod val="15000"/>
+                  <a:lumOff val="85000"/>
+                </a:schemeClr>
+              </a:solidFill>
+              <a:round/>
+            </a:ln>
+            <a:effectLst/>
+          </c:spPr>
+        </c:majorGridlines>
+        <c:title>
+          <c:tx>
+            <c:rich>
+              <a:bodyPr rot="-5400000" spcFirstLastPara="1" vertOverflow="ellipsis" vert="horz" wrap="square" anchor="ctr" anchorCtr="1"/>
+              <a:lstStyle/>
+              <a:p>
+                <a:pPr>
+                  <a:defRPr sz="1000" b="0" i="0" u="none" strike="noStrike" kern="1200" baseline="0">
+                    <a:solidFill>
+                      <a:schemeClr val="tx1">
+                        <a:lumMod val="65000"/>
+                        <a:lumOff val="35000"/>
+                      </a:schemeClr>
+                    </a:solidFill>
+                    <a:latin typeface="+mn-lt"/>
+                    <a:ea typeface="+mn-ea"/>
+                    <a:cs typeface="+mn-cs"/>
+                  </a:defRPr>
+                </a:pPr>
+                <a:r>
+                  <a:rPr lang="en-GB"/>
+                  <a:t>Time</a:t>
+                </a:r>
+                <a:r>
+                  <a:rPr lang="en-GB" baseline="0"/>
+                  <a:t> (s)</a:t>
+                </a:r>
+                <a:endParaRPr lang="en-GB"/>
+              </a:p>
+            </c:rich>
+          </c:tx>
+          <c:overlay val="0"/>
+          <c:spPr>
+            <a:noFill/>
+            <a:ln>
+              <a:noFill/>
+            </a:ln>
+            <a:effectLst/>
+          </c:spPr>
+          <c:txPr>
+            <a:bodyPr rot="-5400000" spcFirstLastPara="1" vertOverflow="ellipsis" vert="horz" wrap="square" anchor="ctr" anchorCtr="1"/>
+            <a:lstStyle/>
+            <a:p>
+              <a:pPr>
+                <a:defRPr sz="1000" b="0" i="0" u="none" strike="noStrike" kern="1200" baseline="0">
+                  <a:solidFill>
+                    <a:schemeClr val="tx1">
+                      <a:lumMod val="65000"/>
+                      <a:lumOff val="35000"/>
+                    </a:schemeClr>
+                  </a:solidFill>
+                  <a:latin typeface="+mn-lt"/>
+                  <a:ea typeface="+mn-ea"/>
+                  <a:cs typeface="+mn-cs"/>
+                </a:defRPr>
+              </a:pPr>
+              <a:endParaRPr lang="en-GB"/>
+            </a:p>
+          </c:txPr>
+        </c:title>
+        <c:numFmt formatCode="General" sourceLinked="1"/>
+        <c:majorTickMark val="none"/>
+        <c:minorTickMark val="none"/>
+        <c:tickLblPos val="nextTo"/>
+        <c:spPr>
+          <a:noFill/>
+          <a:ln w="9525" cap="flat" cmpd="sng" algn="ctr">
+            <a:solidFill>
+              <a:schemeClr val="tx1">
+                <a:lumMod val="25000"/>
+                <a:lumOff val="75000"/>
+              </a:schemeClr>
+            </a:solidFill>
+            <a:round/>
+          </a:ln>
+          <a:effectLst/>
+        </c:spPr>
+        <c:txPr>
+          <a:bodyPr rot="-60000000" spcFirstLastPara="1" vertOverflow="ellipsis" vert="horz" wrap="square" anchor="ctr" anchorCtr="1"/>
+          <a:lstStyle/>
+          <a:p>
+            <a:pPr>
+              <a:defRPr sz="900" b="0" i="0" u="none" strike="noStrike" kern="1200" baseline="0">
+                <a:solidFill>
+                  <a:schemeClr val="tx1">
+                    <a:lumMod val="65000"/>
+                    <a:lumOff val="35000"/>
+                  </a:schemeClr>
+                </a:solidFill>
+                <a:latin typeface="+mn-lt"/>
+                <a:ea typeface="+mn-ea"/>
+                <a:cs typeface="+mn-cs"/>
+              </a:defRPr>
+            </a:pPr>
+            <a:endParaRPr lang="en-US"/>
+          </a:p>
+        </c:txPr>
+        <c:crossAx val="1965650175"/>
+        <c:crosses val="autoZero"/>
+        <c:crossBetween val="midCat"/>
+      </c:valAx>
+      <c:spPr>
+        <a:noFill/>
+        <a:ln>
+          <a:noFill/>
+        </a:ln>
+        <a:effectLst/>
+      </c:spPr>
+    </c:plotArea>
+    <c:legend>
+      <c:legendPos val="r"/>
+      <c:overlay val="0"/>
+      <c:spPr>
+        <a:noFill/>
+        <a:ln>
+          <a:noFill/>
+        </a:ln>
+        <a:effectLst/>
+      </c:spPr>
+      <c:txPr>
+        <a:bodyPr rot="0" spcFirstLastPara="1" vertOverflow="ellipsis" vert="horz" wrap="square" anchor="ctr" anchorCtr="1"/>
+        <a:lstStyle/>
+        <a:p>
+          <a:pPr>
+            <a:defRPr sz="900" b="0" i="0" u="none" strike="noStrike" kern="1200" baseline="0">
+              <a:solidFill>
+                <a:schemeClr val="tx1">
+                  <a:lumMod val="65000"/>
+                  <a:lumOff val="35000"/>
+                </a:schemeClr>
+              </a:solidFill>
+              <a:latin typeface="+mn-lt"/>
+              <a:ea typeface="+mn-ea"/>
+              <a:cs typeface="+mn-cs"/>
+            </a:defRPr>
+          </a:pPr>
+          <a:endParaRPr lang="en-US"/>
+        </a:p>
+      </c:txPr>
+    </c:legend>
+    <c:plotVisOnly val="1"/>
+    <c:dispBlanksAs val="gap"/>
+    <c:showDLblsOverMax val="0"/>
+    <c:extLst>
+      <c:ext xmlns:c16r3="http://schemas.microsoft.com/office/drawing/2017/03/chart" uri="{56B9EC1D-385E-4148-901F-78D8002777C0}">
+        <c16r3:dataDisplayOptions16>
+          <c16r3:dispNaAsBlank val="1"/>
+        </c16r3:dataDisplayOptions16>
+      </c:ext>
+    </c:extLst>
+  </c:chart>
+  <c:spPr>
+    <a:solidFill>
+      <a:schemeClr val="bg1"/>
+    </a:solidFill>
+    <a:ln w="9525" cap="flat" cmpd="sng" algn="ctr">
+      <a:solidFill>
+        <a:schemeClr val="tx1">
+          <a:lumMod val="15000"/>
+          <a:lumOff val="85000"/>
+        </a:schemeClr>
+      </a:solidFill>
+      <a:round/>
+    </a:ln>
+    <a:effectLst/>
+  </c:spPr>
+  <c:txPr>
+    <a:bodyPr/>
+    <a:lstStyle/>
+    <a:p>
+      <a:pPr>
+        <a:defRPr/>
+      </a:pPr>
+      <a:endParaRPr lang="en-US"/>
+    </a:p>
+  </c:txPr>
+  <c:externalData r:id="rId3">
+    <c:autoUpdate val="0"/>
+  </c:externalData>
+</c:chartSpace>
+</file>
+
+<file path=word/charts/colors1.xml><?xml version="1.0" encoding="utf-8"?>
+<cs:colorStyle xmlns:cs="http://schemas.microsoft.com/office/drawing/2012/chartStyle" xmlns:a="http://schemas.openxmlformats.org/drawingml/2006/main" meth="cycle" id="10">
+  <a:schemeClr val="accent1"/>
+  <a:schemeClr val="accent2"/>
+  <a:schemeClr val="accent3"/>
+  <a:schemeClr val="accent4"/>
+  <a:schemeClr val="accent5"/>
+  <a:schemeClr val="accent6"/>
+  <cs:variation/>
+  <cs:variation>
+    <a:lumMod val="60000"/>
+  </cs:variation>
+  <cs:variation>
+    <a:lumMod val="80000"/>
+    <a:lumOff val="20000"/>
+  </cs:variation>
+  <cs:variation>
+    <a:lumMod val="80000"/>
+  </cs:variation>
+  <cs:variation>
+    <a:lumMod val="60000"/>
+    <a:lumOff val="40000"/>
+  </cs:variation>
+  <cs:variation>
+    <a:lumMod val="50000"/>
+  </cs:variation>
+  <cs:variation>
+    <a:lumMod val="70000"/>
+    <a:lumOff val="30000"/>
+  </cs:variation>
+  <cs:variation>
+    <a:lumMod val="70000"/>
+  </cs:variation>
+  <cs:variation>
+    <a:lumMod val="50000"/>
+    <a:lumOff val="50000"/>
+  </cs:variation>
+</cs:colorStyle>
+</file>
+
+<file path=word/charts/colors2.xml><?xml version="1.0" encoding="utf-8"?>
+<cs:colorStyle xmlns:cs="http://schemas.microsoft.com/office/drawing/2012/chartStyle" xmlns:a="http://schemas.openxmlformats.org/drawingml/2006/main" meth="cycle" id="10">
+  <a:schemeClr val="accent1"/>
+  <a:schemeClr val="accent2"/>
+  <a:schemeClr val="accent3"/>
+  <a:schemeClr val="accent4"/>
+  <a:schemeClr val="accent5"/>
+  <a:schemeClr val="accent6"/>
+  <cs:variation/>
+  <cs:variation>
+    <a:lumMod val="60000"/>
+  </cs:variation>
+  <cs:variation>
+    <a:lumMod val="80000"/>
+    <a:lumOff val="20000"/>
+  </cs:variation>
+  <cs:variation>
+    <a:lumMod val="80000"/>
+  </cs:variation>
+  <cs:variation>
+    <a:lumMod val="60000"/>
+    <a:lumOff val="40000"/>
+  </cs:variation>
+  <cs:variation>
+    <a:lumMod val="50000"/>
+  </cs:variation>
+  <cs:variation>
+    <a:lumMod val="70000"/>
+    <a:lumOff val="30000"/>
+  </cs:variation>
+  <cs:variation>
+    <a:lumMod val="70000"/>
+  </cs:variation>
+  <cs:variation>
+    <a:lumMod val="50000"/>
+    <a:lumOff val="50000"/>
+  </cs:variation>
+</cs:colorStyle>
+</file>
+
+<file path=word/charts/colors3.xml><?xml version="1.0" encoding="utf-8"?>
+<cs:colorStyle xmlns:cs="http://schemas.microsoft.com/office/drawing/2012/chartStyle" xmlns:a="http://schemas.openxmlformats.org/drawingml/2006/main" meth="cycle" id="10">
+  <a:schemeClr val="accent1"/>
+  <a:schemeClr val="accent2"/>
+  <a:schemeClr val="accent3"/>
+  <a:schemeClr val="accent4"/>
+  <a:schemeClr val="accent5"/>
+  <a:schemeClr val="accent6"/>
+  <cs:variation/>
+  <cs:variation>
+    <a:lumMod val="60000"/>
+  </cs:variation>
+  <cs:variation>
+    <a:lumMod val="80000"/>
+    <a:lumOff val="20000"/>
+  </cs:variation>
+  <cs:variation>
+    <a:lumMod val="80000"/>
+  </cs:variation>
+  <cs:variation>
+    <a:lumMod val="60000"/>
+    <a:lumOff val="40000"/>
+  </cs:variation>
+  <cs:variation>
+    <a:lumMod val="50000"/>
+  </cs:variation>
+  <cs:variation>
+    <a:lumMod val="70000"/>
+    <a:lumOff val="30000"/>
+  </cs:variation>
+  <cs:variation>
+    <a:lumMod val="70000"/>
+  </cs:variation>
+  <cs:variation>
+    <a:lumMod val="50000"/>
+    <a:lumOff val="50000"/>
+  </cs:variation>
+</cs:colorStyle>
+</file>
+
+<file path=word/charts/style1.xml><?xml version="1.0" encoding="utf-8"?>
+<cs:chartStyle xmlns:cs="http://schemas.microsoft.com/office/drawing/2012/chartStyle" xmlns:a="http://schemas.openxmlformats.org/drawingml/2006/main" id="240">
+  <cs:axisTitle>
+    <cs:lnRef idx="0"/>
+    <cs:fillRef idx="0"/>
+    <cs:effectRef idx="0"/>
+    <cs:fontRef idx="minor">
+      <a:schemeClr val="tx1">
+        <a:lumMod val="65000"/>
+        <a:lumOff val="35000"/>
+      </a:schemeClr>
+    </cs:fontRef>
+    <cs:defRPr sz="1000" kern="1200"/>
+  </cs:axisTitle>
+  <cs:categoryAxis>
+    <cs:lnRef idx="0"/>
+    <cs:fillRef idx="0"/>
+    <cs:effectRef idx="0"/>
+    <cs:fontRef idx="minor">
+      <a:schemeClr val="tx1">
+        <a:lumMod val="65000"/>
+        <a:lumOff val="35000"/>
+      </a:schemeClr>
+    </cs:fontRef>
+    <cs:spPr>
+      <a:ln w="9525" cap="flat" cmpd="sng" algn="ctr">
+        <a:solidFill>
+          <a:schemeClr val="tx1">
+            <a:lumMod val="25000"/>
+            <a:lumOff val="75000"/>
+          </a:schemeClr>
+        </a:solidFill>
+        <a:round/>
+      </a:ln>
+    </cs:spPr>
+    <cs:defRPr sz="900" kern="1200"/>
+  </cs:categoryAxis>
+  <cs:chartArea mods="allowNoFillOverride allowNoLineOverride">
+    <cs:lnRef idx="0"/>
+    <cs:fillRef idx="0"/>
+    <cs:effectRef idx="0"/>
+    <cs:fontRef idx="minor">
+      <a:schemeClr val="tx1"/>
+    </cs:fontRef>
+    <cs:spPr>
+      <a:solidFill>
+        <a:schemeClr val="bg1"/>
+      </a:solidFill>
+      <a:ln w="9525" cap="flat" cmpd="sng" algn="ctr">
+        <a:solidFill>
+          <a:schemeClr val="tx1">
+            <a:lumMod val="15000"/>
+            <a:lumOff val="85000"/>
+          </a:schemeClr>
+        </a:solidFill>
+        <a:round/>
+      </a:ln>
+    </cs:spPr>
+    <cs:defRPr sz="1000" kern="1200"/>
+  </cs:chartArea>
+  <cs:dataLabel>
+    <cs:lnRef idx="0"/>
+    <cs:fillRef idx="0"/>
+    <cs:effectRef idx="0"/>
+    <cs:fontRef idx="minor">
+      <a:schemeClr val="tx1">
+        <a:lumMod val="75000"/>
+        <a:lumOff val="25000"/>
+      </a:schemeClr>
+    </cs:fontRef>
+    <cs:defRPr sz="900" kern="1200"/>
+  </cs:dataLabel>
+  <cs:dataLabelCallout>
+    <cs:lnRef idx="0"/>
+    <cs:fillRef idx="0"/>
+    <cs:effectRef idx="0"/>
+    <cs:fontRef idx="minor">
+      <a:schemeClr val="dk1">
+        <a:lumMod val="65000"/>
+        <a:lumOff val="35000"/>
+      </a:schemeClr>
+    </cs:fontRef>
+    <cs:spPr>
+      <a:solidFill>
+        <a:schemeClr val="lt1"/>
+      </a:solidFill>
+      <a:ln>
+        <a:solidFill>
+          <a:schemeClr val="dk1">
+            <a:lumMod val="25000"/>
+            <a:lumOff val="75000"/>
+          </a:schemeClr>
+        </a:solidFill>
+      </a:ln>
+    </cs:spPr>
+    <cs:defRPr sz="900" kern="1200"/>
+    <cs:bodyPr rot="0" spcFirstLastPara="1" vertOverflow="clip" horzOverflow="clip" vert="horz" wrap="square" lIns="36576" tIns="18288" rIns="36576" bIns="18288" anchor="ctr" anchorCtr="1">
+      <a:spAutoFit/>
+    </cs:bodyPr>
+  </cs:dataLabelCallout>
+  <cs:dataPoint>
+    <cs:lnRef idx="0"/>
+    <cs:fillRef idx="1">
+      <cs:styleClr val="auto"/>
+    </cs:fillRef>
+    <cs:effectRef idx="0"/>
+    <cs:fontRef idx="minor">
+      <a:schemeClr val="tx1"/>
+    </cs:fontRef>
+  </cs:dataPoint>
+  <cs:dataPoint3D>
+    <cs:lnRef idx="0"/>
+    <cs:fillRef idx="1">
+      <cs:styleClr val="auto"/>
+    </cs:fillRef>
+    <cs:effectRef idx="0"/>
+    <cs:fontRef idx="minor">
+      <a:schemeClr val="tx1"/>
+    </cs:fontRef>
+  </cs:dataPoint3D>
+  <cs:dataPointLine>
+    <cs:lnRef idx="0">
+      <cs:styleClr val="auto"/>
+    </cs:lnRef>
+    <cs:fillRef idx="1"/>
+    <cs:effectRef idx="0"/>
+    <cs:fontRef idx="minor">
+      <a:schemeClr val="tx1"/>
+    </cs:fontRef>
+    <cs:spPr>
+      <a:ln w="19050" cap="rnd">
+        <a:solidFill>
+          <a:schemeClr val="phClr"/>
+        </a:solidFill>
+        <a:round/>
+      </a:ln>
+    </cs:spPr>
+  </cs:dataPointLine>
+  <cs:dataPointMarker>
+    <cs:lnRef idx="0">
+      <cs:styleClr val="auto"/>
+    </cs:lnRef>
+    <cs:fillRef idx="1">
+      <cs:styleClr val="auto"/>
+    </cs:fillRef>
+    <cs:effectRef idx="0"/>
+    <cs:fontRef idx="minor">
+      <a:schemeClr val="tx1"/>
+    </cs:fontRef>
+    <cs:spPr>
+      <a:ln w="9525">
+        <a:solidFill>
+          <a:schemeClr val="phClr"/>
+        </a:solidFill>
+      </a:ln>
+    </cs:spPr>
+  </cs:dataPointMarker>
+  <cs:dataPointMarkerLayout symbol="circle" size="5"/>
+  <cs:dataPointWireframe>
+    <cs:lnRef idx="0">
+      <cs:styleClr val="auto"/>
+    </cs:lnRef>
+    <cs:fillRef idx="0"/>
+    <cs:effectRef idx="0"/>
+    <cs:fontRef idx="minor">
+      <a:schemeClr val="dk1"/>
+    </cs:fontRef>
+    <cs:spPr>
+      <a:ln w="9525" cap="rnd">
+        <a:solidFill>
+          <a:schemeClr val="phClr"/>
+        </a:solidFill>
+        <a:round/>
+      </a:ln>
+    </cs:spPr>
+  </cs:dataPointWireframe>
+  <cs:dataTable>
+    <cs:lnRef idx="0"/>
+    <cs:fillRef idx="0"/>
+    <cs:effectRef idx="0"/>
+    <cs:fontRef idx="minor">
+      <a:schemeClr val="tx1">
+        <a:lumMod val="65000"/>
+        <a:lumOff val="35000"/>
+      </a:schemeClr>
+    </cs:fontRef>
+    <cs:spPr>
+      <a:noFill/>
+      <a:ln w="9525" cap="flat" cmpd="sng" algn="ctr">
+        <a:solidFill>
+          <a:schemeClr val="tx1">
+            <a:lumMod val="15000"/>
+            <a:lumOff val="85000"/>
+          </a:schemeClr>
+        </a:solidFill>
+        <a:round/>
+      </a:ln>
+    </cs:spPr>
+    <cs:defRPr sz="900" kern="1200"/>
+  </cs:dataTable>
+  <cs:downBar>
+    <cs:lnRef idx="0"/>
+    <cs:fillRef idx="0"/>
+    <cs:effectRef idx="0"/>
+    <cs:fontRef idx="minor">
+      <a:schemeClr val="tx1"/>
+    </cs:fontRef>
+    <cs:spPr>
+      <a:solidFill>
+        <a:schemeClr val="dk1">
+          <a:lumMod val="75000"/>
+          <a:lumOff val="25000"/>
+        </a:schemeClr>
+      </a:solidFill>
+      <a:ln w="9525" cap="flat" cmpd="sng" algn="ctr">
+        <a:solidFill>
+          <a:schemeClr val="tx1">
+            <a:lumMod val="65000"/>
+            <a:lumOff val="35000"/>
+          </a:schemeClr>
+        </a:solidFill>
+        <a:round/>
+      </a:ln>
+    </cs:spPr>
+  </cs:downBar>
+  <cs:dropLine>
+    <cs:lnRef idx="0"/>
+    <cs:fillRef idx="0"/>
+    <cs:effectRef idx="0"/>
+    <cs:fontRef idx="minor">
+      <a:schemeClr val="tx1"/>
+    </cs:fontRef>
+    <cs:spPr>
+      <a:ln w="9525" cap="flat" cmpd="sng" algn="ctr">
+        <a:solidFill>
+          <a:schemeClr val="tx1">
+            <a:lumMod val="35000"/>
+            <a:lumOff val="65000"/>
+          </a:schemeClr>
+        </a:solidFill>
+        <a:round/>
+      </a:ln>
+    </cs:spPr>
+  </cs:dropLine>
+  <cs:errorBar>
+    <cs:lnRef idx="0"/>
+    <cs:fillRef idx="0"/>
+    <cs:effectRef idx="0"/>
+    <cs:fontRef idx="minor">
+      <a:schemeClr val="tx1"/>
+    </cs:fontRef>
+    <cs:spPr>
+      <a:ln w="9525" cap="flat" cmpd="sng" algn="ctr">
+        <a:solidFill>
+          <a:schemeClr val="tx1">
+            <a:lumMod val="65000"/>
+            <a:lumOff val="35000"/>
+          </a:schemeClr>
+        </a:solidFill>
+        <a:round/>
+      </a:ln>
+    </cs:spPr>
+  </cs:errorBar>
+  <cs:floor>
+    <cs:lnRef idx="0"/>
+    <cs:fillRef idx="0"/>
+    <cs:effectRef idx="0"/>
+    <cs:fontRef idx="minor">
+      <a:schemeClr val="tx1"/>
+    </cs:fontRef>
+    <cs:spPr>
+      <a:noFill/>
+      <a:ln>
+        <a:noFill/>
+      </a:ln>
+    </cs:spPr>
+  </cs:floor>
+  <cs:gridlineMajor>
+    <cs:lnRef idx="0"/>
+    <cs:fillRef idx="0"/>
+    <cs:effectRef idx="0"/>
+    <cs:fontRef idx="minor">
+      <a:schemeClr val="tx1"/>
+    </cs:fontRef>
+    <cs:spPr>
+      <a:ln w="9525" cap="flat" cmpd="sng" algn="ctr">
+        <a:solidFill>
+          <a:schemeClr val="tx1">
+            <a:lumMod val="15000"/>
+            <a:lumOff val="85000"/>
+          </a:schemeClr>
+        </a:solidFill>
+        <a:round/>
+      </a:ln>
+    </cs:spPr>
+  </cs:gridlineMajor>
+  <cs:gridlineMinor>
+    <cs:lnRef idx="0"/>
+    <cs:fillRef idx="0"/>
+    <cs:effectRef idx="0"/>
+    <cs:fontRef idx="minor">
+      <a:schemeClr val="tx1"/>
+    </cs:fontRef>
+    <cs:spPr>
+      <a:ln w="9525" cap="flat" cmpd="sng" algn="ctr">
+        <a:solidFill>
+          <a:schemeClr val="tx1">
+            <a:lumMod val="5000"/>
+            <a:lumOff val="95000"/>
+          </a:schemeClr>
+        </a:solidFill>
+        <a:round/>
+      </a:ln>
+    </cs:spPr>
+  </cs:gridlineMinor>
+  <cs:hiLoLine>
+    <cs:lnRef idx="0"/>
+    <cs:fillRef idx="0"/>
+    <cs:effectRef idx="0"/>
+    <cs:fontRef idx="minor">
+      <a:schemeClr val="tx1"/>
+    </cs:fontRef>
+    <cs:spPr>
+      <a:ln w="9525" cap="flat" cmpd="sng" algn="ctr">
+        <a:solidFill>
+          <a:schemeClr val="tx1">
+            <a:lumMod val="50000"/>
+            <a:lumOff val="50000"/>
+          </a:schemeClr>
+        </a:solidFill>
+        <a:round/>
+      </a:ln>
+    </cs:spPr>
+  </cs:hiLoLine>
+  <cs:leaderLine>
+    <cs:lnRef idx="0"/>
+    <cs:fillRef idx="0"/>
+    <cs:effectRef idx="0"/>
+    <cs:fontRef idx="minor">
+      <a:schemeClr val="tx1"/>
+    </cs:fontRef>
+    <cs:spPr>
+      <a:ln w="9525" cap="flat" cmpd="sng" algn="ctr">
+        <a:solidFill>
+          <a:schemeClr val="tx1">
+            <a:lumMod val="35000"/>
+            <a:lumOff val="65000"/>
+          </a:schemeClr>
+        </a:solidFill>
+        <a:round/>
+      </a:ln>
+    </cs:spPr>
+  </cs:leaderLine>
+  <cs:legend>
+    <cs:lnRef idx="0"/>
+    <cs:fillRef idx="0"/>
+    <cs:effectRef idx="0"/>
+    <cs:fontRef idx="minor">
+      <a:schemeClr val="tx1">
+        <a:lumMod val="65000"/>
+        <a:lumOff val="35000"/>
+      </a:schemeClr>
+    </cs:fontRef>
+    <cs:defRPr sz="900" kern="1200"/>
+  </cs:legend>
+  <cs:plotArea mods="allowNoFillOverride allowNoLineOverride">
+    <cs:lnRef idx="0"/>
+    <cs:fillRef idx="0"/>
+    <cs:effectRef idx="0"/>
+    <cs:fontRef idx="minor">
+      <a:schemeClr val="tx1"/>
+    </cs:fontRef>
+  </cs:plotArea>
+  <cs:plotArea3D mods="allowNoFillOverride allowNoLineOverride">
+    <cs:lnRef idx="0"/>
+    <cs:fillRef idx="0"/>
+    <cs:effectRef idx="0"/>
+    <cs:fontRef idx="minor">
+      <a:schemeClr val="tx1"/>
+    </cs:fontRef>
+  </cs:plotArea3D>
+  <cs:seriesAxis>
+    <cs:lnRef idx="0"/>
+    <cs:fillRef idx="0"/>
+    <cs:effectRef idx="0"/>
+    <cs:fontRef idx="minor">
+      <a:schemeClr val="tx1">
+        <a:lumMod val="65000"/>
+        <a:lumOff val="35000"/>
+      </a:schemeClr>
+    </cs:fontRef>
+    <cs:defRPr sz="900" kern="1200"/>
+  </cs:seriesAxis>
+  <cs:seriesLine>
+    <cs:lnRef idx="0"/>
+    <cs:fillRef idx="0"/>
+    <cs:effectRef idx="0"/>
+    <cs:fontRef idx="minor">
+      <a:schemeClr val="tx1"/>
+    </cs:fontRef>
+    <cs:spPr>
+      <a:ln w="9525" cap="flat" cmpd="sng" algn="ctr">
+        <a:solidFill>
+          <a:schemeClr val="tx1">
+            <a:lumMod val="35000"/>
+            <a:lumOff val="65000"/>
+          </a:schemeClr>
+        </a:solidFill>
+        <a:round/>
+      </a:ln>
+    </cs:spPr>
+  </cs:seriesLine>
+  <cs:title>
+    <cs:lnRef idx="0"/>
+    <cs:fillRef idx="0"/>
+    <cs:effectRef idx="0"/>
+    <cs:fontRef idx="minor">
+      <a:schemeClr val="tx1">
+        <a:lumMod val="65000"/>
+        <a:lumOff val="35000"/>
+      </a:schemeClr>
+    </cs:fontRef>
+    <cs:defRPr sz="1400" b="0" kern="1200" spc="0" baseline="0"/>
+  </cs:title>
+  <cs:trendline>
+    <cs:lnRef idx="0">
+      <cs:styleClr val="auto"/>
+    </cs:lnRef>
+    <cs:fillRef idx="0"/>
+    <cs:effectRef idx="0"/>
+    <cs:fontRef idx="minor">
+      <a:schemeClr val="tx1"/>
+    </cs:fontRef>
+    <cs:spPr>
+      <a:ln w="19050" cap="rnd">
+        <a:solidFill>
+          <a:schemeClr val="phClr"/>
+        </a:solidFill>
+        <a:prstDash val="sysDot"/>
+      </a:ln>
+    </cs:spPr>
+  </cs:trendline>
+  <cs:trendlineLabel>
+    <cs:lnRef idx="0"/>
+    <cs:fillRef idx="0"/>
+    <cs:effectRef idx="0"/>
+    <cs:fontRef idx="minor">
+      <a:schemeClr val="tx1">
+        <a:lumMod val="65000"/>
+        <a:lumOff val="35000"/>
+      </a:schemeClr>
+    </cs:fontRef>
+    <cs:defRPr sz="900" kern="1200"/>
+  </cs:trendlineLabel>
+  <cs:upBar>
+    <cs:lnRef idx="0"/>
+    <cs:fillRef idx="0"/>
+    <cs:effectRef idx="0"/>
+    <cs:fontRef idx="minor">
+      <a:schemeClr val="tx1"/>
+    </cs:fontRef>
+    <cs:spPr>
+      <a:solidFill>
+        <a:schemeClr val="lt1"/>
+      </a:solidFill>
+      <a:ln w="9525" cap="flat" cmpd="sng" algn="ctr">
+        <a:solidFill>
+          <a:schemeClr val="tx1">
+            <a:lumMod val="65000"/>
+            <a:lumOff val="35000"/>
+          </a:schemeClr>
+        </a:solidFill>
+        <a:round/>
+      </a:ln>
+    </cs:spPr>
+  </cs:upBar>
+  <cs:valueAxis>
+    <cs:lnRef idx="0"/>
+    <cs:fillRef idx="0"/>
+    <cs:effectRef idx="0"/>
+    <cs:fontRef idx="minor">
+      <a:schemeClr val="tx1">
+        <a:lumMod val="65000"/>
+        <a:lumOff val="35000"/>
+      </a:schemeClr>
+    </cs:fontRef>
+    <cs:spPr>
+      <a:ln w="9525" cap="flat" cmpd="sng" algn="ctr">
+        <a:solidFill>
+          <a:schemeClr val="tx1">
+            <a:lumMod val="25000"/>
+            <a:lumOff val="75000"/>
+          </a:schemeClr>
+        </a:solidFill>
+        <a:round/>
+      </a:ln>
+    </cs:spPr>
+    <cs:defRPr sz="900" kern="1200"/>
+  </cs:valueAxis>
+  <cs:wall>
+    <cs:lnRef idx="0"/>
+    <cs:fillRef idx="0"/>
+    <cs:effectRef idx="0"/>
+    <cs:fontRef idx="minor">
+      <a:schemeClr val="tx1"/>
+    </cs:fontRef>
+    <cs:spPr>
+      <a:noFill/>
+      <a:ln>
+        <a:noFill/>
+      </a:ln>
+    </cs:spPr>
+  </cs:wall>
+</cs:chartStyle>
+</file>
+
+<file path=word/charts/style2.xml><?xml version="1.0" encoding="utf-8"?>
+<cs:chartStyle xmlns:cs="http://schemas.microsoft.com/office/drawing/2012/chartStyle" xmlns:a="http://schemas.openxmlformats.org/drawingml/2006/main" id="240">
+  <cs:axisTitle>
+    <cs:lnRef idx="0"/>
+    <cs:fillRef idx="0"/>
+    <cs:effectRef idx="0"/>
+    <cs:fontRef idx="minor">
+      <a:schemeClr val="tx1">
+        <a:lumMod val="65000"/>
+        <a:lumOff val="35000"/>
+      </a:schemeClr>
+    </cs:fontRef>
+    <cs:defRPr sz="1000" kern="1200"/>
+  </cs:axisTitle>
+  <cs:categoryAxis>
+    <cs:lnRef idx="0"/>
+    <cs:fillRef idx="0"/>
+    <cs:effectRef idx="0"/>
+    <cs:fontRef idx="minor">
+      <a:schemeClr val="tx1">
+        <a:lumMod val="65000"/>
+        <a:lumOff val="35000"/>
+      </a:schemeClr>
+    </cs:fontRef>
+    <cs:spPr>
+      <a:ln w="9525" cap="flat" cmpd="sng" algn="ctr">
+        <a:solidFill>
+          <a:schemeClr val="tx1">
+            <a:lumMod val="25000"/>
+            <a:lumOff val="75000"/>
+          </a:schemeClr>
+        </a:solidFill>
+        <a:round/>
+      </a:ln>
+    </cs:spPr>
+    <cs:defRPr sz="900" kern="1200"/>
+  </cs:categoryAxis>
+  <cs:chartArea mods="allowNoFillOverride allowNoLineOverride">
+    <cs:lnRef idx="0"/>
+    <cs:fillRef idx="0"/>
+    <cs:effectRef idx="0"/>
+    <cs:fontRef idx="minor">
+      <a:schemeClr val="tx1"/>
+    </cs:fontRef>
+    <cs:spPr>
+      <a:solidFill>
+        <a:schemeClr val="bg1"/>
+      </a:solidFill>
+      <a:ln w="9525" cap="flat" cmpd="sng" algn="ctr">
+        <a:solidFill>
+          <a:schemeClr val="tx1">
+            <a:lumMod val="15000"/>
+            <a:lumOff val="85000"/>
+          </a:schemeClr>
+        </a:solidFill>
+        <a:round/>
+      </a:ln>
+    </cs:spPr>
+    <cs:defRPr sz="1000" kern="1200"/>
+  </cs:chartArea>
+  <cs:dataLabel>
+    <cs:lnRef idx="0"/>
+    <cs:fillRef idx="0"/>
+    <cs:effectRef idx="0"/>
+    <cs:fontRef idx="minor">
+      <a:schemeClr val="tx1">
+        <a:lumMod val="75000"/>
+        <a:lumOff val="25000"/>
+      </a:schemeClr>
+    </cs:fontRef>
+    <cs:defRPr sz="900" kern="1200"/>
+  </cs:dataLabel>
+  <cs:dataLabelCallout>
+    <cs:lnRef idx="0"/>
+    <cs:fillRef idx="0"/>
+    <cs:effectRef idx="0"/>
+    <cs:fontRef idx="minor">
+      <a:schemeClr val="dk1">
+        <a:lumMod val="65000"/>
+        <a:lumOff val="35000"/>
+      </a:schemeClr>
+    </cs:fontRef>
+    <cs:spPr>
+      <a:solidFill>
+        <a:schemeClr val="lt1"/>
+      </a:solidFill>
+      <a:ln>
+        <a:solidFill>
+          <a:schemeClr val="dk1">
+            <a:lumMod val="25000"/>
+            <a:lumOff val="75000"/>
+          </a:schemeClr>
+        </a:solidFill>
+      </a:ln>
+    </cs:spPr>
+    <cs:defRPr sz="900" kern="1200"/>
+    <cs:bodyPr rot="0" spcFirstLastPara="1" vertOverflow="clip" horzOverflow="clip" vert="horz" wrap="square" lIns="36576" tIns="18288" rIns="36576" bIns="18288" anchor="ctr" anchorCtr="1">
+      <a:spAutoFit/>
+    </cs:bodyPr>
+  </cs:dataLabelCallout>
+  <cs:dataPoint>
+    <cs:lnRef idx="0"/>
+    <cs:fillRef idx="1">
+      <cs:styleClr val="auto"/>
+    </cs:fillRef>
+    <cs:effectRef idx="0"/>
+    <cs:fontRef idx="minor">
+      <a:schemeClr val="tx1"/>
+    </cs:fontRef>
+  </cs:dataPoint>
+  <cs:dataPoint3D>
+    <cs:lnRef idx="0"/>
+    <cs:fillRef idx="1">
+      <cs:styleClr val="auto"/>
+    </cs:fillRef>
+    <cs:effectRef idx="0"/>
+    <cs:fontRef idx="minor">
+      <a:schemeClr val="tx1"/>
+    </cs:fontRef>
+  </cs:dataPoint3D>
+  <cs:dataPointLine>
+    <cs:lnRef idx="0">
+      <cs:styleClr val="auto"/>
+    </cs:lnRef>
+    <cs:fillRef idx="1"/>
+    <cs:effectRef idx="0"/>
+    <cs:fontRef idx="minor">
+      <a:schemeClr val="tx1"/>
+    </cs:fontRef>
+    <cs:spPr>
+      <a:ln w="19050" cap="rnd">
+        <a:solidFill>
+          <a:schemeClr val="phClr"/>
+        </a:solidFill>
+        <a:round/>
+      </a:ln>
+    </cs:spPr>
+  </cs:dataPointLine>
+  <cs:dataPointMarker>
+    <cs:lnRef idx="0">
+      <cs:styleClr val="auto"/>
+    </cs:lnRef>
+    <cs:fillRef idx="1">
+      <cs:styleClr val="auto"/>
+    </cs:fillRef>
+    <cs:effectRef idx="0"/>
+    <cs:fontRef idx="minor">
+      <a:schemeClr val="tx1"/>
+    </cs:fontRef>
+    <cs:spPr>
+      <a:ln w="9525">
+        <a:solidFill>
+          <a:schemeClr val="phClr"/>
+        </a:solidFill>
+      </a:ln>
+    </cs:spPr>
+  </cs:dataPointMarker>
+  <cs:dataPointMarkerLayout symbol="circle" size="5"/>
+  <cs:dataPointWireframe>
+    <cs:lnRef idx="0">
+      <cs:styleClr val="auto"/>
+    </cs:lnRef>
+    <cs:fillRef idx="0"/>
+    <cs:effectRef idx="0"/>
+    <cs:fontRef idx="minor">
+      <a:schemeClr val="dk1"/>
+    </cs:fontRef>
+    <cs:spPr>
+      <a:ln w="9525" cap="rnd">
+        <a:solidFill>
+          <a:schemeClr val="phClr"/>
+        </a:solidFill>
+        <a:round/>
+      </a:ln>
+    </cs:spPr>
+  </cs:dataPointWireframe>
+  <cs:dataTable>
+    <cs:lnRef idx="0"/>
+    <cs:fillRef idx="0"/>
+    <cs:effectRef idx="0"/>
+    <cs:fontRef idx="minor">
+      <a:schemeClr val="tx1">
+        <a:lumMod val="65000"/>
+        <a:lumOff val="35000"/>
+      </a:schemeClr>
+    </cs:fontRef>
+    <cs:spPr>
+      <a:noFill/>
+      <a:ln w="9525" cap="flat" cmpd="sng" algn="ctr">
+        <a:solidFill>
+          <a:schemeClr val="tx1">
+            <a:lumMod val="15000"/>
+            <a:lumOff val="85000"/>
+          </a:schemeClr>
+        </a:solidFill>
+        <a:round/>
+      </a:ln>
+    </cs:spPr>
+    <cs:defRPr sz="900" kern="1200"/>
+  </cs:dataTable>
+  <cs:downBar>
+    <cs:lnRef idx="0"/>
+    <cs:fillRef idx="0"/>
+    <cs:effectRef idx="0"/>
+    <cs:fontRef idx="minor">
+      <a:schemeClr val="tx1"/>
+    </cs:fontRef>
+    <cs:spPr>
+      <a:solidFill>
+        <a:schemeClr val="dk1">
+          <a:lumMod val="75000"/>
+          <a:lumOff val="25000"/>
+        </a:schemeClr>
+      </a:solidFill>
+      <a:ln w="9525" cap="flat" cmpd="sng" algn="ctr">
+        <a:solidFill>
+          <a:schemeClr val="tx1">
+            <a:lumMod val="65000"/>
+            <a:lumOff val="35000"/>
+          </a:schemeClr>
+        </a:solidFill>
+        <a:round/>
+      </a:ln>
+    </cs:spPr>
+  </cs:downBar>
+  <cs:dropLine>
+    <cs:lnRef idx="0"/>
+    <cs:fillRef idx="0"/>
+    <cs:effectRef idx="0"/>
+    <cs:fontRef idx="minor">
+      <a:schemeClr val="tx1"/>
+    </cs:fontRef>
+    <cs:spPr>
+      <a:ln w="9525" cap="flat" cmpd="sng" algn="ctr">
+        <a:solidFill>
+          <a:schemeClr val="tx1">
+            <a:lumMod val="35000"/>
+            <a:lumOff val="65000"/>
+          </a:schemeClr>
+        </a:solidFill>
+        <a:round/>
+      </a:ln>
+    </cs:spPr>
+  </cs:dropLine>
+  <cs:errorBar>
+    <cs:lnRef idx="0"/>
+    <cs:fillRef idx="0"/>
+    <cs:effectRef idx="0"/>
+    <cs:fontRef idx="minor">
+      <a:schemeClr val="tx1"/>
+    </cs:fontRef>
+    <cs:spPr>
+      <a:ln w="9525" cap="flat" cmpd="sng" algn="ctr">
+        <a:solidFill>
+          <a:schemeClr val="tx1">
+            <a:lumMod val="65000"/>
+            <a:lumOff val="35000"/>
+          </a:schemeClr>
+        </a:solidFill>
+        <a:round/>
+      </a:ln>
+    </cs:spPr>
+  </cs:errorBar>
+  <cs:floor>
+    <cs:lnRef idx="0"/>
+    <cs:fillRef idx="0"/>
+    <cs:effectRef idx="0"/>
+    <cs:fontRef idx="minor">
+      <a:schemeClr val="tx1"/>
+    </cs:fontRef>
+    <cs:spPr>
+      <a:noFill/>
+      <a:ln>
+        <a:noFill/>
+      </a:ln>
+    </cs:spPr>
+  </cs:floor>
+  <cs:gridlineMajor>
+    <cs:lnRef idx="0"/>
+    <cs:fillRef idx="0"/>
+    <cs:effectRef idx="0"/>
+    <cs:fontRef idx="minor">
+      <a:schemeClr val="tx1"/>
+    </cs:fontRef>
+    <cs:spPr>
+      <a:ln w="9525" cap="flat" cmpd="sng" algn="ctr">
+        <a:solidFill>
+          <a:schemeClr val="tx1">
+            <a:lumMod val="15000"/>
+            <a:lumOff val="85000"/>
+          </a:schemeClr>
+        </a:solidFill>
+        <a:round/>
+      </a:ln>
+    </cs:spPr>
+  </cs:gridlineMajor>
+  <cs:gridlineMinor>
+    <cs:lnRef idx="0"/>
+    <cs:fillRef idx="0"/>
+    <cs:effectRef idx="0"/>
+    <cs:fontRef idx="minor">
+      <a:schemeClr val="tx1"/>
+    </cs:fontRef>
+    <cs:spPr>
+      <a:ln w="9525" cap="flat" cmpd="sng" algn="ctr">
+        <a:solidFill>
+          <a:schemeClr val="tx1">
+            <a:lumMod val="5000"/>
+            <a:lumOff val="95000"/>
+          </a:schemeClr>
+        </a:solidFill>
+        <a:round/>
+      </a:ln>
+    </cs:spPr>
+  </cs:gridlineMinor>
+  <cs:hiLoLine>
+    <cs:lnRef idx="0"/>
+    <cs:fillRef idx="0"/>
+    <cs:effectRef idx="0"/>
+    <cs:fontRef idx="minor">
+      <a:schemeClr val="tx1"/>
+    </cs:fontRef>
+    <cs:spPr>
+      <a:ln w="9525" cap="flat" cmpd="sng" algn="ctr">
+        <a:solidFill>
+          <a:schemeClr val="tx1">
+            <a:lumMod val="50000"/>
+            <a:lumOff val="50000"/>
+          </a:schemeClr>
+        </a:solidFill>
+        <a:round/>
+      </a:ln>
+    </cs:spPr>
+  </cs:hiLoLine>
+  <cs:leaderLine>
+    <cs:lnRef idx="0"/>
+    <cs:fillRef idx="0"/>
+    <cs:effectRef idx="0"/>
+    <cs:fontRef idx="minor">
+      <a:schemeClr val="tx1"/>
+    </cs:fontRef>
+    <cs:spPr>
+      <a:ln w="9525" cap="flat" cmpd="sng" algn="ctr">
+        <a:solidFill>
+          <a:schemeClr val="tx1">
+            <a:lumMod val="35000"/>
+            <a:lumOff val="65000"/>
+          </a:schemeClr>
+        </a:solidFill>
+        <a:round/>
+      </a:ln>
+    </cs:spPr>
+  </cs:leaderLine>
+  <cs:legend>
+    <cs:lnRef idx="0"/>
+    <cs:fillRef idx="0"/>
+    <cs:effectRef idx="0"/>
+    <cs:fontRef idx="minor">
+      <a:schemeClr val="tx1">
+        <a:lumMod val="65000"/>
+        <a:lumOff val="35000"/>
+      </a:schemeClr>
+    </cs:fontRef>
+    <cs:defRPr sz="900" kern="1200"/>
+  </cs:legend>
+  <cs:plotArea mods="allowNoFillOverride allowNoLineOverride">
+    <cs:lnRef idx="0"/>
+    <cs:fillRef idx="0"/>
+    <cs:effectRef idx="0"/>
+    <cs:fontRef idx="minor">
+      <a:schemeClr val="tx1"/>
+    </cs:fontRef>
+  </cs:plotArea>
+  <cs:plotArea3D mods="allowNoFillOverride allowNoLineOverride">
+    <cs:lnRef idx="0"/>
+    <cs:fillRef idx="0"/>
+    <cs:effectRef idx="0"/>
+    <cs:fontRef idx="minor">
+      <a:schemeClr val="tx1"/>
+    </cs:fontRef>
+  </cs:plotArea3D>
+  <cs:seriesAxis>
+    <cs:lnRef idx="0"/>
+    <cs:fillRef idx="0"/>
+    <cs:effectRef idx="0"/>
+    <cs:fontRef idx="minor">
+      <a:schemeClr val="tx1">
+        <a:lumMod val="65000"/>
+        <a:lumOff val="35000"/>
+      </a:schemeClr>
+    </cs:fontRef>
+    <cs:defRPr sz="900" kern="1200"/>
+  </cs:seriesAxis>
+  <cs:seriesLine>
+    <cs:lnRef idx="0"/>
+    <cs:fillRef idx="0"/>
+    <cs:effectRef idx="0"/>
+    <cs:fontRef idx="minor">
+      <a:schemeClr val="tx1"/>
+    </cs:fontRef>
+    <cs:spPr>
+      <a:ln w="9525" cap="flat" cmpd="sng" algn="ctr">
+        <a:solidFill>
+          <a:schemeClr val="tx1">
+            <a:lumMod val="35000"/>
+            <a:lumOff val="65000"/>
+          </a:schemeClr>
+        </a:solidFill>
+        <a:round/>
+      </a:ln>
+    </cs:spPr>
+  </cs:seriesLine>
+  <cs:title>
+    <cs:lnRef idx="0"/>
+    <cs:fillRef idx="0"/>
+    <cs:effectRef idx="0"/>
+    <cs:fontRef idx="minor">
+      <a:schemeClr val="tx1">
+        <a:lumMod val="65000"/>
+        <a:lumOff val="35000"/>
+      </a:schemeClr>
+    </cs:fontRef>
+    <cs:defRPr sz="1400" b="0" kern="1200" spc="0" baseline="0"/>
+  </cs:title>
+  <cs:trendline>
+    <cs:lnRef idx="0">
+      <cs:styleClr val="auto"/>
+    </cs:lnRef>
+    <cs:fillRef idx="0"/>
+    <cs:effectRef idx="0"/>
+    <cs:fontRef idx="minor">
+      <a:schemeClr val="tx1"/>
+    </cs:fontRef>
+    <cs:spPr>
+      <a:ln w="19050" cap="rnd">
+        <a:solidFill>
+          <a:schemeClr val="phClr"/>
+        </a:solidFill>
+        <a:prstDash val="sysDot"/>
+      </a:ln>
+    </cs:spPr>
+  </cs:trendline>
+  <cs:trendlineLabel>
+    <cs:lnRef idx="0"/>
+    <cs:fillRef idx="0"/>
+    <cs:effectRef idx="0"/>
+    <cs:fontRef idx="minor">
+      <a:schemeClr val="tx1">
+        <a:lumMod val="65000"/>
+        <a:lumOff val="35000"/>
+      </a:schemeClr>
+    </cs:fontRef>
+    <cs:defRPr sz="900" kern="1200"/>
+  </cs:trendlineLabel>
+  <cs:upBar>
+    <cs:lnRef idx="0"/>
+    <cs:fillRef idx="0"/>
+    <cs:effectRef idx="0"/>
+    <cs:fontRef idx="minor">
+      <a:schemeClr val="tx1"/>
+    </cs:fontRef>
+    <cs:spPr>
+      <a:solidFill>
+        <a:schemeClr val="lt1"/>
+      </a:solidFill>
+      <a:ln w="9525" cap="flat" cmpd="sng" algn="ctr">
+        <a:solidFill>
+          <a:schemeClr val="tx1">
+            <a:lumMod val="65000"/>
+            <a:lumOff val="35000"/>
+          </a:schemeClr>
+        </a:solidFill>
+        <a:round/>
+      </a:ln>
+    </cs:spPr>
+  </cs:upBar>
+  <cs:valueAxis>
+    <cs:lnRef idx="0"/>
+    <cs:fillRef idx="0"/>
+    <cs:effectRef idx="0"/>
+    <cs:fontRef idx="minor">
+      <a:schemeClr val="tx1">
+        <a:lumMod val="65000"/>
+        <a:lumOff val="35000"/>
+      </a:schemeClr>
+    </cs:fontRef>
+    <cs:spPr>
+      <a:ln w="9525" cap="flat" cmpd="sng" algn="ctr">
+        <a:solidFill>
+          <a:schemeClr val="tx1">
+            <a:lumMod val="25000"/>
+            <a:lumOff val="75000"/>
+          </a:schemeClr>
+        </a:solidFill>
+        <a:round/>
+      </a:ln>
+    </cs:spPr>
+    <cs:defRPr sz="900" kern="1200"/>
+  </cs:valueAxis>
+  <cs:wall>
+    <cs:lnRef idx="0"/>
+    <cs:fillRef idx="0"/>
+    <cs:effectRef idx="0"/>
+    <cs:fontRef idx="minor">
+      <a:schemeClr val="tx1"/>
+    </cs:fontRef>
+    <cs:spPr>
+      <a:noFill/>
+      <a:ln>
+        <a:noFill/>
+      </a:ln>
+    </cs:spPr>
+  </cs:wall>
+</cs:chartStyle>
+</file>
+
+<file path=word/charts/style3.xml><?xml version="1.0" encoding="utf-8"?>
+<cs:chartStyle xmlns:cs="http://schemas.microsoft.com/office/drawing/2012/chartStyle" xmlns:a="http://schemas.openxmlformats.org/drawingml/2006/main" id="240">
+  <cs:axisTitle>
+    <cs:lnRef idx="0"/>
+    <cs:fillRef idx="0"/>
+    <cs:effectRef idx="0"/>
+    <cs:fontRef idx="minor">
+      <a:schemeClr val="tx1">
+        <a:lumMod val="65000"/>
+        <a:lumOff val="35000"/>
+      </a:schemeClr>
+    </cs:fontRef>
+    <cs:defRPr sz="1000" kern="1200"/>
+  </cs:axisTitle>
+  <cs:categoryAxis>
+    <cs:lnRef idx="0"/>
+    <cs:fillRef idx="0"/>
+    <cs:effectRef idx="0"/>
+    <cs:fontRef idx="minor">
+      <a:schemeClr val="tx1">
+        <a:lumMod val="65000"/>
+        <a:lumOff val="35000"/>
+      </a:schemeClr>
+    </cs:fontRef>
+    <cs:spPr>
+      <a:ln w="9525" cap="flat" cmpd="sng" algn="ctr">
+        <a:solidFill>
+          <a:schemeClr val="tx1">
+            <a:lumMod val="25000"/>
+            <a:lumOff val="75000"/>
+          </a:schemeClr>
+        </a:solidFill>
+        <a:round/>
+      </a:ln>
+    </cs:spPr>
+    <cs:defRPr sz="900" kern="1200"/>
+  </cs:categoryAxis>
+  <cs:chartArea mods="allowNoFillOverride allowNoLineOverride">
+    <cs:lnRef idx="0"/>
+    <cs:fillRef idx="0"/>
+    <cs:effectRef idx="0"/>
+    <cs:fontRef idx="minor">
+      <a:schemeClr val="tx1"/>
+    </cs:fontRef>
+    <cs:spPr>
+      <a:solidFill>
+        <a:schemeClr val="bg1"/>
+      </a:solidFill>
+      <a:ln w="9525" cap="flat" cmpd="sng" algn="ctr">
+        <a:solidFill>
+          <a:schemeClr val="tx1">
+            <a:lumMod val="15000"/>
+            <a:lumOff val="85000"/>
+          </a:schemeClr>
+        </a:solidFill>
+        <a:round/>
+      </a:ln>
+    </cs:spPr>
+    <cs:defRPr sz="1000" kern="1200"/>
+  </cs:chartArea>
+  <cs:dataLabel>
+    <cs:lnRef idx="0"/>
+    <cs:fillRef idx="0"/>
+    <cs:effectRef idx="0"/>
+    <cs:fontRef idx="minor">
+      <a:schemeClr val="tx1">
+        <a:lumMod val="75000"/>
+        <a:lumOff val="25000"/>
+      </a:schemeClr>
+    </cs:fontRef>
+    <cs:defRPr sz="900" kern="1200"/>
+  </cs:dataLabel>
+  <cs:dataLabelCallout>
+    <cs:lnRef idx="0"/>
+    <cs:fillRef idx="0"/>
+    <cs:effectRef idx="0"/>
+    <cs:fontRef idx="minor">
+      <a:schemeClr val="dk1">
+        <a:lumMod val="65000"/>
+        <a:lumOff val="35000"/>
+      </a:schemeClr>
+    </cs:fontRef>
+    <cs:spPr>
+      <a:solidFill>
+        <a:schemeClr val="lt1"/>
+      </a:solidFill>
+      <a:ln>
+        <a:solidFill>
+          <a:schemeClr val="dk1">
+            <a:lumMod val="25000"/>
+            <a:lumOff val="75000"/>
+          </a:schemeClr>
+        </a:solidFill>
+      </a:ln>
+    </cs:spPr>
+    <cs:defRPr sz="900" kern="1200"/>
+    <cs:bodyPr rot="0" spcFirstLastPara="1" vertOverflow="clip" horzOverflow="clip" vert="horz" wrap="square" lIns="36576" tIns="18288" rIns="36576" bIns="18288" anchor="ctr" anchorCtr="1">
+      <a:spAutoFit/>
+    </cs:bodyPr>
+  </cs:dataLabelCallout>
+  <cs:dataPoint>
+    <cs:lnRef idx="0"/>
+    <cs:fillRef idx="1">
+      <cs:styleClr val="auto"/>
+    </cs:fillRef>
+    <cs:effectRef idx="0"/>
+    <cs:fontRef idx="minor">
+      <a:schemeClr val="tx1"/>
+    </cs:fontRef>
+  </cs:dataPoint>
+  <cs:dataPoint3D>
+    <cs:lnRef idx="0"/>
+    <cs:fillRef idx="1">
+      <cs:styleClr val="auto"/>
+    </cs:fillRef>
+    <cs:effectRef idx="0"/>
+    <cs:fontRef idx="minor">
+      <a:schemeClr val="tx1"/>
+    </cs:fontRef>
+  </cs:dataPoint3D>
+  <cs:dataPointLine>
+    <cs:lnRef idx="0">
+      <cs:styleClr val="auto"/>
+    </cs:lnRef>
+    <cs:fillRef idx="1"/>
+    <cs:effectRef idx="0"/>
+    <cs:fontRef idx="minor">
+      <a:schemeClr val="tx1"/>
+    </cs:fontRef>
+    <cs:spPr>
+      <a:ln w="19050" cap="rnd">
+        <a:solidFill>
+          <a:schemeClr val="phClr"/>
+        </a:solidFill>
+        <a:round/>
+      </a:ln>
+    </cs:spPr>
+  </cs:dataPointLine>
+  <cs:dataPointMarker>
+    <cs:lnRef idx="0">
+      <cs:styleClr val="auto"/>
+    </cs:lnRef>
+    <cs:fillRef idx="1">
+      <cs:styleClr val="auto"/>
+    </cs:fillRef>
+    <cs:effectRef idx="0"/>
+    <cs:fontRef idx="minor">
+      <a:schemeClr val="tx1"/>
+    </cs:fontRef>
+    <cs:spPr>
+      <a:ln w="9525">
+        <a:solidFill>
+          <a:schemeClr val="phClr"/>
+        </a:solidFill>
+      </a:ln>
+    </cs:spPr>
+  </cs:dataPointMarker>
+  <cs:dataPointMarkerLayout symbol="circle" size="5"/>
+  <cs:dataPointWireframe>
+    <cs:lnRef idx="0">
+      <cs:styleClr val="auto"/>
+    </cs:lnRef>
+    <cs:fillRef idx="0"/>
+    <cs:effectRef idx="0"/>
+    <cs:fontRef idx="minor">
+      <a:schemeClr val="dk1"/>
+    </cs:fontRef>
+    <cs:spPr>
+      <a:ln w="9525" cap="rnd">
+        <a:solidFill>
+          <a:schemeClr val="phClr"/>
+        </a:solidFill>
+        <a:round/>
+      </a:ln>
+    </cs:spPr>
+  </cs:dataPointWireframe>
+  <cs:dataTable>
+    <cs:lnRef idx="0"/>
+    <cs:fillRef idx="0"/>
+    <cs:effectRef idx="0"/>
+    <cs:fontRef idx="minor">
+      <a:schemeClr val="tx1">
+        <a:lumMod val="65000"/>
+        <a:lumOff val="35000"/>
+      </a:schemeClr>
+    </cs:fontRef>
+    <cs:spPr>
+      <a:noFill/>
+      <a:ln w="9525" cap="flat" cmpd="sng" algn="ctr">
+        <a:solidFill>
+          <a:schemeClr val="tx1">
+            <a:lumMod val="15000"/>
+            <a:lumOff val="85000"/>
+          </a:schemeClr>
+        </a:solidFill>
+        <a:round/>
+      </a:ln>
+    </cs:spPr>
+    <cs:defRPr sz="900" kern="1200"/>
+  </cs:dataTable>
+  <cs:downBar>
+    <cs:lnRef idx="0"/>
+    <cs:fillRef idx="0"/>
+    <cs:effectRef idx="0"/>
+    <cs:fontRef idx="minor">
+      <a:schemeClr val="tx1"/>
+    </cs:fontRef>
+    <cs:spPr>
+      <a:solidFill>
+        <a:schemeClr val="dk1">
+          <a:lumMod val="75000"/>
+          <a:lumOff val="25000"/>
+        </a:schemeClr>
+      </a:solidFill>
+      <a:ln w="9525" cap="flat" cmpd="sng" algn="ctr">
+        <a:solidFill>
+          <a:schemeClr val="tx1">
+            <a:lumMod val="65000"/>
+            <a:lumOff val="35000"/>
+          </a:schemeClr>
+        </a:solidFill>
+        <a:round/>
+      </a:ln>
+    </cs:spPr>
+  </cs:downBar>
+  <cs:dropLine>
+    <cs:lnRef idx="0"/>
+    <cs:fillRef idx="0"/>
+    <cs:effectRef idx="0"/>
+    <cs:fontRef idx="minor">
+      <a:schemeClr val="tx1"/>
+    </cs:fontRef>
+    <cs:spPr>
+      <a:ln w="9525" cap="flat" cmpd="sng" algn="ctr">
+        <a:solidFill>
+          <a:schemeClr val="tx1">
+            <a:lumMod val="35000"/>
+            <a:lumOff val="65000"/>
+          </a:schemeClr>
+        </a:solidFill>
+        <a:round/>
+      </a:ln>
+    </cs:spPr>
+  </cs:dropLine>
+  <cs:errorBar>
+    <cs:lnRef idx="0"/>
+    <cs:fillRef idx="0"/>
+    <cs:effectRef idx="0"/>
+    <cs:fontRef idx="minor">
+      <a:schemeClr val="tx1"/>
+    </cs:fontRef>
+    <cs:spPr>
+      <a:ln w="9525" cap="flat" cmpd="sng" algn="ctr">
+        <a:solidFill>
+          <a:schemeClr val="tx1">
+            <a:lumMod val="65000"/>
+            <a:lumOff val="35000"/>
+          </a:schemeClr>
+        </a:solidFill>
+        <a:round/>
+      </a:ln>
+    </cs:spPr>
+  </cs:errorBar>
+  <cs:floor>
+    <cs:lnRef idx="0"/>
+    <cs:fillRef idx="0"/>
+    <cs:effectRef idx="0"/>
+    <cs:fontRef idx="minor">
+      <a:schemeClr val="tx1"/>
+    </cs:fontRef>
+    <cs:spPr>
+      <a:noFill/>
+      <a:ln>
+        <a:noFill/>
+      </a:ln>
+    </cs:spPr>
+  </cs:floor>
+  <cs:gridlineMajor>
+    <cs:lnRef idx="0"/>
+    <cs:fillRef idx="0"/>
+    <cs:effectRef idx="0"/>
+    <cs:fontRef idx="minor">
+      <a:schemeClr val="tx1"/>
+    </cs:fontRef>
+    <cs:spPr>
+      <a:ln w="9525" cap="flat" cmpd="sng" algn="ctr">
+        <a:solidFill>
+          <a:schemeClr val="tx1">
+            <a:lumMod val="15000"/>
+            <a:lumOff val="85000"/>
+          </a:schemeClr>
+        </a:solidFill>
+        <a:round/>
+      </a:ln>
+    </cs:spPr>
+  </cs:gridlineMajor>
+  <cs:gridlineMinor>
+    <cs:lnRef idx="0"/>
+    <cs:fillRef idx="0"/>
+    <cs:effectRef idx="0"/>
+    <cs:fontRef idx="minor">
+      <a:schemeClr val="tx1"/>
+    </cs:fontRef>
+    <cs:spPr>
+      <a:ln w="9525" cap="flat" cmpd="sng" algn="ctr">
+        <a:solidFill>
+          <a:schemeClr val="tx1">
+            <a:lumMod val="5000"/>
+            <a:lumOff val="95000"/>
+          </a:schemeClr>
+        </a:solidFill>
+        <a:round/>
+      </a:ln>
+    </cs:spPr>
+  </cs:gridlineMinor>
+  <cs:hiLoLine>
+    <cs:lnRef idx="0"/>
+    <cs:fillRef idx="0"/>
+    <cs:effectRef idx="0"/>
+    <cs:fontRef idx="minor">
+      <a:schemeClr val="tx1"/>
+    </cs:fontRef>
+    <cs:spPr>
+      <a:ln w="9525" cap="flat" cmpd="sng" algn="ctr">
+        <a:solidFill>
+          <a:schemeClr val="tx1">
+            <a:lumMod val="50000"/>
+            <a:lumOff val="50000"/>
+          </a:schemeClr>
+        </a:solidFill>
+        <a:round/>
+      </a:ln>
+    </cs:spPr>
+  </cs:hiLoLine>
+  <cs:leaderLine>
+    <cs:lnRef idx="0"/>
+    <cs:fillRef idx="0"/>
+    <cs:effectRef idx="0"/>
+    <cs:fontRef idx="minor">
+      <a:schemeClr val="tx1"/>
+    </cs:fontRef>
+    <cs:spPr>
+      <a:ln w="9525" cap="flat" cmpd="sng" algn="ctr">
+        <a:solidFill>
+          <a:schemeClr val="tx1">
+            <a:lumMod val="35000"/>
+            <a:lumOff val="65000"/>
+          </a:schemeClr>
+        </a:solidFill>
+        <a:round/>
+      </a:ln>
+    </cs:spPr>
+  </cs:leaderLine>
+  <cs:legend>
+    <cs:lnRef idx="0"/>
+    <cs:fillRef idx="0"/>
+    <cs:effectRef idx="0"/>
+    <cs:fontRef idx="minor">
+      <a:schemeClr val="tx1">
+        <a:lumMod val="65000"/>
+        <a:lumOff val="35000"/>
+      </a:schemeClr>
+    </cs:fontRef>
+    <cs:defRPr sz="900" kern="1200"/>
+  </cs:legend>
+  <cs:plotArea mods="allowNoFillOverride allowNoLineOverride">
+    <cs:lnRef idx="0"/>
+    <cs:fillRef idx="0"/>
+    <cs:effectRef idx="0"/>
+    <cs:fontRef idx="minor">
+      <a:schemeClr val="tx1"/>
+    </cs:fontRef>
+  </cs:plotArea>
+  <cs:plotArea3D mods="allowNoFillOverride allowNoLineOverride">
+    <cs:lnRef idx="0"/>
+    <cs:fillRef idx="0"/>
+    <cs:effectRef idx="0"/>
+    <cs:fontRef idx="minor">
+      <a:schemeClr val="tx1"/>
+    </cs:fontRef>
+  </cs:plotArea3D>
+  <cs:seriesAxis>
+    <cs:lnRef idx="0"/>
+    <cs:fillRef idx="0"/>
+    <cs:effectRef idx="0"/>
+    <cs:fontRef idx="minor">
+      <a:schemeClr val="tx1">
+        <a:lumMod val="65000"/>
+        <a:lumOff val="35000"/>
+      </a:schemeClr>
+    </cs:fontRef>
+    <cs:defRPr sz="900" kern="1200"/>
+  </cs:seriesAxis>
+  <cs:seriesLine>
+    <cs:lnRef idx="0"/>
+    <cs:fillRef idx="0"/>
+    <cs:effectRef idx="0"/>
+    <cs:fontRef idx="minor">
+      <a:schemeClr val="tx1"/>
+    </cs:fontRef>
+    <cs:spPr>
+      <a:ln w="9525" cap="flat" cmpd="sng" algn="ctr">
+        <a:solidFill>
+          <a:schemeClr val="tx1">
+            <a:lumMod val="35000"/>
+            <a:lumOff val="65000"/>
+          </a:schemeClr>
+        </a:solidFill>
+        <a:round/>
+      </a:ln>
+    </cs:spPr>
+  </cs:seriesLine>
+  <cs:title>
+    <cs:lnRef idx="0"/>
+    <cs:fillRef idx="0"/>
+    <cs:effectRef idx="0"/>
+    <cs:fontRef idx="minor">
+      <a:schemeClr val="tx1">
+        <a:lumMod val="65000"/>
+        <a:lumOff val="35000"/>
+      </a:schemeClr>
+    </cs:fontRef>
+    <cs:defRPr sz="1400" b="0" kern="1200" spc="0" baseline="0"/>
+  </cs:title>
+  <cs:trendline>
+    <cs:lnRef idx="0">
+      <cs:styleClr val="auto"/>
+    </cs:lnRef>
+    <cs:fillRef idx="0"/>
+    <cs:effectRef idx="0"/>
+    <cs:fontRef idx="minor">
+      <a:schemeClr val="tx1"/>
+    </cs:fontRef>
+    <cs:spPr>
+      <a:ln w="19050" cap="rnd">
+        <a:solidFill>
+          <a:schemeClr val="phClr"/>
+        </a:solidFill>
+        <a:prstDash val="sysDot"/>
+      </a:ln>
+    </cs:spPr>
+  </cs:trendline>
+  <cs:trendlineLabel>
+    <cs:lnRef idx="0"/>
+    <cs:fillRef idx="0"/>
+    <cs:effectRef idx="0"/>
+    <cs:fontRef idx="minor">
+      <a:schemeClr val="tx1">
+        <a:lumMod val="65000"/>
+        <a:lumOff val="35000"/>
+      </a:schemeClr>
+    </cs:fontRef>
+    <cs:defRPr sz="900" kern="1200"/>
+  </cs:trendlineLabel>
+  <cs:upBar>
+    <cs:lnRef idx="0"/>
+    <cs:fillRef idx="0"/>
+    <cs:effectRef idx="0"/>
+    <cs:fontRef idx="minor">
+      <a:schemeClr val="tx1"/>
+    </cs:fontRef>
+    <cs:spPr>
+      <a:solidFill>
+        <a:schemeClr val="lt1"/>
+      </a:solidFill>
+      <a:ln w="9525" cap="flat" cmpd="sng" algn="ctr">
+        <a:solidFill>
+          <a:schemeClr val="tx1">
+            <a:lumMod val="65000"/>
+            <a:lumOff val="35000"/>
+          </a:schemeClr>
+        </a:solidFill>
+        <a:round/>
+      </a:ln>
+    </cs:spPr>
+  </cs:upBar>
+  <cs:valueAxis>
+    <cs:lnRef idx="0"/>
+    <cs:fillRef idx="0"/>
+    <cs:effectRef idx="0"/>
+    <cs:fontRef idx="minor">
+      <a:schemeClr val="tx1">
+        <a:lumMod val="65000"/>
+        <a:lumOff val="35000"/>
+      </a:schemeClr>
+    </cs:fontRef>
+    <cs:spPr>
+      <a:ln w="9525" cap="flat" cmpd="sng" algn="ctr">
+        <a:solidFill>
+          <a:schemeClr val="tx1">
+            <a:lumMod val="25000"/>
+            <a:lumOff val="75000"/>
+          </a:schemeClr>
+        </a:solidFill>
+        <a:round/>
+      </a:ln>
+    </cs:spPr>
+    <cs:defRPr sz="900" kern="1200"/>
+  </cs:valueAxis>
+  <cs:wall>
+    <cs:lnRef idx="0"/>
+    <cs:fillRef idx="0"/>
+    <cs:effectRef idx="0"/>
+    <cs:fontRef idx="minor">
+      <a:schemeClr val="tx1"/>
+    </cs:fontRef>
+    <cs:spPr>
+      <a:noFill/>
+      <a:ln>
+        <a:noFill/>
+      </a:ln>
+    </cs:spPr>
+  </cs:wall>
+</cs:chartStyle>
+</file>
+
 <file path=word/theme/theme1.xml><?xml version="1.0" encoding="utf-8"?>
 <a:theme xmlns:a="http://schemas.openxmlformats.org/drawingml/2006/main" name="Office Theme">
   <a:themeElements>
@@ -4707,7 +10127,7 @@
 </file>
 
 <file path=customXml/itemProps1.xml><?xml version="1.0" encoding="utf-8"?>
-<ds:datastoreItem xmlns:ds="http://schemas.openxmlformats.org/officeDocument/2006/customXml" ds:itemID="{A5E7B7FE-2750-3A49-9A93-391422120467}">
+<ds:datastoreItem xmlns:ds="http://schemas.openxmlformats.org/officeDocument/2006/customXml" ds:itemID="{51EAA7FF-3D53-D641-B1D8-96D62D2196FE}">
   <ds:schemaRefs>
     <ds:schemaRef ds:uri="http://schemas.openxmlformats.org/officeDocument/2006/bibliography"/>
   </ds:schemaRefs>

--- a/Project_Report_21522611.docx
+++ b/Project_Report_21522611.docx
@@ -142,7 +142,19 @@
         <w:t xml:space="preserve"> and</w:t>
       </w:r>
       <w:r>
-        <w:t xml:space="preserve">, most importantly, accurately, there is a need for proper coordination between </w:t>
+        <w:t>,</w:t>
+      </w:r>
+      <w:r>
+        <w:t xml:space="preserve"> </w:t>
+      </w:r>
+      <w:r>
+        <w:t xml:space="preserve">most importantly, accurately, there is a need for proper coordination </w:t>
+      </w:r>
+      <w:r>
+        <w:t>among</w:t>
+      </w:r>
+      <w:r>
+        <w:t xml:space="preserve"> </w:t>
       </w:r>
       <w:r>
         <w:t>each hospital</w:t>
@@ -751,7 +763,7 @@
         <mc:AlternateContent>
           <mc:Choice Requires="wpg">
             <w:drawing>
-              <wp:anchor distT="0" distB="0" distL="114300" distR="114300" simplePos="0" relativeHeight="251659264" behindDoc="0" locked="0" layoutInCell="1" allowOverlap="1" wp14:anchorId="30364CB0" wp14:editId="6FA39D93">
+              <wp:anchor distT="0" distB="0" distL="114300" distR="114300" simplePos="0" relativeHeight="251659264" behindDoc="0" locked="0" layoutInCell="1" allowOverlap="1" wp14:anchorId="30364CB0" wp14:editId="61A74DBF">
                 <wp:simplePos x="0" y="0"/>
                 <wp:positionH relativeFrom="column">
                   <wp:posOffset>0</wp:posOffset>
@@ -1425,19 +1437,7 @@
             <w:rPr>
               <w:rFonts w:ascii="Cambria Math" w:hAnsi="Cambria Math"/>
             </w:rPr>
-            <m:t>Priority =(6-Urgency)+1000/</m:t>
-          </m:r>
-          <m:r>
-            <w:rPr>
-              <w:rFonts w:ascii="Cambria Math" w:hAnsi="Cambria Math"/>
-            </w:rPr>
-            <m:t>Treatment</m:t>
-          </m:r>
-          <m:r>
-            <w:rPr>
-              <w:rFonts w:ascii="Cambria Math" w:hAnsi="Cambria Math"/>
-            </w:rPr>
-            <m:t xml:space="preserve"> Time in minute</m:t>
+            <m:t>Priority =(6-Urgency)+1000/Treatment Time in minute</m:t>
           </m:r>
         </m:oMath>
       </m:oMathPara>
@@ -1637,14 +1637,7 @@
           <w:i/>
           <w:iCs/>
         </w:rPr>
-        <w:t>V + E)</w:t>
-      </w:r>
-      <w:r>
-        <w:rPr>
-          <w:i/>
-          <w:iCs/>
-        </w:rPr>
-        <w:t xml:space="preserve"> </w:t>
+        <w:t xml:space="preserve">V + E) </w:t>
       </w:r>
       <w:r>
         <w:t xml:space="preserve">and a space complexity of </w:t>
@@ -2441,6 +2434,9 @@
     </w:p>
     <w:p>
       <w:r>
+        <w:rPr>
+          <w:noProof/>
+        </w:rPr>
         <w:drawing>
           <wp:inline distT="0" distB="0" distL="0" distR="0" wp14:anchorId="51F399CB" wp14:editId="6D7BF525">
             <wp:extent cx="3912235" cy="2796362"/>
@@ -2491,47 +2487,34 @@
       <w:r>
         <w:t xml:space="preserve">Figure </w:t>
       </w:r>
-      <w:r>
-        <w:fldChar w:fldCharType="begin"/>
-      </w:r>
-      <w:r>
-        <w:instrText xml:space="preserve"> SEQ Figure \* ARABIC </w:instrText>
-      </w:r>
-      <w:r>
-        <w:fldChar w:fldCharType="separate"/>
-      </w:r>
-      <w:r>
+      <w:fldSimple w:instr=" SEQ Figure \* ARABIC ">
+        <w:r>
+          <w:rPr>
+            <w:noProof/>
+          </w:rPr>
+          <w:t>2</w:t>
+        </w:r>
+      </w:fldSimple>
+      <w:r>
+        <w:t xml:space="preserve">. The user is prompted to upload the available departments </w:t>
+      </w:r>
+      <w:r>
+        <w:t>and the connection of each department</w:t>
+      </w:r>
+      <w:r>
+        <w:t xml:space="preserve"> (Photo by Author)</w:t>
+      </w:r>
+    </w:p>
+    <w:p>
+      <w:pPr>
         <w:rPr>
           <w:noProof/>
         </w:rPr>
-        <w:t>2</w:t>
-      </w:r>
-      <w:r>
-        <w:fldChar w:fldCharType="end"/>
-      </w:r>
-      <w:r>
-        <w:t xml:space="preserve">. </w:t>
-      </w:r>
-      <w:r>
-        <w:t xml:space="preserve">The user is prompted to upload the available departments </w:t>
-      </w:r>
-      <w:r>
-        <w:t>and the connection of each department</w:t>
-      </w:r>
-      <w:r>
-        <w:t xml:space="preserve"> (Photo by Autho</w:t>
-      </w:r>
-      <w:r>
-        <w:t>r)</w:t>
-      </w:r>
-    </w:p>
-    <w:p>
-      <w:pPr>
+      </w:pPr>
+      <w:r>
         <w:rPr>
           <w:noProof/>
         </w:rPr>
-      </w:pPr>
-      <w:r>
         <w:drawing>
           <wp:inline distT="0" distB="0" distL="0" distR="0" wp14:anchorId="5A570AD3" wp14:editId="3EAE246E">
             <wp:extent cx="1155700" cy="2328530"/>
@@ -2590,6 +2573,9 @@
         <w:t xml:space="preserve">                  </w:t>
       </w:r>
       <w:r>
+        <w:rPr>
+          <w:noProof/>
+        </w:rPr>
         <w:drawing>
           <wp:inline distT="0" distB="0" distL="0" distR="0" wp14:anchorId="2BD7171B" wp14:editId="45185E78">
             <wp:extent cx="2409947" cy="2328530"/>
@@ -2631,29 +2617,16 @@
       <w:r>
         <w:t xml:space="preserve">Figure </w:t>
       </w:r>
-      <w:r>
-        <w:fldChar w:fldCharType="begin"/>
-      </w:r>
-      <w:r>
-        <w:instrText xml:space="preserve"> SEQ Figure \* ARABIC </w:instrText>
-      </w:r>
-      <w:r>
-        <w:fldChar w:fldCharType="separate"/>
-      </w:r>
-      <w:r>
-        <w:rPr>
-          <w:noProof/>
-        </w:rPr>
-        <w:t>3</w:t>
-      </w:r>
-      <w:r>
-        <w:fldChar w:fldCharType="end"/>
-      </w:r>
-      <w:r>
-        <w:t xml:space="preserve">. </w:t>
-      </w:r>
-      <w:r>
-        <w:t>Sample Department Input (Left) and Corridors</w:t>
+      <w:fldSimple w:instr=" SEQ Figure \* ARABIC ">
+        <w:r>
+          <w:rPr>
+            <w:noProof/>
+          </w:rPr>
+          <w:t>3</w:t>
+        </w:r>
+      </w:fldSimple>
+      <w:r>
+        <w:t>. Sample Department Input (Left) and Corridors</w:t>
       </w:r>
       <w:r>
         <w:t xml:space="preserve"> -</w:t>
@@ -2760,59 +2733,46 @@
       <w:r>
         <w:t xml:space="preserve">Figure </w:t>
       </w:r>
-      <w:r>
-        <w:fldChar w:fldCharType="begin"/>
-      </w:r>
-      <w:r>
-        <w:instrText xml:space="preserve"> SEQ Figure \* ARABIC </w:instrText>
-      </w:r>
-      <w:r>
-        <w:fldChar w:fldCharType="separate"/>
-      </w:r>
+      <w:fldSimple w:instr=" SEQ Figure \* ARABIC ">
+        <w:r>
+          <w:rPr>
+            <w:noProof/>
+          </w:rPr>
+          <w:t>4</w:t>
+        </w:r>
+      </w:fldSimple>
+      <w:r>
+        <w:t>. Visual of the Hospital Departments – Corridors – Walking Time in minutes in red (Photo by Author)</w:t>
+      </w:r>
+    </w:p>
+    <w:p>
+      <w:r>
+        <w:t xml:space="preserve">Once the visual is generated, the user can generate the BFS </w:t>
+      </w:r>
+      <w:r>
+        <w:t>to understand the department levels based on another department as a reference</w:t>
+      </w:r>
+      <w:r>
+        <w:t>, or to detect if there are cycles with DFS</w:t>
+      </w:r>
+      <w:r>
+        <w:t xml:space="preserve">. Below is </w:t>
+      </w:r>
+      <w:r>
+        <w:t>an</w:t>
+      </w:r>
+      <w:r>
+        <w:t xml:space="preserve"> example of </w:t>
+      </w:r>
+      <w:r>
+        <w:t>the output of BFS and DFS:</w:t>
+      </w:r>
+    </w:p>
+    <w:p>
       <w:r>
         <w:rPr>
           <w:noProof/>
         </w:rPr>
-        <w:t>4</w:t>
-      </w:r>
-      <w:r>
-        <w:fldChar w:fldCharType="end"/>
-      </w:r>
-      <w:r>
-        <w:t xml:space="preserve">. </w:t>
-      </w:r>
-      <w:r>
-        <w:t>Visual of the Hospital Departments – Corridors – Walking Time in minutes in red</w:t>
-      </w:r>
-      <w:r>
-        <w:t xml:space="preserve"> (Photo by Author)</w:t>
-      </w:r>
-    </w:p>
-    <w:p>
-      <w:r>
-        <w:t xml:space="preserve">Once the visual is generated, the user can generate the BFS </w:t>
-      </w:r>
-      <w:r>
-        <w:t>to understand the department levels based on another department as a reference</w:t>
-      </w:r>
-      <w:r>
-        <w:t>, or to detect if there are cycles with DFS</w:t>
-      </w:r>
-      <w:r>
-        <w:t xml:space="preserve">. Below is </w:t>
-      </w:r>
-      <w:r>
-        <w:t>an</w:t>
-      </w:r>
-      <w:r>
-        <w:t xml:space="preserve"> example of </w:t>
-      </w:r>
-      <w:r>
-        <w:t>the output of BFS and DFS:</w:t>
-      </w:r>
-    </w:p>
-    <w:p>
-      <w:r>
         <w:drawing>
           <wp:inline distT="0" distB="0" distL="0" distR="0" wp14:anchorId="3A69EB6E" wp14:editId="15D8F02B">
             <wp:extent cx="5731510" cy="2414905"/>
@@ -2854,37 +2814,30 @@
       <w:r>
         <w:t xml:space="preserve">Figure </w:t>
       </w:r>
-      <w:r>
-        <w:fldChar w:fldCharType="begin"/>
-      </w:r>
-      <w:r>
-        <w:instrText xml:space="preserve"> SEQ Figure \* ARABIC </w:instrText>
-      </w:r>
-      <w:r>
-        <w:fldChar w:fldCharType="separate"/>
-      </w:r>
+      <w:fldSimple w:instr=" SEQ Figure \* ARABIC ">
+        <w:r>
+          <w:rPr>
+            <w:noProof/>
+          </w:rPr>
+          <w:t>5</w:t>
+        </w:r>
+      </w:fldSimple>
+      <w:r>
+        <w:t xml:space="preserve">. </w:t>
+      </w:r>
+      <w:r>
+        <w:t>BFS Result when taking Emergency as a reference</w:t>
+      </w:r>
+      <w:r>
+        <w:t xml:space="preserve"> (Photo by Author)</w:t>
+      </w:r>
+    </w:p>
+    <w:p/>
+    <w:p>
       <w:r>
         <w:rPr>
           <w:noProof/>
         </w:rPr>
-        <w:t>5</w:t>
-      </w:r>
-      <w:r>
-        <w:fldChar w:fldCharType="end"/>
-      </w:r>
-      <w:r>
-        <w:t xml:space="preserve">. </w:t>
-      </w:r>
-      <w:r>
-        <w:t>BFS Result when taking Emergency as a reference</w:t>
-      </w:r>
-      <w:r>
-        <w:t xml:space="preserve"> (Photo by Author)</w:t>
-      </w:r>
-    </w:p>
-    <w:p/>
-    <w:p>
-      <w:r>
         <w:lastRenderedPageBreak/>
         <w:drawing>
           <wp:inline distT="0" distB="0" distL="0" distR="0" wp14:anchorId="7D19A2EC" wp14:editId="46A7D75F">
@@ -2927,44 +2880,34 @@
       <w:r>
         <w:t xml:space="preserve">Figure </w:t>
       </w:r>
-      <w:r>
-        <w:fldChar w:fldCharType="begin"/>
-      </w:r>
-      <w:r>
-        <w:instrText xml:space="preserve"> SEQ Figure \* ARABIC </w:instrText>
-      </w:r>
-      <w:r>
-        <w:fldChar w:fldCharType="separate"/>
-      </w:r>
+      <w:fldSimple w:instr=" SEQ Figure \* ARABIC ">
+        <w:r>
+          <w:rPr>
+            <w:noProof/>
+          </w:rPr>
+          <w:t>6</w:t>
+        </w:r>
+      </w:fldSimple>
+      <w:r>
+        <w:t xml:space="preserve">. </w:t>
+      </w:r>
+      <w:r>
+        <w:t>DFS Result when taking Emergency as a reference</w:t>
+      </w:r>
+      <w:r>
+        <w:t xml:space="preserve"> (Photo by Author)</w:t>
+      </w:r>
+    </w:p>
+    <w:p>
+      <w:r>
+        <w:t>The user can also calculate the shortest walking time to travel between departments. Below is the sample output:</w:t>
+      </w:r>
+    </w:p>
+    <w:p>
       <w:r>
         <w:rPr>
           <w:noProof/>
         </w:rPr>
-        <w:t>6</w:t>
-      </w:r>
-      <w:r>
-        <w:fldChar w:fldCharType="end"/>
-      </w:r>
-      <w:r>
-        <w:t xml:space="preserve">. </w:t>
-      </w:r>
-      <w:r>
-        <w:t>DFS</w:t>
-      </w:r>
-      <w:r>
-        <w:t xml:space="preserve"> Result when taking Emergency as a reference</w:t>
-      </w:r>
-      <w:r>
-        <w:t xml:space="preserve"> (Photo by Author)</w:t>
-      </w:r>
-    </w:p>
-    <w:p>
-      <w:r>
-        <w:t>The user can also calculate the shortest walking time to travel between departments. Below is the sample output:</w:t>
-      </w:r>
-    </w:p>
-    <w:p>
-      <w:r>
         <w:drawing>
           <wp:inline distT="0" distB="0" distL="0" distR="0" wp14:anchorId="1168E803" wp14:editId="3C71C031">
             <wp:extent cx="5731510" cy="2535865"/>
@@ -3015,78 +2958,71 @@
       <w:r>
         <w:t xml:space="preserve">Figure </w:t>
       </w:r>
-      <w:r>
-        <w:fldChar w:fldCharType="begin"/>
-      </w:r>
-      <w:r>
-        <w:instrText xml:space="preserve"> SEQ Figure \* ARABIC </w:instrText>
-      </w:r>
-      <w:r>
-        <w:fldChar w:fldCharType="separate"/>
-      </w:r>
+      <w:fldSimple w:instr=" SEQ Figure \* ARABIC ">
+        <w:r>
+          <w:rPr>
+            <w:noProof/>
+          </w:rPr>
+          <w:t>7</w:t>
+        </w:r>
+      </w:fldSimple>
+      <w:r>
+        <w:t xml:space="preserve">. </w:t>
+      </w:r>
+      <w:r>
+        <w:t xml:space="preserve">Shortest Walking Distance from Emergency </w:t>
+      </w:r>
+      <w:r>
+        <w:t>to Operating</w:t>
+      </w:r>
+      <w:r>
+        <w:t xml:space="preserve"> (Photo by Author)</w:t>
+      </w:r>
+    </w:p>
+    <w:p>
+      <w:pPr>
+        <w:pStyle w:val="Heading2"/>
+      </w:pPr>
+      <w:r>
+        <w:t>Scenario 2</w:t>
+      </w:r>
+      <w:r>
+        <w:t xml:space="preserve"> – Patient Management</w:t>
+      </w:r>
+    </w:p>
+    <w:p>
+      <w:r>
+        <w:rPr>
+          <w:highlight w:val="yellow"/>
+        </w:rPr>
+        <w:t>Show and discuss the scenario’s outputs/results.</w:t>
+      </w:r>
+    </w:p>
+    <w:p>
+      <w:r>
+        <w:t xml:space="preserve">The user can </w:t>
+      </w:r>
+      <w:r>
+        <w:t>load</w:t>
+      </w:r>
+      <w:r>
+        <w:t xml:space="preserve"> </w:t>
+      </w:r>
+      <w:r>
+        <w:t>patients’ data in bulk CSV</w:t>
+      </w:r>
+      <w:r>
+        <w:t xml:space="preserve"> in a tab called “Patient Records”</w:t>
+      </w:r>
+      <w:r>
+        <w:t>, the example is below:</w:t>
+      </w:r>
+    </w:p>
+    <w:p>
       <w:r>
         <w:rPr>
           <w:noProof/>
         </w:rPr>
-        <w:t>7</w:t>
-      </w:r>
-      <w:r>
-        <w:fldChar w:fldCharType="end"/>
-      </w:r>
-      <w:r>
-        <w:t xml:space="preserve">. </w:t>
-      </w:r>
-      <w:r>
-        <w:t xml:space="preserve">Shortest Walking Distance from Emergency </w:t>
-      </w:r>
-      <w:r>
-        <w:t>to Operating</w:t>
-      </w:r>
-      <w:r>
-        <w:t xml:space="preserve"> (Photo by Author)</w:t>
-      </w:r>
-    </w:p>
-    <w:p>
-      <w:pPr>
-        <w:pStyle w:val="Heading2"/>
-      </w:pPr>
-      <w:r>
-        <w:t>Scenario 2</w:t>
-      </w:r>
-      <w:r>
-        <w:t xml:space="preserve"> – Patient Management</w:t>
-      </w:r>
-    </w:p>
-    <w:p>
-      <w:r>
-        <w:rPr>
-          <w:highlight w:val="yellow"/>
-        </w:rPr>
-        <w:t>Show and discuss the scenario’s outputs/results.</w:t>
-      </w:r>
-    </w:p>
-    <w:p>
-      <w:r>
-        <w:t xml:space="preserve">The user can </w:t>
-      </w:r>
-      <w:r>
-        <w:t>load</w:t>
-      </w:r>
-      <w:r>
-        <w:t xml:space="preserve"> </w:t>
-      </w:r>
-      <w:r>
-        <w:t>patients’ data in bulk CSV</w:t>
-      </w:r>
-      <w:r>
-        <w:t xml:space="preserve"> in a tab called “Patient Records”</w:t>
-      </w:r>
-      <w:r>
-        <w:t>, the example is below:</w:t>
-      </w:r>
-    </w:p>
-    <w:p>
-      <w:r>
         <w:drawing>
           <wp:inline distT="0" distB="0" distL="0" distR="0" wp14:anchorId="2D42C1D6" wp14:editId="71A312FA">
             <wp:extent cx="3668233" cy="1252141"/>
@@ -3128,36 +3064,29 @@
       <w:r>
         <w:t xml:space="preserve">Figure </w:t>
       </w:r>
-      <w:r>
-        <w:fldChar w:fldCharType="begin"/>
-      </w:r>
-      <w:r>
-        <w:instrText xml:space="preserve"> SEQ Figure \* ARABIC </w:instrText>
-      </w:r>
-      <w:r>
-        <w:fldChar w:fldCharType="separate"/>
-      </w:r>
+      <w:fldSimple w:instr=" SEQ Figure \* ARABIC ">
+        <w:r>
+          <w:rPr>
+            <w:noProof/>
+          </w:rPr>
+          <w:t>8</w:t>
+        </w:r>
+      </w:fldSimple>
+      <w:r>
+        <w:t xml:space="preserve">. </w:t>
+      </w:r>
+      <w:r>
+        <w:t xml:space="preserve">System to load patient’s data from CSV </w:t>
+      </w:r>
+      <w:r>
+        <w:t>(Photo by Author)</w:t>
+      </w:r>
+    </w:p>
+    <w:p>
       <w:r>
         <w:rPr>
           <w:noProof/>
         </w:rPr>
-        <w:t>8</w:t>
-      </w:r>
-      <w:r>
-        <w:fldChar w:fldCharType="end"/>
-      </w:r>
-      <w:r>
-        <w:t xml:space="preserve">. </w:t>
-      </w:r>
-      <w:r>
-        <w:t xml:space="preserve">System to load patient’s data from CSV </w:t>
-      </w:r>
-      <w:r>
-        <w:t>(Photo by Author)</w:t>
-      </w:r>
-    </w:p>
-    <w:p>
-      <w:r>
         <w:lastRenderedPageBreak/>
         <w:drawing>
           <wp:inline distT="0" distB="0" distL="0" distR="0" wp14:anchorId="4BDA08A8" wp14:editId="068AF59E">
@@ -3200,68 +3129,61 @@
       <w:r>
         <w:t xml:space="preserve">Figure </w:t>
       </w:r>
-      <w:r>
-        <w:fldChar w:fldCharType="begin"/>
-      </w:r>
-      <w:r>
-        <w:instrText xml:space="preserve"> SEQ Figure \* ARABIC </w:instrText>
-      </w:r>
-      <w:r>
-        <w:fldChar w:fldCharType="separate"/>
-      </w:r>
+      <w:fldSimple w:instr=" SEQ Figure \* ARABIC ">
+        <w:r>
+          <w:rPr>
+            <w:noProof/>
+          </w:rPr>
+          <w:t>9</w:t>
+        </w:r>
+      </w:fldSimple>
+      <w:r>
+        <w:t xml:space="preserve">. </w:t>
+      </w:r>
+      <w:r>
+        <w:t xml:space="preserve">Sample CSV of patient data </w:t>
+      </w:r>
+      <w:r>
+        <w:t>CSV</w:t>
+      </w:r>
+      <w:r>
+        <w:t xml:space="preserve"> </w:t>
+      </w:r>
+      <w:r>
+        <w:t>(Photo by Author)</w:t>
+      </w:r>
+    </w:p>
+    <w:p>
+      <w:r>
+        <w:t>Once the patient data is successfully loaded</w:t>
+      </w:r>
+      <w:r>
+        <w:t xml:space="preserve">, a table </w:t>
+      </w:r>
+      <w:r>
+        <w:t>of</w:t>
+      </w:r>
+      <w:r>
+        <w:t xml:space="preserve"> </w:t>
+      </w:r>
+      <w:r>
+        <w:t>patients’</w:t>
+      </w:r>
+      <w:r>
+        <w:t xml:space="preserve"> information </w:t>
+      </w:r>
+      <w:r>
+        <w:t>is presented at the bottom of the page.</w:t>
+      </w:r>
+      <w:r>
+        <w:t xml:space="preserve"> </w:t>
+      </w:r>
+    </w:p>
+    <w:p>
       <w:r>
         <w:rPr>
           <w:noProof/>
         </w:rPr>
-        <w:t>9</w:t>
-      </w:r>
-      <w:r>
-        <w:fldChar w:fldCharType="end"/>
-      </w:r>
-      <w:r>
-        <w:t xml:space="preserve">. </w:t>
-      </w:r>
-      <w:r>
-        <w:t xml:space="preserve">Sample CSV of patient data </w:t>
-      </w:r>
-      <w:r>
-        <w:t>CSV</w:t>
-      </w:r>
-      <w:r>
-        <w:t xml:space="preserve"> </w:t>
-      </w:r>
-      <w:r>
-        <w:t>(Photo by Author)</w:t>
-      </w:r>
-    </w:p>
-    <w:p>
-      <w:r>
-        <w:t>Once the patient data is successfully loaded</w:t>
-      </w:r>
-      <w:r>
-        <w:t xml:space="preserve">, a table </w:t>
-      </w:r>
-      <w:r>
-        <w:t>of</w:t>
-      </w:r>
-      <w:r>
-        <w:t xml:space="preserve"> </w:t>
-      </w:r>
-      <w:r>
-        <w:t>patients’</w:t>
-      </w:r>
-      <w:r>
-        <w:t xml:space="preserve"> information </w:t>
-      </w:r>
-      <w:r>
-        <w:t>is presented at the bottom of the page.</w:t>
-      </w:r>
-      <w:r>
-        <w:t xml:space="preserve"> </w:t>
-      </w:r>
-    </w:p>
-    <w:p>
-      <w:r>
         <w:drawing>
           <wp:inline distT="0" distB="0" distL="0" distR="0" wp14:anchorId="26AC8EFA" wp14:editId="45F48A75">
             <wp:extent cx="4311502" cy="2895671"/>
@@ -3303,56 +3225,46 @@
       <w:r>
         <w:t xml:space="preserve">Figure </w:t>
       </w:r>
-      <w:r>
-        <w:fldChar w:fldCharType="begin"/>
-      </w:r>
-      <w:r>
-        <w:instrText xml:space="preserve"> SEQ Figure \* ARABIC </w:instrText>
-      </w:r>
-      <w:r>
-        <w:fldChar w:fldCharType="separate"/>
-      </w:r>
+      <w:fldSimple w:instr=" SEQ Figure \* ARABIC ">
+        <w:r>
+          <w:rPr>
+            <w:noProof/>
+          </w:rPr>
+          <w:t>10</w:t>
+        </w:r>
+      </w:fldSimple>
+      <w:r>
+        <w:t xml:space="preserve">. </w:t>
+      </w:r>
+      <w:r>
+        <w:t xml:space="preserve">Sample data presented </w:t>
+      </w:r>
+      <w:r>
+        <w:t>o</w:t>
+      </w:r>
+      <w:r>
+        <w:t xml:space="preserve">n the webpage </w:t>
+      </w:r>
+      <w:r>
+        <w:t>(Photo by Author)</w:t>
+      </w:r>
+    </w:p>
+    <w:p>
+      <w:r>
+        <w:t>The system also enables users to insert new patient information into the system (but it will not be saved in the CSV, only in the webpage</w:t>
+      </w:r>
+      <w:r>
+        <w:t xml:space="preserve"> table</w:t>
+      </w:r>
+      <w:r>
+        <w:t>).</w:t>
+      </w:r>
+    </w:p>
+    <w:p>
       <w:r>
         <w:rPr>
           <w:noProof/>
         </w:rPr>
-        <w:t>10</w:t>
-      </w:r>
-      <w:r>
-        <w:fldChar w:fldCharType="end"/>
-      </w:r>
-      <w:r>
-        <w:t xml:space="preserve">. </w:t>
-      </w:r>
-      <w:r>
-        <w:t xml:space="preserve">Sample data presented </w:t>
-      </w:r>
-      <w:r>
-        <w:t>o</w:t>
-      </w:r>
-      <w:r>
-        <w:t>n the webpage</w:t>
-      </w:r>
-      <w:r>
-        <w:t xml:space="preserve"> </w:t>
-      </w:r>
-      <w:r>
-        <w:t>(Photo by Author)</w:t>
-      </w:r>
-    </w:p>
-    <w:p>
-      <w:r>
-        <w:t>The system also enables users to insert new patient information into the system (but it will not be saved in the CSV, only in the webpage</w:t>
-      </w:r>
-      <w:r>
-        <w:t xml:space="preserve"> table</w:t>
-      </w:r>
-      <w:r>
-        <w:t>).</w:t>
-      </w:r>
-    </w:p>
-    <w:p>
-      <w:r>
         <w:lastRenderedPageBreak/>
         <w:drawing>
           <wp:inline distT="0" distB="0" distL="0" distR="0" wp14:anchorId="3F9C6FF1" wp14:editId="17ECA273">
@@ -3395,44 +3307,37 @@
       <w:r>
         <w:t xml:space="preserve">Figure </w:t>
       </w:r>
-      <w:r>
-        <w:fldChar w:fldCharType="begin"/>
-      </w:r>
-      <w:r>
-        <w:instrText xml:space="preserve"> SEQ Figure \* ARABIC </w:instrText>
-      </w:r>
-      <w:r>
-        <w:fldChar w:fldCharType="separate"/>
-      </w:r>
+      <w:fldSimple w:instr=" SEQ Figure \* ARABIC ">
+        <w:r>
+          <w:rPr>
+            <w:noProof/>
+          </w:rPr>
+          <w:t>11</w:t>
+        </w:r>
+      </w:fldSimple>
+      <w:r>
+        <w:t xml:space="preserve">. </w:t>
+      </w:r>
+      <w:r>
+        <w:t xml:space="preserve">Sample when inserting new data into the </w:t>
+      </w:r>
+      <w:r>
+        <w:t xml:space="preserve">system </w:t>
+      </w:r>
+      <w:r>
+        <w:t>(Photo by Author)</w:t>
+      </w:r>
+    </w:p>
+    <w:p>
+      <w:r>
+        <w:t>The system can also search a patient’s details by using the patient ID.</w:t>
+      </w:r>
+    </w:p>
+    <w:p>
       <w:r>
         <w:rPr>
           <w:noProof/>
         </w:rPr>
-        <w:t>11</w:t>
-      </w:r>
-      <w:r>
-        <w:fldChar w:fldCharType="end"/>
-      </w:r>
-      <w:r>
-        <w:t xml:space="preserve">. </w:t>
-      </w:r>
-      <w:r>
-        <w:t xml:space="preserve">Sample when inserting new data into the </w:t>
-      </w:r>
-      <w:r>
-        <w:t xml:space="preserve">system </w:t>
-      </w:r>
-      <w:r>
-        <w:t>(Photo by Author)</w:t>
-      </w:r>
-    </w:p>
-    <w:p>
-      <w:r>
-        <w:t>The system can also search a patient’s details by using the patient ID.</w:t>
-      </w:r>
-    </w:p>
-    <w:p>
-      <w:r>
         <w:drawing>
           <wp:inline distT="0" distB="0" distL="0" distR="0" wp14:anchorId="2F7BF646" wp14:editId="1FDD5A62">
             <wp:extent cx="3859399" cy="1472609"/>
@@ -3474,98 +3379,88 @@
       <w:r>
         <w:t xml:space="preserve">Figure </w:t>
       </w:r>
-      <w:r>
-        <w:fldChar w:fldCharType="begin"/>
-      </w:r>
-      <w:r>
-        <w:instrText xml:space="preserve"> SEQ Figure \* ARABIC </w:instrText>
-      </w:r>
-      <w:r>
-        <w:fldChar w:fldCharType="separate"/>
-      </w:r>
+      <w:fldSimple w:instr=" SEQ Figure \* ARABIC ">
+        <w:r>
+          <w:rPr>
+            <w:noProof/>
+          </w:rPr>
+          <w:t>12</w:t>
+        </w:r>
+      </w:fldSimple>
+      <w:r>
+        <w:t xml:space="preserve">. </w:t>
+      </w:r>
+      <w:r>
+        <w:t xml:space="preserve">Sample when searching for </w:t>
+      </w:r>
+      <w:r>
+        <w:t xml:space="preserve">a </w:t>
+      </w:r>
+      <w:r>
+        <w:t>patient’s detail</w:t>
+      </w:r>
+      <w:r>
+        <w:t>s</w:t>
+      </w:r>
+      <w:r>
+        <w:t xml:space="preserve"> using the patient’s </w:t>
+      </w:r>
+      <w:r>
+        <w:t>ID</w:t>
+      </w:r>
+      <w:r>
+        <w:t xml:space="preserve"> </w:t>
+      </w:r>
+      <w:r>
+        <w:t>(Photo by Author)</w:t>
+      </w:r>
+    </w:p>
+    <w:p>
+      <w:r>
+        <w:t xml:space="preserve">The user can </w:t>
+      </w:r>
+      <w:r>
+        <w:t xml:space="preserve">also </w:t>
+      </w:r>
+      <w:r>
+        <w:t xml:space="preserve">delete the patient’s record. This will only delete </w:t>
+      </w:r>
+      <w:r>
+        <w:t>from the webpage, not from the CSV. If the data is inserted from the webpage, it can be deleted from the webpage</w:t>
+      </w:r>
+      <w:r>
+        <w:t>. O</w:t>
+      </w:r>
+      <w:r>
+        <w:t xml:space="preserve">therwise, the </w:t>
+      </w:r>
+      <w:r>
+        <w:t xml:space="preserve">deleted </w:t>
+      </w:r>
+      <w:r>
+        <w:t xml:space="preserve">patient record will still </w:t>
+      </w:r>
+      <w:r>
+        <w:t>appear</w:t>
+      </w:r>
+      <w:r>
+        <w:t xml:space="preserve"> in the table at the bottom of the webpage</w:t>
+      </w:r>
+      <w:r>
+        <w:t xml:space="preserve"> but </w:t>
+      </w:r>
+      <w:r>
+        <w:t>will remain unsearchable on the webpage</w:t>
+      </w:r>
+      <w:r>
+        <w:t>.</w:t>
+      </w:r>
+    </w:p>
+    <w:p>
       <w:r>
         <w:rPr>
           <w:noProof/>
         </w:rPr>
-        <w:t>12</w:t>
-      </w:r>
-      <w:r>
-        <w:fldChar w:fldCharType="end"/>
-      </w:r>
-      <w:r>
-        <w:t xml:space="preserve">. </w:t>
-      </w:r>
-      <w:r>
-        <w:t xml:space="preserve">Sample when </w:t>
-      </w:r>
-      <w:r>
-        <w:t xml:space="preserve">searching for </w:t>
-      </w:r>
-      <w:r>
-        <w:t xml:space="preserve">a </w:t>
-      </w:r>
-      <w:r>
-        <w:t>patient’s detail</w:t>
-      </w:r>
-      <w:r>
-        <w:t>s</w:t>
-      </w:r>
-      <w:r>
-        <w:t xml:space="preserve"> using the patient’s </w:t>
-      </w:r>
-      <w:r>
-        <w:t>ID</w:t>
-      </w:r>
-      <w:r>
-        <w:t xml:space="preserve"> </w:t>
-      </w:r>
-      <w:r>
-        <w:t>(Photo by Author)</w:t>
-      </w:r>
-    </w:p>
-    <w:p>
-      <w:r>
-        <w:t xml:space="preserve">The user can </w:t>
-      </w:r>
-      <w:r>
-        <w:t xml:space="preserve">also </w:t>
-      </w:r>
-      <w:r>
-        <w:t xml:space="preserve">delete the patient’s record. This will only delete </w:t>
-      </w:r>
-      <w:r>
-        <w:t>from the webpage, not from the CSV. If the data is inserted from the webpage, it can be deleted from the webpage</w:t>
-      </w:r>
-      <w:r>
-        <w:t>. O</w:t>
-      </w:r>
-      <w:r>
-        <w:t xml:space="preserve">therwise, the </w:t>
-      </w:r>
-      <w:r>
-        <w:t xml:space="preserve">deleted </w:t>
-      </w:r>
-      <w:r>
-        <w:t xml:space="preserve">patient record will still </w:t>
-      </w:r>
-      <w:r>
-        <w:t>appear</w:t>
-      </w:r>
-      <w:r>
-        <w:t xml:space="preserve"> in the table at the bottom of the webpage</w:t>
-      </w:r>
-      <w:r>
-        <w:t xml:space="preserve"> but </w:t>
-      </w:r>
-      <w:r>
-        <w:t>will remain unsearchable on the webpage</w:t>
-      </w:r>
-      <w:r>
-        <w:t>.</w:t>
-      </w:r>
-    </w:p>
-    <w:p>
-      <w:r>
         <w:lastRenderedPageBreak/>
         <w:drawing>
           <wp:inline distT="0" distB="0" distL="0" distR="0" wp14:anchorId="0C96D472" wp14:editId="5EB189F3">
@@ -3608,99 +3503,92 @@
       <w:r>
         <w:t xml:space="preserve">Figure </w:t>
       </w:r>
-      <w:r>
-        <w:fldChar w:fldCharType="begin"/>
-      </w:r>
-      <w:r>
-        <w:instrText xml:space="preserve"> SEQ Figure \* ARABIC </w:instrText>
-      </w:r>
-      <w:r>
-        <w:fldChar w:fldCharType="separate"/>
-      </w:r>
+      <w:fldSimple w:instr=" SEQ Figure \* ARABIC ">
+        <w:r>
+          <w:rPr>
+            <w:noProof/>
+          </w:rPr>
+          <w:t>13</w:t>
+        </w:r>
+      </w:fldSimple>
+      <w:r>
+        <w:t xml:space="preserve">. </w:t>
+      </w:r>
+      <w:r>
+        <w:t xml:space="preserve">Searching for </w:t>
+      </w:r>
+      <w:r>
+        <w:t xml:space="preserve">a </w:t>
+      </w:r>
+      <w:r>
+        <w:t>patient when it is already deleted</w:t>
+      </w:r>
+      <w:r>
+        <w:t xml:space="preserve"> will result in “Patient not found”</w:t>
+      </w:r>
+      <w:r>
+        <w:t xml:space="preserve"> </w:t>
+      </w:r>
+      <w:r>
+        <w:t>(Photo by Author)</w:t>
+      </w:r>
+    </w:p>
+    <w:p>
+      <w:pPr>
+        <w:pStyle w:val="Heading2"/>
+      </w:pPr>
+      <w:r>
+        <w:t>Scenario 3</w:t>
+      </w:r>
+      <w:r>
+        <w:t xml:space="preserve"> – Emergency Scheduler</w:t>
+      </w:r>
+    </w:p>
+    <w:p>
+      <w:r>
+        <w:rPr>
+          <w:highlight w:val="yellow"/>
+        </w:rPr>
+        <w:t>Show and discuss the scenario’s outputs/results.</w:t>
+      </w:r>
+    </w:p>
+    <w:p>
+      <w:r>
+        <w:t xml:space="preserve">If the </w:t>
+      </w:r>
+      <w:r>
+        <w:t>patient's record</w:t>
+      </w:r>
+      <w:r>
+        <w:t xml:space="preserve"> is in the webpage system, </w:t>
+      </w:r>
+      <w:r>
+        <w:t>the user can go to the “Patient</w:t>
+      </w:r>
+      <w:r>
+        <w:t xml:space="preserve"> Priority Queue” to see which patient is next in line for treatment.</w:t>
+      </w:r>
+      <w:r>
+        <w:t xml:space="preserve"> </w:t>
+      </w:r>
+      <w:r>
+        <w:t xml:space="preserve">The user </w:t>
+      </w:r>
+      <w:r>
+        <w:t>must</w:t>
+      </w:r>
+      <w:r>
+        <w:t xml:space="preserve"> upload the required CSV </w:t>
+      </w:r>
+      <w:r>
+        <w:t>file, which contains all the necessary information.</w:t>
+      </w:r>
+    </w:p>
+    <w:p>
       <w:r>
         <w:rPr>
           <w:noProof/>
         </w:rPr>
-        <w:t>13</w:t>
-      </w:r>
-      <w:r>
-        <w:fldChar w:fldCharType="end"/>
-      </w:r>
-      <w:r>
-        <w:t xml:space="preserve">. </w:t>
-      </w:r>
-      <w:r>
-        <w:t xml:space="preserve">Searching for </w:t>
-      </w:r>
-      <w:r>
-        <w:t xml:space="preserve">a </w:t>
-      </w:r>
-      <w:r>
-        <w:t>patient when it is already deleted</w:t>
-      </w:r>
-      <w:r>
-        <w:t xml:space="preserve"> will result in “Patient not found”</w:t>
-      </w:r>
-      <w:r>
-        <w:t xml:space="preserve"> </w:t>
-      </w:r>
-      <w:r>
-        <w:t>(Photo by Author)</w:t>
-      </w:r>
-    </w:p>
-    <w:p>
-      <w:pPr>
-        <w:pStyle w:val="Heading2"/>
-      </w:pPr>
-      <w:r>
-        <w:t>Scenario 3</w:t>
-      </w:r>
-      <w:r>
-        <w:t xml:space="preserve"> – Emergency Scheduler</w:t>
-      </w:r>
-    </w:p>
-    <w:p>
-      <w:r>
-        <w:rPr>
-          <w:highlight w:val="yellow"/>
-        </w:rPr>
-        <w:t>Show and discuss the scenario’s outputs/results.</w:t>
-      </w:r>
-    </w:p>
-    <w:p>
-      <w:r>
-        <w:t xml:space="preserve">If the </w:t>
-      </w:r>
-      <w:r>
-        <w:t>patient's record</w:t>
-      </w:r>
-      <w:r>
-        <w:t xml:space="preserve"> is in the webpage system, </w:t>
-      </w:r>
-      <w:r>
-        <w:t>the user can go to the “Patient</w:t>
-      </w:r>
-      <w:r>
-        <w:t xml:space="preserve"> Priority Queue” to see which patient is next in line for treatment.</w:t>
-      </w:r>
-      <w:r>
-        <w:t xml:space="preserve"> </w:t>
-      </w:r>
-      <w:r>
-        <w:t xml:space="preserve">The user </w:t>
-      </w:r>
-      <w:r>
-        <w:t>must</w:t>
-      </w:r>
-      <w:r>
-        <w:t xml:space="preserve"> upload the required CSV </w:t>
-      </w:r>
-      <w:r>
-        <w:t>file, which contains all the necessary information.</w:t>
-      </w:r>
-    </w:p>
-    <w:p>
-      <w:r>
         <w:drawing>
           <wp:inline distT="0" distB="0" distL="0" distR="0" wp14:anchorId="7A9430D4" wp14:editId="14E1FD41">
             <wp:extent cx="5731510" cy="3318510"/>
@@ -3742,39 +3630,29 @@
       <w:r>
         <w:t xml:space="preserve">Figure </w:t>
       </w:r>
-      <w:r>
-        <w:fldChar w:fldCharType="begin"/>
-      </w:r>
-      <w:r>
-        <w:instrText xml:space="preserve"> SEQ Figure \* ARABIC </w:instrText>
-      </w:r>
-      <w:r>
-        <w:fldChar w:fldCharType="separate"/>
-      </w:r>
+      <w:fldSimple w:instr=" SEQ Figure \* ARABIC ">
+        <w:r>
+          <w:rPr>
+            <w:noProof/>
+          </w:rPr>
+          <w:t>14</w:t>
+        </w:r>
+      </w:fldSimple>
+      <w:r>
+        <w:t xml:space="preserve">. </w:t>
+      </w:r>
+      <w:r>
+        <w:t xml:space="preserve">Patient’s Priority Queue upload CSV interface </w:t>
+      </w:r>
+      <w:r>
+        <w:t>(Photo by Author)</w:t>
+      </w:r>
+    </w:p>
+    <w:p>
       <w:r>
         <w:rPr>
           <w:noProof/>
         </w:rPr>
-        <w:t>14</w:t>
-      </w:r>
-      <w:r>
-        <w:fldChar w:fldCharType="end"/>
-      </w:r>
-      <w:r>
-        <w:t xml:space="preserve">. </w:t>
-      </w:r>
-      <w:r>
-        <w:t>Patient’s Priority Queue upload CSV interface</w:t>
-      </w:r>
-      <w:r>
-        <w:t xml:space="preserve"> </w:t>
-      </w:r>
-      <w:r>
-        <w:t>(Photo by Author)</w:t>
-      </w:r>
-    </w:p>
-    <w:p>
-      <w:r>
         <w:lastRenderedPageBreak/>
         <w:drawing>
           <wp:inline distT="0" distB="0" distL="0" distR="0" wp14:anchorId="2DBAA997" wp14:editId="1A6183A5">
@@ -3817,47 +3695,43 @@
       <w:r>
         <w:t xml:space="preserve">Figure </w:t>
       </w:r>
-      <w:r>
-        <w:fldChar w:fldCharType="begin"/>
-      </w:r>
-      <w:r>
-        <w:instrText xml:space="preserve"> SEQ Figure \* ARABIC </w:instrText>
-      </w:r>
-      <w:r>
-        <w:fldChar w:fldCharType="separate"/>
-      </w:r>
+      <w:fldSimple w:instr=" SEQ Figure \* ARABIC ">
+        <w:r>
+          <w:rPr>
+            <w:noProof/>
+          </w:rPr>
+          <w:t>15</w:t>
+        </w:r>
+      </w:fldSimple>
+      <w:r>
+        <w:t xml:space="preserve">. </w:t>
+      </w:r>
+      <w:r>
+        <w:t xml:space="preserve">Sample CSV for Patient’s Priority Queue </w:t>
+      </w:r>
+      <w:r>
+        <w:t>(Photo by Author)</w:t>
+      </w:r>
+    </w:p>
+    <w:p>
+      <w:r>
+        <w:t xml:space="preserve">The user can then view the </w:t>
+      </w:r>
+      <w:r>
+        <w:t xml:space="preserve">next patient in line for treatment based on the highest priority with </w:t>
+      </w:r>
+      <w:r>
+        <w:t xml:space="preserve">an </w:t>
+      </w:r>
+      <w:r>
+        <w:t>example below:</w:t>
+      </w:r>
+    </w:p>
+    <w:p>
       <w:r>
         <w:rPr>
           <w:noProof/>
         </w:rPr>
-        <w:t>15</w:t>
-      </w:r>
-      <w:r>
-        <w:fldChar w:fldCharType="end"/>
-      </w:r>
-      <w:r>
-        <w:t xml:space="preserve">. </w:t>
-      </w:r>
-      <w:r>
-        <w:t>Sample CSV for Patient’s Priority Queue</w:t>
-      </w:r>
-      <w:r>
-        <w:t xml:space="preserve"> </w:t>
-      </w:r>
-      <w:r>
-        <w:t>(Photo by Author)</w:t>
-      </w:r>
-    </w:p>
-    <w:p>
-      <w:r>
-        <w:t xml:space="preserve">The user can then view the </w:t>
-      </w:r>
-      <w:r>
-        <w:t>next patient in line for treatment based on the highest priority with example below:</w:t>
-      </w:r>
-    </w:p>
-    <w:p>
-      <w:r>
         <w:drawing>
           <wp:inline distT="0" distB="0" distL="0" distR="0" wp14:anchorId="62D772B2" wp14:editId="6EF8E65F">
             <wp:extent cx="3527611" cy="2849525"/>
@@ -3899,71 +3773,61 @@
       <w:r>
         <w:t xml:space="preserve">Figure </w:t>
       </w:r>
-      <w:r>
-        <w:fldChar w:fldCharType="begin"/>
-      </w:r>
-      <w:r>
-        <w:instrText xml:space="preserve"> SEQ Figure \* ARABIC </w:instrText>
-      </w:r>
-      <w:r>
-        <w:fldChar w:fldCharType="separate"/>
-      </w:r>
+      <w:fldSimple w:instr=" SEQ Figure \* ARABIC ">
+        <w:r>
+          <w:rPr>
+            <w:noProof/>
+          </w:rPr>
+          <w:t>16</w:t>
+        </w:r>
+      </w:fldSimple>
+      <w:r>
+        <w:t xml:space="preserve">. </w:t>
+      </w:r>
+      <w:r>
+        <w:t xml:space="preserve">Sample Output of Next Patient for Treatment based on Priority </w:t>
+      </w:r>
+      <w:r>
+        <w:t>(Photo by Author)</w:t>
+      </w:r>
+    </w:p>
+    <w:p>
+      <w:r>
+        <w:t>Once the patient is treated, the user can “extract</w:t>
+      </w:r>
+      <w:r>
+        <w:t xml:space="preserve">” the patient and </w:t>
+      </w:r>
+      <w:r>
+        <w:t xml:space="preserve">proceed </w:t>
+      </w:r>
+      <w:r>
+        <w:t xml:space="preserve">to the next </w:t>
+      </w:r>
+      <w:r>
+        <w:t>one</w:t>
+      </w:r>
+      <w:r>
+        <w:t xml:space="preserve">, </w:t>
+      </w:r>
+      <w:r>
+        <w:t>as shown</w:t>
+      </w:r>
+      <w:r>
+        <w:t xml:space="preserve"> in </w:t>
+      </w:r>
+      <w:r>
+        <w:t xml:space="preserve">the </w:t>
+      </w:r>
+      <w:r>
+        <w:t>figure below.</w:t>
+      </w:r>
+    </w:p>
+    <w:p>
       <w:r>
         <w:rPr>
           <w:noProof/>
         </w:rPr>
-        <w:t>16</w:t>
-      </w:r>
-      <w:r>
-        <w:fldChar w:fldCharType="end"/>
-      </w:r>
-      <w:r>
-        <w:t xml:space="preserve">. </w:t>
-      </w:r>
-      <w:r>
-        <w:t>Sample Output of Next Patient for Treatment based on Priority</w:t>
-      </w:r>
-      <w:r>
-        <w:t xml:space="preserve"> </w:t>
-      </w:r>
-      <w:r>
-        <w:t>(Photo by Author)</w:t>
-      </w:r>
-    </w:p>
-    <w:p>
-      <w:r>
-        <w:t>Once the patient is treated, the user can “extract</w:t>
-      </w:r>
-      <w:r>
-        <w:t xml:space="preserve">” the patient and </w:t>
-      </w:r>
-      <w:r>
-        <w:t xml:space="preserve">proceed </w:t>
-      </w:r>
-      <w:r>
-        <w:t xml:space="preserve">to the next </w:t>
-      </w:r>
-      <w:r>
-        <w:t>one</w:t>
-      </w:r>
-      <w:r>
-        <w:t xml:space="preserve">, </w:t>
-      </w:r>
-      <w:r>
-        <w:t>as shown</w:t>
-      </w:r>
-      <w:r>
-        <w:t xml:space="preserve"> in </w:t>
-      </w:r>
-      <w:r>
-        <w:t xml:space="preserve">the </w:t>
-      </w:r>
-      <w:r>
-        <w:t>figure below.</w:t>
-      </w:r>
-    </w:p>
-    <w:p>
-      <w:r>
         <w:drawing>
           <wp:inline distT="0" distB="0" distL="0" distR="0" wp14:anchorId="1C63C5FD" wp14:editId="4ED55E3A">
             <wp:extent cx="2918637" cy="848170"/>
@@ -4005,53 +3869,43 @@
       <w:r>
         <w:t xml:space="preserve">Figure </w:t>
       </w:r>
-      <w:r>
-        <w:fldChar w:fldCharType="begin"/>
-      </w:r>
-      <w:r>
-        <w:instrText xml:space="preserve"> SEQ Figure \* ARABIC </w:instrText>
-      </w:r>
-      <w:r>
-        <w:fldChar w:fldCharType="separate"/>
-      </w:r>
+      <w:fldSimple w:instr=" SEQ Figure \* ARABIC ">
+        <w:r>
+          <w:rPr>
+            <w:noProof/>
+          </w:rPr>
+          <w:t>17</w:t>
+        </w:r>
+      </w:fldSimple>
+      <w:r>
+        <w:t xml:space="preserve">. </w:t>
+      </w:r>
+      <w:r>
+        <w:t xml:space="preserve">Sample output when the </w:t>
+      </w:r>
+      <w:r>
+        <w:t xml:space="preserve">patient is already treated and moving on to the next patient </w:t>
+      </w:r>
+      <w:r>
+        <w:t>(Photo by Author)</w:t>
+      </w:r>
+    </w:p>
+    <w:p>
+      <w:r>
+        <w:t xml:space="preserve">If we peek after </w:t>
+      </w:r>
+      <w:r>
+        <w:t xml:space="preserve">the </w:t>
+      </w:r>
+      <w:r>
+        <w:t>extract, the next patient to be treated will be displayed in the first row, sample output below:</w:t>
+      </w:r>
+    </w:p>
+    <w:p>
       <w:r>
         <w:rPr>
           <w:noProof/>
         </w:rPr>
-        <w:t>17</w:t>
-      </w:r>
-      <w:r>
-        <w:fldChar w:fldCharType="end"/>
-      </w:r>
-      <w:r>
-        <w:t xml:space="preserve">. </w:t>
-      </w:r>
-      <w:r>
-        <w:t xml:space="preserve">Sample </w:t>
-      </w:r>
-      <w:r>
-        <w:t xml:space="preserve">output when the </w:t>
-      </w:r>
-      <w:r>
-        <w:t xml:space="preserve">patient is already treated and moving on to the next patient </w:t>
-      </w:r>
-      <w:r>
-        <w:t>(Photo by Author)</w:t>
-      </w:r>
-    </w:p>
-    <w:p>
-      <w:r>
-        <w:t xml:space="preserve">If we peek after </w:t>
-      </w:r>
-      <w:r>
-        <w:t xml:space="preserve">the </w:t>
-      </w:r>
-      <w:r>
-        <w:t>extract, the next patient to be treated will be displayed in the first row, sample output below:</w:t>
-      </w:r>
-    </w:p>
-    <w:p>
-      <w:r>
         <w:lastRenderedPageBreak/>
         <w:drawing>
           <wp:inline distT="0" distB="0" distL="0" distR="0" wp14:anchorId="18A42CAC" wp14:editId="18F4D47E">
@@ -4094,50 +3948,37 @@
       <w:r>
         <w:t xml:space="preserve">Figure </w:t>
       </w:r>
-      <w:r>
-        <w:fldChar w:fldCharType="begin"/>
-      </w:r>
-      <w:r>
-        <w:instrText xml:space="preserve"> SEQ Figure \* ARABIC </w:instrText>
-      </w:r>
-      <w:r>
-        <w:fldChar w:fldCharType="separate"/>
-      </w:r>
+      <w:fldSimple w:instr=" SEQ Figure \* ARABIC ">
+        <w:r>
+          <w:rPr>
+            <w:noProof/>
+          </w:rPr>
+          <w:t>18</w:t>
+        </w:r>
+      </w:fldSimple>
+      <w:r>
+        <w:t xml:space="preserve">. </w:t>
+      </w:r>
+      <w:r>
+        <w:t xml:space="preserve">Sample output of peek after extracting the previous priority </w:t>
+      </w:r>
+      <w:r>
+        <w:t>(Photo by Author)</w:t>
+      </w:r>
+    </w:p>
+    <w:p>
+      <w:r>
+        <w:t>Additionally, the user can modify the</w:t>
+      </w:r>
+      <w:r>
+        <w:t xml:space="preserve"> priority by inputting the urgency and expected treatment time, the sample below:</w:t>
+      </w:r>
+    </w:p>
+    <w:p>
       <w:r>
         <w:rPr>
           <w:noProof/>
         </w:rPr>
-        <w:t>18</w:t>
-      </w:r>
-      <w:r>
-        <w:fldChar w:fldCharType="end"/>
-      </w:r>
-      <w:r>
-        <w:t xml:space="preserve">. </w:t>
-      </w:r>
-      <w:r>
-        <w:t>Sample output of peek after</w:t>
-      </w:r>
-      <w:r>
-        <w:t xml:space="preserve"> </w:t>
-      </w:r>
-      <w:r>
-        <w:t xml:space="preserve">extracting the previous priority </w:t>
-      </w:r>
-      <w:r>
-        <w:t>(Photo by Author)</w:t>
-      </w:r>
-    </w:p>
-    <w:p>
-      <w:r>
-        <w:t>Additionally, the user can modify the</w:t>
-      </w:r>
-      <w:r>
-        <w:t xml:space="preserve"> priority by inputting the urgency and expected treatment time, the sample below:</w:t>
-      </w:r>
-    </w:p>
-    <w:p>
-      <w:r>
         <w:drawing>
           <wp:inline distT="0" distB="0" distL="0" distR="0" wp14:anchorId="36BA071F" wp14:editId="26873720">
             <wp:extent cx="3359888" cy="1777100"/>
@@ -4180,40 +4021,36 @@
       <w:r>
         <w:t xml:space="preserve">Figure </w:t>
       </w:r>
-      <w:r>
-        <w:fldChar w:fldCharType="begin"/>
-      </w:r>
-      <w:r>
-        <w:instrText xml:space="preserve"> SEQ Figure \* ARABIC </w:instrText>
-      </w:r>
-      <w:r>
-        <w:fldChar w:fldCharType="separate"/>
-      </w:r>
+      <w:fldSimple w:instr=" SEQ Figure \* ARABIC ">
+        <w:r>
+          <w:rPr>
+            <w:noProof/>
+          </w:rPr>
+          <w:t>19</w:t>
+        </w:r>
+      </w:fldSimple>
+      <w:r>
+        <w:t xml:space="preserve">. </w:t>
+      </w:r>
+      <w:r>
+        <w:t xml:space="preserve">Sample input of updating </w:t>
+      </w:r>
+      <w:r>
+        <w:t xml:space="preserve">a </w:t>
+      </w:r>
+      <w:r>
+        <w:t xml:space="preserve">patient’s priority based on Urgency and Expected Treatment Time </w:t>
+      </w:r>
+      <w:r>
+        <w:t>(Photo by Author)</w:t>
+      </w:r>
+    </w:p>
+    <w:bookmarkEnd w:id="0"/>
+    <w:p>
       <w:r>
         <w:rPr>
           <w:noProof/>
         </w:rPr>
-        <w:t>19</w:t>
-      </w:r>
-      <w:r>
-        <w:fldChar w:fldCharType="end"/>
-      </w:r>
-      <w:r>
-        <w:t xml:space="preserve">. </w:t>
-      </w:r>
-      <w:r>
-        <w:t>Sample input of updating patient’s priority based on Urgency and Expected Treatment Time</w:t>
-      </w:r>
-      <w:r>
-        <w:t xml:space="preserve"> </w:t>
-      </w:r>
-      <w:r>
-        <w:t>(Photo by Author)</w:t>
-      </w:r>
-    </w:p>
-    <w:bookmarkEnd w:id="0"/>
-    <w:p>
-      <w:r>
         <w:drawing>
           <wp:inline distT="0" distB="0" distL="0" distR="0" wp14:anchorId="35E4131C" wp14:editId="3E4B0238">
             <wp:extent cx="3232298" cy="2602384"/>
@@ -4255,50 +4092,25 @@
       <w:r>
         <w:t xml:space="preserve">Figure </w:t>
       </w:r>
-      <w:r>
-        <w:fldChar w:fldCharType="begin"/>
-      </w:r>
-      <w:r>
-        <w:instrText xml:space="preserve"> SEQ Figure \* ARABIC </w:instrText>
-      </w:r>
-      <w:r>
-        <w:fldChar w:fldCharType="separate"/>
-      </w:r>
-      <w:r>
-        <w:rPr>
-          <w:noProof/>
-        </w:rPr>
-        <w:t>20</w:t>
-      </w:r>
-      <w:r>
-        <w:fldChar w:fldCharType="end"/>
-      </w:r>
+      <w:fldSimple w:instr=" SEQ Figure \* ARABIC ">
+        <w:r>
+          <w:rPr>
+            <w:noProof/>
+          </w:rPr>
+          <w:t>20</w:t>
+        </w:r>
+      </w:fldSimple>
       <w:r>
         <w:t xml:space="preserve">. </w:t>
       </w:r>
       <w:r>
-        <w:t xml:space="preserve">Sample </w:t>
-      </w:r>
-      <w:r>
-        <w:t>output</w:t>
-      </w:r>
-      <w:r>
-        <w:t xml:space="preserve"> </w:t>
-      </w:r>
-      <w:r>
-        <w:t>after</w:t>
-      </w:r>
-      <w:r>
-        <w:t xml:space="preserve"> updating </w:t>
+        <w:t xml:space="preserve">Sample output after updating </w:t>
       </w:r>
       <w:r>
         <w:t xml:space="preserve">the </w:t>
       </w:r>
       <w:r>
-        <w:t>patient’s</w:t>
-      </w:r>
-      <w:r>
-        <w:t xml:space="preserve"> priority</w:t>
+        <w:t>patient’s priority</w:t>
       </w:r>
       <w:r>
         <w:t>. P</w:t>
@@ -4340,35 +4152,65 @@
       </w:pPr>
       <w:r>
         <w:lastRenderedPageBreak/>
-        <w:t xml:space="preserve">Scenario </w:t>
-      </w:r>
-      <w:r>
-        <w:t>4</w:t>
-      </w:r>
-      <w:r>
-        <w:t xml:space="preserve"> – Emergency Scheduler</w:t>
-      </w:r>
-    </w:p>
-    <w:p>
-      <w:r>
-        <w:rPr>
-          <w:noProof/>
-        </w:rPr>
+        <w:t xml:space="preserve">Scenario 4 – </w:t>
+      </w:r>
+      <w:r>
+        <w:t>Patient Sorting</w:t>
+      </w:r>
+    </w:p>
+    <w:p>
+      <w:r>
+        <w:t xml:space="preserve">During the patient sorting step, the writer </w:t>
+      </w:r>
+      <w:r>
+        <w:t xml:space="preserve">also implements the simulation </w:t>
+      </w:r>
+      <w:r>
+        <w:t>o</w:t>
+      </w:r>
+      <w:r>
+        <w:t>n the webpage. Below are the results for random, nearly sorted, and reversed condition</w:t>
+      </w:r>
+      <w:r>
+        <w:t>s</w:t>
+      </w:r>
+      <w:r>
+        <w:t>:</w:t>
+      </w:r>
+    </w:p>
+    <w:p>
+      <w:r>
         <w:drawing>
-          <wp:inline distT="0" distB="0" distL="0" distR="0" wp14:anchorId="12B77672" wp14:editId="744C7C6F">
-            <wp:extent cx="5731510" cy="3590290"/>
-            <wp:effectExtent l="0" t="0" r="8890" b="16510"/>
-            <wp:docPr id="1715810187" name="Chart 1">
-              <a:extLst xmlns:a="http://schemas.openxmlformats.org/drawingml/2006/main">
-                <a:ext uri="{FF2B5EF4-FFF2-40B4-BE49-F238E27FC236}">
-                  <a16:creationId xmlns:a16="http://schemas.microsoft.com/office/drawing/2014/main" id="{01FB0D0D-E23E-364C-908E-BD76D6EC5BFB}"/>
-                </a:ext>
-              </a:extLst>
-            </wp:docPr>
-            <wp:cNvGraphicFramePr/>
+          <wp:inline distT="0" distB="0" distL="0" distR="0" wp14:anchorId="75A05B7C" wp14:editId="52A82FAD">
+            <wp:extent cx="5731510" cy="6072505"/>
+            <wp:effectExtent l="0" t="0" r="0" b="0"/>
+            <wp:docPr id="1183156590" name="Picture 1" descr="A screenshot of a graph&#10;&#10;AI-generated content may be incorrect."/>
+            <wp:cNvGraphicFramePr>
+              <a:graphicFrameLocks xmlns:a="http://schemas.openxmlformats.org/drawingml/2006/main" noChangeAspect="1"/>
+            </wp:cNvGraphicFramePr>
             <a:graphic xmlns:a="http://schemas.openxmlformats.org/drawingml/2006/main">
-              <a:graphicData uri="http://schemas.openxmlformats.org/drawingml/2006/chart">
-                <c:chart xmlns:c="http://schemas.openxmlformats.org/drawingml/2006/chart" xmlns:r="http://schemas.openxmlformats.org/officeDocument/2006/relationships" r:id="rId30"/>
+              <a:graphicData uri="http://schemas.openxmlformats.org/drawingml/2006/picture">
+                <pic:pic xmlns:pic="http://schemas.openxmlformats.org/drawingml/2006/picture">
+                  <pic:nvPicPr>
+                    <pic:cNvPr id="1183156590" name="Picture 1" descr="A screenshot of a graph&#10;&#10;AI-generated content may be incorrect."/>
+                    <pic:cNvPicPr/>
+                  </pic:nvPicPr>
+                  <pic:blipFill>
+                    <a:blip r:embed="rId30"/>
+                    <a:stretch>
+                      <a:fillRect/>
+                    </a:stretch>
+                  </pic:blipFill>
+                  <pic:spPr>
+                    <a:xfrm>
+                      <a:off x="0" y="0"/>
+                      <a:ext cx="5731510" cy="6072505"/>
+                    </a:xfrm>
+                    <a:prstGeom prst="rect">
+                      <a:avLst/>
+                    </a:prstGeom>
+                  </pic:spPr>
+                </pic:pic>
               </a:graphicData>
             </a:graphic>
           </wp:inline>
@@ -4377,24 +4219,82 @@
     </w:p>
     <w:p>
       <w:r>
+        <w:t xml:space="preserve">Figure </w:t>
+      </w:r>
+      <w:r>
+        <w:fldChar w:fldCharType="begin"/>
+      </w:r>
+      <w:r>
+        <w:instrText xml:space="preserve"> SEQ Figure \* ARABIC </w:instrText>
+      </w:r>
+      <w:r>
+        <w:fldChar w:fldCharType="separate"/>
+      </w:r>
+      <w:r>
         <w:rPr>
           <w:noProof/>
         </w:rPr>
+        <w:t>21</w:t>
+      </w:r>
+      <w:r>
+        <w:fldChar w:fldCharType="end"/>
+      </w:r>
+      <w:r>
+        <w:t xml:space="preserve">. </w:t>
+      </w:r>
+      <w:r>
+        <w:t>Sample output of sorting with random disorder across different number</w:t>
+      </w:r>
+      <w:r>
+        <w:t>s</w:t>
+      </w:r>
+      <w:r>
+        <w:t xml:space="preserve"> of </w:t>
+      </w:r>
+      <w:r>
+        <w:t>data</w:t>
+      </w:r>
+      <w:r>
+        <w:t xml:space="preserve"> </w:t>
+      </w:r>
+      <w:r>
+        <w:t>(Photo by Author)</w:t>
+      </w:r>
+    </w:p>
+    <w:p>
+      <w:r>
+        <w:lastRenderedPageBreak/>
         <w:drawing>
-          <wp:inline distT="0" distB="0" distL="0" distR="0" wp14:anchorId="03767ABC" wp14:editId="046311B4">
-            <wp:extent cx="5731510" cy="3590290"/>
-            <wp:effectExtent l="0" t="0" r="8890" b="16510"/>
-            <wp:docPr id="232562134" name="Chart 1">
-              <a:extLst xmlns:a="http://schemas.openxmlformats.org/drawingml/2006/main">
-                <a:ext uri="{FF2B5EF4-FFF2-40B4-BE49-F238E27FC236}">
-                  <a16:creationId xmlns:a16="http://schemas.microsoft.com/office/drawing/2014/main" id="{22B12C75-E037-FB0F-8C84-A8AB383D706B}"/>
-                </a:ext>
-              </a:extLst>
-            </wp:docPr>
-            <wp:cNvGraphicFramePr/>
+          <wp:inline distT="0" distB="0" distL="0" distR="0" wp14:anchorId="4EFE5435" wp14:editId="3DC7170F">
+            <wp:extent cx="5731510" cy="5960745"/>
+            <wp:effectExtent l="0" t="0" r="0" b="0"/>
+            <wp:docPr id="2137328396" name="Picture 1" descr="A screen shot of a graph&#10;&#10;AI-generated content may be incorrect."/>
+            <wp:cNvGraphicFramePr>
+              <a:graphicFrameLocks xmlns:a="http://schemas.openxmlformats.org/drawingml/2006/main" noChangeAspect="1"/>
+            </wp:cNvGraphicFramePr>
             <a:graphic xmlns:a="http://schemas.openxmlformats.org/drawingml/2006/main">
-              <a:graphicData uri="http://schemas.openxmlformats.org/drawingml/2006/chart">
-                <c:chart xmlns:c="http://schemas.openxmlformats.org/drawingml/2006/chart" xmlns:r="http://schemas.openxmlformats.org/officeDocument/2006/relationships" r:id="rId31"/>
+              <a:graphicData uri="http://schemas.openxmlformats.org/drawingml/2006/picture">
+                <pic:pic xmlns:pic="http://schemas.openxmlformats.org/drawingml/2006/picture">
+                  <pic:nvPicPr>
+                    <pic:cNvPr id="2137328396" name="Picture 1" descr="A screen shot of a graph&#10;&#10;AI-generated content may be incorrect."/>
+                    <pic:cNvPicPr/>
+                  </pic:nvPicPr>
+                  <pic:blipFill>
+                    <a:blip r:embed="rId31"/>
+                    <a:stretch>
+                      <a:fillRect/>
+                    </a:stretch>
+                  </pic:blipFill>
+                  <pic:spPr>
+                    <a:xfrm>
+                      <a:off x="0" y="0"/>
+                      <a:ext cx="5731510" cy="5960745"/>
+                    </a:xfrm>
+                    <a:prstGeom prst="rect">
+                      <a:avLst/>
+                    </a:prstGeom>
+                  </pic:spPr>
+                </pic:pic>
               </a:graphicData>
             </a:graphic>
           </wp:inline>
@@ -4403,25 +4303,82 @@
     </w:p>
     <w:p>
       <w:r>
+        <w:t xml:space="preserve">Figure </w:t>
+      </w:r>
+      <w:r>
+        <w:fldChar w:fldCharType="begin"/>
+      </w:r>
+      <w:r>
+        <w:instrText xml:space="preserve"> SEQ Figure \* ARABIC </w:instrText>
+      </w:r>
+      <w:r>
+        <w:fldChar w:fldCharType="separate"/>
+      </w:r>
+      <w:r>
         <w:rPr>
           <w:noProof/>
         </w:rPr>
+        <w:t>22</w:t>
+      </w:r>
+      <w:r>
+        <w:fldChar w:fldCharType="end"/>
+      </w:r>
+      <w:r>
+        <w:t xml:space="preserve">. </w:t>
+      </w:r>
+      <w:r>
+        <w:t xml:space="preserve">Sample output of sorting with </w:t>
+      </w:r>
+      <w:r>
+        <w:t>nearly sorted</w:t>
+      </w:r>
+      <w:r>
+        <w:t xml:space="preserve"> disorder across different number</w:t>
+      </w:r>
+      <w:r>
+        <w:t>s</w:t>
+      </w:r>
+      <w:r>
+        <w:t xml:space="preserve"> of data </w:t>
+      </w:r>
+      <w:r>
+        <w:t>(Photo by Author)</w:t>
+      </w:r>
+    </w:p>
+    <w:p>
+      <w:r>
         <w:lastRenderedPageBreak/>
         <w:drawing>
-          <wp:inline distT="0" distB="0" distL="0" distR="0" wp14:anchorId="3EB9E876" wp14:editId="1637E274">
-            <wp:extent cx="5731510" cy="3590290"/>
-            <wp:effectExtent l="0" t="0" r="8890" b="16510"/>
-            <wp:docPr id="1631450735" name="Chart 1">
-              <a:extLst xmlns:a="http://schemas.openxmlformats.org/drawingml/2006/main">
-                <a:ext uri="{FF2B5EF4-FFF2-40B4-BE49-F238E27FC236}">
-                  <a16:creationId xmlns:a16="http://schemas.microsoft.com/office/drawing/2014/main" id="{B3E54934-E8D8-BF49-ABA7-E4FE1BDEB38B}"/>
-                </a:ext>
-              </a:extLst>
-            </wp:docPr>
-            <wp:cNvGraphicFramePr/>
+          <wp:inline distT="0" distB="0" distL="0" distR="0" wp14:anchorId="45291A60" wp14:editId="5FCB849A">
+            <wp:extent cx="5731510" cy="5875655"/>
+            <wp:effectExtent l="0" t="0" r="0" b="4445"/>
+            <wp:docPr id="16992465" name="Picture 1" descr="A screen shot of a graph&#10;&#10;AI-generated content may be incorrect."/>
+            <wp:cNvGraphicFramePr>
+              <a:graphicFrameLocks xmlns:a="http://schemas.openxmlformats.org/drawingml/2006/main" noChangeAspect="1"/>
+            </wp:cNvGraphicFramePr>
             <a:graphic xmlns:a="http://schemas.openxmlformats.org/drawingml/2006/main">
-              <a:graphicData uri="http://schemas.openxmlformats.org/drawingml/2006/chart">
-                <c:chart xmlns:c="http://schemas.openxmlformats.org/drawingml/2006/chart" xmlns:r="http://schemas.openxmlformats.org/officeDocument/2006/relationships" r:id="rId32"/>
+              <a:graphicData uri="http://schemas.openxmlformats.org/drawingml/2006/picture">
+                <pic:pic xmlns:pic="http://schemas.openxmlformats.org/drawingml/2006/picture">
+                  <pic:nvPicPr>
+                    <pic:cNvPr id="16992465" name="Picture 1" descr="A screen shot of a graph&#10;&#10;AI-generated content may be incorrect."/>
+                    <pic:cNvPicPr/>
+                  </pic:nvPicPr>
+                  <pic:blipFill>
+                    <a:blip r:embed="rId32"/>
+                    <a:stretch>
+                      <a:fillRect/>
+                    </a:stretch>
+                  </pic:blipFill>
+                  <pic:spPr>
+                    <a:xfrm>
+                      <a:off x="0" y="0"/>
+                      <a:ext cx="5731510" cy="5875655"/>
+                    </a:xfrm>
+                    <a:prstGeom prst="rect">
+                      <a:avLst/>
+                    </a:prstGeom>
+                  </pic:spPr>
+                </pic:pic>
               </a:graphicData>
             </a:graphic>
           </wp:inline>
@@ -4429,6 +4386,97 @@
       </w:r>
     </w:p>
     <w:p>
+      <w:r>
+        <w:t xml:space="preserve">Figure </w:t>
+      </w:r>
+      <w:r>
+        <w:fldChar w:fldCharType="begin"/>
+      </w:r>
+      <w:r>
+        <w:instrText xml:space="preserve"> SEQ Figure \* ARABIC </w:instrText>
+      </w:r>
+      <w:r>
+        <w:fldChar w:fldCharType="separate"/>
+      </w:r>
+      <w:r>
+        <w:rPr>
+          <w:noProof/>
+        </w:rPr>
+        <w:t>23</w:t>
+      </w:r>
+      <w:r>
+        <w:fldChar w:fldCharType="end"/>
+      </w:r>
+      <w:r>
+        <w:t xml:space="preserve">. </w:t>
+      </w:r>
+      <w:r>
+        <w:t xml:space="preserve">Sample output of sorting with </w:t>
+      </w:r>
+      <w:r>
+        <w:t>reversed</w:t>
+      </w:r>
+      <w:r>
+        <w:t xml:space="preserve"> disorder across different number</w:t>
+      </w:r>
+      <w:r>
+        <w:t>s</w:t>
+      </w:r>
+      <w:r>
+        <w:t xml:space="preserve"> of data </w:t>
+      </w:r>
+      <w:r>
+        <w:t>(Photo by Author)</w:t>
+      </w:r>
+    </w:p>
+    <w:p>
+      <w:r>
+        <w:t xml:space="preserve">Based on the sorting result, </w:t>
+      </w:r>
+      <w:r>
+        <w:t xml:space="preserve">the </w:t>
+      </w:r>
+      <w:r>
+        <w:t>quicksort algorithm</w:t>
+      </w:r>
+      <w:r>
+        <w:t>,</w:t>
+      </w:r>
+      <w:r>
+        <w:t xml:space="preserve"> </w:t>
+      </w:r>
+      <w:r>
+        <w:t>on average</w:t>
+      </w:r>
+      <w:r>
+        <w:t>,</w:t>
+      </w:r>
+      <w:r>
+        <w:t xml:space="preserve"> is faster than </w:t>
+      </w:r>
+      <w:r>
+        <w:t xml:space="preserve">the </w:t>
+      </w:r>
+      <w:r>
+        <w:t xml:space="preserve">merge sort in sorting different </w:t>
+      </w:r>
+      <w:r>
+        <w:t>amount</w:t>
+      </w:r>
+      <w:r>
+        <w:t>s</w:t>
+      </w:r>
+      <w:r>
+        <w:t xml:space="preserve"> of data in </w:t>
+      </w:r>
+      <w:r>
+        <w:t>various orders</w:t>
+      </w:r>
+      <w:r>
+        <w:t>.</w:t>
+      </w:r>
+    </w:p>
+    <w:p>
       <w:pPr>
         <w:pStyle w:val="Heading1"/>
       </w:pPr>
@@ -4444,9 +4492,603 @@
         <w:t>Reflection on your assignment with respect to the specification</w:t>
       </w:r>
     </w:p>
-    <w:p/>
-    <w:p/>
-    <w:p/>
+    <w:p>
+      <w:r>
+        <w:t>Reflecting on the assignment’s expected output, below are the fulfil</w:t>
+      </w:r>
+      <w:r>
+        <w:t>lments</w:t>
+      </w:r>
+      <w:r>
+        <w:t xml:space="preserve"> of the code and this report:</w:t>
+      </w:r>
+    </w:p>
+    <w:p>
+      <w:pPr>
+        <w:pStyle w:val="ListParagraph"/>
+        <w:numPr>
+          <w:ilvl w:val="0"/>
+          <w:numId w:val="3"/>
+        </w:numPr>
+      </w:pPr>
+      <w:r>
+        <w:t>Graph-Based Hospital Navigation</w:t>
+      </w:r>
+    </w:p>
+    <w:p>
+      <w:pPr>
+        <w:pStyle w:val="ListParagraph"/>
+        <w:numPr>
+          <w:ilvl w:val="1"/>
+          <w:numId w:val="3"/>
+        </w:numPr>
+      </w:pPr>
+      <w:r>
+        <w:t xml:space="preserve">A visual graph is generated to understand the “map” of the hospital. </w:t>
+      </w:r>
+      <w:r>
+        <w:t xml:space="preserve">Textual output of </w:t>
+      </w:r>
+      <w:r>
+        <w:t xml:space="preserve">the </w:t>
+      </w:r>
+      <w:r>
+        <w:t>adjacency list is also provided as a validator.</w:t>
+      </w:r>
+    </w:p>
+    <w:p>
+      <w:pPr>
+        <w:pStyle w:val="ListParagraph"/>
+        <w:numPr>
+          <w:ilvl w:val="1"/>
+          <w:numId w:val="3"/>
+        </w:numPr>
+      </w:pPr>
+      <w:r>
+        <w:lastRenderedPageBreak/>
+        <w:t>BFS for level</w:t>
+      </w:r>
+      <w:r>
+        <w:t>l</w:t>
+      </w:r>
+      <w:r>
+        <w:t xml:space="preserve">ing </w:t>
+      </w:r>
+      <w:r>
+        <w:t>also generates</w:t>
+      </w:r>
+      <w:r>
+        <w:t xml:space="preserve"> correct textual output when compared to the </w:t>
+      </w:r>
+      <w:r>
+        <w:t>visual graph.</w:t>
+      </w:r>
+    </w:p>
+    <w:p>
+      <w:pPr>
+        <w:pStyle w:val="ListParagraph"/>
+        <w:numPr>
+          <w:ilvl w:val="1"/>
+          <w:numId w:val="3"/>
+        </w:numPr>
+      </w:pPr>
+      <w:r>
+        <w:t xml:space="preserve">DFS for cycle detection detects </w:t>
+      </w:r>
+      <w:r>
+        <w:t xml:space="preserve">the </w:t>
+      </w:r>
+      <w:r>
+        <w:t>cycle correctly when compared to the visual graph.</w:t>
+      </w:r>
+    </w:p>
+    <w:p>
+      <w:pPr>
+        <w:pStyle w:val="ListParagraph"/>
+        <w:numPr>
+          <w:ilvl w:val="1"/>
+          <w:numId w:val="3"/>
+        </w:numPr>
+      </w:pPr>
+      <w:r>
+        <w:t xml:space="preserve">The implementation of </w:t>
+      </w:r>
+      <w:r>
+        <w:t xml:space="preserve">the </w:t>
+      </w:r>
+      <w:r>
+        <w:t xml:space="preserve">A* algorithm </w:t>
+      </w:r>
+      <w:r>
+        <w:t xml:space="preserve">is </w:t>
+      </w:r>
+      <w:r>
+        <w:t xml:space="preserve">also </w:t>
+      </w:r>
+      <w:r>
+        <w:t>capable of generating</w:t>
+      </w:r>
+      <w:r>
+        <w:t xml:space="preserve"> the shortest walking distance when travel</w:t>
+      </w:r>
+      <w:r>
+        <w:t>l</w:t>
+      </w:r>
+      <w:r>
+        <w:t>ing from one node to another.</w:t>
+      </w:r>
+    </w:p>
+    <w:p>
+      <w:pPr>
+        <w:pStyle w:val="ListParagraph"/>
+        <w:numPr>
+          <w:ilvl w:val="0"/>
+          <w:numId w:val="3"/>
+        </w:numPr>
+      </w:pPr>
+      <w:r>
+        <w:t>Hash-Based Patient Lookup</w:t>
+      </w:r>
+    </w:p>
+    <w:p>
+      <w:pPr>
+        <w:pStyle w:val="ListParagraph"/>
+        <w:numPr>
+          <w:ilvl w:val="1"/>
+          <w:numId w:val="3"/>
+        </w:numPr>
+      </w:pPr>
+      <w:r>
+        <w:t>When data is inserted</w:t>
+      </w:r>
+      <w:r>
+        <w:t xml:space="preserve"> or deleted, the table </w:t>
+      </w:r>
+      <w:r>
+        <w:t>o</w:t>
+      </w:r>
+      <w:r>
+        <w:t xml:space="preserve">n the webpage will </w:t>
+      </w:r>
+      <w:r>
+        <w:t>display</w:t>
+      </w:r>
+      <w:r>
+        <w:t xml:space="preserve"> the updated table. Meanwhile, when searched, a result will </w:t>
+      </w:r>
+      <w:r>
+        <w:t>be displayed indicating whether it is found or not found</w:t>
+      </w:r>
+      <w:r>
+        <w:t>.</w:t>
+      </w:r>
+    </w:p>
+    <w:p>
+      <w:pPr>
+        <w:pStyle w:val="ListParagraph"/>
+        <w:numPr>
+          <w:ilvl w:val="1"/>
+          <w:numId w:val="3"/>
+        </w:numPr>
+      </w:pPr>
+      <w:r>
+        <w:t>When a new record is created but the ID already exist</w:t>
+      </w:r>
+      <w:r>
+        <w:t>s</w:t>
+      </w:r>
+      <w:r>
+        <w:t xml:space="preserve">, the information </w:t>
+      </w:r>
+      <w:r>
+        <w:t>associated with</w:t>
+      </w:r>
+      <w:r>
+        <w:t xml:space="preserve"> the ID will be updated instead of </w:t>
+      </w:r>
+      <w:r>
+        <w:t>adding new data.</w:t>
+      </w:r>
+    </w:p>
+    <w:p>
+      <w:pPr>
+        <w:pStyle w:val="ListParagraph"/>
+        <w:numPr>
+          <w:ilvl w:val="1"/>
+          <w:numId w:val="3"/>
+        </w:numPr>
+      </w:pPr>
+      <w:r>
+        <w:t>The</w:t>
+      </w:r>
+      <w:r>
+        <w:t xml:space="preserve"> hash table</w:t>
+      </w:r>
+      <w:r>
+        <w:t xml:space="preserve"> source code</w:t>
+      </w:r>
+      <w:r>
+        <w:t xml:space="preserve"> is </w:t>
+      </w:r>
+      <w:r>
+        <w:t>provided,</w:t>
+      </w:r>
+      <w:r>
+        <w:t xml:space="preserve"> </w:t>
+      </w:r>
+      <w:r>
+        <w:t>taken from the writer’s Practical Code.</w:t>
+      </w:r>
+    </w:p>
+    <w:p>
+      <w:pPr>
+        <w:pStyle w:val="ListParagraph"/>
+        <w:numPr>
+          <w:ilvl w:val="1"/>
+          <w:numId w:val="3"/>
+        </w:numPr>
+      </w:pPr>
+      <w:r>
+        <w:t>Upon i</w:t>
+      </w:r>
+      <w:r>
+        <w:t>nsert</w:t>
+      </w:r>
+      <w:r>
+        <w:t>ing</w:t>
+      </w:r>
+      <w:r>
+        <w:t>, search</w:t>
+      </w:r>
+      <w:r>
+        <w:t>ing</w:t>
+      </w:r>
+      <w:r>
+        <w:t>, delet</w:t>
+      </w:r>
+      <w:r>
+        <w:t>ing</w:t>
+      </w:r>
+      <w:r>
+        <w:t>, and handling</w:t>
+      </w:r>
+      <w:r>
+        <w:t xml:space="preserve"> collisions, the results</w:t>
+      </w:r>
+      <w:r>
+        <w:t xml:space="preserve"> </w:t>
+      </w:r>
+      <w:r>
+        <w:t xml:space="preserve">are </w:t>
+      </w:r>
+      <w:r>
+        <w:t>presented on the webpage.</w:t>
+      </w:r>
+    </w:p>
+    <w:p>
+      <w:pPr>
+        <w:pStyle w:val="ListParagraph"/>
+        <w:numPr>
+          <w:ilvl w:val="1"/>
+          <w:numId w:val="3"/>
+        </w:numPr>
+      </w:pPr>
+      <w:r>
+        <w:t xml:space="preserve">The hash strategy, table size, and hash function for </w:t>
+      </w:r>
+      <w:r>
+        <w:t>patients’ records</w:t>
+      </w:r>
+      <w:r>
+        <w:t xml:space="preserve"> </w:t>
+      </w:r>
+      <w:r>
+        <w:t>are</w:t>
+      </w:r>
+      <w:r>
+        <w:t xml:space="preserve"> explained</w:t>
+      </w:r>
+      <w:r>
+        <w:t xml:space="preserve"> and justified in the first and second sections of this report.</w:t>
+      </w:r>
+    </w:p>
+    <w:p>
+      <w:pPr>
+        <w:pStyle w:val="ListParagraph"/>
+        <w:numPr>
+          <w:ilvl w:val="0"/>
+          <w:numId w:val="3"/>
+        </w:numPr>
+      </w:pPr>
+      <w:r>
+        <w:t>Heap-Based Emergency Scheduling</w:t>
+      </w:r>
+    </w:p>
+    <w:p>
+      <w:pPr>
+        <w:pStyle w:val="ListParagraph"/>
+        <w:numPr>
+          <w:ilvl w:val="1"/>
+          <w:numId w:val="3"/>
+        </w:numPr>
+      </w:pPr>
+      <w:r>
+        <w:t>The list generated is in correct order (based on the calculation of priority</w:t>
+      </w:r>
+      <w:r>
+        <w:t>, from the highest priority to the lowest).</w:t>
+      </w:r>
+    </w:p>
+    <w:p>
+      <w:pPr>
+        <w:pStyle w:val="ListParagraph"/>
+        <w:numPr>
+          <w:ilvl w:val="1"/>
+          <w:numId w:val="3"/>
+        </w:numPr>
+      </w:pPr>
+      <w:r>
+        <w:t xml:space="preserve">The system can upload </w:t>
+      </w:r>
+      <w:r>
+        <w:t>(get input)</w:t>
+      </w:r>
+      <w:r>
+        <w:t>,</w:t>
+      </w:r>
+      <w:r>
+        <w:t xml:space="preserve"> and once processed, the user can also download the sorted </w:t>
+      </w:r>
+      <w:r>
+        <w:t>list based on the priority.</w:t>
+      </w:r>
+    </w:p>
+    <w:p>
+      <w:pPr>
+        <w:pStyle w:val="ListParagraph"/>
+        <w:numPr>
+          <w:ilvl w:val="1"/>
+          <w:numId w:val="3"/>
+        </w:numPr>
+      </w:pPr>
+      <w:r>
+        <w:t xml:space="preserve">The system also </w:t>
+      </w:r>
+      <w:r>
+        <w:t>consistently process</w:t>
+      </w:r>
+      <w:r>
+        <w:t>es / serves</w:t>
+      </w:r>
+      <w:r>
+        <w:t xml:space="preserve"> the highest priority patient first.</w:t>
+      </w:r>
+    </w:p>
+    <w:p>
+      <w:pPr>
+        <w:pStyle w:val="ListParagraph"/>
+        <w:numPr>
+          <w:ilvl w:val="1"/>
+          <w:numId w:val="3"/>
+        </w:numPr>
+      </w:pPr>
+      <w:r>
+        <w:t xml:space="preserve">The heap code is </w:t>
+      </w:r>
+      <w:r>
+        <w:t>functioning as expected</w:t>
+      </w:r>
+      <w:r>
+        <w:t xml:space="preserve"> and </w:t>
+      </w:r>
+      <w:r>
+        <w:t>include</w:t>
+      </w:r>
+      <w:r>
+        <w:t>s adequate comments</w:t>
+      </w:r>
+      <w:r>
+        <w:t>.</w:t>
+      </w:r>
+    </w:p>
+    <w:p>
+      <w:pPr>
+        <w:pStyle w:val="ListParagraph"/>
+        <w:numPr>
+          <w:ilvl w:val="1"/>
+          <w:numId w:val="3"/>
+        </w:numPr>
+      </w:pPr>
+      <w:r>
+        <w:t xml:space="preserve">The webpage system </w:t>
+      </w:r>
+      <w:r>
+        <w:t>can show</w:t>
+      </w:r>
+      <w:r>
+        <w:t xml:space="preserve"> the table </w:t>
+      </w:r>
+      <w:r>
+        <w:t xml:space="preserve">of patients in descending order based on the </w:t>
+      </w:r>
+      <w:r>
+        <w:t>priority calculation.</w:t>
+      </w:r>
+    </w:p>
+    <w:p>
+      <w:pPr>
+        <w:pStyle w:val="ListParagraph"/>
+        <w:numPr>
+          <w:ilvl w:val="1"/>
+          <w:numId w:val="3"/>
+        </w:numPr>
+      </w:pPr>
+      <w:r>
+        <w:t>T</w:t>
+      </w:r>
+      <w:r>
+        <w:t>he system</w:t>
+      </w:r>
+      <w:r>
+        <w:t>’s</w:t>
+      </w:r>
+      <w:r>
+        <w:t xml:space="preserve"> </w:t>
+      </w:r>
+      <w:r>
+        <w:t>operation</w:t>
+      </w:r>
+      <w:r>
+        <w:t xml:space="preserve"> </w:t>
+      </w:r>
+      <w:r>
+        <w:t>is also</w:t>
+      </w:r>
+      <w:r>
+        <w:t xml:space="preserve"> explained in </w:t>
+      </w:r>
+      <w:r>
+        <w:t>Sections 2 and 3.</w:t>
+      </w:r>
+    </w:p>
+    <w:p>
+      <w:pPr>
+        <w:pStyle w:val="ListParagraph"/>
+        <w:numPr>
+          <w:ilvl w:val="0"/>
+          <w:numId w:val="3"/>
+        </w:numPr>
+      </w:pPr>
+      <w:r>
+        <w:t>Sorting Patients Records</w:t>
+      </w:r>
+    </w:p>
+    <w:p>
+      <w:pPr>
+        <w:pStyle w:val="ListParagraph"/>
+        <w:numPr>
+          <w:ilvl w:val="1"/>
+          <w:numId w:val="3"/>
+        </w:numPr>
+      </w:pPr>
+      <w:r>
+        <w:t xml:space="preserve">The list is correctly </w:t>
+      </w:r>
+      <w:r>
+        <w:t>sorted, as indicated</w:t>
+      </w:r>
+      <w:r>
+        <w:t xml:space="preserve"> by Merge </w:t>
+      </w:r>
+      <w:r>
+        <w:t>OK and Quick OK, which confirm that the list is sorted accordingly.</w:t>
+      </w:r>
+    </w:p>
+    <w:p>
+      <w:pPr>
+        <w:pStyle w:val="ListParagraph"/>
+        <w:numPr>
+          <w:ilvl w:val="1"/>
+          <w:numId w:val="3"/>
+        </w:numPr>
+      </w:pPr>
+      <w:r>
+        <w:t xml:space="preserve">The webpage also </w:t>
+      </w:r>
+      <w:r>
+        <w:t>displays a</w:t>
+      </w:r>
+      <w:r>
+        <w:t xml:space="preserve"> timing table and plot that compare</w:t>
+      </w:r>
+      <w:r>
+        <w:t>s</w:t>
+      </w:r>
+      <w:r>
+        <w:t xml:space="preserve"> merge sort and quicksort </w:t>
+      </w:r>
+      <w:r>
+        <w:t>when faced with different data sizes and disorders.</w:t>
+      </w:r>
+    </w:p>
+    <w:p>
+      <w:pPr>
+        <w:pStyle w:val="ListParagraph"/>
+        <w:numPr>
+          <w:ilvl w:val="1"/>
+          <w:numId w:val="3"/>
+        </w:numPr>
+      </w:pPr>
+      <w:r>
+        <w:t xml:space="preserve">A brief reflection of the sorting performance (based on the time) is also </w:t>
+      </w:r>
+      <w:r>
+        <w:t>presented in this report.</w:t>
+      </w:r>
+    </w:p>
+    <w:p>
+      <w:pPr>
+        <w:pStyle w:val="ListParagraph"/>
+        <w:numPr>
+          <w:ilvl w:val="1"/>
+          <w:numId w:val="3"/>
+        </w:numPr>
+      </w:pPr>
+      <w:r>
+        <w:t>The code</w:t>
+      </w:r>
+      <w:r>
+        <w:t xml:space="preserve"> for</w:t>
+      </w:r>
+      <w:r>
+        <w:t xml:space="preserve"> merge sort and quick</w:t>
+      </w:r>
+      <w:r>
+        <w:t>sort is provided in the folder.</w:t>
+      </w:r>
+    </w:p>
+    <w:p>
+      <w:pPr>
+        <w:pStyle w:val="ListParagraph"/>
+        <w:numPr>
+          <w:ilvl w:val="1"/>
+          <w:numId w:val="3"/>
+        </w:numPr>
+      </w:pPr>
+      <w:r>
+        <w:t xml:space="preserve">The code for </w:t>
+      </w:r>
+      <w:r>
+        <w:t xml:space="preserve">the </w:t>
+      </w:r>
+      <w:r>
+        <w:t>sorting benchmark is provided in a table, and the presentation is in tables</w:t>
+      </w:r>
+      <w:r>
+        <w:t xml:space="preserve"> and plots.</w:t>
+      </w:r>
+    </w:p>
+    <w:p>
+      <w:pPr>
+        <w:pStyle w:val="ListParagraph"/>
+        <w:numPr>
+          <w:ilvl w:val="1"/>
+          <w:numId w:val="3"/>
+        </w:numPr>
+      </w:pPr>
+      <w:r>
+        <w:t>A brief paragraph o</w:t>
+      </w:r>
+      <w:r>
+        <w:t>n</w:t>
+      </w:r>
+      <w:r>
+        <w:t xml:space="preserve"> how each sorting algorithm performs </w:t>
+      </w:r>
+      <w:r>
+        <w:t>is also presented in Section 4.</w:t>
+      </w:r>
+    </w:p>
     <w:p>
       <w:pPr>
         <w:pStyle w:val="Heading1"/>
@@ -4460,13 +5102,158 @@
         <w:rPr>
           <w:highlight w:val="yellow"/>
         </w:rPr>
-        <w:t>Further investigations and/or extensions that could follow.</w:t>
+        <w:t>Further investigations and/or extensions could follow.</w:t>
       </w:r>
       <w:r>
         <w:t xml:space="preserve"> </w:t>
       </w:r>
     </w:p>
-    <w:p/>
+    <w:p>
+      <w:r>
+        <w:t xml:space="preserve">In </w:t>
+      </w:r>
+      <w:r>
+        <w:t>this project, the writer a</w:t>
+      </w:r>
+      <w:r>
+        <w:t>cknowledge</w:t>
+      </w:r>
+      <w:r>
+        <w:t>s that there are limitations</w:t>
+      </w:r>
+      <w:r>
+        <w:t>,</w:t>
+      </w:r>
+      <w:r>
+        <w:t xml:space="preserve"> such as </w:t>
+      </w:r>
+      <w:r>
+        <w:t>the webpage</w:t>
+      </w:r>
+      <w:r>
+        <w:t>'s inability to display</w:t>
+      </w:r>
+      <w:r>
+        <w:t xml:space="preserve"> more than one output per button click, which </w:t>
+      </w:r>
+      <w:r>
+        <w:t>necessitates</w:t>
+      </w:r>
+      <w:r>
+        <w:t xml:space="preserve"> </w:t>
+      </w:r>
+      <w:r>
+        <w:t xml:space="preserve">further investigation and development. </w:t>
+      </w:r>
+      <w:r>
+        <w:t xml:space="preserve">Moreover, </w:t>
+      </w:r>
+      <w:r>
+        <w:t>using</w:t>
+      </w:r>
+      <w:r>
+        <w:t xml:space="preserve"> a webpage as the main UI may not </w:t>
+      </w:r>
+      <w:r>
+        <w:t>be suitable for</w:t>
+      </w:r>
+      <w:r>
+        <w:t xml:space="preserve"> the hospital environment</w:t>
+      </w:r>
+      <w:r>
+        <w:t>,</w:t>
+      </w:r>
+      <w:r>
+        <w:t xml:space="preserve"> </w:t>
+      </w:r>
+      <w:r>
+        <w:t>which</w:t>
+      </w:r>
+      <w:r>
+        <w:t xml:space="preserve"> </w:t>
+      </w:r>
+      <w:r>
+        <w:t>primarily utili</w:t>
+      </w:r>
+      <w:r>
+        <w:t>ses software-based system</w:t>
+      </w:r>
+      <w:r>
+        <w:t xml:space="preserve">s and does not </w:t>
+      </w:r>
+      <w:r>
+        <w:t>rely heavily on</w:t>
+      </w:r>
+      <w:r>
+        <w:t xml:space="preserve"> external </w:t>
+      </w:r>
+      <w:r>
+        <w:lastRenderedPageBreak/>
+        <w:t>libraries</w:t>
+      </w:r>
+      <w:r>
+        <w:t xml:space="preserve"> </w:t>
+      </w:r>
+      <w:r>
+        <w:t>to run the system</w:t>
+      </w:r>
+      <w:r>
+        <w:t xml:space="preserve">, </w:t>
+      </w:r>
+      <w:r>
+        <w:t>due to privacy concerns</w:t>
+      </w:r>
+      <w:r>
+        <w:t>.</w:t>
+      </w:r>
+      <w:r>
+        <w:t xml:space="preserve"> </w:t>
+      </w:r>
+      <w:r>
+        <w:t>This is because the writer assume</w:t>
+      </w:r>
+      <w:r>
+        <w:t>s</w:t>
+      </w:r>
+      <w:r>
+        <w:t xml:space="preserve"> that </w:t>
+      </w:r>
+      <w:r>
+        <w:t xml:space="preserve">the hospital needs a comprehensible system as quickly as possible to manage </w:t>
+      </w:r>
+      <w:r>
+        <w:t>patients in an orderly manner.</w:t>
+      </w:r>
+      <w:r>
+        <w:t xml:space="preserve"> </w:t>
+      </w:r>
+      <w:r>
+        <w:t>Additionally</w:t>
+      </w:r>
+      <w:r>
+        <w:t xml:space="preserve">, </w:t>
+      </w:r>
+      <w:r>
+        <w:t>the writer</w:t>
+      </w:r>
+      <w:r>
+        <w:t xml:space="preserve"> </w:t>
+      </w:r>
+      <w:r>
+        <w:t xml:space="preserve">assumes that healthcare professionals are aware of the treatment time. </w:t>
+      </w:r>
+      <w:proofErr w:type="spellStart"/>
+      <w:r>
+        <w:t>Due</w:t>
+      </w:r>
+      <w:proofErr w:type="spellEnd"/>
+      <w:r>
+        <w:t xml:space="preserve"> to the limitations and assumptions, the writer </w:t>
+      </w:r>
+      <w:r>
+        <w:t>sees potential for further work to perfect the program.</w:t>
+      </w:r>
+    </w:p>
     <w:p>
       <w:pPr>
         <w:pStyle w:val="Heading1"/>
@@ -4585,14 +5372,7 @@
         <w:rPr>
           <w:noProof/>
         </w:rPr>
-        <w:t xml:space="preserve">Nainamalai, Varatharajan, Hemin Ali Qair, Egidijus Pelanis, Håvard Bjørke Jenssen, Åsmund Avdem Fretland, Bjørn Edwin, Ole Jakob Elle, and Ilangko Balasingham. 2024. "Automated algorithm for medical data structuring, and segmentation using artificial intelligence within secured </w:t>
-      </w:r>
-      <w:r>
-        <w:rPr>
-          <w:noProof/>
-        </w:rPr>
-        <w:lastRenderedPageBreak/>
-        <w:t xml:space="preserve">environment for dataset creation." </w:t>
+        <w:t xml:space="preserve">Nainamalai, Varatharajan, Hemin Ali Qair, Egidijus Pelanis, Håvard Bjørke Jenssen, Åsmund Avdem Fretland, Bjørn Edwin, Ole Jakob Elle, and Ilangko Balasingham. 2024. "Automated algorithm for medical data structuring, and segmentation using artificial intelligence within secured environment for dataset creation." </w:t>
       </w:r>
       <w:r>
         <w:rPr>
@@ -5107,11 +5887,103 @@
       </w:rPr>
     </w:lvl>
   </w:abstractNum>
+  <w:abstractNum w:abstractNumId="2" w15:restartNumberingAfterBreak="0">
+    <w:nsid w:val="79271AF0"/>
+    <w:multiLevelType w:val="hybridMultilevel"/>
+    <w:tmpl w:val="6F0E0042"/>
+    <w:lvl w:ilvl="0" w:tplc="0809000F">
+      <w:start w:val="1"/>
+      <w:numFmt w:val="decimal"/>
+      <w:lvlText w:val="%1."/>
+      <w:lvlJc w:val="left"/>
+      <w:pPr>
+        <w:ind w:left="720" w:hanging="360"/>
+      </w:pPr>
+      <w:rPr>
+        <w:rFonts w:hint="default"/>
+      </w:rPr>
+    </w:lvl>
+    <w:lvl w:ilvl="1" w:tplc="08090019">
+      <w:start w:val="1"/>
+      <w:numFmt w:val="lowerLetter"/>
+      <w:lvlText w:val="%2."/>
+      <w:lvlJc w:val="left"/>
+      <w:pPr>
+        <w:ind w:left="1440" w:hanging="360"/>
+      </w:pPr>
+    </w:lvl>
+    <w:lvl w:ilvl="2" w:tplc="0809001B" w:tentative="1">
+      <w:start w:val="1"/>
+      <w:numFmt w:val="lowerRoman"/>
+      <w:lvlText w:val="%3."/>
+      <w:lvlJc w:val="right"/>
+      <w:pPr>
+        <w:ind w:left="2160" w:hanging="180"/>
+      </w:pPr>
+    </w:lvl>
+    <w:lvl w:ilvl="3" w:tplc="0809000F" w:tentative="1">
+      <w:start w:val="1"/>
+      <w:numFmt w:val="decimal"/>
+      <w:lvlText w:val="%4."/>
+      <w:lvlJc w:val="left"/>
+      <w:pPr>
+        <w:ind w:left="2880" w:hanging="360"/>
+      </w:pPr>
+    </w:lvl>
+    <w:lvl w:ilvl="4" w:tplc="08090019" w:tentative="1">
+      <w:start w:val="1"/>
+      <w:numFmt w:val="lowerLetter"/>
+      <w:lvlText w:val="%5."/>
+      <w:lvlJc w:val="left"/>
+      <w:pPr>
+        <w:ind w:left="3600" w:hanging="360"/>
+      </w:pPr>
+    </w:lvl>
+    <w:lvl w:ilvl="5" w:tplc="0809001B" w:tentative="1">
+      <w:start w:val="1"/>
+      <w:numFmt w:val="lowerRoman"/>
+      <w:lvlText w:val="%6."/>
+      <w:lvlJc w:val="right"/>
+      <w:pPr>
+        <w:ind w:left="4320" w:hanging="180"/>
+      </w:pPr>
+    </w:lvl>
+    <w:lvl w:ilvl="6" w:tplc="0809000F" w:tentative="1">
+      <w:start w:val="1"/>
+      <w:numFmt w:val="decimal"/>
+      <w:lvlText w:val="%7."/>
+      <w:lvlJc w:val="left"/>
+      <w:pPr>
+        <w:ind w:left="5040" w:hanging="360"/>
+      </w:pPr>
+    </w:lvl>
+    <w:lvl w:ilvl="7" w:tplc="08090019" w:tentative="1">
+      <w:start w:val="1"/>
+      <w:numFmt w:val="lowerLetter"/>
+      <w:lvlText w:val="%8."/>
+      <w:lvlJc w:val="left"/>
+      <w:pPr>
+        <w:ind w:left="5760" w:hanging="360"/>
+      </w:pPr>
+    </w:lvl>
+    <w:lvl w:ilvl="8" w:tplc="0809001B" w:tentative="1">
+      <w:start w:val="1"/>
+      <w:numFmt w:val="lowerRoman"/>
+      <w:lvlText w:val="%9."/>
+      <w:lvlJc w:val="right"/>
+      <w:pPr>
+        <w:ind w:left="6480" w:hanging="180"/>
+      </w:pPr>
+    </w:lvl>
+  </w:abstractNum>
   <w:num w:numId="1" w16cid:durableId="1108965326">
     <w:abstractNumId w:val="0"/>
   </w:num>
   <w:num w:numId="2" w16cid:durableId="182284768">
     <w:abstractNumId w:val="1"/>
+  </w:num>
+  <w:num w:numId="3" w16cid:durableId="808135733">
+    <w:abstractNumId w:val="2"/>
   </w:num>
 </w:numbering>
 </file>
@@ -6386,3447 +7258,6 @@
 </w:styles>
 </file>
 
-<file path=word/charts/chart1.xml><?xml version="1.0" encoding="utf-8"?>
-<c:chartSpace xmlns:c="http://schemas.openxmlformats.org/drawingml/2006/chart" xmlns:a="http://schemas.openxmlformats.org/drawingml/2006/main" xmlns:r="http://schemas.openxmlformats.org/officeDocument/2006/relationships" xmlns:c16r2="http://schemas.microsoft.com/office/drawing/2015/06/chart">
-  <c:date1904 val="0"/>
-  <c:lang val="en-GB"/>
-  <c:roundedCorners val="0"/>
-  <mc:AlternateContent xmlns:mc="http://schemas.openxmlformats.org/markup-compatibility/2006">
-    <mc:Choice xmlns:c14="http://schemas.microsoft.com/office/drawing/2007/8/2/chart" Requires="c14">
-      <c14:style val="102"/>
-    </mc:Choice>
-    <mc:Fallback>
-      <c:style val="2"/>
-    </mc:Fallback>
-  </mc:AlternateContent>
-  <c:chart>
-    <c:title>
-      <c:tx>
-        <c:rich>
-          <a:bodyPr rot="0" spcFirstLastPara="1" vertOverflow="ellipsis" vert="horz" wrap="square" anchor="ctr" anchorCtr="1"/>
-          <a:lstStyle/>
-          <a:p>
-            <a:pPr>
-              <a:defRPr sz="1400" b="0" i="0" u="none" strike="noStrike" kern="1200" spc="0" baseline="0">
-                <a:solidFill>
-                  <a:schemeClr val="tx1">
-                    <a:lumMod val="65000"/>
-                    <a:lumOff val="35000"/>
-                  </a:schemeClr>
-                </a:solidFill>
-                <a:latin typeface="+mn-lt"/>
-                <a:ea typeface="+mn-ea"/>
-                <a:cs typeface="+mn-cs"/>
-              </a:defRPr>
-            </a:pPr>
-            <a:r>
-              <a:rPr lang="en-GB"/>
-              <a:t>Reversed Condition</a:t>
-            </a:r>
-          </a:p>
-        </c:rich>
-      </c:tx>
-      <c:overlay val="0"/>
-      <c:spPr>
-        <a:noFill/>
-        <a:ln>
-          <a:noFill/>
-        </a:ln>
-        <a:effectLst/>
-      </c:spPr>
-      <c:txPr>
-        <a:bodyPr rot="0" spcFirstLastPara="1" vertOverflow="ellipsis" vert="horz" wrap="square" anchor="ctr" anchorCtr="1"/>
-        <a:lstStyle/>
-        <a:p>
-          <a:pPr>
-            <a:defRPr sz="1400" b="0" i="0" u="none" strike="noStrike" kern="1200" spc="0" baseline="0">
-              <a:solidFill>
-                <a:schemeClr val="tx1">
-                  <a:lumMod val="65000"/>
-                  <a:lumOff val="35000"/>
-                </a:schemeClr>
-              </a:solidFill>
-              <a:latin typeface="+mn-lt"/>
-              <a:ea typeface="+mn-ea"/>
-              <a:cs typeface="+mn-cs"/>
-            </a:defRPr>
-          </a:pPr>
-          <a:endParaRPr lang="en-US"/>
-        </a:p>
-      </c:txPr>
-    </c:title>
-    <c:autoTitleDeleted val="0"/>
-    <c:plotArea>
-      <c:layout/>
-      <c:scatterChart>
-        <c:scatterStyle val="smoothMarker"/>
-        <c:varyColors val="0"/>
-        <c:ser>
-          <c:idx val="0"/>
-          <c:order val="0"/>
-          <c:tx>
-            <c:v>MergeSort</c:v>
-          </c:tx>
-          <c:spPr>
-            <a:ln w="19050" cap="rnd">
-              <a:solidFill>
-                <a:schemeClr val="accent1"/>
-              </a:solidFill>
-              <a:round/>
-            </a:ln>
-            <a:effectLst/>
-          </c:spPr>
-          <c:marker>
-            <c:symbol val="circle"/>
-            <c:size val="5"/>
-            <c:spPr>
-              <a:solidFill>
-                <a:schemeClr val="accent1"/>
-              </a:solidFill>
-              <a:ln w="9525">
-                <a:solidFill>
-                  <a:schemeClr val="accent1"/>
-                </a:solidFill>
-              </a:ln>
-              <a:effectLst/>
-            </c:spPr>
-          </c:marker>
-          <c:xVal>
-            <c:numRef>
-              <c:f>Sheet1!$A$16:$A$22</c:f>
-              <c:numCache>
-                <c:formatCode>General</c:formatCode>
-                <c:ptCount val="7"/>
-                <c:pt idx="0">
-                  <c:v>10</c:v>
-                </c:pt>
-                <c:pt idx="1">
-                  <c:v>50</c:v>
-                </c:pt>
-                <c:pt idx="2">
-                  <c:v>100</c:v>
-                </c:pt>
-                <c:pt idx="3">
-                  <c:v>500</c:v>
-                </c:pt>
-                <c:pt idx="4">
-                  <c:v>1000</c:v>
-                </c:pt>
-                <c:pt idx="5">
-                  <c:v>5000</c:v>
-                </c:pt>
-                <c:pt idx="6">
-                  <c:v>10000</c:v>
-                </c:pt>
-              </c:numCache>
-            </c:numRef>
-          </c:xVal>
-          <c:yVal>
-            <c:numRef>
-              <c:f>Sheet1!$C$16:$C$22</c:f>
-              <c:numCache>
-                <c:formatCode>General</c:formatCode>
-                <c:ptCount val="7"/>
-                <c:pt idx="0">
-                  <c:v>1.0000000000000001E-5</c:v>
-                </c:pt>
-                <c:pt idx="1">
-                  <c:v>1.1E-4</c:v>
-                </c:pt>
-                <c:pt idx="2">
-                  <c:v>1.2E-4</c:v>
-                </c:pt>
-                <c:pt idx="3">
-                  <c:v>8.7000000000000001E-4</c:v>
-                </c:pt>
-                <c:pt idx="4">
-                  <c:v>1.91E-3</c:v>
-                </c:pt>
-                <c:pt idx="5">
-                  <c:v>1.163E-2</c:v>
-                </c:pt>
-                <c:pt idx="6">
-                  <c:v>2.5520000000000001E-2</c:v>
-                </c:pt>
-              </c:numCache>
-            </c:numRef>
-          </c:yVal>
-          <c:smooth val="1"/>
-          <c:extLst>
-            <c:ext xmlns:c16="http://schemas.microsoft.com/office/drawing/2014/chart" uri="{C3380CC4-5D6E-409C-BE32-E72D297353CC}">
-              <c16:uniqueId val="{00000000-523D-A544-B67D-0EFBDE882622}"/>
-            </c:ext>
-          </c:extLst>
-        </c:ser>
-        <c:ser>
-          <c:idx val="1"/>
-          <c:order val="1"/>
-          <c:tx>
-            <c:v>QuickSort</c:v>
-          </c:tx>
-          <c:spPr>
-            <a:ln w="19050" cap="rnd">
-              <a:solidFill>
-                <a:schemeClr val="accent2"/>
-              </a:solidFill>
-              <a:round/>
-            </a:ln>
-            <a:effectLst/>
-          </c:spPr>
-          <c:marker>
-            <c:symbol val="circle"/>
-            <c:size val="5"/>
-            <c:spPr>
-              <a:solidFill>
-                <a:schemeClr val="accent2"/>
-              </a:solidFill>
-              <a:ln w="9525">
-                <a:solidFill>
-                  <a:schemeClr val="accent2"/>
-                </a:solidFill>
-              </a:ln>
-              <a:effectLst/>
-            </c:spPr>
-          </c:marker>
-          <c:xVal>
-            <c:numRef>
-              <c:f>Sheet1!$A$16:$A$22</c:f>
-              <c:numCache>
-                <c:formatCode>General</c:formatCode>
-                <c:ptCount val="7"/>
-                <c:pt idx="0">
-                  <c:v>10</c:v>
-                </c:pt>
-                <c:pt idx="1">
-                  <c:v>50</c:v>
-                </c:pt>
-                <c:pt idx="2">
-                  <c:v>100</c:v>
-                </c:pt>
-                <c:pt idx="3">
-                  <c:v>500</c:v>
-                </c:pt>
-                <c:pt idx="4">
-                  <c:v>1000</c:v>
-                </c:pt>
-                <c:pt idx="5">
-                  <c:v>5000</c:v>
-                </c:pt>
-                <c:pt idx="6">
-                  <c:v>10000</c:v>
-                </c:pt>
-              </c:numCache>
-            </c:numRef>
-          </c:xVal>
-          <c:yVal>
-            <c:numRef>
-              <c:f>Sheet1!$D$16:$D$22</c:f>
-              <c:numCache>
-                <c:formatCode>General</c:formatCode>
-                <c:ptCount val="7"/>
-                <c:pt idx="0">
-                  <c:v>1.0000000000000001E-5</c:v>
-                </c:pt>
-                <c:pt idx="1">
-                  <c:v>6.0000000000000002E-5</c:v>
-                </c:pt>
-                <c:pt idx="2">
-                  <c:v>8.0000000000000007E-5</c:v>
-                </c:pt>
-                <c:pt idx="3">
-                  <c:v>6.4000000000000005E-4</c:v>
-                </c:pt>
-                <c:pt idx="4">
-                  <c:v>1.42E-3</c:v>
-                </c:pt>
-                <c:pt idx="5">
-                  <c:v>1.4069999999999999E-2</c:v>
-                </c:pt>
-                <c:pt idx="6">
-                  <c:v>3.5499999999999997E-2</c:v>
-                </c:pt>
-              </c:numCache>
-            </c:numRef>
-          </c:yVal>
-          <c:smooth val="1"/>
-          <c:extLst>
-            <c:ext xmlns:c16="http://schemas.microsoft.com/office/drawing/2014/chart" uri="{C3380CC4-5D6E-409C-BE32-E72D297353CC}">
-              <c16:uniqueId val="{00000001-523D-A544-B67D-0EFBDE882622}"/>
-            </c:ext>
-          </c:extLst>
-        </c:ser>
-        <c:dLbls>
-          <c:showLegendKey val="0"/>
-          <c:showVal val="0"/>
-          <c:showCatName val="0"/>
-          <c:showSerName val="0"/>
-          <c:showPercent val="0"/>
-          <c:showBubbleSize val="0"/>
-        </c:dLbls>
-        <c:axId val="1965650175"/>
-        <c:axId val="1965652863"/>
-      </c:scatterChart>
-      <c:valAx>
-        <c:axId val="1965650175"/>
-        <c:scaling>
-          <c:orientation val="minMax"/>
-        </c:scaling>
-        <c:delete val="0"/>
-        <c:axPos val="b"/>
-        <c:title>
-          <c:tx>
-            <c:rich>
-              <a:bodyPr rot="0" spcFirstLastPara="1" vertOverflow="ellipsis" vert="horz" wrap="square" anchor="ctr" anchorCtr="1"/>
-              <a:lstStyle/>
-              <a:p>
-                <a:pPr>
-                  <a:defRPr sz="1000" b="0" i="0" u="none" strike="noStrike" kern="1200" baseline="0">
-                    <a:solidFill>
-                      <a:schemeClr val="tx1">
-                        <a:lumMod val="65000"/>
-                        <a:lumOff val="35000"/>
-                      </a:schemeClr>
-                    </a:solidFill>
-                    <a:latin typeface="+mn-lt"/>
-                    <a:ea typeface="+mn-ea"/>
-                    <a:cs typeface="+mn-cs"/>
-                  </a:defRPr>
-                </a:pPr>
-                <a:r>
-                  <a:rPr lang="en-GB"/>
-                  <a:t>Number</a:t>
-                </a:r>
-                <a:r>
-                  <a:rPr lang="en-GB" baseline="0"/>
-                  <a:t> of Data</a:t>
-                </a:r>
-                <a:endParaRPr lang="en-GB"/>
-              </a:p>
-            </c:rich>
-          </c:tx>
-          <c:overlay val="0"/>
-          <c:spPr>
-            <a:noFill/>
-            <a:ln>
-              <a:noFill/>
-            </a:ln>
-            <a:effectLst/>
-          </c:spPr>
-          <c:txPr>
-            <a:bodyPr rot="0" spcFirstLastPara="1" vertOverflow="ellipsis" vert="horz" wrap="square" anchor="ctr" anchorCtr="1"/>
-            <a:lstStyle/>
-            <a:p>
-              <a:pPr>
-                <a:defRPr sz="1000" b="0" i="0" u="none" strike="noStrike" kern="1200" baseline="0">
-                  <a:solidFill>
-                    <a:schemeClr val="tx1">
-                      <a:lumMod val="65000"/>
-                      <a:lumOff val="35000"/>
-                    </a:schemeClr>
-                  </a:solidFill>
-                  <a:latin typeface="+mn-lt"/>
-                  <a:ea typeface="+mn-ea"/>
-                  <a:cs typeface="+mn-cs"/>
-                </a:defRPr>
-              </a:pPr>
-              <a:endParaRPr lang="en-GB"/>
-            </a:p>
-          </c:txPr>
-        </c:title>
-        <c:numFmt formatCode="General" sourceLinked="1"/>
-        <c:majorTickMark val="none"/>
-        <c:minorTickMark val="none"/>
-        <c:tickLblPos val="nextTo"/>
-        <c:spPr>
-          <a:noFill/>
-          <a:ln w="9525" cap="flat" cmpd="sng" algn="ctr">
-            <a:solidFill>
-              <a:schemeClr val="tx1">
-                <a:lumMod val="25000"/>
-                <a:lumOff val="75000"/>
-              </a:schemeClr>
-            </a:solidFill>
-            <a:round/>
-          </a:ln>
-          <a:effectLst/>
-        </c:spPr>
-        <c:txPr>
-          <a:bodyPr rot="-60000000" spcFirstLastPara="1" vertOverflow="ellipsis" vert="horz" wrap="square" anchor="ctr" anchorCtr="1"/>
-          <a:lstStyle/>
-          <a:p>
-            <a:pPr>
-              <a:defRPr sz="900" b="0" i="0" u="none" strike="noStrike" kern="1200" baseline="0">
-                <a:solidFill>
-                  <a:schemeClr val="tx1">
-                    <a:lumMod val="65000"/>
-                    <a:lumOff val="35000"/>
-                  </a:schemeClr>
-                </a:solidFill>
-                <a:latin typeface="+mn-lt"/>
-                <a:ea typeface="+mn-ea"/>
-                <a:cs typeface="+mn-cs"/>
-              </a:defRPr>
-            </a:pPr>
-            <a:endParaRPr lang="en-US"/>
-          </a:p>
-        </c:txPr>
-        <c:crossAx val="1965652863"/>
-        <c:crosses val="autoZero"/>
-        <c:crossBetween val="midCat"/>
-      </c:valAx>
-      <c:valAx>
-        <c:axId val="1965652863"/>
-        <c:scaling>
-          <c:orientation val="minMax"/>
-        </c:scaling>
-        <c:delete val="0"/>
-        <c:axPos val="l"/>
-        <c:majorGridlines>
-          <c:spPr>
-            <a:ln w="9525" cap="flat" cmpd="sng" algn="ctr">
-              <a:solidFill>
-                <a:schemeClr val="tx1">
-                  <a:lumMod val="15000"/>
-                  <a:lumOff val="85000"/>
-                </a:schemeClr>
-              </a:solidFill>
-              <a:round/>
-            </a:ln>
-            <a:effectLst/>
-          </c:spPr>
-        </c:majorGridlines>
-        <c:title>
-          <c:tx>
-            <c:rich>
-              <a:bodyPr rot="-5400000" spcFirstLastPara="1" vertOverflow="ellipsis" vert="horz" wrap="square" anchor="ctr" anchorCtr="1"/>
-              <a:lstStyle/>
-              <a:p>
-                <a:pPr>
-                  <a:defRPr sz="1000" b="0" i="0" u="none" strike="noStrike" kern="1200" baseline="0">
-                    <a:solidFill>
-                      <a:schemeClr val="tx1">
-                        <a:lumMod val="65000"/>
-                        <a:lumOff val="35000"/>
-                      </a:schemeClr>
-                    </a:solidFill>
-                    <a:latin typeface="+mn-lt"/>
-                    <a:ea typeface="+mn-ea"/>
-                    <a:cs typeface="+mn-cs"/>
-                  </a:defRPr>
-                </a:pPr>
-                <a:r>
-                  <a:rPr lang="en-GB"/>
-                  <a:t>Time</a:t>
-                </a:r>
-                <a:r>
-                  <a:rPr lang="en-GB" baseline="0"/>
-                  <a:t> (s)</a:t>
-                </a:r>
-                <a:endParaRPr lang="en-GB"/>
-              </a:p>
-            </c:rich>
-          </c:tx>
-          <c:overlay val="0"/>
-          <c:spPr>
-            <a:noFill/>
-            <a:ln>
-              <a:noFill/>
-            </a:ln>
-            <a:effectLst/>
-          </c:spPr>
-          <c:txPr>
-            <a:bodyPr rot="-5400000" spcFirstLastPara="1" vertOverflow="ellipsis" vert="horz" wrap="square" anchor="ctr" anchorCtr="1"/>
-            <a:lstStyle/>
-            <a:p>
-              <a:pPr>
-                <a:defRPr sz="1000" b="0" i="0" u="none" strike="noStrike" kern="1200" baseline="0">
-                  <a:solidFill>
-                    <a:schemeClr val="tx1">
-                      <a:lumMod val="65000"/>
-                      <a:lumOff val="35000"/>
-                    </a:schemeClr>
-                  </a:solidFill>
-                  <a:latin typeface="+mn-lt"/>
-                  <a:ea typeface="+mn-ea"/>
-                  <a:cs typeface="+mn-cs"/>
-                </a:defRPr>
-              </a:pPr>
-              <a:endParaRPr lang="en-GB"/>
-            </a:p>
-          </c:txPr>
-        </c:title>
-        <c:numFmt formatCode="General" sourceLinked="1"/>
-        <c:majorTickMark val="none"/>
-        <c:minorTickMark val="none"/>
-        <c:tickLblPos val="nextTo"/>
-        <c:spPr>
-          <a:noFill/>
-          <a:ln w="9525" cap="flat" cmpd="sng" algn="ctr">
-            <a:solidFill>
-              <a:schemeClr val="tx1">
-                <a:lumMod val="25000"/>
-                <a:lumOff val="75000"/>
-              </a:schemeClr>
-            </a:solidFill>
-            <a:round/>
-          </a:ln>
-          <a:effectLst/>
-        </c:spPr>
-        <c:txPr>
-          <a:bodyPr rot="-60000000" spcFirstLastPara="1" vertOverflow="ellipsis" vert="horz" wrap="square" anchor="ctr" anchorCtr="1"/>
-          <a:lstStyle/>
-          <a:p>
-            <a:pPr>
-              <a:defRPr sz="900" b="0" i="0" u="none" strike="noStrike" kern="1200" baseline="0">
-                <a:solidFill>
-                  <a:schemeClr val="tx1">
-                    <a:lumMod val="65000"/>
-                    <a:lumOff val="35000"/>
-                  </a:schemeClr>
-                </a:solidFill>
-                <a:latin typeface="+mn-lt"/>
-                <a:ea typeface="+mn-ea"/>
-                <a:cs typeface="+mn-cs"/>
-              </a:defRPr>
-            </a:pPr>
-            <a:endParaRPr lang="en-US"/>
-          </a:p>
-        </c:txPr>
-        <c:crossAx val="1965650175"/>
-        <c:crosses val="autoZero"/>
-        <c:crossBetween val="midCat"/>
-      </c:valAx>
-      <c:spPr>
-        <a:noFill/>
-        <a:ln>
-          <a:noFill/>
-        </a:ln>
-        <a:effectLst/>
-      </c:spPr>
-    </c:plotArea>
-    <c:legend>
-      <c:legendPos val="r"/>
-      <c:overlay val="0"/>
-      <c:spPr>
-        <a:noFill/>
-        <a:ln>
-          <a:noFill/>
-        </a:ln>
-        <a:effectLst/>
-      </c:spPr>
-      <c:txPr>
-        <a:bodyPr rot="0" spcFirstLastPara="1" vertOverflow="ellipsis" vert="horz" wrap="square" anchor="ctr" anchorCtr="1"/>
-        <a:lstStyle/>
-        <a:p>
-          <a:pPr>
-            <a:defRPr sz="900" b="0" i="0" u="none" strike="noStrike" kern="1200" baseline="0">
-              <a:solidFill>
-                <a:schemeClr val="tx1">
-                  <a:lumMod val="65000"/>
-                  <a:lumOff val="35000"/>
-                </a:schemeClr>
-              </a:solidFill>
-              <a:latin typeface="+mn-lt"/>
-              <a:ea typeface="+mn-ea"/>
-              <a:cs typeface="+mn-cs"/>
-            </a:defRPr>
-          </a:pPr>
-          <a:endParaRPr lang="en-US"/>
-        </a:p>
-      </c:txPr>
-    </c:legend>
-    <c:plotVisOnly val="1"/>
-    <c:dispBlanksAs val="gap"/>
-    <c:showDLblsOverMax val="0"/>
-    <c:extLst>
-      <c:ext xmlns:c16r3="http://schemas.microsoft.com/office/drawing/2017/03/chart" uri="{56B9EC1D-385E-4148-901F-78D8002777C0}">
-        <c16r3:dataDisplayOptions16>
-          <c16r3:dispNaAsBlank val="1"/>
-        </c16r3:dataDisplayOptions16>
-      </c:ext>
-    </c:extLst>
-  </c:chart>
-  <c:spPr>
-    <a:solidFill>
-      <a:schemeClr val="bg1"/>
-    </a:solidFill>
-    <a:ln w="9525" cap="flat" cmpd="sng" algn="ctr">
-      <a:solidFill>
-        <a:schemeClr val="tx1">
-          <a:lumMod val="15000"/>
-          <a:lumOff val="85000"/>
-        </a:schemeClr>
-      </a:solidFill>
-      <a:round/>
-    </a:ln>
-    <a:effectLst/>
-  </c:spPr>
-  <c:txPr>
-    <a:bodyPr/>
-    <a:lstStyle/>
-    <a:p>
-      <a:pPr>
-        <a:defRPr/>
-      </a:pPr>
-      <a:endParaRPr lang="en-US"/>
-    </a:p>
-  </c:txPr>
-  <c:externalData r:id="rId3">
-    <c:autoUpdate val="0"/>
-  </c:externalData>
-</c:chartSpace>
-</file>
-
-<file path=word/charts/chart2.xml><?xml version="1.0" encoding="utf-8"?>
-<c:chartSpace xmlns:c="http://schemas.openxmlformats.org/drawingml/2006/chart" xmlns:a="http://schemas.openxmlformats.org/drawingml/2006/main" xmlns:r="http://schemas.openxmlformats.org/officeDocument/2006/relationships" xmlns:c16r2="http://schemas.microsoft.com/office/drawing/2015/06/chart">
-  <c:date1904 val="0"/>
-  <c:lang val="en-GB"/>
-  <c:roundedCorners val="0"/>
-  <mc:AlternateContent xmlns:mc="http://schemas.openxmlformats.org/markup-compatibility/2006">
-    <mc:Choice xmlns:c14="http://schemas.microsoft.com/office/drawing/2007/8/2/chart" Requires="c14">
-      <c14:style val="102"/>
-    </mc:Choice>
-    <mc:Fallback>
-      <c:style val="2"/>
-    </mc:Fallback>
-  </mc:AlternateContent>
-  <c:chart>
-    <c:title>
-      <c:tx>
-        <c:rich>
-          <a:bodyPr rot="0" spcFirstLastPara="1" vertOverflow="ellipsis" vert="horz" wrap="square" anchor="ctr" anchorCtr="1"/>
-          <a:lstStyle/>
-          <a:p>
-            <a:pPr>
-              <a:defRPr sz="1400" b="0" i="0" u="none" strike="noStrike" kern="1200" spc="0" baseline="0">
-                <a:solidFill>
-                  <a:schemeClr val="tx1">
-                    <a:lumMod val="65000"/>
-                    <a:lumOff val="35000"/>
-                  </a:schemeClr>
-                </a:solidFill>
-                <a:latin typeface="+mn-lt"/>
-                <a:ea typeface="+mn-ea"/>
-                <a:cs typeface="+mn-cs"/>
-              </a:defRPr>
-            </a:pPr>
-            <a:r>
-              <a:rPr lang="en-GB"/>
-              <a:t>Nearly Sorted Condition</a:t>
-            </a:r>
-          </a:p>
-        </c:rich>
-      </c:tx>
-      <c:overlay val="0"/>
-      <c:spPr>
-        <a:noFill/>
-        <a:ln>
-          <a:noFill/>
-        </a:ln>
-        <a:effectLst/>
-      </c:spPr>
-      <c:txPr>
-        <a:bodyPr rot="0" spcFirstLastPara="1" vertOverflow="ellipsis" vert="horz" wrap="square" anchor="ctr" anchorCtr="1"/>
-        <a:lstStyle/>
-        <a:p>
-          <a:pPr>
-            <a:defRPr sz="1400" b="0" i="0" u="none" strike="noStrike" kern="1200" spc="0" baseline="0">
-              <a:solidFill>
-                <a:schemeClr val="tx1">
-                  <a:lumMod val="65000"/>
-                  <a:lumOff val="35000"/>
-                </a:schemeClr>
-              </a:solidFill>
-              <a:latin typeface="+mn-lt"/>
-              <a:ea typeface="+mn-ea"/>
-              <a:cs typeface="+mn-cs"/>
-            </a:defRPr>
-          </a:pPr>
-          <a:endParaRPr lang="en-US"/>
-        </a:p>
-      </c:txPr>
-    </c:title>
-    <c:autoTitleDeleted val="0"/>
-    <c:plotArea>
-      <c:layout/>
-      <c:scatterChart>
-        <c:scatterStyle val="smoothMarker"/>
-        <c:varyColors val="0"/>
-        <c:ser>
-          <c:idx val="0"/>
-          <c:order val="0"/>
-          <c:tx>
-            <c:v>MergeSort</c:v>
-          </c:tx>
-          <c:spPr>
-            <a:ln w="19050" cap="rnd">
-              <a:solidFill>
-                <a:schemeClr val="accent1"/>
-              </a:solidFill>
-              <a:round/>
-            </a:ln>
-            <a:effectLst/>
-          </c:spPr>
-          <c:marker>
-            <c:symbol val="circle"/>
-            <c:size val="5"/>
-            <c:spPr>
-              <a:solidFill>
-                <a:schemeClr val="accent1"/>
-              </a:solidFill>
-              <a:ln w="9525">
-                <a:solidFill>
-                  <a:schemeClr val="accent1"/>
-                </a:solidFill>
-              </a:ln>
-              <a:effectLst/>
-            </c:spPr>
-          </c:marker>
-          <c:xVal>
-            <c:numRef>
-              <c:f>Sheet1!$A$2:$A$8</c:f>
-              <c:numCache>
-                <c:formatCode>General</c:formatCode>
-                <c:ptCount val="7"/>
-                <c:pt idx="0">
-                  <c:v>10</c:v>
-                </c:pt>
-                <c:pt idx="1">
-                  <c:v>50</c:v>
-                </c:pt>
-                <c:pt idx="2">
-                  <c:v>100</c:v>
-                </c:pt>
-                <c:pt idx="3">
-                  <c:v>500</c:v>
-                </c:pt>
-                <c:pt idx="4">
-                  <c:v>1000</c:v>
-                </c:pt>
-                <c:pt idx="5">
-                  <c:v>5000</c:v>
-                </c:pt>
-                <c:pt idx="6">
-                  <c:v>10000</c:v>
-                </c:pt>
-              </c:numCache>
-            </c:numRef>
-          </c:xVal>
-          <c:yVal>
-            <c:numRef>
-              <c:f>Sheet1!$C$2:$C$8</c:f>
-              <c:numCache>
-                <c:formatCode>General</c:formatCode>
-                <c:ptCount val="7"/>
-                <c:pt idx="0">
-                  <c:v>1.0000000000000001E-5</c:v>
-                </c:pt>
-                <c:pt idx="1">
-                  <c:v>6.9999999999999994E-5</c:v>
-                </c:pt>
-                <c:pt idx="2">
-                  <c:v>1.4999999999999999E-4</c:v>
-                </c:pt>
-                <c:pt idx="3">
-                  <c:v>8.8999999999999995E-4</c:v>
-                </c:pt>
-                <c:pt idx="4">
-                  <c:v>2.16E-3</c:v>
-                </c:pt>
-                <c:pt idx="5">
-                  <c:v>1.34E-2</c:v>
-                </c:pt>
-                <c:pt idx="6">
-                  <c:v>2.9329999999999998E-2</c:v>
-                </c:pt>
-              </c:numCache>
-            </c:numRef>
-          </c:yVal>
-          <c:smooth val="1"/>
-          <c:extLst>
-            <c:ext xmlns:c16="http://schemas.microsoft.com/office/drawing/2014/chart" uri="{C3380CC4-5D6E-409C-BE32-E72D297353CC}">
-              <c16:uniqueId val="{00000000-34DF-0E40-8CA8-63EFA6ACD63A}"/>
-            </c:ext>
-          </c:extLst>
-        </c:ser>
-        <c:ser>
-          <c:idx val="1"/>
-          <c:order val="1"/>
-          <c:tx>
-            <c:v>QuickSort</c:v>
-          </c:tx>
-          <c:spPr>
-            <a:ln w="19050" cap="rnd">
-              <a:solidFill>
-                <a:schemeClr val="accent2"/>
-              </a:solidFill>
-              <a:round/>
-            </a:ln>
-            <a:effectLst/>
-          </c:spPr>
-          <c:marker>
-            <c:symbol val="circle"/>
-            <c:size val="5"/>
-            <c:spPr>
-              <a:solidFill>
-                <a:schemeClr val="accent2"/>
-              </a:solidFill>
-              <a:ln w="9525">
-                <a:solidFill>
-                  <a:schemeClr val="accent2"/>
-                </a:solidFill>
-              </a:ln>
-              <a:effectLst/>
-            </c:spPr>
-          </c:marker>
-          <c:xVal>
-            <c:numRef>
-              <c:f>Sheet1!$A$2:$A$8</c:f>
-              <c:numCache>
-                <c:formatCode>General</c:formatCode>
-                <c:ptCount val="7"/>
-                <c:pt idx="0">
-                  <c:v>10</c:v>
-                </c:pt>
-                <c:pt idx="1">
-                  <c:v>50</c:v>
-                </c:pt>
-                <c:pt idx="2">
-                  <c:v>100</c:v>
-                </c:pt>
-                <c:pt idx="3">
-                  <c:v>500</c:v>
-                </c:pt>
-                <c:pt idx="4">
-                  <c:v>1000</c:v>
-                </c:pt>
-                <c:pt idx="5">
-                  <c:v>5000</c:v>
-                </c:pt>
-                <c:pt idx="6">
-                  <c:v>10000</c:v>
-                </c:pt>
-              </c:numCache>
-            </c:numRef>
-          </c:xVal>
-          <c:yVal>
-            <c:numRef>
-              <c:f>Sheet1!$D$2:$D$8</c:f>
-              <c:numCache>
-                <c:formatCode>General</c:formatCode>
-                <c:ptCount val="7"/>
-                <c:pt idx="0">
-                  <c:v>1.0000000000000001E-5</c:v>
-                </c:pt>
-                <c:pt idx="1">
-                  <c:v>4.0000000000000003E-5</c:v>
-                </c:pt>
-                <c:pt idx="2">
-                  <c:v>8.0000000000000007E-5</c:v>
-                </c:pt>
-                <c:pt idx="3">
-                  <c:v>5.2999999999999998E-4</c:v>
-                </c:pt>
-                <c:pt idx="4">
-                  <c:v>1.2600000000000001E-3</c:v>
-                </c:pt>
-                <c:pt idx="5">
-                  <c:v>1.391E-2</c:v>
-                </c:pt>
-                <c:pt idx="6">
-                  <c:v>3.1570000000000001E-2</c:v>
-                </c:pt>
-              </c:numCache>
-            </c:numRef>
-          </c:yVal>
-          <c:smooth val="1"/>
-          <c:extLst>
-            <c:ext xmlns:c16="http://schemas.microsoft.com/office/drawing/2014/chart" uri="{C3380CC4-5D6E-409C-BE32-E72D297353CC}">
-              <c16:uniqueId val="{00000001-34DF-0E40-8CA8-63EFA6ACD63A}"/>
-            </c:ext>
-          </c:extLst>
-        </c:ser>
-        <c:dLbls>
-          <c:showLegendKey val="0"/>
-          <c:showVal val="0"/>
-          <c:showCatName val="0"/>
-          <c:showSerName val="0"/>
-          <c:showPercent val="0"/>
-          <c:showBubbleSize val="0"/>
-        </c:dLbls>
-        <c:axId val="1965650175"/>
-        <c:axId val="1965652863"/>
-      </c:scatterChart>
-      <c:valAx>
-        <c:axId val="1965650175"/>
-        <c:scaling>
-          <c:orientation val="minMax"/>
-        </c:scaling>
-        <c:delete val="0"/>
-        <c:axPos val="b"/>
-        <c:title>
-          <c:tx>
-            <c:rich>
-              <a:bodyPr rot="0" spcFirstLastPara="1" vertOverflow="ellipsis" vert="horz" wrap="square" anchor="ctr" anchorCtr="1"/>
-              <a:lstStyle/>
-              <a:p>
-                <a:pPr>
-                  <a:defRPr sz="1000" b="0" i="0" u="none" strike="noStrike" kern="1200" baseline="0">
-                    <a:solidFill>
-                      <a:schemeClr val="tx1">
-                        <a:lumMod val="65000"/>
-                        <a:lumOff val="35000"/>
-                      </a:schemeClr>
-                    </a:solidFill>
-                    <a:latin typeface="+mn-lt"/>
-                    <a:ea typeface="+mn-ea"/>
-                    <a:cs typeface="+mn-cs"/>
-                  </a:defRPr>
-                </a:pPr>
-                <a:r>
-                  <a:rPr lang="en-GB"/>
-                  <a:t>Number</a:t>
-                </a:r>
-                <a:r>
-                  <a:rPr lang="en-GB" baseline="0"/>
-                  <a:t> of Data</a:t>
-                </a:r>
-                <a:endParaRPr lang="en-GB"/>
-              </a:p>
-            </c:rich>
-          </c:tx>
-          <c:overlay val="0"/>
-          <c:spPr>
-            <a:noFill/>
-            <a:ln>
-              <a:noFill/>
-            </a:ln>
-            <a:effectLst/>
-          </c:spPr>
-          <c:txPr>
-            <a:bodyPr rot="0" spcFirstLastPara="1" vertOverflow="ellipsis" vert="horz" wrap="square" anchor="ctr" anchorCtr="1"/>
-            <a:lstStyle/>
-            <a:p>
-              <a:pPr>
-                <a:defRPr sz="1000" b="0" i="0" u="none" strike="noStrike" kern="1200" baseline="0">
-                  <a:solidFill>
-                    <a:schemeClr val="tx1">
-                      <a:lumMod val="65000"/>
-                      <a:lumOff val="35000"/>
-                    </a:schemeClr>
-                  </a:solidFill>
-                  <a:latin typeface="+mn-lt"/>
-                  <a:ea typeface="+mn-ea"/>
-                  <a:cs typeface="+mn-cs"/>
-                </a:defRPr>
-              </a:pPr>
-              <a:endParaRPr lang="en-GB"/>
-            </a:p>
-          </c:txPr>
-        </c:title>
-        <c:numFmt formatCode="General" sourceLinked="1"/>
-        <c:majorTickMark val="none"/>
-        <c:minorTickMark val="none"/>
-        <c:tickLblPos val="nextTo"/>
-        <c:spPr>
-          <a:noFill/>
-          <a:ln w="9525" cap="flat" cmpd="sng" algn="ctr">
-            <a:solidFill>
-              <a:schemeClr val="tx1">
-                <a:lumMod val="25000"/>
-                <a:lumOff val="75000"/>
-              </a:schemeClr>
-            </a:solidFill>
-            <a:round/>
-          </a:ln>
-          <a:effectLst/>
-        </c:spPr>
-        <c:txPr>
-          <a:bodyPr rot="-60000000" spcFirstLastPara="1" vertOverflow="ellipsis" vert="horz" wrap="square" anchor="ctr" anchorCtr="1"/>
-          <a:lstStyle/>
-          <a:p>
-            <a:pPr>
-              <a:defRPr sz="900" b="0" i="0" u="none" strike="noStrike" kern="1200" baseline="0">
-                <a:solidFill>
-                  <a:schemeClr val="tx1">
-                    <a:lumMod val="65000"/>
-                    <a:lumOff val="35000"/>
-                  </a:schemeClr>
-                </a:solidFill>
-                <a:latin typeface="+mn-lt"/>
-                <a:ea typeface="+mn-ea"/>
-                <a:cs typeface="+mn-cs"/>
-              </a:defRPr>
-            </a:pPr>
-            <a:endParaRPr lang="en-US"/>
-          </a:p>
-        </c:txPr>
-        <c:crossAx val="1965652863"/>
-        <c:crosses val="autoZero"/>
-        <c:crossBetween val="midCat"/>
-      </c:valAx>
-      <c:valAx>
-        <c:axId val="1965652863"/>
-        <c:scaling>
-          <c:orientation val="minMax"/>
-        </c:scaling>
-        <c:delete val="0"/>
-        <c:axPos val="l"/>
-        <c:majorGridlines>
-          <c:spPr>
-            <a:ln w="9525" cap="flat" cmpd="sng" algn="ctr">
-              <a:solidFill>
-                <a:schemeClr val="tx1">
-                  <a:lumMod val="15000"/>
-                  <a:lumOff val="85000"/>
-                </a:schemeClr>
-              </a:solidFill>
-              <a:round/>
-            </a:ln>
-            <a:effectLst/>
-          </c:spPr>
-        </c:majorGridlines>
-        <c:title>
-          <c:tx>
-            <c:rich>
-              <a:bodyPr rot="-5400000" spcFirstLastPara="1" vertOverflow="ellipsis" vert="horz" wrap="square" anchor="ctr" anchorCtr="1"/>
-              <a:lstStyle/>
-              <a:p>
-                <a:pPr>
-                  <a:defRPr sz="1000" b="0" i="0" u="none" strike="noStrike" kern="1200" baseline="0">
-                    <a:solidFill>
-                      <a:schemeClr val="tx1">
-                        <a:lumMod val="65000"/>
-                        <a:lumOff val="35000"/>
-                      </a:schemeClr>
-                    </a:solidFill>
-                    <a:latin typeface="+mn-lt"/>
-                    <a:ea typeface="+mn-ea"/>
-                    <a:cs typeface="+mn-cs"/>
-                  </a:defRPr>
-                </a:pPr>
-                <a:r>
-                  <a:rPr lang="en-GB"/>
-                  <a:t>Time</a:t>
-                </a:r>
-                <a:r>
-                  <a:rPr lang="en-GB" baseline="0"/>
-                  <a:t> (s)</a:t>
-                </a:r>
-                <a:endParaRPr lang="en-GB"/>
-              </a:p>
-            </c:rich>
-          </c:tx>
-          <c:overlay val="0"/>
-          <c:spPr>
-            <a:noFill/>
-            <a:ln>
-              <a:noFill/>
-            </a:ln>
-            <a:effectLst/>
-          </c:spPr>
-          <c:txPr>
-            <a:bodyPr rot="-5400000" spcFirstLastPara="1" vertOverflow="ellipsis" vert="horz" wrap="square" anchor="ctr" anchorCtr="1"/>
-            <a:lstStyle/>
-            <a:p>
-              <a:pPr>
-                <a:defRPr sz="1000" b="0" i="0" u="none" strike="noStrike" kern="1200" baseline="0">
-                  <a:solidFill>
-                    <a:schemeClr val="tx1">
-                      <a:lumMod val="65000"/>
-                      <a:lumOff val="35000"/>
-                    </a:schemeClr>
-                  </a:solidFill>
-                  <a:latin typeface="+mn-lt"/>
-                  <a:ea typeface="+mn-ea"/>
-                  <a:cs typeface="+mn-cs"/>
-                </a:defRPr>
-              </a:pPr>
-              <a:endParaRPr lang="en-GB"/>
-            </a:p>
-          </c:txPr>
-        </c:title>
-        <c:numFmt formatCode="General" sourceLinked="1"/>
-        <c:majorTickMark val="none"/>
-        <c:minorTickMark val="none"/>
-        <c:tickLblPos val="nextTo"/>
-        <c:spPr>
-          <a:noFill/>
-          <a:ln w="9525" cap="flat" cmpd="sng" algn="ctr">
-            <a:solidFill>
-              <a:schemeClr val="tx1">
-                <a:lumMod val="25000"/>
-                <a:lumOff val="75000"/>
-              </a:schemeClr>
-            </a:solidFill>
-            <a:round/>
-          </a:ln>
-          <a:effectLst/>
-        </c:spPr>
-        <c:txPr>
-          <a:bodyPr rot="-60000000" spcFirstLastPara="1" vertOverflow="ellipsis" vert="horz" wrap="square" anchor="ctr" anchorCtr="1"/>
-          <a:lstStyle/>
-          <a:p>
-            <a:pPr>
-              <a:defRPr sz="900" b="0" i="0" u="none" strike="noStrike" kern="1200" baseline="0">
-                <a:solidFill>
-                  <a:schemeClr val="tx1">
-                    <a:lumMod val="65000"/>
-                    <a:lumOff val="35000"/>
-                  </a:schemeClr>
-                </a:solidFill>
-                <a:latin typeface="+mn-lt"/>
-                <a:ea typeface="+mn-ea"/>
-                <a:cs typeface="+mn-cs"/>
-              </a:defRPr>
-            </a:pPr>
-            <a:endParaRPr lang="en-US"/>
-          </a:p>
-        </c:txPr>
-        <c:crossAx val="1965650175"/>
-        <c:crosses val="autoZero"/>
-        <c:crossBetween val="midCat"/>
-      </c:valAx>
-      <c:spPr>
-        <a:noFill/>
-        <a:ln>
-          <a:noFill/>
-        </a:ln>
-        <a:effectLst/>
-      </c:spPr>
-    </c:plotArea>
-    <c:legend>
-      <c:legendPos val="r"/>
-      <c:overlay val="0"/>
-      <c:spPr>
-        <a:noFill/>
-        <a:ln>
-          <a:noFill/>
-        </a:ln>
-        <a:effectLst/>
-      </c:spPr>
-      <c:txPr>
-        <a:bodyPr rot="0" spcFirstLastPara="1" vertOverflow="ellipsis" vert="horz" wrap="square" anchor="ctr" anchorCtr="1"/>
-        <a:lstStyle/>
-        <a:p>
-          <a:pPr>
-            <a:defRPr sz="900" b="0" i="0" u="none" strike="noStrike" kern="1200" baseline="0">
-              <a:solidFill>
-                <a:schemeClr val="tx1">
-                  <a:lumMod val="65000"/>
-                  <a:lumOff val="35000"/>
-                </a:schemeClr>
-              </a:solidFill>
-              <a:latin typeface="+mn-lt"/>
-              <a:ea typeface="+mn-ea"/>
-              <a:cs typeface="+mn-cs"/>
-            </a:defRPr>
-          </a:pPr>
-          <a:endParaRPr lang="en-US"/>
-        </a:p>
-      </c:txPr>
-    </c:legend>
-    <c:plotVisOnly val="1"/>
-    <c:dispBlanksAs val="gap"/>
-    <c:showDLblsOverMax val="0"/>
-    <c:extLst>
-      <c:ext xmlns:c16r3="http://schemas.microsoft.com/office/drawing/2017/03/chart" uri="{56B9EC1D-385E-4148-901F-78D8002777C0}">
-        <c16r3:dataDisplayOptions16>
-          <c16r3:dispNaAsBlank val="1"/>
-        </c16r3:dataDisplayOptions16>
-      </c:ext>
-    </c:extLst>
-  </c:chart>
-  <c:spPr>
-    <a:solidFill>
-      <a:schemeClr val="bg1"/>
-    </a:solidFill>
-    <a:ln w="9525" cap="flat" cmpd="sng" algn="ctr">
-      <a:solidFill>
-        <a:schemeClr val="tx1">
-          <a:lumMod val="15000"/>
-          <a:lumOff val="85000"/>
-        </a:schemeClr>
-      </a:solidFill>
-      <a:round/>
-    </a:ln>
-    <a:effectLst/>
-  </c:spPr>
-  <c:txPr>
-    <a:bodyPr/>
-    <a:lstStyle/>
-    <a:p>
-      <a:pPr>
-        <a:defRPr/>
-      </a:pPr>
-      <a:endParaRPr lang="en-US"/>
-    </a:p>
-  </c:txPr>
-  <c:externalData r:id="rId3">
-    <c:autoUpdate val="0"/>
-  </c:externalData>
-</c:chartSpace>
-</file>
-
-<file path=word/charts/chart3.xml><?xml version="1.0" encoding="utf-8"?>
-<c:chartSpace xmlns:c="http://schemas.openxmlformats.org/drawingml/2006/chart" xmlns:a="http://schemas.openxmlformats.org/drawingml/2006/main" xmlns:r="http://schemas.openxmlformats.org/officeDocument/2006/relationships" xmlns:c16r2="http://schemas.microsoft.com/office/drawing/2015/06/chart">
-  <c:date1904 val="0"/>
-  <c:lang val="en-GB"/>
-  <c:roundedCorners val="0"/>
-  <mc:AlternateContent xmlns:mc="http://schemas.openxmlformats.org/markup-compatibility/2006">
-    <mc:Choice xmlns:c14="http://schemas.microsoft.com/office/drawing/2007/8/2/chart" Requires="c14">
-      <c14:style val="102"/>
-    </mc:Choice>
-    <mc:Fallback>
-      <c:style val="2"/>
-    </mc:Fallback>
-  </mc:AlternateContent>
-  <c:chart>
-    <c:title>
-      <c:tx>
-        <c:rich>
-          <a:bodyPr rot="0" spcFirstLastPara="1" vertOverflow="ellipsis" vert="horz" wrap="square" anchor="ctr" anchorCtr="1"/>
-          <a:lstStyle/>
-          <a:p>
-            <a:pPr>
-              <a:defRPr sz="1400" b="0" i="0" u="none" strike="noStrike" kern="1200" spc="0" baseline="0">
-                <a:solidFill>
-                  <a:schemeClr val="tx1">
-                    <a:lumMod val="65000"/>
-                    <a:lumOff val="35000"/>
-                  </a:schemeClr>
-                </a:solidFill>
-                <a:latin typeface="+mn-lt"/>
-                <a:ea typeface="+mn-ea"/>
-                <a:cs typeface="+mn-cs"/>
-              </a:defRPr>
-            </a:pPr>
-            <a:r>
-              <a:rPr lang="en-GB"/>
-              <a:t>Random Condition</a:t>
-            </a:r>
-          </a:p>
-        </c:rich>
-      </c:tx>
-      <c:overlay val="0"/>
-      <c:spPr>
-        <a:noFill/>
-        <a:ln>
-          <a:noFill/>
-        </a:ln>
-        <a:effectLst/>
-      </c:spPr>
-      <c:txPr>
-        <a:bodyPr rot="0" spcFirstLastPara="1" vertOverflow="ellipsis" vert="horz" wrap="square" anchor="ctr" anchorCtr="1"/>
-        <a:lstStyle/>
-        <a:p>
-          <a:pPr>
-            <a:defRPr sz="1400" b="0" i="0" u="none" strike="noStrike" kern="1200" spc="0" baseline="0">
-              <a:solidFill>
-                <a:schemeClr val="tx1">
-                  <a:lumMod val="65000"/>
-                  <a:lumOff val="35000"/>
-                </a:schemeClr>
-              </a:solidFill>
-              <a:latin typeface="+mn-lt"/>
-              <a:ea typeface="+mn-ea"/>
-              <a:cs typeface="+mn-cs"/>
-            </a:defRPr>
-          </a:pPr>
-          <a:endParaRPr lang="en-US"/>
-        </a:p>
-      </c:txPr>
-    </c:title>
-    <c:autoTitleDeleted val="0"/>
-    <c:plotArea>
-      <c:layout/>
-      <c:scatterChart>
-        <c:scatterStyle val="smoothMarker"/>
-        <c:varyColors val="0"/>
-        <c:ser>
-          <c:idx val="0"/>
-          <c:order val="0"/>
-          <c:tx>
-            <c:v>MergeSort</c:v>
-          </c:tx>
-          <c:spPr>
-            <a:ln w="19050" cap="rnd">
-              <a:solidFill>
-                <a:schemeClr val="accent1"/>
-              </a:solidFill>
-              <a:round/>
-            </a:ln>
-            <a:effectLst/>
-          </c:spPr>
-          <c:marker>
-            <c:symbol val="circle"/>
-            <c:size val="5"/>
-            <c:spPr>
-              <a:solidFill>
-                <a:schemeClr val="accent1"/>
-              </a:solidFill>
-              <a:ln w="9525">
-                <a:solidFill>
-                  <a:schemeClr val="accent1"/>
-                </a:solidFill>
-              </a:ln>
-              <a:effectLst/>
-            </c:spPr>
-          </c:marker>
-          <c:xVal>
-            <c:numRef>
-              <c:f>Sheet1!$A$9:$A$15</c:f>
-              <c:numCache>
-                <c:formatCode>General</c:formatCode>
-                <c:ptCount val="7"/>
-                <c:pt idx="0">
-                  <c:v>10</c:v>
-                </c:pt>
-                <c:pt idx="1">
-                  <c:v>50</c:v>
-                </c:pt>
-                <c:pt idx="2">
-                  <c:v>100</c:v>
-                </c:pt>
-                <c:pt idx="3">
-                  <c:v>500</c:v>
-                </c:pt>
-                <c:pt idx="4">
-                  <c:v>1000</c:v>
-                </c:pt>
-                <c:pt idx="5">
-                  <c:v>5000</c:v>
-                </c:pt>
-                <c:pt idx="6">
-                  <c:v>10000</c:v>
-                </c:pt>
-              </c:numCache>
-            </c:numRef>
-          </c:xVal>
-          <c:yVal>
-            <c:numRef>
-              <c:f>Sheet1!$C$9:$C$15</c:f>
-              <c:numCache>
-                <c:formatCode>General</c:formatCode>
-                <c:ptCount val="7"/>
-                <c:pt idx="0">
-                  <c:v>7.6999999999999996E-4</c:v>
-                </c:pt>
-                <c:pt idx="1">
-                  <c:v>6.9999999999999994E-5</c:v>
-                </c:pt>
-                <c:pt idx="2">
-                  <c:v>2.1000000000000001E-4</c:v>
-                </c:pt>
-                <c:pt idx="3">
-                  <c:v>1.7099999999999999E-3</c:v>
-                </c:pt>
-                <c:pt idx="4">
-                  <c:v>2.32E-3</c:v>
-                </c:pt>
-                <c:pt idx="5">
-                  <c:v>1.366E-2</c:v>
-                </c:pt>
-                <c:pt idx="6">
-                  <c:v>3.0249999999999999E-2</c:v>
-                </c:pt>
-              </c:numCache>
-            </c:numRef>
-          </c:yVal>
-          <c:smooth val="1"/>
-          <c:extLst>
-            <c:ext xmlns:c16="http://schemas.microsoft.com/office/drawing/2014/chart" uri="{C3380CC4-5D6E-409C-BE32-E72D297353CC}">
-              <c16:uniqueId val="{00000000-1F81-6B46-AE78-B2DD3FF80840}"/>
-            </c:ext>
-          </c:extLst>
-        </c:ser>
-        <c:ser>
-          <c:idx val="1"/>
-          <c:order val="1"/>
-          <c:tx>
-            <c:v>QuickSort</c:v>
-          </c:tx>
-          <c:spPr>
-            <a:ln w="19050" cap="rnd">
-              <a:solidFill>
-                <a:schemeClr val="accent2"/>
-              </a:solidFill>
-              <a:round/>
-            </a:ln>
-            <a:effectLst/>
-          </c:spPr>
-          <c:marker>
-            <c:symbol val="circle"/>
-            <c:size val="5"/>
-            <c:spPr>
-              <a:solidFill>
-                <a:schemeClr val="accent2"/>
-              </a:solidFill>
-              <a:ln w="9525">
-                <a:solidFill>
-                  <a:schemeClr val="accent2"/>
-                </a:solidFill>
-              </a:ln>
-              <a:effectLst/>
-            </c:spPr>
-          </c:marker>
-          <c:xVal>
-            <c:numRef>
-              <c:f>Sheet1!$A$9:$A$15</c:f>
-              <c:numCache>
-                <c:formatCode>General</c:formatCode>
-                <c:ptCount val="7"/>
-                <c:pt idx="0">
-                  <c:v>10</c:v>
-                </c:pt>
-                <c:pt idx="1">
-                  <c:v>50</c:v>
-                </c:pt>
-                <c:pt idx="2">
-                  <c:v>100</c:v>
-                </c:pt>
-                <c:pt idx="3">
-                  <c:v>500</c:v>
-                </c:pt>
-                <c:pt idx="4">
-                  <c:v>1000</c:v>
-                </c:pt>
-                <c:pt idx="5">
-                  <c:v>5000</c:v>
-                </c:pt>
-                <c:pt idx="6">
-                  <c:v>10000</c:v>
-                </c:pt>
-              </c:numCache>
-            </c:numRef>
-          </c:xVal>
-          <c:yVal>
-            <c:numRef>
-              <c:f>Sheet1!$D$9:$D$15</c:f>
-              <c:numCache>
-                <c:formatCode>General</c:formatCode>
-                <c:ptCount val="7"/>
-                <c:pt idx="0">
-                  <c:v>1.0000000000000001E-5</c:v>
-                </c:pt>
-                <c:pt idx="1">
-                  <c:v>1.1E-4</c:v>
-                </c:pt>
-                <c:pt idx="2">
-                  <c:v>9.0000000000000006E-5</c:v>
-                </c:pt>
-                <c:pt idx="3">
-                  <c:v>5.8E-4</c:v>
-                </c:pt>
-                <c:pt idx="4">
-                  <c:v>1.2099999999999999E-3</c:v>
-                </c:pt>
-                <c:pt idx="5">
-                  <c:v>9.4400000000000005E-3</c:v>
-                </c:pt>
-                <c:pt idx="6">
-                  <c:v>2.486E-2</c:v>
-                </c:pt>
-              </c:numCache>
-            </c:numRef>
-          </c:yVal>
-          <c:smooth val="1"/>
-          <c:extLst>
-            <c:ext xmlns:c16="http://schemas.microsoft.com/office/drawing/2014/chart" uri="{C3380CC4-5D6E-409C-BE32-E72D297353CC}">
-              <c16:uniqueId val="{00000001-1F81-6B46-AE78-B2DD3FF80840}"/>
-            </c:ext>
-          </c:extLst>
-        </c:ser>
-        <c:dLbls>
-          <c:showLegendKey val="0"/>
-          <c:showVal val="0"/>
-          <c:showCatName val="0"/>
-          <c:showSerName val="0"/>
-          <c:showPercent val="0"/>
-          <c:showBubbleSize val="0"/>
-        </c:dLbls>
-        <c:axId val="1965650175"/>
-        <c:axId val="1965652863"/>
-      </c:scatterChart>
-      <c:valAx>
-        <c:axId val="1965650175"/>
-        <c:scaling>
-          <c:orientation val="minMax"/>
-        </c:scaling>
-        <c:delete val="0"/>
-        <c:axPos val="b"/>
-        <c:title>
-          <c:tx>
-            <c:rich>
-              <a:bodyPr rot="0" spcFirstLastPara="1" vertOverflow="ellipsis" vert="horz" wrap="square" anchor="ctr" anchorCtr="1"/>
-              <a:lstStyle/>
-              <a:p>
-                <a:pPr>
-                  <a:defRPr sz="1000" b="0" i="0" u="none" strike="noStrike" kern="1200" baseline="0">
-                    <a:solidFill>
-                      <a:schemeClr val="tx1">
-                        <a:lumMod val="65000"/>
-                        <a:lumOff val="35000"/>
-                      </a:schemeClr>
-                    </a:solidFill>
-                    <a:latin typeface="+mn-lt"/>
-                    <a:ea typeface="+mn-ea"/>
-                    <a:cs typeface="+mn-cs"/>
-                  </a:defRPr>
-                </a:pPr>
-                <a:r>
-                  <a:rPr lang="en-GB"/>
-                  <a:t>Number</a:t>
-                </a:r>
-                <a:r>
-                  <a:rPr lang="en-GB" baseline="0"/>
-                  <a:t> of Data</a:t>
-                </a:r>
-                <a:endParaRPr lang="en-GB"/>
-              </a:p>
-            </c:rich>
-          </c:tx>
-          <c:overlay val="0"/>
-          <c:spPr>
-            <a:noFill/>
-            <a:ln>
-              <a:noFill/>
-            </a:ln>
-            <a:effectLst/>
-          </c:spPr>
-          <c:txPr>
-            <a:bodyPr rot="0" spcFirstLastPara="1" vertOverflow="ellipsis" vert="horz" wrap="square" anchor="ctr" anchorCtr="1"/>
-            <a:lstStyle/>
-            <a:p>
-              <a:pPr>
-                <a:defRPr sz="1000" b="0" i="0" u="none" strike="noStrike" kern="1200" baseline="0">
-                  <a:solidFill>
-                    <a:schemeClr val="tx1">
-                      <a:lumMod val="65000"/>
-                      <a:lumOff val="35000"/>
-                    </a:schemeClr>
-                  </a:solidFill>
-                  <a:latin typeface="+mn-lt"/>
-                  <a:ea typeface="+mn-ea"/>
-                  <a:cs typeface="+mn-cs"/>
-                </a:defRPr>
-              </a:pPr>
-              <a:endParaRPr lang="en-GB"/>
-            </a:p>
-          </c:txPr>
-        </c:title>
-        <c:numFmt formatCode="General" sourceLinked="1"/>
-        <c:majorTickMark val="none"/>
-        <c:minorTickMark val="none"/>
-        <c:tickLblPos val="nextTo"/>
-        <c:spPr>
-          <a:noFill/>
-          <a:ln w="9525" cap="flat" cmpd="sng" algn="ctr">
-            <a:solidFill>
-              <a:schemeClr val="tx1">
-                <a:lumMod val="25000"/>
-                <a:lumOff val="75000"/>
-              </a:schemeClr>
-            </a:solidFill>
-            <a:round/>
-          </a:ln>
-          <a:effectLst/>
-        </c:spPr>
-        <c:txPr>
-          <a:bodyPr rot="-60000000" spcFirstLastPara="1" vertOverflow="ellipsis" vert="horz" wrap="square" anchor="ctr" anchorCtr="1"/>
-          <a:lstStyle/>
-          <a:p>
-            <a:pPr>
-              <a:defRPr sz="900" b="0" i="0" u="none" strike="noStrike" kern="1200" baseline="0">
-                <a:solidFill>
-                  <a:schemeClr val="tx1">
-                    <a:lumMod val="65000"/>
-                    <a:lumOff val="35000"/>
-                  </a:schemeClr>
-                </a:solidFill>
-                <a:latin typeface="+mn-lt"/>
-                <a:ea typeface="+mn-ea"/>
-                <a:cs typeface="+mn-cs"/>
-              </a:defRPr>
-            </a:pPr>
-            <a:endParaRPr lang="en-US"/>
-          </a:p>
-        </c:txPr>
-        <c:crossAx val="1965652863"/>
-        <c:crosses val="autoZero"/>
-        <c:crossBetween val="midCat"/>
-      </c:valAx>
-      <c:valAx>
-        <c:axId val="1965652863"/>
-        <c:scaling>
-          <c:orientation val="minMax"/>
-        </c:scaling>
-        <c:delete val="0"/>
-        <c:axPos val="l"/>
-        <c:majorGridlines>
-          <c:spPr>
-            <a:ln w="9525" cap="flat" cmpd="sng" algn="ctr">
-              <a:solidFill>
-                <a:schemeClr val="tx1">
-                  <a:lumMod val="15000"/>
-                  <a:lumOff val="85000"/>
-                </a:schemeClr>
-              </a:solidFill>
-              <a:round/>
-            </a:ln>
-            <a:effectLst/>
-          </c:spPr>
-        </c:majorGridlines>
-        <c:title>
-          <c:tx>
-            <c:rich>
-              <a:bodyPr rot="-5400000" spcFirstLastPara="1" vertOverflow="ellipsis" vert="horz" wrap="square" anchor="ctr" anchorCtr="1"/>
-              <a:lstStyle/>
-              <a:p>
-                <a:pPr>
-                  <a:defRPr sz="1000" b="0" i="0" u="none" strike="noStrike" kern="1200" baseline="0">
-                    <a:solidFill>
-                      <a:schemeClr val="tx1">
-                        <a:lumMod val="65000"/>
-                        <a:lumOff val="35000"/>
-                      </a:schemeClr>
-                    </a:solidFill>
-                    <a:latin typeface="+mn-lt"/>
-                    <a:ea typeface="+mn-ea"/>
-                    <a:cs typeface="+mn-cs"/>
-                  </a:defRPr>
-                </a:pPr>
-                <a:r>
-                  <a:rPr lang="en-GB"/>
-                  <a:t>Time</a:t>
-                </a:r>
-                <a:r>
-                  <a:rPr lang="en-GB" baseline="0"/>
-                  <a:t> (s)</a:t>
-                </a:r>
-                <a:endParaRPr lang="en-GB"/>
-              </a:p>
-            </c:rich>
-          </c:tx>
-          <c:overlay val="0"/>
-          <c:spPr>
-            <a:noFill/>
-            <a:ln>
-              <a:noFill/>
-            </a:ln>
-            <a:effectLst/>
-          </c:spPr>
-          <c:txPr>
-            <a:bodyPr rot="-5400000" spcFirstLastPara="1" vertOverflow="ellipsis" vert="horz" wrap="square" anchor="ctr" anchorCtr="1"/>
-            <a:lstStyle/>
-            <a:p>
-              <a:pPr>
-                <a:defRPr sz="1000" b="0" i="0" u="none" strike="noStrike" kern="1200" baseline="0">
-                  <a:solidFill>
-                    <a:schemeClr val="tx1">
-                      <a:lumMod val="65000"/>
-                      <a:lumOff val="35000"/>
-                    </a:schemeClr>
-                  </a:solidFill>
-                  <a:latin typeface="+mn-lt"/>
-                  <a:ea typeface="+mn-ea"/>
-                  <a:cs typeface="+mn-cs"/>
-                </a:defRPr>
-              </a:pPr>
-              <a:endParaRPr lang="en-GB"/>
-            </a:p>
-          </c:txPr>
-        </c:title>
-        <c:numFmt formatCode="General" sourceLinked="1"/>
-        <c:majorTickMark val="none"/>
-        <c:minorTickMark val="none"/>
-        <c:tickLblPos val="nextTo"/>
-        <c:spPr>
-          <a:noFill/>
-          <a:ln w="9525" cap="flat" cmpd="sng" algn="ctr">
-            <a:solidFill>
-              <a:schemeClr val="tx1">
-                <a:lumMod val="25000"/>
-                <a:lumOff val="75000"/>
-              </a:schemeClr>
-            </a:solidFill>
-            <a:round/>
-          </a:ln>
-          <a:effectLst/>
-        </c:spPr>
-        <c:txPr>
-          <a:bodyPr rot="-60000000" spcFirstLastPara="1" vertOverflow="ellipsis" vert="horz" wrap="square" anchor="ctr" anchorCtr="1"/>
-          <a:lstStyle/>
-          <a:p>
-            <a:pPr>
-              <a:defRPr sz="900" b="0" i="0" u="none" strike="noStrike" kern="1200" baseline="0">
-                <a:solidFill>
-                  <a:schemeClr val="tx1">
-                    <a:lumMod val="65000"/>
-                    <a:lumOff val="35000"/>
-                  </a:schemeClr>
-                </a:solidFill>
-                <a:latin typeface="+mn-lt"/>
-                <a:ea typeface="+mn-ea"/>
-                <a:cs typeface="+mn-cs"/>
-              </a:defRPr>
-            </a:pPr>
-            <a:endParaRPr lang="en-US"/>
-          </a:p>
-        </c:txPr>
-        <c:crossAx val="1965650175"/>
-        <c:crosses val="autoZero"/>
-        <c:crossBetween val="midCat"/>
-      </c:valAx>
-      <c:spPr>
-        <a:noFill/>
-        <a:ln>
-          <a:noFill/>
-        </a:ln>
-        <a:effectLst/>
-      </c:spPr>
-    </c:plotArea>
-    <c:legend>
-      <c:legendPos val="r"/>
-      <c:overlay val="0"/>
-      <c:spPr>
-        <a:noFill/>
-        <a:ln>
-          <a:noFill/>
-        </a:ln>
-        <a:effectLst/>
-      </c:spPr>
-      <c:txPr>
-        <a:bodyPr rot="0" spcFirstLastPara="1" vertOverflow="ellipsis" vert="horz" wrap="square" anchor="ctr" anchorCtr="1"/>
-        <a:lstStyle/>
-        <a:p>
-          <a:pPr>
-            <a:defRPr sz="900" b="0" i="0" u="none" strike="noStrike" kern="1200" baseline="0">
-              <a:solidFill>
-                <a:schemeClr val="tx1">
-                  <a:lumMod val="65000"/>
-                  <a:lumOff val="35000"/>
-                </a:schemeClr>
-              </a:solidFill>
-              <a:latin typeface="+mn-lt"/>
-              <a:ea typeface="+mn-ea"/>
-              <a:cs typeface="+mn-cs"/>
-            </a:defRPr>
-          </a:pPr>
-          <a:endParaRPr lang="en-US"/>
-        </a:p>
-      </c:txPr>
-    </c:legend>
-    <c:plotVisOnly val="1"/>
-    <c:dispBlanksAs val="gap"/>
-    <c:showDLblsOverMax val="0"/>
-    <c:extLst>
-      <c:ext xmlns:c16r3="http://schemas.microsoft.com/office/drawing/2017/03/chart" uri="{56B9EC1D-385E-4148-901F-78D8002777C0}">
-        <c16r3:dataDisplayOptions16>
-          <c16r3:dispNaAsBlank val="1"/>
-        </c16r3:dataDisplayOptions16>
-      </c:ext>
-    </c:extLst>
-  </c:chart>
-  <c:spPr>
-    <a:solidFill>
-      <a:schemeClr val="bg1"/>
-    </a:solidFill>
-    <a:ln w="9525" cap="flat" cmpd="sng" algn="ctr">
-      <a:solidFill>
-        <a:schemeClr val="tx1">
-          <a:lumMod val="15000"/>
-          <a:lumOff val="85000"/>
-        </a:schemeClr>
-      </a:solidFill>
-      <a:round/>
-    </a:ln>
-    <a:effectLst/>
-  </c:spPr>
-  <c:txPr>
-    <a:bodyPr/>
-    <a:lstStyle/>
-    <a:p>
-      <a:pPr>
-        <a:defRPr/>
-      </a:pPr>
-      <a:endParaRPr lang="en-US"/>
-    </a:p>
-  </c:txPr>
-  <c:externalData r:id="rId3">
-    <c:autoUpdate val="0"/>
-  </c:externalData>
-</c:chartSpace>
-</file>
-
-<file path=word/charts/colors1.xml><?xml version="1.0" encoding="utf-8"?>
-<cs:colorStyle xmlns:cs="http://schemas.microsoft.com/office/drawing/2012/chartStyle" xmlns:a="http://schemas.openxmlformats.org/drawingml/2006/main" meth="cycle" id="10">
-  <a:schemeClr val="accent1"/>
-  <a:schemeClr val="accent2"/>
-  <a:schemeClr val="accent3"/>
-  <a:schemeClr val="accent4"/>
-  <a:schemeClr val="accent5"/>
-  <a:schemeClr val="accent6"/>
-  <cs:variation/>
-  <cs:variation>
-    <a:lumMod val="60000"/>
-  </cs:variation>
-  <cs:variation>
-    <a:lumMod val="80000"/>
-    <a:lumOff val="20000"/>
-  </cs:variation>
-  <cs:variation>
-    <a:lumMod val="80000"/>
-  </cs:variation>
-  <cs:variation>
-    <a:lumMod val="60000"/>
-    <a:lumOff val="40000"/>
-  </cs:variation>
-  <cs:variation>
-    <a:lumMod val="50000"/>
-  </cs:variation>
-  <cs:variation>
-    <a:lumMod val="70000"/>
-    <a:lumOff val="30000"/>
-  </cs:variation>
-  <cs:variation>
-    <a:lumMod val="70000"/>
-  </cs:variation>
-  <cs:variation>
-    <a:lumMod val="50000"/>
-    <a:lumOff val="50000"/>
-  </cs:variation>
-</cs:colorStyle>
-</file>
-
-<file path=word/charts/colors2.xml><?xml version="1.0" encoding="utf-8"?>
-<cs:colorStyle xmlns:cs="http://schemas.microsoft.com/office/drawing/2012/chartStyle" xmlns:a="http://schemas.openxmlformats.org/drawingml/2006/main" meth="cycle" id="10">
-  <a:schemeClr val="accent1"/>
-  <a:schemeClr val="accent2"/>
-  <a:schemeClr val="accent3"/>
-  <a:schemeClr val="accent4"/>
-  <a:schemeClr val="accent5"/>
-  <a:schemeClr val="accent6"/>
-  <cs:variation/>
-  <cs:variation>
-    <a:lumMod val="60000"/>
-  </cs:variation>
-  <cs:variation>
-    <a:lumMod val="80000"/>
-    <a:lumOff val="20000"/>
-  </cs:variation>
-  <cs:variation>
-    <a:lumMod val="80000"/>
-  </cs:variation>
-  <cs:variation>
-    <a:lumMod val="60000"/>
-    <a:lumOff val="40000"/>
-  </cs:variation>
-  <cs:variation>
-    <a:lumMod val="50000"/>
-  </cs:variation>
-  <cs:variation>
-    <a:lumMod val="70000"/>
-    <a:lumOff val="30000"/>
-  </cs:variation>
-  <cs:variation>
-    <a:lumMod val="70000"/>
-  </cs:variation>
-  <cs:variation>
-    <a:lumMod val="50000"/>
-    <a:lumOff val="50000"/>
-  </cs:variation>
-</cs:colorStyle>
-</file>
-
-<file path=word/charts/colors3.xml><?xml version="1.0" encoding="utf-8"?>
-<cs:colorStyle xmlns:cs="http://schemas.microsoft.com/office/drawing/2012/chartStyle" xmlns:a="http://schemas.openxmlformats.org/drawingml/2006/main" meth="cycle" id="10">
-  <a:schemeClr val="accent1"/>
-  <a:schemeClr val="accent2"/>
-  <a:schemeClr val="accent3"/>
-  <a:schemeClr val="accent4"/>
-  <a:schemeClr val="accent5"/>
-  <a:schemeClr val="accent6"/>
-  <cs:variation/>
-  <cs:variation>
-    <a:lumMod val="60000"/>
-  </cs:variation>
-  <cs:variation>
-    <a:lumMod val="80000"/>
-    <a:lumOff val="20000"/>
-  </cs:variation>
-  <cs:variation>
-    <a:lumMod val="80000"/>
-  </cs:variation>
-  <cs:variation>
-    <a:lumMod val="60000"/>
-    <a:lumOff val="40000"/>
-  </cs:variation>
-  <cs:variation>
-    <a:lumMod val="50000"/>
-  </cs:variation>
-  <cs:variation>
-    <a:lumMod val="70000"/>
-    <a:lumOff val="30000"/>
-  </cs:variation>
-  <cs:variation>
-    <a:lumMod val="70000"/>
-  </cs:variation>
-  <cs:variation>
-    <a:lumMod val="50000"/>
-    <a:lumOff val="50000"/>
-  </cs:variation>
-</cs:colorStyle>
-</file>
-
-<file path=word/charts/style1.xml><?xml version="1.0" encoding="utf-8"?>
-<cs:chartStyle xmlns:cs="http://schemas.microsoft.com/office/drawing/2012/chartStyle" xmlns:a="http://schemas.openxmlformats.org/drawingml/2006/main" id="240">
-  <cs:axisTitle>
-    <cs:lnRef idx="0"/>
-    <cs:fillRef idx="0"/>
-    <cs:effectRef idx="0"/>
-    <cs:fontRef idx="minor">
-      <a:schemeClr val="tx1">
-        <a:lumMod val="65000"/>
-        <a:lumOff val="35000"/>
-      </a:schemeClr>
-    </cs:fontRef>
-    <cs:defRPr sz="1000" kern="1200"/>
-  </cs:axisTitle>
-  <cs:categoryAxis>
-    <cs:lnRef idx="0"/>
-    <cs:fillRef idx="0"/>
-    <cs:effectRef idx="0"/>
-    <cs:fontRef idx="minor">
-      <a:schemeClr val="tx1">
-        <a:lumMod val="65000"/>
-        <a:lumOff val="35000"/>
-      </a:schemeClr>
-    </cs:fontRef>
-    <cs:spPr>
-      <a:ln w="9525" cap="flat" cmpd="sng" algn="ctr">
-        <a:solidFill>
-          <a:schemeClr val="tx1">
-            <a:lumMod val="25000"/>
-            <a:lumOff val="75000"/>
-          </a:schemeClr>
-        </a:solidFill>
-        <a:round/>
-      </a:ln>
-    </cs:spPr>
-    <cs:defRPr sz="900" kern="1200"/>
-  </cs:categoryAxis>
-  <cs:chartArea mods="allowNoFillOverride allowNoLineOverride">
-    <cs:lnRef idx="0"/>
-    <cs:fillRef idx="0"/>
-    <cs:effectRef idx="0"/>
-    <cs:fontRef idx="minor">
-      <a:schemeClr val="tx1"/>
-    </cs:fontRef>
-    <cs:spPr>
-      <a:solidFill>
-        <a:schemeClr val="bg1"/>
-      </a:solidFill>
-      <a:ln w="9525" cap="flat" cmpd="sng" algn="ctr">
-        <a:solidFill>
-          <a:schemeClr val="tx1">
-            <a:lumMod val="15000"/>
-            <a:lumOff val="85000"/>
-          </a:schemeClr>
-        </a:solidFill>
-        <a:round/>
-      </a:ln>
-    </cs:spPr>
-    <cs:defRPr sz="1000" kern="1200"/>
-  </cs:chartArea>
-  <cs:dataLabel>
-    <cs:lnRef idx="0"/>
-    <cs:fillRef idx="0"/>
-    <cs:effectRef idx="0"/>
-    <cs:fontRef idx="minor">
-      <a:schemeClr val="tx1">
-        <a:lumMod val="75000"/>
-        <a:lumOff val="25000"/>
-      </a:schemeClr>
-    </cs:fontRef>
-    <cs:defRPr sz="900" kern="1200"/>
-  </cs:dataLabel>
-  <cs:dataLabelCallout>
-    <cs:lnRef idx="0"/>
-    <cs:fillRef idx="0"/>
-    <cs:effectRef idx="0"/>
-    <cs:fontRef idx="minor">
-      <a:schemeClr val="dk1">
-        <a:lumMod val="65000"/>
-        <a:lumOff val="35000"/>
-      </a:schemeClr>
-    </cs:fontRef>
-    <cs:spPr>
-      <a:solidFill>
-        <a:schemeClr val="lt1"/>
-      </a:solidFill>
-      <a:ln>
-        <a:solidFill>
-          <a:schemeClr val="dk1">
-            <a:lumMod val="25000"/>
-            <a:lumOff val="75000"/>
-          </a:schemeClr>
-        </a:solidFill>
-      </a:ln>
-    </cs:spPr>
-    <cs:defRPr sz="900" kern="1200"/>
-    <cs:bodyPr rot="0" spcFirstLastPara="1" vertOverflow="clip" horzOverflow="clip" vert="horz" wrap="square" lIns="36576" tIns="18288" rIns="36576" bIns="18288" anchor="ctr" anchorCtr="1">
-      <a:spAutoFit/>
-    </cs:bodyPr>
-  </cs:dataLabelCallout>
-  <cs:dataPoint>
-    <cs:lnRef idx="0"/>
-    <cs:fillRef idx="1">
-      <cs:styleClr val="auto"/>
-    </cs:fillRef>
-    <cs:effectRef idx="0"/>
-    <cs:fontRef idx="minor">
-      <a:schemeClr val="tx1"/>
-    </cs:fontRef>
-  </cs:dataPoint>
-  <cs:dataPoint3D>
-    <cs:lnRef idx="0"/>
-    <cs:fillRef idx="1">
-      <cs:styleClr val="auto"/>
-    </cs:fillRef>
-    <cs:effectRef idx="0"/>
-    <cs:fontRef idx="minor">
-      <a:schemeClr val="tx1"/>
-    </cs:fontRef>
-  </cs:dataPoint3D>
-  <cs:dataPointLine>
-    <cs:lnRef idx="0">
-      <cs:styleClr val="auto"/>
-    </cs:lnRef>
-    <cs:fillRef idx="1"/>
-    <cs:effectRef idx="0"/>
-    <cs:fontRef idx="minor">
-      <a:schemeClr val="tx1"/>
-    </cs:fontRef>
-    <cs:spPr>
-      <a:ln w="19050" cap="rnd">
-        <a:solidFill>
-          <a:schemeClr val="phClr"/>
-        </a:solidFill>
-        <a:round/>
-      </a:ln>
-    </cs:spPr>
-  </cs:dataPointLine>
-  <cs:dataPointMarker>
-    <cs:lnRef idx="0">
-      <cs:styleClr val="auto"/>
-    </cs:lnRef>
-    <cs:fillRef idx="1">
-      <cs:styleClr val="auto"/>
-    </cs:fillRef>
-    <cs:effectRef idx="0"/>
-    <cs:fontRef idx="minor">
-      <a:schemeClr val="tx1"/>
-    </cs:fontRef>
-    <cs:spPr>
-      <a:ln w="9525">
-        <a:solidFill>
-          <a:schemeClr val="phClr"/>
-        </a:solidFill>
-      </a:ln>
-    </cs:spPr>
-  </cs:dataPointMarker>
-  <cs:dataPointMarkerLayout symbol="circle" size="5"/>
-  <cs:dataPointWireframe>
-    <cs:lnRef idx="0">
-      <cs:styleClr val="auto"/>
-    </cs:lnRef>
-    <cs:fillRef idx="0"/>
-    <cs:effectRef idx="0"/>
-    <cs:fontRef idx="minor">
-      <a:schemeClr val="dk1"/>
-    </cs:fontRef>
-    <cs:spPr>
-      <a:ln w="9525" cap="rnd">
-        <a:solidFill>
-          <a:schemeClr val="phClr"/>
-        </a:solidFill>
-        <a:round/>
-      </a:ln>
-    </cs:spPr>
-  </cs:dataPointWireframe>
-  <cs:dataTable>
-    <cs:lnRef idx="0"/>
-    <cs:fillRef idx="0"/>
-    <cs:effectRef idx="0"/>
-    <cs:fontRef idx="minor">
-      <a:schemeClr val="tx1">
-        <a:lumMod val="65000"/>
-        <a:lumOff val="35000"/>
-      </a:schemeClr>
-    </cs:fontRef>
-    <cs:spPr>
-      <a:noFill/>
-      <a:ln w="9525" cap="flat" cmpd="sng" algn="ctr">
-        <a:solidFill>
-          <a:schemeClr val="tx1">
-            <a:lumMod val="15000"/>
-            <a:lumOff val="85000"/>
-          </a:schemeClr>
-        </a:solidFill>
-        <a:round/>
-      </a:ln>
-    </cs:spPr>
-    <cs:defRPr sz="900" kern="1200"/>
-  </cs:dataTable>
-  <cs:downBar>
-    <cs:lnRef idx="0"/>
-    <cs:fillRef idx="0"/>
-    <cs:effectRef idx="0"/>
-    <cs:fontRef idx="minor">
-      <a:schemeClr val="tx1"/>
-    </cs:fontRef>
-    <cs:spPr>
-      <a:solidFill>
-        <a:schemeClr val="dk1">
-          <a:lumMod val="75000"/>
-          <a:lumOff val="25000"/>
-        </a:schemeClr>
-      </a:solidFill>
-      <a:ln w="9525" cap="flat" cmpd="sng" algn="ctr">
-        <a:solidFill>
-          <a:schemeClr val="tx1">
-            <a:lumMod val="65000"/>
-            <a:lumOff val="35000"/>
-          </a:schemeClr>
-        </a:solidFill>
-        <a:round/>
-      </a:ln>
-    </cs:spPr>
-  </cs:downBar>
-  <cs:dropLine>
-    <cs:lnRef idx="0"/>
-    <cs:fillRef idx="0"/>
-    <cs:effectRef idx="0"/>
-    <cs:fontRef idx="minor">
-      <a:schemeClr val="tx1"/>
-    </cs:fontRef>
-    <cs:spPr>
-      <a:ln w="9525" cap="flat" cmpd="sng" algn="ctr">
-        <a:solidFill>
-          <a:schemeClr val="tx1">
-            <a:lumMod val="35000"/>
-            <a:lumOff val="65000"/>
-          </a:schemeClr>
-        </a:solidFill>
-        <a:round/>
-      </a:ln>
-    </cs:spPr>
-  </cs:dropLine>
-  <cs:errorBar>
-    <cs:lnRef idx="0"/>
-    <cs:fillRef idx="0"/>
-    <cs:effectRef idx="0"/>
-    <cs:fontRef idx="minor">
-      <a:schemeClr val="tx1"/>
-    </cs:fontRef>
-    <cs:spPr>
-      <a:ln w="9525" cap="flat" cmpd="sng" algn="ctr">
-        <a:solidFill>
-          <a:schemeClr val="tx1">
-            <a:lumMod val="65000"/>
-            <a:lumOff val="35000"/>
-          </a:schemeClr>
-        </a:solidFill>
-        <a:round/>
-      </a:ln>
-    </cs:spPr>
-  </cs:errorBar>
-  <cs:floor>
-    <cs:lnRef idx="0"/>
-    <cs:fillRef idx="0"/>
-    <cs:effectRef idx="0"/>
-    <cs:fontRef idx="minor">
-      <a:schemeClr val="tx1"/>
-    </cs:fontRef>
-    <cs:spPr>
-      <a:noFill/>
-      <a:ln>
-        <a:noFill/>
-      </a:ln>
-    </cs:spPr>
-  </cs:floor>
-  <cs:gridlineMajor>
-    <cs:lnRef idx="0"/>
-    <cs:fillRef idx="0"/>
-    <cs:effectRef idx="0"/>
-    <cs:fontRef idx="minor">
-      <a:schemeClr val="tx1"/>
-    </cs:fontRef>
-    <cs:spPr>
-      <a:ln w="9525" cap="flat" cmpd="sng" algn="ctr">
-        <a:solidFill>
-          <a:schemeClr val="tx1">
-            <a:lumMod val="15000"/>
-            <a:lumOff val="85000"/>
-          </a:schemeClr>
-        </a:solidFill>
-        <a:round/>
-      </a:ln>
-    </cs:spPr>
-  </cs:gridlineMajor>
-  <cs:gridlineMinor>
-    <cs:lnRef idx="0"/>
-    <cs:fillRef idx="0"/>
-    <cs:effectRef idx="0"/>
-    <cs:fontRef idx="minor">
-      <a:schemeClr val="tx1"/>
-    </cs:fontRef>
-    <cs:spPr>
-      <a:ln w="9525" cap="flat" cmpd="sng" algn="ctr">
-        <a:solidFill>
-          <a:schemeClr val="tx1">
-            <a:lumMod val="5000"/>
-            <a:lumOff val="95000"/>
-          </a:schemeClr>
-        </a:solidFill>
-        <a:round/>
-      </a:ln>
-    </cs:spPr>
-  </cs:gridlineMinor>
-  <cs:hiLoLine>
-    <cs:lnRef idx="0"/>
-    <cs:fillRef idx="0"/>
-    <cs:effectRef idx="0"/>
-    <cs:fontRef idx="minor">
-      <a:schemeClr val="tx1"/>
-    </cs:fontRef>
-    <cs:spPr>
-      <a:ln w="9525" cap="flat" cmpd="sng" algn="ctr">
-        <a:solidFill>
-          <a:schemeClr val="tx1">
-            <a:lumMod val="50000"/>
-            <a:lumOff val="50000"/>
-          </a:schemeClr>
-        </a:solidFill>
-        <a:round/>
-      </a:ln>
-    </cs:spPr>
-  </cs:hiLoLine>
-  <cs:leaderLine>
-    <cs:lnRef idx="0"/>
-    <cs:fillRef idx="0"/>
-    <cs:effectRef idx="0"/>
-    <cs:fontRef idx="minor">
-      <a:schemeClr val="tx1"/>
-    </cs:fontRef>
-    <cs:spPr>
-      <a:ln w="9525" cap="flat" cmpd="sng" algn="ctr">
-        <a:solidFill>
-          <a:schemeClr val="tx1">
-            <a:lumMod val="35000"/>
-            <a:lumOff val="65000"/>
-          </a:schemeClr>
-        </a:solidFill>
-        <a:round/>
-      </a:ln>
-    </cs:spPr>
-  </cs:leaderLine>
-  <cs:legend>
-    <cs:lnRef idx="0"/>
-    <cs:fillRef idx="0"/>
-    <cs:effectRef idx="0"/>
-    <cs:fontRef idx="minor">
-      <a:schemeClr val="tx1">
-        <a:lumMod val="65000"/>
-        <a:lumOff val="35000"/>
-      </a:schemeClr>
-    </cs:fontRef>
-    <cs:defRPr sz="900" kern="1200"/>
-  </cs:legend>
-  <cs:plotArea mods="allowNoFillOverride allowNoLineOverride">
-    <cs:lnRef idx="0"/>
-    <cs:fillRef idx="0"/>
-    <cs:effectRef idx="0"/>
-    <cs:fontRef idx="minor">
-      <a:schemeClr val="tx1"/>
-    </cs:fontRef>
-  </cs:plotArea>
-  <cs:plotArea3D mods="allowNoFillOverride allowNoLineOverride">
-    <cs:lnRef idx="0"/>
-    <cs:fillRef idx="0"/>
-    <cs:effectRef idx="0"/>
-    <cs:fontRef idx="minor">
-      <a:schemeClr val="tx1"/>
-    </cs:fontRef>
-  </cs:plotArea3D>
-  <cs:seriesAxis>
-    <cs:lnRef idx="0"/>
-    <cs:fillRef idx="0"/>
-    <cs:effectRef idx="0"/>
-    <cs:fontRef idx="minor">
-      <a:schemeClr val="tx1">
-        <a:lumMod val="65000"/>
-        <a:lumOff val="35000"/>
-      </a:schemeClr>
-    </cs:fontRef>
-    <cs:defRPr sz="900" kern="1200"/>
-  </cs:seriesAxis>
-  <cs:seriesLine>
-    <cs:lnRef idx="0"/>
-    <cs:fillRef idx="0"/>
-    <cs:effectRef idx="0"/>
-    <cs:fontRef idx="minor">
-      <a:schemeClr val="tx1"/>
-    </cs:fontRef>
-    <cs:spPr>
-      <a:ln w="9525" cap="flat" cmpd="sng" algn="ctr">
-        <a:solidFill>
-          <a:schemeClr val="tx1">
-            <a:lumMod val="35000"/>
-            <a:lumOff val="65000"/>
-          </a:schemeClr>
-        </a:solidFill>
-        <a:round/>
-      </a:ln>
-    </cs:spPr>
-  </cs:seriesLine>
-  <cs:title>
-    <cs:lnRef idx="0"/>
-    <cs:fillRef idx="0"/>
-    <cs:effectRef idx="0"/>
-    <cs:fontRef idx="minor">
-      <a:schemeClr val="tx1">
-        <a:lumMod val="65000"/>
-        <a:lumOff val="35000"/>
-      </a:schemeClr>
-    </cs:fontRef>
-    <cs:defRPr sz="1400" b="0" kern="1200" spc="0" baseline="0"/>
-  </cs:title>
-  <cs:trendline>
-    <cs:lnRef idx="0">
-      <cs:styleClr val="auto"/>
-    </cs:lnRef>
-    <cs:fillRef idx="0"/>
-    <cs:effectRef idx="0"/>
-    <cs:fontRef idx="minor">
-      <a:schemeClr val="tx1"/>
-    </cs:fontRef>
-    <cs:spPr>
-      <a:ln w="19050" cap="rnd">
-        <a:solidFill>
-          <a:schemeClr val="phClr"/>
-        </a:solidFill>
-        <a:prstDash val="sysDot"/>
-      </a:ln>
-    </cs:spPr>
-  </cs:trendline>
-  <cs:trendlineLabel>
-    <cs:lnRef idx="0"/>
-    <cs:fillRef idx="0"/>
-    <cs:effectRef idx="0"/>
-    <cs:fontRef idx="minor">
-      <a:schemeClr val="tx1">
-        <a:lumMod val="65000"/>
-        <a:lumOff val="35000"/>
-      </a:schemeClr>
-    </cs:fontRef>
-    <cs:defRPr sz="900" kern="1200"/>
-  </cs:trendlineLabel>
-  <cs:upBar>
-    <cs:lnRef idx="0"/>
-    <cs:fillRef idx="0"/>
-    <cs:effectRef idx="0"/>
-    <cs:fontRef idx="minor">
-      <a:schemeClr val="tx1"/>
-    </cs:fontRef>
-    <cs:spPr>
-      <a:solidFill>
-        <a:schemeClr val="lt1"/>
-      </a:solidFill>
-      <a:ln w="9525" cap="flat" cmpd="sng" algn="ctr">
-        <a:solidFill>
-          <a:schemeClr val="tx1">
-            <a:lumMod val="65000"/>
-            <a:lumOff val="35000"/>
-          </a:schemeClr>
-        </a:solidFill>
-        <a:round/>
-      </a:ln>
-    </cs:spPr>
-  </cs:upBar>
-  <cs:valueAxis>
-    <cs:lnRef idx="0"/>
-    <cs:fillRef idx="0"/>
-    <cs:effectRef idx="0"/>
-    <cs:fontRef idx="minor">
-      <a:schemeClr val="tx1">
-        <a:lumMod val="65000"/>
-        <a:lumOff val="35000"/>
-      </a:schemeClr>
-    </cs:fontRef>
-    <cs:spPr>
-      <a:ln w="9525" cap="flat" cmpd="sng" algn="ctr">
-        <a:solidFill>
-          <a:schemeClr val="tx1">
-            <a:lumMod val="25000"/>
-            <a:lumOff val="75000"/>
-          </a:schemeClr>
-        </a:solidFill>
-        <a:round/>
-      </a:ln>
-    </cs:spPr>
-    <cs:defRPr sz="900" kern="1200"/>
-  </cs:valueAxis>
-  <cs:wall>
-    <cs:lnRef idx="0"/>
-    <cs:fillRef idx="0"/>
-    <cs:effectRef idx="0"/>
-    <cs:fontRef idx="minor">
-      <a:schemeClr val="tx1"/>
-    </cs:fontRef>
-    <cs:spPr>
-      <a:noFill/>
-      <a:ln>
-        <a:noFill/>
-      </a:ln>
-    </cs:spPr>
-  </cs:wall>
-</cs:chartStyle>
-</file>
-
-<file path=word/charts/style2.xml><?xml version="1.0" encoding="utf-8"?>
-<cs:chartStyle xmlns:cs="http://schemas.microsoft.com/office/drawing/2012/chartStyle" xmlns:a="http://schemas.openxmlformats.org/drawingml/2006/main" id="240">
-  <cs:axisTitle>
-    <cs:lnRef idx="0"/>
-    <cs:fillRef idx="0"/>
-    <cs:effectRef idx="0"/>
-    <cs:fontRef idx="minor">
-      <a:schemeClr val="tx1">
-        <a:lumMod val="65000"/>
-        <a:lumOff val="35000"/>
-      </a:schemeClr>
-    </cs:fontRef>
-    <cs:defRPr sz="1000" kern="1200"/>
-  </cs:axisTitle>
-  <cs:categoryAxis>
-    <cs:lnRef idx="0"/>
-    <cs:fillRef idx="0"/>
-    <cs:effectRef idx="0"/>
-    <cs:fontRef idx="minor">
-      <a:schemeClr val="tx1">
-        <a:lumMod val="65000"/>
-        <a:lumOff val="35000"/>
-      </a:schemeClr>
-    </cs:fontRef>
-    <cs:spPr>
-      <a:ln w="9525" cap="flat" cmpd="sng" algn="ctr">
-        <a:solidFill>
-          <a:schemeClr val="tx1">
-            <a:lumMod val="25000"/>
-            <a:lumOff val="75000"/>
-          </a:schemeClr>
-        </a:solidFill>
-        <a:round/>
-      </a:ln>
-    </cs:spPr>
-    <cs:defRPr sz="900" kern="1200"/>
-  </cs:categoryAxis>
-  <cs:chartArea mods="allowNoFillOverride allowNoLineOverride">
-    <cs:lnRef idx="0"/>
-    <cs:fillRef idx="0"/>
-    <cs:effectRef idx="0"/>
-    <cs:fontRef idx="minor">
-      <a:schemeClr val="tx1"/>
-    </cs:fontRef>
-    <cs:spPr>
-      <a:solidFill>
-        <a:schemeClr val="bg1"/>
-      </a:solidFill>
-      <a:ln w="9525" cap="flat" cmpd="sng" algn="ctr">
-        <a:solidFill>
-          <a:schemeClr val="tx1">
-            <a:lumMod val="15000"/>
-            <a:lumOff val="85000"/>
-          </a:schemeClr>
-        </a:solidFill>
-        <a:round/>
-      </a:ln>
-    </cs:spPr>
-    <cs:defRPr sz="1000" kern="1200"/>
-  </cs:chartArea>
-  <cs:dataLabel>
-    <cs:lnRef idx="0"/>
-    <cs:fillRef idx="0"/>
-    <cs:effectRef idx="0"/>
-    <cs:fontRef idx="minor">
-      <a:schemeClr val="tx1">
-        <a:lumMod val="75000"/>
-        <a:lumOff val="25000"/>
-      </a:schemeClr>
-    </cs:fontRef>
-    <cs:defRPr sz="900" kern="1200"/>
-  </cs:dataLabel>
-  <cs:dataLabelCallout>
-    <cs:lnRef idx="0"/>
-    <cs:fillRef idx="0"/>
-    <cs:effectRef idx="0"/>
-    <cs:fontRef idx="minor">
-      <a:schemeClr val="dk1">
-        <a:lumMod val="65000"/>
-        <a:lumOff val="35000"/>
-      </a:schemeClr>
-    </cs:fontRef>
-    <cs:spPr>
-      <a:solidFill>
-        <a:schemeClr val="lt1"/>
-      </a:solidFill>
-      <a:ln>
-        <a:solidFill>
-          <a:schemeClr val="dk1">
-            <a:lumMod val="25000"/>
-            <a:lumOff val="75000"/>
-          </a:schemeClr>
-        </a:solidFill>
-      </a:ln>
-    </cs:spPr>
-    <cs:defRPr sz="900" kern="1200"/>
-    <cs:bodyPr rot="0" spcFirstLastPara="1" vertOverflow="clip" horzOverflow="clip" vert="horz" wrap="square" lIns="36576" tIns="18288" rIns="36576" bIns="18288" anchor="ctr" anchorCtr="1">
-      <a:spAutoFit/>
-    </cs:bodyPr>
-  </cs:dataLabelCallout>
-  <cs:dataPoint>
-    <cs:lnRef idx="0"/>
-    <cs:fillRef idx="1">
-      <cs:styleClr val="auto"/>
-    </cs:fillRef>
-    <cs:effectRef idx="0"/>
-    <cs:fontRef idx="minor">
-      <a:schemeClr val="tx1"/>
-    </cs:fontRef>
-  </cs:dataPoint>
-  <cs:dataPoint3D>
-    <cs:lnRef idx="0"/>
-    <cs:fillRef idx="1">
-      <cs:styleClr val="auto"/>
-    </cs:fillRef>
-    <cs:effectRef idx="0"/>
-    <cs:fontRef idx="minor">
-      <a:schemeClr val="tx1"/>
-    </cs:fontRef>
-  </cs:dataPoint3D>
-  <cs:dataPointLine>
-    <cs:lnRef idx="0">
-      <cs:styleClr val="auto"/>
-    </cs:lnRef>
-    <cs:fillRef idx="1"/>
-    <cs:effectRef idx="0"/>
-    <cs:fontRef idx="minor">
-      <a:schemeClr val="tx1"/>
-    </cs:fontRef>
-    <cs:spPr>
-      <a:ln w="19050" cap="rnd">
-        <a:solidFill>
-          <a:schemeClr val="phClr"/>
-        </a:solidFill>
-        <a:round/>
-      </a:ln>
-    </cs:spPr>
-  </cs:dataPointLine>
-  <cs:dataPointMarker>
-    <cs:lnRef idx="0">
-      <cs:styleClr val="auto"/>
-    </cs:lnRef>
-    <cs:fillRef idx="1">
-      <cs:styleClr val="auto"/>
-    </cs:fillRef>
-    <cs:effectRef idx="0"/>
-    <cs:fontRef idx="minor">
-      <a:schemeClr val="tx1"/>
-    </cs:fontRef>
-    <cs:spPr>
-      <a:ln w="9525">
-        <a:solidFill>
-          <a:schemeClr val="phClr"/>
-        </a:solidFill>
-      </a:ln>
-    </cs:spPr>
-  </cs:dataPointMarker>
-  <cs:dataPointMarkerLayout symbol="circle" size="5"/>
-  <cs:dataPointWireframe>
-    <cs:lnRef idx="0">
-      <cs:styleClr val="auto"/>
-    </cs:lnRef>
-    <cs:fillRef idx="0"/>
-    <cs:effectRef idx="0"/>
-    <cs:fontRef idx="minor">
-      <a:schemeClr val="dk1"/>
-    </cs:fontRef>
-    <cs:spPr>
-      <a:ln w="9525" cap="rnd">
-        <a:solidFill>
-          <a:schemeClr val="phClr"/>
-        </a:solidFill>
-        <a:round/>
-      </a:ln>
-    </cs:spPr>
-  </cs:dataPointWireframe>
-  <cs:dataTable>
-    <cs:lnRef idx="0"/>
-    <cs:fillRef idx="0"/>
-    <cs:effectRef idx="0"/>
-    <cs:fontRef idx="minor">
-      <a:schemeClr val="tx1">
-        <a:lumMod val="65000"/>
-        <a:lumOff val="35000"/>
-      </a:schemeClr>
-    </cs:fontRef>
-    <cs:spPr>
-      <a:noFill/>
-      <a:ln w="9525" cap="flat" cmpd="sng" algn="ctr">
-        <a:solidFill>
-          <a:schemeClr val="tx1">
-            <a:lumMod val="15000"/>
-            <a:lumOff val="85000"/>
-          </a:schemeClr>
-        </a:solidFill>
-        <a:round/>
-      </a:ln>
-    </cs:spPr>
-    <cs:defRPr sz="900" kern="1200"/>
-  </cs:dataTable>
-  <cs:downBar>
-    <cs:lnRef idx="0"/>
-    <cs:fillRef idx="0"/>
-    <cs:effectRef idx="0"/>
-    <cs:fontRef idx="minor">
-      <a:schemeClr val="tx1"/>
-    </cs:fontRef>
-    <cs:spPr>
-      <a:solidFill>
-        <a:schemeClr val="dk1">
-          <a:lumMod val="75000"/>
-          <a:lumOff val="25000"/>
-        </a:schemeClr>
-      </a:solidFill>
-      <a:ln w="9525" cap="flat" cmpd="sng" algn="ctr">
-        <a:solidFill>
-          <a:schemeClr val="tx1">
-            <a:lumMod val="65000"/>
-            <a:lumOff val="35000"/>
-          </a:schemeClr>
-        </a:solidFill>
-        <a:round/>
-      </a:ln>
-    </cs:spPr>
-  </cs:downBar>
-  <cs:dropLine>
-    <cs:lnRef idx="0"/>
-    <cs:fillRef idx="0"/>
-    <cs:effectRef idx="0"/>
-    <cs:fontRef idx="minor">
-      <a:schemeClr val="tx1"/>
-    </cs:fontRef>
-    <cs:spPr>
-      <a:ln w="9525" cap="flat" cmpd="sng" algn="ctr">
-        <a:solidFill>
-          <a:schemeClr val="tx1">
-            <a:lumMod val="35000"/>
-            <a:lumOff val="65000"/>
-          </a:schemeClr>
-        </a:solidFill>
-        <a:round/>
-      </a:ln>
-    </cs:spPr>
-  </cs:dropLine>
-  <cs:errorBar>
-    <cs:lnRef idx="0"/>
-    <cs:fillRef idx="0"/>
-    <cs:effectRef idx="0"/>
-    <cs:fontRef idx="minor">
-      <a:schemeClr val="tx1"/>
-    </cs:fontRef>
-    <cs:spPr>
-      <a:ln w="9525" cap="flat" cmpd="sng" algn="ctr">
-        <a:solidFill>
-          <a:schemeClr val="tx1">
-            <a:lumMod val="65000"/>
-            <a:lumOff val="35000"/>
-          </a:schemeClr>
-        </a:solidFill>
-        <a:round/>
-      </a:ln>
-    </cs:spPr>
-  </cs:errorBar>
-  <cs:floor>
-    <cs:lnRef idx="0"/>
-    <cs:fillRef idx="0"/>
-    <cs:effectRef idx="0"/>
-    <cs:fontRef idx="minor">
-      <a:schemeClr val="tx1"/>
-    </cs:fontRef>
-    <cs:spPr>
-      <a:noFill/>
-      <a:ln>
-        <a:noFill/>
-      </a:ln>
-    </cs:spPr>
-  </cs:floor>
-  <cs:gridlineMajor>
-    <cs:lnRef idx="0"/>
-    <cs:fillRef idx="0"/>
-    <cs:effectRef idx="0"/>
-    <cs:fontRef idx="minor">
-      <a:schemeClr val="tx1"/>
-    </cs:fontRef>
-    <cs:spPr>
-      <a:ln w="9525" cap="flat" cmpd="sng" algn="ctr">
-        <a:solidFill>
-          <a:schemeClr val="tx1">
-            <a:lumMod val="15000"/>
-            <a:lumOff val="85000"/>
-          </a:schemeClr>
-        </a:solidFill>
-        <a:round/>
-      </a:ln>
-    </cs:spPr>
-  </cs:gridlineMajor>
-  <cs:gridlineMinor>
-    <cs:lnRef idx="0"/>
-    <cs:fillRef idx="0"/>
-    <cs:effectRef idx="0"/>
-    <cs:fontRef idx="minor">
-      <a:schemeClr val="tx1"/>
-    </cs:fontRef>
-    <cs:spPr>
-      <a:ln w="9525" cap="flat" cmpd="sng" algn="ctr">
-        <a:solidFill>
-          <a:schemeClr val="tx1">
-            <a:lumMod val="5000"/>
-            <a:lumOff val="95000"/>
-          </a:schemeClr>
-        </a:solidFill>
-        <a:round/>
-      </a:ln>
-    </cs:spPr>
-  </cs:gridlineMinor>
-  <cs:hiLoLine>
-    <cs:lnRef idx="0"/>
-    <cs:fillRef idx="0"/>
-    <cs:effectRef idx="0"/>
-    <cs:fontRef idx="minor">
-      <a:schemeClr val="tx1"/>
-    </cs:fontRef>
-    <cs:spPr>
-      <a:ln w="9525" cap="flat" cmpd="sng" algn="ctr">
-        <a:solidFill>
-          <a:schemeClr val="tx1">
-            <a:lumMod val="50000"/>
-            <a:lumOff val="50000"/>
-          </a:schemeClr>
-        </a:solidFill>
-        <a:round/>
-      </a:ln>
-    </cs:spPr>
-  </cs:hiLoLine>
-  <cs:leaderLine>
-    <cs:lnRef idx="0"/>
-    <cs:fillRef idx="0"/>
-    <cs:effectRef idx="0"/>
-    <cs:fontRef idx="minor">
-      <a:schemeClr val="tx1"/>
-    </cs:fontRef>
-    <cs:spPr>
-      <a:ln w="9525" cap="flat" cmpd="sng" algn="ctr">
-        <a:solidFill>
-          <a:schemeClr val="tx1">
-            <a:lumMod val="35000"/>
-            <a:lumOff val="65000"/>
-          </a:schemeClr>
-        </a:solidFill>
-        <a:round/>
-      </a:ln>
-    </cs:spPr>
-  </cs:leaderLine>
-  <cs:legend>
-    <cs:lnRef idx="0"/>
-    <cs:fillRef idx="0"/>
-    <cs:effectRef idx="0"/>
-    <cs:fontRef idx="minor">
-      <a:schemeClr val="tx1">
-        <a:lumMod val="65000"/>
-        <a:lumOff val="35000"/>
-      </a:schemeClr>
-    </cs:fontRef>
-    <cs:defRPr sz="900" kern="1200"/>
-  </cs:legend>
-  <cs:plotArea mods="allowNoFillOverride allowNoLineOverride">
-    <cs:lnRef idx="0"/>
-    <cs:fillRef idx="0"/>
-    <cs:effectRef idx="0"/>
-    <cs:fontRef idx="minor">
-      <a:schemeClr val="tx1"/>
-    </cs:fontRef>
-  </cs:plotArea>
-  <cs:plotArea3D mods="allowNoFillOverride allowNoLineOverride">
-    <cs:lnRef idx="0"/>
-    <cs:fillRef idx="0"/>
-    <cs:effectRef idx="0"/>
-    <cs:fontRef idx="minor">
-      <a:schemeClr val="tx1"/>
-    </cs:fontRef>
-  </cs:plotArea3D>
-  <cs:seriesAxis>
-    <cs:lnRef idx="0"/>
-    <cs:fillRef idx="0"/>
-    <cs:effectRef idx="0"/>
-    <cs:fontRef idx="minor">
-      <a:schemeClr val="tx1">
-        <a:lumMod val="65000"/>
-        <a:lumOff val="35000"/>
-      </a:schemeClr>
-    </cs:fontRef>
-    <cs:defRPr sz="900" kern="1200"/>
-  </cs:seriesAxis>
-  <cs:seriesLine>
-    <cs:lnRef idx="0"/>
-    <cs:fillRef idx="0"/>
-    <cs:effectRef idx="0"/>
-    <cs:fontRef idx="minor">
-      <a:schemeClr val="tx1"/>
-    </cs:fontRef>
-    <cs:spPr>
-      <a:ln w="9525" cap="flat" cmpd="sng" algn="ctr">
-        <a:solidFill>
-          <a:schemeClr val="tx1">
-            <a:lumMod val="35000"/>
-            <a:lumOff val="65000"/>
-          </a:schemeClr>
-        </a:solidFill>
-        <a:round/>
-      </a:ln>
-    </cs:spPr>
-  </cs:seriesLine>
-  <cs:title>
-    <cs:lnRef idx="0"/>
-    <cs:fillRef idx="0"/>
-    <cs:effectRef idx="0"/>
-    <cs:fontRef idx="minor">
-      <a:schemeClr val="tx1">
-        <a:lumMod val="65000"/>
-        <a:lumOff val="35000"/>
-      </a:schemeClr>
-    </cs:fontRef>
-    <cs:defRPr sz="1400" b="0" kern="1200" spc="0" baseline="0"/>
-  </cs:title>
-  <cs:trendline>
-    <cs:lnRef idx="0">
-      <cs:styleClr val="auto"/>
-    </cs:lnRef>
-    <cs:fillRef idx="0"/>
-    <cs:effectRef idx="0"/>
-    <cs:fontRef idx="minor">
-      <a:schemeClr val="tx1"/>
-    </cs:fontRef>
-    <cs:spPr>
-      <a:ln w="19050" cap="rnd">
-        <a:solidFill>
-          <a:schemeClr val="phClr"/>
-        </a:solidFill>
-        <a:prstDash val="sysDot"/>
-      </a:ln>
-    </cs:spPr>
-  </cs:trendline>
-  <cs:trendlineLabel>
-    <cs:lnRef idx="0"/>
-    <cs:fillRef idx="0"/>
-    <cs:effectRef idx="0"/>
-    <cs:fontRef idx="minor">
-      <a:schemeClr val="tx1">
-        <a:lumMod val="65000"/>
-        <a:lumOff val="35000"/>
-      </a:schemeClr>
-    </cs:fontRef>
-    <cs:defRPr sz="900" kern="1200"/>
-  </cs:trendlineLabel>
-  <cs:upBar>
-    <cs:lnRef idx="0"/>
-    <cs:fillRef idx="0"/>
-    <cs:effectRef idx="0"/>
-    <cs:fontRef idx="minor">
-      <a:schemeClr val="tx1"/>
-    </cs:fontRef>
-    <cs:spPr>
-      <a:solidFill>
-        <a:schemeClr val="lt1"/>
-      </a:solidFill>
-      <a:ln w="9525" cap="flat" cmpd="sng" algn="ctr">
-        <a:solidFill>
-          <a:schemeClr val="tx1">
-            <a:lumMod val="65000"/>
-            <a:lumOff val="35000"/>
-          </a:schemeClr>
-        </a:solidFill>
-        <a:round/>
-      </a:ln>
-    </cs:spPr>
-  </cs:upBar>
-  <cs:valueAxis>
-    <cs:lnRef idx="0"/>
-    <cs:fillRef idx="0"/>
-    <cs:effectRef idx="0"/>
-    <cs:fontRef idx="minor">
-      <a:schemeClr val="tx1">
-        <a:lumMod val="65000"/>
-        <a:lumOff val="35000"/>
-      </a:schemeClr>
-    </cs:fontRef>
-    <cs:spPr>
-      <a:ln w="9525" cap="flat" cmpd="sng" algn="ctr">
-        <a:solidFill>
-          <a:schemeClr val="tx1">
-            <a:lumMod val="25000"/>
-            <a:lumOff val="75000"/>
-          </a:schemeClr>
-        </a:solidFill>
-        <a:round/>
-      </a:ln>
-    </cs:spPr>
-    <cs:defRPr sz="900" kern="1200"/>
-  </cs:valueAxis>
-  <cs:wall>
-    <cs:lnRef idx="0"/>
-    <cs:fillRef idx="0"/>
-    <cs:effectRef idx="0"/>
-    <cs:fontRef idx="minor">
-      <a:schemeClr val="tx1"/>
-    </cs:fontRef>
-    <cs:spPr>
-      <a:noFill/>
-      <a:ln>
-        <a:noFill/>
-      </a:ln>
-    </cs:spPr>
-  </cs:wall>
-</cs:chartStyle>
-</file>
-
-<file path=word/charts/style3.xml><?xml version="1.0" encoding="utf-8"?>
-<cs:chartStyle xmlns:cs="http://schemas.microsoft.com/office/drawing/2012/chartStyle" xmlns:a="http://schemas.openxmlformats.org/drawingml/2006/main" id="240">
-  <cs:axisTitle>
-    <cs:lnRef idx="0"/>
-    <cs:fillRef idx="0"/>
-    <cs:effectRef idx="0"/>
-    <cs:fontRef idx="minor">
-      <a:schemeClr val="tx1">
-        <a:lumMod val="65000"/>
-        <a:lumOff val="35000"/>
-      </a:schemeClr>
-    </cs:fontRef>
-    <cs:defRPr sz="1000" kern="1200"/>
-  </cs:axisTitle>
-  <cs:categoryAxis>
-    <cs:lnRef idx="0"/>
-    <cs:fillRef idx="0"/>
-    <cs:effectRef idx="0"/>
-    <cs:fontRef idx="minor">
-      <a:schemeClr val="tx1">
-        <a:lumMod val="65000"/>
-        <a:lumOff val="35000"/>
-      </a:schemeClr>
-    </cs:fontRef>
-    <cs:spPr>
-      <a:ln w="9525" cap="flat" cmpd="sng" algn="ctr">
-        <a:solidFill>
-          <a:schemeClr val="tx1">
-            <a:lumMod val="25000"/>
-            <a:lumOff val="75000"/>
-          </a:schemeClr>
-        </a:solidFill>
-        <a:round/>
-      </a:ln>
-    </cs:spPr>
-    <cs:defRPr sz="900" kern="1200"/>
-  </cs:categoryAxis>
-  <cs:chartArea mods="allowNoFillOverride allowNoLineOverride">
-    <cs:lnRef idx="0"/>
-    <cs:fillRef idx="0"/>
-    <cs:effectRef idx="0"/>
-    <cs:fontRef idx="minor">
-      <a:schemeClr val="tx1"/>
-    </cs:fontRef>
-    <cs:spPr>
-      <a:solidFill>
-        <a:schemeClr val="bg1"/>
-      </a:solidFill>
-      <a:ln w="9525" cap="flat" cmpd="sng" algn="ctr">
-        <a:solidFill>
-          <a:schemeClr val="tx1">
-            <a:lumMod val="15000"/>
-            <a:lumOff val="85000"/>
-          </a:schemeClr>
-        </a:solidFill>
-        <a:round/>
-      </a:ln>
-    </cs:spPr>
-    <cs:defRPr sz="1000" kern="1200"/>
-  </cs:chartArea>
-  <cs:dataLabel>
-    <cs:lnRef idx="0"/>
-    <cs:fillRef idx="0"/>
-    <cs:effectRef idx="0"/>
-    <cs:fontRef idx="minor">
-      <a:schemeClr val="tx1">
-        <a:lumMod val="75000"/>
-        <a:lumOff val="25000"/>
-      </a:schemeClr>
-    </cs:fontRef>
-    <cs:defRPr sz="900" kern="1200"/>
-  </cs:dataLabel>
-  <cs:dataLabelCallout>
-    <cs:lnRef idx="0"/>
-    <cs:fillRef idx="0"/>
-    <cs:effectRef idx="0"/>
-    <cs:fontRef idx="minor">
-      <a:schemeClr val="dk1">
-        <a:lumMod val="65000"/>
-        <a:lumOff val="35000"/>
-      </a:schemeClr>
-    </cs:fontRef>
-    <cs:spPr>
-      <a:solidFill>
-        <a:schemeClr val="lt1"/>
-      </a:solidFill>
-      <a:ln>
-        <a:solidFill>
-          <a:schemeClr val="dk1">
-            <a:lumMod val="25000"/>
-            <a:lumOff val="75000"/>
-          </a:schemeClr>
-        </a:solidFill>
-      </a:ln>
-    </cs:spPr>
-    <cs:defRPr sz="900" kern="1200"/>
-    <cs:bodyPr rot="0" spcFirstLastPara="1" vertOverflow="clip" horzOverflow="clip" vert="horz" wrap="square" lIns="36576" tIns="18288" rIns="36576" bIns="18288" anchor="ctr" anchorCtr="1">
-      <a:spAutoFit/>
-    </cs:bodyPr>
-  </cs:dataLabelCallout>
-  <cs:dataPoint>
-    <cs:lnRef idx="0"/>
-    <cs:fillRef idx="1">
-      <cs:styleClr val="auto"/>
-    </cs:fillRef>
-    <cs:effectRef idx="0"/>
-    <cs:fontRef idx="minor">
-      <a:schemeClr val="tx1"/>
-    </cs:fontRef>
-  </cs:dataPoint>
-  <cs:dataPoint3D>
-    <cs:lnRef idx="0"/>
-    <cs:fillRef idx="1">
-      <cs:styleClr val="auto"/>
-    </cs:fillRef>
-    <cs:effectRef idx="0"/>
-    <cs:fontRef idx="minor">
-      <a:schemeClr val="tx1"/>
-    </cs:fontRef>
-  </cs:dataPoint3D>
-  <cs:dataPointLine>
-    <cs:lnRef idx="0">
-      <cs:styleClr val="auto"/>
-    </cs:lnRef>
-    <cs:fillRef idx="1"/>
-    <cs:effectRef idx="0"/>
-    <cs:fontRef idx="minor">
-      <a:schemeClr val="tx1"/>
-    </cs:fontRef>
-    <cs:spPr>
-      <a:ln w="19050" cap="rnd">
-        <a:solidFill>
-          <a:schemeClr val="phClr"/>
-        </a:solidFill>
-        <a:round/>
-      </a:ln>
-    </cs:spPr>
-  </cs:dataPointLine>
-  <cs:dataPointMarker>
-    <cs:lnRef idx="0">
-      <cs:styleClr val="auto"/>
-    </cs:lnRef>
-    <cs:fillRef idx="1">
-      <cs:styleClr val="auto"/>
-    </cs:fillRef>
-    <cs:effectRef idx="0"/>
-    <cs:fontRef idx="minor">
-      <a:schemeClr val="tx1"/>
-    </cs:fontRef>
-    <cs:spPr>
-      <a:ln w="9525">
-        <a:solidFill>
-          <a:schemeClr val="phClr"/>
-        </a:solidFill>
-      </a:ln>
-    </cs:spPr>
-  </cs:dataPointMarker>
-  <cs:dataPointMarkerLayout symbol="circle" size="5"/>
-  <cs:dataPointWireframe>
-    <cs:lnRef idx="0">
-      <cs:styleClr val="auto"/>
-    </cs:lnRef>
-    <cs:fillRef idx="0"/>
-    <cs:effectRef idx="0"/>
-    <cs:fontRef idx="minor">
-      <a:schemeClr val="dk1"/>
-    </cs:fontRef>
-    <cs:spPr>
-      <a:ln w="9525" cap="rnd">
-        <a:solidFill>
-          <a:schemeClr val="phClr"/>
-        </a:solidFill>
-        <a:round/>
-      </a:ln>
-    </cs:spPr>
-  </cs:dataPointWireframe>
-  <cs:dataTable>
-    <cs:lnRef idx="0"/>
-    <cs:fillRef idx="0"/>
-    <cs:effectRef idx="0"/>
-    <cs:fontRef idx="minor">
-      <a:schemeClr val="tx1">
-        <a:lumMod val="65000"/>
-        <a:lumOff val="35000"/>
-      </a:schemeClr>
-    </cs:fontRef>
-    <cs:spPr>
-      <a:noFill/>
-      <a:ln w="9525" cap="flat" cmpd="sng" algn="ctr">
-        <a:solidFill>
-          <a:schemeClr val="tx1">
-            <a:lumMod val="15000"/>
-            <a:lumOff val="85000"/>
-          </a:schemeClr>
-        </a:solidFill>
-        <a:round/>
-      </a:ln>
-    </cs:spPr>
-    <cs:defRPr sz="900" kern="1200"/>
-  </cs:dataTable>
-  <cs:downBar>
-    <cs:lnRef idx="0"/>
-    <cs:fillRef idx="0"/>
-    <cs:effectRef idx="0"/>
-    <cs:fontRef idx="minor">
-      <a:schemeClr val="tx1"/>
-    </cs:fontRef>
-    <cs:spPr>
-      <a:solidFill>
-        <a:schemeClr val="dk1">
-          <a:lumMod val="75000"/>
-          <a:lumOff val="25000"/>
-        </a:schemeClr>
-      </a:solidFill>
-      <a:ln w="9525" cap="flat" cmpd="sng" algn="ctr">
-        <a:solidFill>
-          <a:schemeClr val="tx1">
-            <a:lumMod val="65000"/>
-            <a:lumOff val="35000"/>
-          </a:schemeClr>
-        </a:solidFill>
-        <a:round/>
-      </a:ln>
-    </cs:spPr>
-  </cs:downBar>
-  <cs:dropLine>
-    <cs:lnRef idx="0"/>
-    <cs:fillRef idx="0"/>
-    <cs:effectRef idx="0"/>
-    <cs:fontRef idx="minor">
-      <a:schemeClr val="tx1"/>
-    </cs:fontRef>
-    <cs:spPr>
-      <a:ln w="9525" cap="flat" cmpd="sng" algn="ctr">
-        <a:solidFill>
-          <a:schemeClr val="tx1">
-            <a:lumMod val="35000"/>
-            <a:lumOff val="65000"/>
-          </a:schemeClr>
-        </a:solidFill>
-        <a:round/>
-      </a:ln>
-    </cs:spPr>
-  </cs:dropLine>
-  <cs:errorBar>
-    <cs:lnRef idx="0"/>
-    <cs:fillRef idx="0"/>
-    <cs:effectRef idx="0"/>
-    <cs:fontRef idx="minor">
-      <a:schemeClr val="tx1"/>
-    </cs:fontRef>
-    <cs:spPr>
-      <a:ln w="9525" cap="flat" cmpd="sng" algn="ctr">
-        <a:solidFill>
-          <a:schemeClr val="tx1">
-            <a:lumMod val="65000"/>
-            <a:lumOff val="35000"/>
-          </a:schemeClr>
-        </a:solidFill>
-        <a:round/>
-      </a:ln>
-    </cs:spPr>
-  </cs:errorBar>
-  <cs:floor>
-    <cs:lnRef idx="0"/>
-    <cs:fillRef idx="0"/>
-    <cs:effectRef idx="0"/>
-    <cs:fontRef idx="minor">
-      <a:schemeClr val="tx1"/>
-    </cs:fontRef>
-    <cs:spPr>
-      <a:noFill/>
-      <a:ln>
-        <a:noFill/>
-      </a:ln>
-    </cs:spPr>
-  </cs:floor>
-  <cs:gridlineMajor>
-    <cs:lnRef idx="0"/>
-    <cs:fillRef idx="0"/>
-    <cs:effectRef idx="0"/>
-    <cs:fontRef idx="minor">
-      <a:schemeClr val="tx1"/>
-    </cs:fontRef>
-    <cs:spPr>
-      <a:ln w="9525" cap="flat" cmpd="sng" algn="ctr">
-        <a:solidFill>
-          <a:schemeClr val="tx1">
-            <a:lumMod val="15000"/>
-            <a:lumOff val="85000"/>
-          </a:schemeClr>
-        </a:solidFill>
-        <a:round/>
-      </a:ln>
-    </cs:spPr>
-  </cs:gridlineMajor>
-  <cs:gridlineMinor>
-    <cs:lnRef idx="0"/>
-    <cs:fillRef idx="0"/>
-    <cs:effectRef idx="0"/>
-    <cs:fontRef idx="minor">
-      <a:schemeClr val="tx1"/>
-    </cs:fontRef>
-    <cs:spPr>
-      <a:ln w="9525" cap="flat" cmpd="sng" algn="ctr">
-        <a:solidFill>
-          <a:schemeClr val="tx1">
-            <a:lumMod val="5000"/>
-            <a:lumOff val="95000"/>
-          </a:schemeClr>
-        </a:solidFill>
-        <a:round/>
-      </a:ln>
-    </cs:spPr>
-  </cs:gridlineMinor>
-  <cs:hiLoLine>
-    <cs:lnRef idx="0"/>
-    <cs:fillRef idx="0"/>
-    <cs:effectRef idx="0"/>
-    <cs:fontRef idx="minor">
-      <a:schemeClr val="tx1"/>
-    </cs:fontRef>
-    <cs:spPr>
-      <a:ln w="9525" cap="flat" cmpd="sng" algn="ctr">
-        <a:solidFill>
-          <a:schemeClr val="tx1">
-            <a:lumMod val="50000"/>
-            <a:lumOff val="50000"/>
-          </a:schemeClr>
-        </a:solidFill>
-        <a:round/>
-      </a:ln>
-    </cs:spPr>
-  </cs:hiLoLine>
-  <cs:leaderLine>
-    <cs:lnRef idx="0"/>
-    <cs:fillRef idx="0"/>
-    <cs:effectRef idx="0"/>
-    <cs:fontRef idx="minor">
-      <a:schemeClr val="tx1"/>
-    </cs:fontRef>
-    <cs:spPr>
-      <a:ln w="9525" cap="flat" cmpd="sng" algn="ctr">
-        <a:solidFill>
-          <a:schemeClr val="tx1">
-            <a:lumMod val="35000"/>
-            <a:lumOff val="65000"/>
-          </a:schemeClr>
-        </a:solidFill>
-        <a:round/>
-      </a:ln>
-    </cs:spPr>
-  </cs:leaderLine>
-  <cs:legend>
-    <cs:lnRef idx="0"/>
-    <cs:fillRef idx="0"/>
-    <cs:effectRef idx="0"/>
-    <cs:fontRef idx="minor">
-      <a:schemeClr val="tx1">
-        <a:lumMod val="65000"/>
-        <a:lumOff val="35000"/>
-      </a:schemeClr>
-    </cs:fontRef>
-    <cs:defRPr sz="900" kern="1200"/>
-  </cs:legend>
-  <cs:plotArea mods="allowNoFillOverride allowNoLineOverride">
-    <cs:lnRef idx="0"/>
-    <cs:fillRef idx="0"/>
-    <cs:effectRef idx="0"/>
-    <cs:fontRef idx="minor">
-      <a:schemeClr val="tx1"/>
-    </cs:fontRef>
-  </cs:plotArea>
-  <cs:plotArea3D mods="allowNoFillOverride allowNoLineOverride">
-    <cs:lnRef idx="0"/>
-    <cs:fillRef idx="0"/>
-    <cs:effectRef idx="0"/>
-    <cs:fontRef idx="minor">
-      <a:schemeClr val="tx1"/>
-    </cs:fontRef>
-  </cs:plotArea3D>
-  <cs:seriesAxis>
-    <cs:lnRef idx="0"/>
-    <cs:fillRef idx="0"/>
-    <cs:effectRef idx="0"/>
-    <cs:fontRef idx="minor">
-      <a:schemeClr val="tx1">
-        <a:lumMod val="65000"/>
-        <a:lumOff val="35000"/>
-      </a:schemeClr>
-    </cs:fontRef>
-    <cs:defRPr sz="900" kern="1200"/>
-  </cs:seriesAxis>
-  <cs:seriesLine>
-    <cs:lnRef idx="0"/>
-    <cs:fillRef idx="0"/>
-    <cs:effectRef idx="0"/>
-    <cs:fontRef idx="minor">
-      <a:schemeClr val="tx1"/>
-    </cs:fontRef>
-    <cs:spPr>
-      <a:ln w="9525" cap="flat" cmpd="sng" algn="ctr">
-        <a:solidFill>
-          <a:schemeClr val="tx1">
-            <a:lumMod val="35000"/>
-            <a:lumOff val="65000"/>
-          </a:schemeClr>
-        </a:solidFill>
-        <a:round/>
-      </a:ln>
-    </cs:spPr>
-  </cs:seriesLine>
-  <cs:title>
-    <cs:lnRef idx="0"/>
-    <cs:fillRef idx="0"/>
-    <cs:effectRef idx="0"/>
-    <cs:fontRef idx="minor">
-      <a:schemeClr val="tx1">
-        <a:lumMod val="65000"/>
-        <a:lumOff val="35000"/>
-      </a:schemeClr>
-    </cs:fontRef>
-    <cs:defRPr sz="1400" b="0" kern="1200" spc="0" baseline="0"/>
-  </cs:title>
-  <cs:trendline>
-    <cs:lnRef idx="0">
-      <cs:styleClr val="auto"/>
-    </cs:lnRef>
-    <cs:fillRef idx="0"/>
-    <cs:effectRef idx="0"/>
-    <cs:fontRef idx="minor">
-      <a:schemeClr val="tx1"/>
-    </cs:fontRef>
-    <cs:spPr>
-      <a:ln w="19050" cap="rnd">
-        <a:solidFill>
-          <a:schemeClr val="phClr"/>
-        </a:solidFill>
-        <a:prstDash val="sysDot"/>
-      </a:ln>
-    </cs:spPr>
-  </cs:trendline>
-  <cs:trendlineLabel>
-    <cs:lnRef idx="0"/>
-    <cs:fillRef idx="0"/>
-    <cs:effectRef idx="0"/>
-    <cs:fontRef idx="minor">
-      <a:schemeClr val="tx1">
-        <a:lumMod val="65000"/>
-        <a:lumOff val="35000"/>
-      </a:schemeClr>
-    </cs:fontRef>
-    <cs:defRPr sz="900" kern="1200"/>
-  </cs:trendlineLabel>
-  <cs:upBar>
-    <cs:lnRef idx="0"/>
-    <cs:fillRef idx="0"/>
-    <cs:effectRef idx="0"/>
-    <cs:fontRef idx="minor">
-      <a:schemeClr val="tx1"/>
-    </cs:fontRef>
-    <cs:spPr>
-      <a:solidFill>
-        <a:schemeClr val="lt1"/>
-      </a:solidFill>
-      <a:ln w="9525" cap="flat" cmpd="sng" algn="ctr">
-        <a:solidFill>
-          <a:schemeClr val="tx1">
-            <a:lumMod val="65000"/>
-            <a:lumOff val="35000"/>
-          </a:schemeClr>
-        </a:solidFill>
-        <a:round/>
-      </a:ln>
-    </cs:spPr>
-  </cs:upBar>
-  <cs:valueAxis>
-    <cs:lnRef idx="0"/>
-    <cs:fillRef idx="0"/>
-    <cs:effectRef idx="0"/>
-    <cs:fontRef idx="minor">
-      <a:schemeClr val="tx1">
-        <a:lumMod val="65000"/>
-        <a:lumOff val="35000"/>
-      </a:schemeClr>
-    </cs:fontRef>
-    <cs:spPr>
-      <a:ln w="9525" cap="flat" cmpd="sng" algn="ctr">
-        <a:solidFill>
-          <a:schemeClr val="tx1">
-            <a:lumMod val="25000"/>
-            <a:lumOff val="75000"/>
-          </a:schemeClr>
-        </a:solidFill>
-        <a:round/>
-      </a:ln>
-    </cs:spPr>
-    <cs:defRPr sz="900" kern="1200"/>
-  </cs:valueAxis>
-  <cs:wall>
-    <cs:lnRef idx="0"/>
-    <cs:fillRef idx="0"/>
-    <cs:effectRef idx="0"/>
-    <cs:fontRef idx="minor">
-      <a:schemeClr val="tx1"/>
-    </cs:fontRef>
-    <cs:spPr>
-      <a:noFill/>
-      <a:ln>
-        <a:noFill/>
-      </a:ln>
-    </cs:spPr>
-  </cs:wall>
-</cs:chartStyle>
-</file>
-
 <file path=word/theme/theme1.xml><?xml version="1.0" encoding="utf-8"?>
 <a:theme xmlns:a="http://schemas.openxmlformats.org/drawingml/2006/main" name="Office Theme">
   <a:themeElements>

--- a/Project_Report_21522611.docx
+++ b/Project_Report_21522611.docx
@@ -5,7 +5,7 @@
     <w:p>
       <w:pPr>
         <w:pStyle w:val="Title"/>
-        <w:jc w:val="center"/>
+        <w:jc w:val="both"/>
       </w:pPr>
       <w:r>
         <w:t xml:space="preserve">Project Report: </w:t>
@@ -14,19 +14,31 @@
         <w:t>Hospital Efficiency</w:t>
       </w:r>
     </w:p>
-    <w:p/>
-    <w:p/>
-    <w:p/>
+    <w:p>
+      <w:pPr>
+        <w:jc w:val="both"/>
+      </w:pPr>
+    </w:p>
+    <w:p>
+      <w:pPr>
+        <w:jc w:val="both"/>
+      </w:pPr>
+    </w:p>
+    <w:p>
+      <w:pPr>
+        <w:jc w:val="both"/>
+      </w:pPr>
+    </w:p>
     <w:p>
       <w:pPr>
         <w:pStyle w:val="Subtitle"/>
-        <w:jc w:val="center"/>
+        <w:jc w:val="both"/>
       </w:pPr>
     </w:p>
     <w:p>
       <w:pPr>
         <w:pStyle w:val="Subtitle"/>
-        <w:jc w:val="center"/>
+        <w:jc w:val="both"/>
       </w:pPr>
       <w:r>
         <w:t>Name:</w:t>
@@ -38,7 +50,7 @@
     <w:p>
       <w:pPr>
         <w:pStyle w:val="Subtitle"/>
-        <w:jc w:val="center"/>
+        <w:jc w:val="both"/>
       </w:pPr>
       <w:r>
         <w:t>Student Number:</w:t>
@@ -50,7 +62,7 @@
     <w:p>
       <w:pPr>
         <w:pStyle w:val="Subtitle"/>
-        <w:jc w:val="center"/>
+        <w:jc w:val="both"/>
       </w:pPr>
       <w:r>
         <w:t>Date:</w:t>
@@ -59,11 +71,20 @@
         <w:t xml:space="preserve"> 22 October 2025</w:t>
       </w:r>
     </w:p>
-    <w:p/>
-    <w:p/>
+    <w:p>
+      <w:pPr>
+        <w:jc w:val="both"/>
+      </w:pPr>
+    </w:p>
+    <w:p>
+      <w:pPr>
+        <w:jc w:val="both"/>
+      </w:pPr>
+    </w:p>
     <w:p>
       <w:pPr>
         <w:pStyle w:val="Heading1"/>
+        <w:jc w:val="both"/>
       </w:pPr>
       <w:r>
         <w:br w:type="page"/>
@@ -72,6 +93,7 @@
     <w:p>
       <w:pPr>
         <w:pStyle w:val="Heading1"/>
+        <w:jc w:val="both"/>
       </w:pPr>
       <w:r>
         <w:lastRenderedPageBreak/>
@@ -79,20 +101,6 @@
       </w:r>
     </w:p>
     <w:p>
-      <w:r>
-        <w:rPr>
-          <w:highlight w:val="yellow"/>
-        </w:rPr>
-        <w:t xml:space="preserve">Overview of system purpose and justification of chosen data structures. </w:t>
-      </w:r>
-      <w:r>
-        <w:rPr>
-          <w:highlight w:val="yellow"/>
-        </w:rPr>
-        <w:t>Describe your program's purpose and implemented features.</w:t>
-      </w:r>
-    </w:p>
-    <w:p>
       <w:pPr>
         <w:jc w:val="both"/>
       </w:pPr>
@@ -202,6 +210,7 @@
     <w:p>
       <w:pPr>
         <w:pStyle w:val="Heading1"/>
+        <w:jc w:val="both"/>
       </w:pPr>
       <w:r>
         <w:t>Data Structure Used</w:t>
@@ -689,6 +698,9 @@
       </w:r>
     </w:p>
     <w:p>
+      <w:pPr>
+        <w:jc w:val="both"/>
+      </w:pPr>
       <w:r>
         <w:rPr>
           <w:rStyle w:val="Heading1Char"/>
@@ -700,41 +712,21 @@
       </w:r>
     </w:p>
     <w:p>
-      <w:r>
-        <w:rPr>
-          <w:highlight w:val="yellow"/>
-        </w:rPr>
-        <w:t xml:space="preserve">Flowchart/UML showing module interactions and integration. </w:t>
-      </w:r>
-      <w:r>
-        <w:rPr>
-          <w:highlight w:val="yellow"/>
-        </w:rPr>
-        <w:t xml:space="preserve">Discussion </w:t>
-      </w:r>
-      <w:r>
-        <w:rPr>
-          <w:highlight w:val="yellow"/>
-        </w:rPr>
-        <w:t>of implemented features (referring to the Traceability Matrix), explaining how they work and how you implemented them. A UML Class Diagram should be included for objects and their relationships.</w:t>
+      <w:pPr>
+        <w:jc w:val="both"/>
+      </w:pPr>
+      <w:r>
+        <w:t xml:space="preserve">Below is the </w:t>
+      </w:r>
+      <w:r>
+        <w:t xml:space="preserve">UML diagram </w:t>
+      </w:r>
+      <w:r>
+        <w:t>illustrating</w:t>
       </w:r>
       <w:r>
         <w:t xml:space="preserve"> </w:t>
       </w:r>
-    </w:p>
-    <w:p>
-      <w:r>
-        <w:t xml:space="preserve">Below is the </w:t>
-      </w:r>
-      <w:r>
-        <w:t xml:space="preserve">UML diagram </w:t>
-      </w:r>
-      <w:r>
-        <w:t>illustrating</w:t>
-      </w:r>
-      <w:r>
-        <w:t xml:space="preserve"> </w:t>
-      </w:r>
       <w:r>
         <w:t>the interaction between</w:t>
       </w:r>
@@ -748,6 +740,7 @@
     <w:p>
       <w:pPr>
         <w:pStyle w:val="Caption"/>
+        <w:jc w:val="both"/>
         <w:rPr>
           <w:i w:val="0"/>
           <w:iCs w:val="0"/>
@@ -763,7 +756,7 @@
         <mc:AlternateContent>
           <mc:Choice Requires="wpg">
             <w:drawing>
-              <wp:anchor distT="0" distB="0" distL="114300" distR="114300" simplePos="0" relativeHeight="251659264" behindDoc="0" locked="0" layoutInCell="1" allowOverlap="1" wp14:anchorId="30364CB0" wp14:editId="61A74DBF">
+              <wp:anchor distT="0" distB="0" distL="114300" distR="114300" simplePos="0" relativeHeight="251659264" behindDoc="0" locked="0" layoutInCell="1" allowOverlap="1" wp14:anchorId="30364CB0" wp14:editId="398B9DF3">
                 <wp:simplePos x="0" y="0"/>
                 <wp:positionH relativeFrom="column">
                   <wp:posOffset>0</wp:posOffset>
@@ -974,6 +967,7 @@
     </w:p>
     <w:p>
       <w:pPr>
+        <w:jc w:val="both"/>
         <w:rPr>
           <w:b/>
           <w:bCs/>
@@ -1095,6 +1089,7 @@
     </w:p>
     <w:p>
       <w:pPr>
+        <w:jc w:val="both"/>
         <w:rPr>
           <w:b/>
           <w:bCs/>
@@ -1265,6 +1260,7 @@
     </w:p>
     <w:p>
       <w:pPr>
+        <w:jc w:val="both"/>
         <w:rPr>
           <w:b/>
           <w:bCs/>
@@ -1445,6 +1441,7 @@
     <w:p>
       <w:pPr>
         <w:pStyle w:val="Heading1"/>
+        <w:jc w:val="both"/>
       </w:pPr>
       <w:r>
         <w:t>Algorithm</w:t>
@@ -1457,17 +1454,6 @@
       </w:r>
     </w:p>
     <w:p>
-      <w:r>
-        <w:rPr>
-          <w:highlight w:val="yellow"/>
-        </w:rPr>
-        <w:t>Reflection on performance and trade-offs.</w:t>
-      </w:r>
-      <w:r>
-        <w:t xml:space="preserve"> </w:t>
-      </w:r>
-    </w:p>
-    <w:p>
       <w:pPr>
         <w:jc w:val="both"/>
       </w:pPr>
@@ -1483,6 +1469,7 @@
     </w:p>
     <w:p>
       <w:pPr>
+        <w:jc w:val="both"/>
         <w:rPr>
           <w:b/>
           <w:bCs/>
@@ -1757,76 +1744,187 @@
       <w:r>
         <w:t xml:space="preserve"> with a time complexity of </w:t>
       </w:r>
-      <w:proofErr w:type="gramStart"/>
       <w:r>
         <w:rPr>
           <w:i/>
           <w:iCs/>
         </w:rPr>
-        <w:t>O(</w:t>
-      </w:r>
-      <w:proofErr w:type="gramEnd"/>
+        <w:t>O((V + E) log V)</w:t>
+      </w:r>
+      <w:r>
+        <w:t xml:space="preserve"> </w:t>
+      </w:r>
+      <w:r>
+        <w:fldChar w:fldCharType="begin"/>
+      </w:r>
+      <w:r>
+        <w:instrText xml:space="preserve"> ADDIN EN.CITE &lt;EndNote&gt;&lt;Cite&gt;&lt;Author&gt;Liu&lt;/Author&gt;&lt;Year&gt;2024&lt;/Year&gt;&lt;RecNum&gt;8&lt;/RecNum&gt;&lt;DisplayText&gt;(Liu et al. 2024)&lt;/DisplayText&gt;&lt;record&gt;&lt;rec-number&gt;8&lt;/rec-number&gt;&lt;foreign-keys&gt;&lt;key app="EN" db-id="de0avvx2cx0sarew00s52dxqtxeft20wpd2t" timestamp="1760449757"&gt;8&lt;/key&gt;&lt;/foreign-keys&gt;&lt;ref-type name="Journal Article"&gt;17&lt;/ref-type&gt;&lt;contributors&gt;&lt;authors&gt;&lt;author&gt;Liu, Yuanmin&lt;/author&gt;&lt;author&gt;Gao, Xinyu&lt;/author&gt;&lt;author&gt;Wang, Bo&lt;/author&gt;&lt;author&gt;Fan, Jiaxin&lt;/author&gt;&lt;author&gt;Li, Qiurong&lt;/author&gt;&lt;author&gt;Dai, Wen&lt;/author&gt;&lt;/authors&gt;&lt;/contributors&gt;&lt;titles&gt;&lt;title&gt;A passage time–cost optimal A* algorithm for cross-country path planning&lt;/title&gt;&lt;secondary-title&gt;International Journal of Applied Earth Observation and Geoinformation&lt;/secondary-title&gt;&lt;/titles&gt;&lt;periodical&gt;&lt;full-title&gt;International Journal of Applied Earth Observation and Geoinformation&lt;/full-title&gt;&lt;/periodical&gt;&lt;pages&gt;103907&lt;/pages&gt;&lt;volume&gt;130&lt;/volume&gt;&lt;keywords&gt;&lt;keyword&gt;Passage time-cost optimal path planning&lt;/keyword&gt;&lt;keyword&gt;Analytic hierarchy process&lt;/keyword&gt;&lt;keyword&gt;Hexagonal grid&lt;/keyword&gt;&lt;keyword&gt;A* algorithm&lt;/keyword&gt;&lt;keyword&gt;Dijkstra’s algorithm&lt;/keyword&gt;&lt;/keywords&gt;&lt;dates&gt;&lt;year&gt;2024&lt;/year&gt;&lt;pub-dates&gt;&lt;date&gt;2024/06/01/&lt;/date&gt;&lt;/pub-dates&gt;&lt;/dates&gt;&lt;isbn&gt;1569-8432&lt;/isbn&gt;&lt;urls&gt;&lt;related-urls&gt;&lt;url&gt;https://www.sciencedirect.com/science/article/pii/S1569843224002619&lt;/url&gt;&lt;/related-urls&gt;&lt;/urls&gt;&lt;electronic-resource-num&gt;https://doi.org/10.1016/j.jag.2024.103907&lt;/electronic-resource-num&gt;&lt;/record&gt;&lt;/Cite&gt;&lt;/EndNote&gt;</w:instrText>
+      </w:r>
+      <w:r>
+        <w:fldChar w:fldCharType="separate"/>
+      </w:r>
+      <w:r>
+        <w:rPr>
+          <w:noProof/>
+        </w:rPr>
+        <w:t>(Liu et al. 2024)</w:t>
+      </w:r>
+      <w:r>
+        <w:fldChar w:fldCharType="end"/>
+      </w:r>
+      <w:r>
+        <w:t xml:space="preserve"> </w:t>
+      </w:r>
+      <w:r>
+        <w:t>due to</w:t>
+      </w:r>
+      <w:r>
+        <w:t xml:space="preserve"> the </w:t>
+      </w:r>
+      <w:r>
+        <w:t xml:space="preserve">use of a </w:t>
+      </w:r>
+      <w:r>
+        <w:t xml:space="preserve">priority queue and adjacency list, and </w:t>
+      </w:r>
+      <w:r>
+        <w:t xml:space="preserve">an </w:t>
+      </w:r>
       <w:r>
         <w:rPr>
           <w:i/>
           <w:iCs/>
         </w:rPr>
-        <w:t>(V + E) log V)</w:t>
-      </w:r>
-      <w:r>
-        <w:t xml:space="preserve"> </w:t>
-      </w:r>
-      <w:r>
-        <w:t>due to</w:t>
-      </w:r>
-      <w:r>
-        <w:t xml:space="preserve"> the </w:t>
-      </w:r>
-      <w:r>
-        <w:t xml:space="preserve">use of a </w:t>
-      </w:r>
-      <w:r>
-        <w:t xml:space="preserve">priority queue and adjacency list, and </w:t>
-      </w:r>
-      <w:r>
-        <w:t xml:space="preserve">an </w:t>
-      </w:r>
-      <w:proofErr w:type="gramStart"/>
+        <w:t>O(V</w:t>
+      </w:r>
       <w:r>
         <w:rPr>
           <w:i/>
           <w:iCs/>
         </w:rPr>
-        <w:t>O(</w:t>
-      </w:r>
-      <w:proofErr w:type="gramEnd"/>
+        <w:t xml:space="preserve"> + E</w:t>
+      </w:r>
       <w:r>
         <w:rPr>
           <w:i/>
           <w:iCs/>
         </w:rPr>
-        <w:t>V</w:t>
-      </w:r>
+        <w:t>)</w:t>
+      </w:r>
+      <w:r>
+        <w:t xml:space="preserve"> space complexity for calculating distances, maintaining the priority queue, and storing predecessor maps.</w:t>
+      </w:r>
+    </w:p>
+    <w:p>
+      <w:pPr>
+        <w:jc w:val="both"/>
+        <w:rPr>
+          <w:b/>
+          <w:bCs/>
+        </w:rPr>
+      </w:pPr>
+      <w:r>
+        <w:rPr>
+          <w:b/>
+          <w:bCs/>
+        </w:rPr>
+        <w:t xml:space="preserve">Patient Data </w:t>
+      </w:r>
+    </w:p>
+    <w:p>
+      <w:pPr>
+        <w:jc w:val="both"/>
+      </w:pPr>
+      <w:r>
+        <w:t>The</w:t>
+      </w:r>
+      <w:r>
+        <w:t xml:space="preserve"> average time to insert</w:t>
+      </w:r>
+      <w:r>
+        <w:t>, search, and delete</w:t>
+      </w:r>
+      <w:r>
+        <w:t xml:space="preserve"> patient data into the </w:t>
+      </w:r>
+      <w:proofErr w:type="spellStart"/>
+      <w:r>
+        <w:t>HashTables</w:t>
+      </w:r>
+      <w:proofErr w:type="spellEnd"/>
+      <w:r>
+        <w:t xml:space="preserve"> is </w:t>
+      </w:r>
+      <w:proofErr w:type="gramStart"/>
       <w:r>
         <w:rPr>
           <w:i/>
           <w:iCs/>
         </w:rPr>
-        <w:t xml:space="preserve"> + E</w:t>
-      </w:r>
+        <w:t>O(</w:t>
+      </w:r>
+      <w:proofErr w:type="gramEnd"/>
       <w:r>
         <w:rPr>
           <w:i/>
           <w:iCs/>
         </w:rPr>
-        <w:t>)</w:t>
-      </w:r>
-      <w:r>
-        <w:t xml:space="preserve"> space complexity for calculating distances, maintaining the priority queue, and storing predecessor maps.</w:t>
-      </w:r>
-    </w:p>
-    <w:p>
-      <w:pPr>
+        <w:t>1)</w:t>
+      </w:r>
+      <w:r>
+        <w:t xml:space="preserve"> – </w:t>
+      </w:r>
+      <w:r>
+        <w:rPr>
+          <w:i/>
+          <w:iCs/>
+        </w:rPr>
+        <w:t>O(n)</w:t>
+      </w:r>
+      <w:r>
+        <w:rPr>
+          <w:i/>
+          <w:iCs/>
+        </w:rPr>
+        <w:t>,</w:t>
+      </w:r>
+      <w:r>
+        <w:t xml:space="preserve"> w</w:t>
+      </w:r>
+      <w:r>
+        <w:t>here</w:t>
+      </w:r>
+      <w:r>
+        <w:t xml:space="preserve"> n represents the number of</w:t>
+      </w:r>
+      <w:r>
+        <w:t xml:space="preserve"> data already in the </w:t>
+      </w:r>
+      <w:proofErr w:type="spellStart"/>
+      <w:r>
+        <w:t>HashTables</w:t>
+      </w:r>
+      <w:proofErr w:type="spellEnd"/>
+      <w:r>
+        <w:t xml:space="preserve">, with space complexity of </w:t>
+      </w:r>
+      <w:r>
+        <w:rPr>
+          <w:i/>
+          <w:iCs/>
+        </w:rPr>
+        <w:t>O(n)</w:t>
+      </w:r>
+      <w:r>
+        <w:t xml:space="preserve"> because </w:t>
+      </w:r>
+      <w:r>
+        <w:t>the table size also grows with more inputs.</w:t>
+      </w:r>
+    </w:p>
+    <w:p>
+      <w:pPr>
+        <w:jc w:val="both"/>
         <w:rPr>
           <w:b/>
           <w:bCs/>
@@ -1837,29 +1935,36 @@
           <w:b/>
           <w:bCs/>
         </w:rPr>
-        <w:t xml:space="preserve">Patient Data </w:t>
-      </w:r>
-    </w:p>
-    <w:p>
-      <w:r>
-        <w:t>The</w:t>
-      </w:r>
-      <w:r>
-        <w:t xml:space="preserve"> average time to insert</w:t>
-      </w:r>
-      <w:r>
-        <w:t>, search, and delete</w:t>
-      </w:r>
-      <w:r>
-        <w:t xml:space="preserve"> patient data into the </w:t>
-      </w:r>
-      <w:proofErr w:type="spellStart"/>
-      <w:r>
-        <w:t>HashTables</w:t>
-      </w:r>
-      <w:proofErr w:type="spellEnd"/>
-      <w:r>
-        <w:t xml:space="preserve"> is </w:t>
+        <w:t>Emergency Scheduling</w:t>
+      </w:r>
+    </w:p>
+    <w:p>
+      <w:pPr>
+        <w:jc w:val="both"/>
+      </w:pPr>
+      <w:r>
+        <w:t xml:space="preserve">The use of </w:t>
+      </w:r>
+      <w:r>
+        <w:t>heap-based emergency scheduling</w:t>
+      </w:r>
+      <w:r>
+        <w:t xml:space="preserve"> results in</w:t>
+      </w:r>
+      <w:r>
+        <w:t xml:space="preserve"> </w:t>
+      </w:r>
+      <w:r>
+        <w:t>a</w:t>
+      </w:r>
+      <w:r>
+        <w:t xml:space="preserve"> time complexity </w:t>
+      </w:r>
+      <w:r>
+        <w:t>of</w:t>
+      </w:r>
+      <w:r>
+        <w:t xml:space="preserve"> </w:t>
       </w:r>
       <w:proofErr w:type="gramStart"/>
       <w:r>
@@ -1875,61 +1980,129 @@
           <w:i/>
           <w:iCs/>
         </w:rPr>
-        <w:t>1)</w:t>
-      </w:r>
-      <w:r>
-        <w:t xml:space="preserve"> – </w:t>
-      </w:r>
+        <w:t>log n)</w:t>
+      </w:r>
+      <w:r>
+        <w:t xml:space="preserve"> for inserting (because percolating </w:t>
+      </w:r>
+      <w:r>
+        <w:t xml:space="preserve">up the leaf to restore </w:t>
+      </w:r>
+      <w:r>
+        <w:t xml:space="preserve">the </w:t>
+      </w:r>
+      <w:r>
+        <w:t>heap property) and</w:t>
+      </w:r>
+      <w:r>
+        <w:t xml:space="preserve"> </w:t>
+      </w:r>
+      <w:r>
+        <w:t>replacing</w:t>
+      </w:r>
+      <w:r>
+        <w:t xml:space="preserve"> the root with </w:t>
+      </w:r>
+      <w:r>
+        <w:t xml:space="preserve">the </w:t>
+      </w:r>
+      <w:r>
+        <w:t>last element</w:t>
+      </w:r>
+      <w:r>
+        <w:t>,</w:t>
+      </w:r>
+      <w:r>
+        <w:t xml:space="preserve"> </w:t>
+      </w:r>
+      <w:r>
+        <w:t>followed by</w:t>
+      </w:r>
+      <w:r>
+        <w:t xml:space="preserve"> percolat</w:t>
+      </w:r>
+      <w:r>
+        <w:t>ing</w:t>
+      </w:r>
+      <w:r>
+        <w:t xml:space="preserve"> down </w:t>
+      </w:r>
+      <w:r>
+        <w:t>for extraction</w:t>
+      </w:r>
+      <w:r>
+        <w:t xml:space="preserve">. Meanwhile, the space complexity for inserting is </w:t>
+      </w:r>
+      <w:proofErr w:type="gramStart"/>
       <w:r>
         <w:rPr>
           <w:i/>
           <w:iCs/>
         </w:rPr>
-        <w:t>O(n)</w:t>
-      </w:r>
+        <w:t>O(</w:t>
+      </w:r>
+      <w:proofErr w:type="gramEnd"/>
       <w:r>
         <w:rPr>
           <w:i/>
           <w:iCs/>
         </w:rPr>
-        <w:t>,</w:t>
-      </w:r>
-      <w:r>
-        <w:t xml:space="preserve"> w</w:t>
-      </w:r>
-      <w:r>
-        <w:t>here</w:t>
-      </w:r>
-      <w:r>
-        <w:t xml:space="preserve"> n represents the number of</w:t>
-      </w:r>
-      <w:r>
-        <w:t xml:space="preserve"> data already in the </w:t>
-      </w:r>
-      <w:proofErr w:type="spellStart"/>
-      <w:r>
-        <w:t>HashTables</w:t>
-      </w:r>
-      <w:proofErr w:type="spellEnd"/>
-      <w:r>
-        <w:t xml:space="preserve">, with space complexity of </w:t>
-      </w:r>
+        <w:t>1)</w:t>
+      </w:r>
+      <w:r>
+        <w:t xml:space="preserve"> per insert and </w:t>
+      </w:r>
+      <w:proofErr w:type="gramStart"/>
       <w:r>
         <w:rPr>
           <w:i/>
           <w:iCs/>
         </w:rPr>
-        <w:t>O(n)</w:t>
-      </w:r>
-      <w:r>
-        <w:t xml:space="preserve"> because </w:t>
-      </w:r>
-      <w:r>
-        <w:t>the table size also grows with more inputs.</w:t>
-      </w:r>
-    </w:p>
-    <w:p>
-      <w:pPr>
+        <w:t>O(</w:t>
+      </w:r>
+      <w:proofErr w:type="gramEnd"/>
+      <w:r>
+        <w:rPr>
+          <w:i/>
+          <w:iCs/>
+        </w:rPr>
+        <w:t>1)</w:t>
+      </w:r>
+      <w:r>
+        <w:t xml:space="preserve"> per extract operation.</w:t>
+      </w:r>
+      <w:r>
+        <w:t xml:space="preserve"> To peek, since the root is direct</w:t>
+      </w:r>
+      <w:r>
+        <w:t>ly accessible</w:t>
+      </w:r>
+      <w:r>
+        <w:t xml:space="preserve">, the time complexity is </w:t>
+      </w:r>
+      <w:proofErr w:type="gramStart"/>
+      <w:r>
+        <w:rPr>
+          <w:i/>
+          <w:iCs/>
+        </w:rPr>
+        <w:t>O(</w:t>
+      </w:r>
+      <w:proofErr w:type="gramEnd"/>
+      <w:r>
+        <w:rPr>
+          <w:i/>
+          <w:iCs/>
+        </w:rPr>
+        <w:t>1)</w:t>
+      </w:r>
+      <w:r>
+        <w:t xml:space="preserve">. </w:t>
+      </w:r>
+    </w:p>
+    <w:p>
+      <w:pPr>
+        <w:jc w:val="both"/>
         <w:rPr>
           <w:b/>
           <w:bCs/>
@@ -1940,147 +2113,151 @@
           <w:b/>
           <w:bCs/>
         </w:rPr>
-        <w:t>Emergency Scheduling</w:t>
-      </w:r>
-    </w:p>
-    <w:p>
-      <w:r>
-        <w:t xml:space="preserve">The use of </w:t>
-      </w:r>
-      <w:r>
-        <w:t>heap-based emergency scheduling</w:t>
-      </w:r>
-      <w:r>
-        <w:t xml:space="preserve"> results in</w:t>
-      </w:r>
-      <w:r>
-        <w:t xml:space="preserve"> </w:t>
-      </w:r>
-      <w:r>
-        <w:t>a</w:t>
-      </w:r>
-      <w:r>
-        <w:t xml:space="preserve"> time complexity </w:t>
-      </w:r>
-      <w:r>
-        <w:t>of</w:t>
-      </w:r>
-      <w:r>
-        <w:t xml:space="preserve"> </w:t>
-      </w:r>
-      <w:proofErr w:type="gramStart"/>
+        <w:t>Sorting Patient Record</w:t>
+      </w:r>
+      <w:r>
+        <w:rPr>
+          <w:b/>
+          <w:bCs/>
+        </w:rPr>
+        <w:t>s</w:t>
+      </w:r>
+    </w:p>
+    <w:p>
+      <w:pPr>
+        <w:jc w:val="both"/>
+      </w:pPr>
+      <w:r>
+        <w:t xml:space="preserve">The time complexity </w:t>
+      </w:r>
+      <w:r>
+        <w:t>of sorting</w:t>
+      </w:r>
+      <w:r>
+        <w:t xml:space="preserve"> patient records with </w:t>
+      </w:r>
+      <w:proofErr w:type="spellStart"/>
       <w:r>
         <w:rPr>
           <w:i/>
           <w:iCs/>
         </w:rPr>
-        <w:t>O(</w:t>
-      </w:r>
-      <w:proofErr w:type="gramEnd"/>
+        <w:t>MergeSort</w:t>
+      </w:r>
+      <w:proofErr w:type="spellEnd"/>
+      <w:r>
+        <w:t xml:space="preserve"> </w:t>
+      </w:r>
+      <w:r>
+        <w:t xml:space="preserve">is </w:t>
+      </w:r>
+      <w:proofErr w:type="gramStart"/>
       <w:r>
         <w:rPr>
           <w:i/>
           <w:iCs/>
         </w:rPr>
-        <w:t>log n)</w:t>
-      </w:r>
-      <w:r>
-        <w:t xml:space="preserve"> for inserting (because percolating </w:t>
-      </w:r>
-      <w:r>
-        <w:t xml:space="preserve">up the leaf to restore </w:t>
-      </w:r>
-      <w:r>
-        <w:t xml:space="preserve">the </w:t>
-      </w:r>
-      <w:r>
-        <w:t>heap property) and</w:t>
-      </w:r>
-      <w:r>
-        <w:t xml:space="preserve"> </w:t>
-      </w:r>
-      <w:r>
-        <w:t>replacing</w:t>
-      </w:r>
-      <w:r>
-        <w:t xml:space="preserve"> the root with </w:t>
-      </w:r>
-      <w:r>
-        <w:t xml:space="preserve">the </w:t>
-      </w:r>
-      <w:r>
-        <w:t>last element</w:t>
-      </w:r>
-      <w:r>
-        <w:t>,</w:t>
-      </w:r>
-      <w:r>
-        <w:t xml:space="preserve"> </w:t>
-      </w:r>
-      <w:r>
-        <w:t>followed by</w:t>
-      </w:r>
-      <w:r>
-        <w:t xml:space="preserve"> percolat</w:t>
-      </w:r>
-      <w:r>
-        <w:t>ing</w:t>
-      </w:r>
-      <w:r>
-        <w:t xml:space="preserve"> down </w:t>
-      </w:r>
-      <w:r>
-        <w:t>for extraction</w:t>
-      </w:r>
-      <w:r>
-        <w:t xml:space="preserve">. Meanwhile, the space complexity for inserting is </w:t>
-      </w:r>
-      <w:proofErr w:type="gramStart"/>
+        <w:t>O(</w:t>
+      </w:r>
+      <w:proofErr w:type="gramEnd"/>
       <w:r>
         <w:rPr>
           <w:i/>
           <w:iCs/>
         </w:rPr>
-        <w:t>O(</w:t>
-      </w:r>
-      <w:proofErr w:type="gramEnd"/>
+        <w:t>n log n)</w:t>
+      </w:r>
       <w:r>
         <w:rPr>
           <w:i/>
           <w:iCs/>
         </w:rPr>
-        <w:t>1)</w:t>
-      </w:r>
-      <w:r>
-        <w:t xml:space="preserve"> per insert and </w:t>
-      </w:r>
-      <w:proofErr w:type="gramStart"/>
+        <w:t>,</w:t>
+      </w:r>
+      <w:r>
+        <w:t xml:space="preserve"> with </w:t>
+      </w:r>
+      <w:r>
+        <w:t xml:space="preserve">a </w:t>
+      </w:r>
+      <w:r>
+        <w:t xml:space="preserve">space complexity of </w:t>
+      </w:r>
       <w:r>
         <w:rPr>
           <w:i/>
           <w:iCs/>
         </w:rPr>
-        <w:t>O(</w:t>
-      </w:r>
-      <w:proofErr w:type="gramEnd"/>
+        <w:t>O(n)</w:t>
+      </w:r>
+      <w:r>
+        <w:t xml:space="preserve"> </w:t>
+      </w:r>
+      <w:r>
+        <w:t xml:space="preserve">for an additional array </w:t>
+      </w:r>
+      <w:r>
+        <w:t xml:space="preserve">used </w:t>
+      </w:r>
+      <w:r>
+        <w:t>for merging.</w:t>
+      </w:r>
+      <w:r>
+        <w:t xml:space="preserve"> On the other hand, </w:t>
+      </w:r>
+      <w:r>
+        <w:t>the use o</w:t>
+      </w:r>
+      <w:r>
+        <w:t>f</w:t>
+      </w:r>
+      <w:r>
+        <w:t xml:space="preserve"> </w:t>
+      </w:r>
+      <w:proofErr w:type="spellStart"/>
       <w:r>
         <w:rPr>
           <w:i/>
           <w:iCs/>
         </w:rPr>
-        <w:t>1)</w:t>
-      </w:r>
-      <w:r>
-        <w:t xml:space="preserve"> per extract operation.</w:t>
-      </w:r>
-      <w:r>
-        <w:t xml:space="preserve"> To peek, since the root is direct</w:t>
-      </w:r>
-      <w:r>
-        <w:t>ly accessible</w:t>
-      </w:r>
-      <w:r>
-        <w:t xml:space="preserve">, the time complexity is </w:t>
+        <w:t>QuickSort</w:t>
+      </w:r>
+      <w:proofErr w:type="spellEnd"/>
+      <w:r>
+        <w:t xml:space="preserve"> </w:t>
+      </w:r>
+      <w:r>
+        <w:t>with</w:t>
+      </w:r>
+      <w:r>
+        <w:t xml:space="preserve"> </w:t>
+      </w:r>
+      <w:r>
+        <w:t xml:space="preserve">the </w:t>
+      </w:r>
+      <w:r>
+        <w:t>Median of Three method</w:t>
+      </w:r>
+      <w:r>
+        <w:t xml:space="preserve"> (the most efficient </w:t>
+      </w:r>
+      <w:r>
+        <w:t>choice of pivot compared to random and leftmost pivot choice)</w:t>
+      </w:r>
+      <w:r>
+        <w:t xml:space="preserve"> </w:t>
+      </w:r>
+      <w:r>
+        <w:t>yields a</w:t>
+      </w:r>
+      <w:r>
+        <w:t xml:space="preserve"> time complexity </w:t>
+      </w:r>
+      <w:r>
+        <w:t>of</w:t>
+      </w:r>
+      <w:r>
+        <w:t xml:space="preserve"> </w:t>
       </w:r>
       <w:proofErr w:type="gramStart"/>
       <w:r>
@@ -2096,218 +2273,44 @@
           <w:i/>
           <w:iCs/>
         </w:rPr>
-        <w:t>1)</w:t>
-      </w:r>
-      <w:r>
-        <w:t xml:space="preserve">. </w:t>
-      </w:r>
-    </w:p>
-    <w:p>
-      <w:pPr>
-        <w:rPr>
-          <w:b/>
-          <w:bCs/>
-        </w:rPr>
-      </w:pPr>
-      <w:r>
-        <w:rPr>
-          <w:b/>
-          <w:bCs/>
-        </w:rPr>
-        <w:t>Sorting Patient Record</w:t>
-      </w:r>
-      <w:r>
-        <w:rPr>
-          <w:b/>
-          <w:bCs/>
-        </w:rPr>
-        <w:t>s</w:t>
-      </w:r>
-    </w:p>
-    <w:p>
-      <w:r>
-        <w:t xml:space="preserve">The time complexity </w:t>
-      </w:r>
-      <w:r>
-        <w:t>of sorting</w:t>
-      </w:r>
-      <w:r>
-        <w:t xml:space="preserve"> patient records with </w:t>
-      </w:r>
-      <w:proofErr w:type="spellStart"/>
+        <w:t>n log n)</w:t>
+      </w:r>
+      <w:r>
+        <w:t xml:space="preserve"> </w:t>
+      </w:r>
+      <w:r>
+        <w:t>and</w:t>
+      </w:r>
+      <w:r>
+        <w:t xml:space="preserve"> a space complexity of </w:t>
+      </w:r>
+      <w:proofErr w:type="gramStart"/>
       <w:r>
         <w:rPr>
           <w:i/>
           <w:iCs/>
         </w:rPr>
-        <w:t>MergeSort</w:t>
-      </w:r>
-      <w:proofErr w:type="spellEnd"/>
-      <w:r>
-        <w:t xml:space="preserve"> </w:t>
-      </w:r>
-      <w:r>
-        <w:t xml:space="preserve">is </w:t>
-      </w:r>
-      <w:proofErr w:type="gramStart"/>
+        <w:t>O(</w:t>
+      </w:r>
+      <w:proofErr w:type="gramEnd"/>
       <w:r>
         <w:rPr>
           <w:i/>
           <w:iCs/>
         </w:rPr>
-        <w:t>O(</w:t>
-      </w:r>
-      <w:proofErr w:type="gramEnd"/>
+        <w:t>log n)</w:t>
+      </w:r>
       <w:r>
         <w:rPr>
           <w:i/>
           <w:iCs/>
         </w:rPr>
-        <w:t>n log n)</w:t>
-      </w:r>
-      <w:r>
-        <w:rPr>
-          <w:i/>
-          <w:iCs/>
-        </w:rPr>
-        <w:t>,</w:t>
-      </w:r>
-      <w:r>
-        <w:t xml:space="preserve"> with </w:t>
-      </w:r>
-      <w:r>
-        <w:t xml:space="preserve">a </w:t>
-      </w:r>
-      <w:r>
-        <w:t xml:space="preserve">space complexity of </w:t>
-      </w:r>
-      <w:r>
-        <w:rPr>
-          <w:i/>
-          <w:iCs/>
-        </w:rPr>
-        <w:t>O(n)</w:t>
-      </w:r>
-      <w:r>
-        <w:t xml:space="preserve"> </w:t>
-      </w:r>
-      <w:r>
-        <w:t xml:space="preserve">for an additional array </w:t>
-      </w:r>
-      <w:r>
-        <w:t xml:space="preserve">used </w:t>
-      </w:r>
-      <w:r>
-        <w:t>for merging.</w:t>
-      </w:r>
-      <w:r>
-        <w:t xml:space="preserve"> On the other hand, </w:t>
-      </w:r>
-      <w:r>
-        <w:t>the use o</w:t>
-      </w:r>
-      <w:r>
-        <w:t>f</w:t>
-      </w:r>
-      <w:r>
-        <w:t xml:space="preserve"> </w:t>
-      </w:r>
-      <w:proofErr w:type="spellStart"/>
-      <w:r>
-        <w:rPr>
-          <w:i/>
-          <w:iCs/>
-        </w:rPr>
-        <w:t>QuickSort</w:t>
-      </w:r>
-      <w:proofErr w:type="spellEnd"/>
-      <w:r>
-        <w:t xml:space="preserve"> </w:t>
-      </w:r>
-      <w:r>
-        <w:t>with</w:t>
-      </w:r>
-      <w:r>
-        <w:t xml:space="preserve"> </w:t>
-      </w:r>
-      <w:r>
-        <w:t xml:space="preserve">the </w:t>
-      </w:r>
-      <w:r>
-        <w:t>Median of Three method</w:t>
-      </w:r>
-      <w:r>
-        <w:t xml:space="preserve"> (the most efficient </w:t>
-      </w:r>
-      <w:r>
-        <w:t>choice of pivot compared to random and leftmost pivot choice)</w:t>
-      </w:r>
-      <w:r>
-        <w:t xml:space="preserve"> </w:t>
-      </w:r>
-      <w:r>
-        <w:t>yields a</w:t>
-      </w:r>
-      <w:r>
-        <w:t xml:space="preserve"> time complexity </w:t>
-      </w:r>
-      <w:r>
-        <w:t>of</w:t>
-      </w:r>
-      <w:r>
-        <w:t xml:space="preserve"> </w:t>
-      </w:r>
-      <w:proofErr w:type="gramStart"/>
-      <w:r>
-        <w:rPr>
-          <w:i/>
-          <w:iCs/>
-        </w:rPr>
-        <w:t>O(</w:t>
-      </w:r>
-      <w:proofErr w:type="gramEnd"/>
-      <w:r>
-        <w:rPr>
-          <w:i/>
-          <w:iCs/>
-        </w:rPr>
-        <w:t>n log n)</w:t>
-      </w:r>
-      <w:r>
-        <w:t xml:space="preserve"> </w:t>
-      </w:r>
-      <w:r>
-        <w:t>and</w:t>
-      </w:r>
-      <w:r>
-        <w:t xml:space="preserve"> a space complexity of </w:t>
-      </w:r>
-      <w:proofErr w:type="gramStart"/>
-      <w:r>
-        <w:rPr>
-          <w:i/>
-          <w:iCs/>
-        </w:rPr>
-        <w:t>O(</w:t>
-      </w:r>
-      <w:proofErr w:type="gramEnd"/>
-      <w:r>
-        <w:rPr>
-          <w:i/>
-          <w:iCs/>
-        </w:rPr>
-        <w:t>log n)</w:t>
-      </w:r>
-      <w:r>
-        <w:rPr>
-          <w:i/>
-          <w:iCs/>
-        </w:rPr>
         <w:t xml:space="preserve">. </w:t>
       </w:r>
     </w:p>
     <w:p>
       <w:pPr>
+        <w:jc w:val="both"/>
         <w:rPr>
           <w:rFonts w:asciiTheme="majorHAnsi" w:eastAsiaTheme="majorEastAsia" w:hAnsiTheme="majorHAnsi" w:cstheme="majorBidi"/>
           <w:color w:val="2F5496" w:themeColor="accent1" w:themeShade="BF"/>
@@ -2322,7 +2325,6 @@
           <w:sz w:val="40"/>
           <w:szCs w:val="40"/>
         </w:rPr>
-        <w:lastRenderedPageBreak/>
         <w:t xml:space="preserve">Sample </w:t>
       </w:r>
       <w:r>
@@ -2337,102 +2339,55 @@
     </w:p>
     <w:p>
       <w:pPr>
-        <w:rPr>
-          <w:highlight w:val="yellow"/>
-        </w:rPr>
-      </w:pPr>
-      <w:r>
-        <w:rPr>
-          <w:highlight w:val="yellow"/>
-        </w:rPr>
-        <w:t xml:space="preserve">Assumptions and limitations documented. </w:t>
-      </w:r>
-      <w:r>
-        <w:rPr>
-          <w:highlight w:val="yellow"/>
-        </w:rPr>
-        <w:t xml:space="preserve">Discussion and demonstration of code output, including three different scenarios – different settings, numbers of items, strategies etc.  </w:t>
-      </w:r>
-    </w:p>
-    <w:p>
-      <w:r>
-        <w:rPr>
-          <w:highlight w:val="yellow"/>
-        </w:rPr>
-        <w:t xml:space="preserve">In this </w:t>
-      </w:r>
-      <w:r>
-        <w:rPr>
-          <w:b/>
-          <w:bCs/>
-          <w:highlight w:val="yellow"/>
-        </w:rPr>
-        <w:t>Introduction</w:t>
-      </w:r>
-      <w:r>
-        <w:rPr>
-          <w:highlight w:val="yellow"/>
-        </w:rPr>
-        <w:t>, describe how you have chosen to set up and compare the simulations for the showcase. Include commands, input files – anything needed to reproduce your results.</w:t>
-      </w:r>
+        <w:jc w:val="both"/>
+      </w:pPr>
+      <w:r>
+        <w:lastRenderedPageBreak/>
+        <w:t xml:space="preserve">In this activity, for easy visualisation, the writer uses </w:t>
+      </w:r>
+      <w:proofErr w:type="spellStart"/>
+      <w:r>
+        <w:t>Streamlit</w:t>
+      </w:r>
+      <w:proofErr w:type="spellEnd"/>
       <w:r>
         <w:t xml:space="preserve"> </w:t>
       </w:r>
-    </w:p>
-    <w:p>
-      <w:r>
-        <w:t xml:space="preserve">In this activity, for easy visualisation, the writer uses </w:t>
-      </w:r>
-      <w:proofErr w:type="spellStart"/>
-      <w:r>
-        <w:t>Streamlit</w:t>
-      </w:r>
-      <w:proofErr w:type="spellEnd"/>
+      <w:r>
+        <w:t xml:space="preserve">to visualise how the system works. </w:t>
+      </w:r>
+      <w:r>
+        <w:t xml:space="preserve">Below are </w:t>
+      </w:r>
+      <w:r>
+        <w:t>the explanations of each scenario:</w:t>
+      </w:r>
+    </w:p>
+    <w:p>
+      <w:pPr>
+        <w:pStyle w:val="Heading2"/>
+        <w:jc w:val="both"/>
+      </w:pPr>
+      <w:r>
+        <w:t>Scenario 1</w:t>
+      </w:r>
       <w:r>
         <w:t xml:space="preserve"> </w:t>
       </w:r>
       <w:r>
-        <w:t xml:space="preserve">to visualise how the system works. </w:t>
-      </w:r>
-      <w:r>
-        <w:t xml:space="preserve">Below are </w:t>
-      </w:r>
-      <w:r>
-        <w:t>the explanations of each scenario:</w:t>
-      </w:r>
-    </w:p>
-    <w:p>
-      <w:pPr>
-        <w:pStyle w:val="Heading2"/>
-      </w:pPr>
-      <w:r>
-        <w:t>Scenario 1</w:t>
+        <w:t>–</w:t>
       </w:r>
       <w:r>
         <w:t xml:space="preserve"> </w:t>
       </w:r>
       <w:r>
-        <w:t>–</w:t>
-      </w:r>
-      <w:r>
-        <w:t xml:space="preserve"> </w:t>
-      </w:r>
-      <w:r>
         <w:t>Hospital and Its Navigation</w:t>
       </w:r>
     </w:p>
     <w:p>
-      <w:r>
-        <w:rPr>
-          <w:highlight w:val="yellow"/>
-        </w:rPr>
-        <w:t>Show and discuss the scenario’s outputs/results.</w:t>
-      </w:r>
-      <w:r>
-        <w:t xml:space="preserve"> </w:t>
-      </w:r>
-    </w:p>
-    <w:p>
+      <w:pPr>
+        <w:jc w:val="both"/>
+      </w:pPr>
       <w:r>
         <w:rPr>
           <w:noProof/>
@@ -2484,17 +2439,33 @@
       </w:r>
     </w:p>
     <w:p>
+      <w:pPr>
+        <w:jc w:val="both"/>
+      </w:pPr>
       <w:r>
         <w:t xml:space="preserve">Figure </w:t>
       </w:r>
-      <w:fldSimple w:instr=" SEQ Figure \* ARABIC ">
-        <w:r>
-          <w:rPr>
-            <w:noProof/>
-          </w:rPr>
-          <w:t>2</w:t>
-        </w:r>
-      </w:fldSimple>
+      <w:r>
+        <w:fldChar w:fldCharType="begin"/>
+      </w:r>
+      <w:r>
+        <w:instrText xml:space="preserve"> SEQ Figure \* ARABIC </w:instrText>
+      </w:r>
+      <w:r>
+        <w:fldChar w:fldCharType="separate"/>
+      </w:r>
+      <w:r>
+        <w:rPr>
+          <w:noProof/>
+        </w:rPr>
+        <w:t>2</w:t>
+      </w:r>
+      <w:r>
+        <w:rPr>
+          <w:noProof/>
+        </w:rPr>
+        <w:fldChar w:fldCharType="end"/>
+      </w:r>
       <w:r>
         <w:t xml:space="preserve">. The user is prompted to upload the available departments </w:t>
       </w:r>
@@ -2507,6 +2478,7 @@
     </w:p>
     <w:p>
       <w:pPr>
+        <w:jc w:val="both"/>
         <w:rPr>
           <w:noProof/>
         </w:rPr>
@@ -2614,17 +2586,33 @@
       </w:r>
     </w:p>
     <w:p>
+      <w:pPr>
+        <w:jc w:val="both"/>
+      </w:pPr>
       <w:r>
         <w:t xml:space="preserve">Figure </w:t>
       </w:r>
-      <w:fldSimple w:instr=" SEQ Figure \* ARABIC ">
-        <w:r>
-          <w:rPr>
-            <w:noProof/>
-          </w:rPr>
-          <w:t>3</w:t>
-        </w:r>
-      </w:fldSimple>
+      <w:r>
+        <w:fldChar w:fldCharType="begin"/>
+      </w:r>
+      <w:r>
+        <w:instrText xml:space="preserve"> SEQ Figure \* ARABIC </w:instrText>
+      </w:r>
+      <w:r>
+        <w:fldChar w:fldCharType="separate"/>
+      </w:r>
+      <w:r>
+        <w:rPr>
+          <w:noProof/>
+        </w:rPr>
+        <w:t>3</w:t>
+      </w:r>
+      <w:r>
+        <w:rPr>
+          <w:noProof/>
+        </w:rPr>
+        <w:fldChar w:fldCharType="end"/>
+      </w:r>
       <w:r>
         <w:t>. Sample Department Input (Left) and Corridors</w:t>
       </w:r>
@@ -2642,28 +2630,34 @@
       </w:r>
     </w:p>
     <w:p>
+      <w:pPr>
+        <w:jc w:val="both"/>
+      </w:pPr>
+      <w:r>
+        <w:t xml:space="preserve">Once the files </w:t>
+      </w:r>
+      <w:r>
+        <w:t xml:space="preserve">have been successfully uploaded, the user can generate the visualisation of the hospital, </w:t>
+      </w:r>
+      <w:r>
+        <w:t xml:space="preserve">for </w:t>
+      </w:r>
+      <w:r>
+        <w:t xml:space="preserve">example in </w:t>
+      </w:r>
+      <w:r>
+        <w:t xml:space="preserve">the </w:t>
+      </w:r>
+      <w:r>
+        <w:t>figure below:</w:t>
+      </w:r>
+    </w:p>
+    <w:p>
+      <w:pPr>
+        <w:jc w:val="both"/>
+      </w:pPr>
       <w:r>
         <w:lastRenderedPageBreak/>
-        <w:t xml:space="preserve">Once the files </w:t>
-      </w:r>
-      <w:r>
-        <w:t xml:space="preserve">have been successfully uploaded, the user can generate the visualisation of the hospital, </w:t>
-      </w:r>
-      <w:r>
-        <w:t xml:space="preserve">for </w:t>
-      </w:r>
-      <w:r>
-        <w:t xml:space="preserve">example in </w:t>
-      </w:r>
-      <w:r>
-        <w:t xml:space="preserve">the </w:t>
-      </w:r>
-      <w:r>
-        <w:t>figure below:</w:t>
-      </w:r>
-    </w:p>
-    <w:p>
-      <w:r>
         <w:fldChar w:fldCharType="begin"/>
       </w:r>
       <w:r>
@@ -2730,22 +2724,41 @@
       </w:r>
     </w:p>
     <w:p>
+      <w:pPr>
+        <w:jc w:val="both"/>
+      </w:pPr>
       <w:r>
         <w:t xml:space="preserve">Figure </w:t>
       </w:r>
-      <w:fldSimple w:instr=" SEQ Figure \* ARABIC ">
-        <w:r>
-          <w:rPr>
-            <w:noProof/>
-          </w:rPr>
-          <w:t>4</w:t>
-        </w:r>
-      </w:fldSimple>
+      <w:r>
+        <w:fldChar w:fldCharType="begin"/>
+      </w:r>
+      <w:r>
+        <w:instrText xml:space="preserve"> SEQ Figure \* ARABIC </w:instrText>
+      </w:r>
+      <w:r>
+        <w:fldChar w:fldCharType="separate"/>
+      </w:r>
+      <w:r>
+        <w:rPr>
+          <w:noProof/>
+        </w:rPr>
+        <w:t>4</w:t>
+      </w:r>
+      <w:r>
+        <w:rPr>
+          <w:noProof/>
+        </w:rPr>
+        <w:fldChar w:fldCharType="end"/>
+      </w:r>
       <w:r>
         <w:t>. Visual of the Hospital Departments – Corridors – Walking Time in minutes in red (Photo by Author)</w:t>
       </w:r>
     </w:p>
     <w:p>
+      <w:pPr>
+        <w:jc w:val="both"/>
+      </w:pPr>
       <w:r>
         <w:t xml:space="preserve">Once the visual is generated, the user can generate the BFS </w:t>
       </w:r>
@@ -2769,6 +2782,9 @@
       </w:r>
     </w:p>
     <w:p>
+      <w:pPr>
+        <w:jc w:val="both"/>
+      </w:pPr>
       <w:r>
         <w:rPr>
           <w:noProof/>
@@ -2811,17 +2827,33 @@
       </w:r>
     </w:p>
     <w:p>
+      <w:pPr>
+        <w:jc w:val="both"/>
+      </w:pPr>
       <w:r>
         <w:t xml:space="preserve">Figure </w:t>
       </w:r>
-      <w:fldSimple w:instr=" SEQ Figure \* ARABIC ">
-        <w:r>
-          <w:rPr>
-            <w:noProof/>
-          </w:rPr>
-          <w:t>5</w:t>
-        </w:r>
-      </w:fldSimple>
+      <w:r>
+        <w:fldChar w:fldCharType="begin"/>
+      </w:r>
+      <w:r>
+        <w:instrText xml:space="preserve"> SEQ Figure \* ARABIC </w:instrText>
+      </w:r>
+      <w:r>
+        <w:fldChar w:fldCharType="separate"/>
+      </w:r>
+      <w:r>
+        <w:rPr>
+          <w:noProof/>
+        </w:rPr>
+        <w:t>5</w:t>
+      </w:r>
+      <w:r>
+        <w:rPr>
+          <w:noProof/>
+        </w:rPr>
+        <w:fldChar w:fldCharType="end"/>
+      </w:r>
       <w:r>
         <w:t xml:space="preserve">. </w:t>
       </w:r>
@@ -2832,18 +2864,22 @@
         <w:t xml:space="preserve"> (Photo by Author)</w:t>
       </w:r>
     </w:p>
-    <w:p/>
-    <w:p>
-      <w:r>
-        <w:rPr>
-          <w:noProof/>
-        </w:rPr>
+    <w:p>
+      <w:pPr>
+        <w:jc w:val="both"/>
+      </w:pPr>
+    </w:p>
+    <w:p>
+      <w:pPr>
+        <w:jc w:val="both"/>
+      </w:pPr>
+      <w:r>
         <w:lastRenderedPageBreak/>
         <w:drawing>
-          <wp:inline distT="0" distB="0" distL="0" distR="0" wp14:anchorId="7D19A2EC" wp14:editId="46A7D75F">
-            <wp:extent cx="5731510" cy="2342515"/>
-            <wp:effectExtent l="0" t="0" r="0" b="0"/>
-            <wp:docPr id="404336522" name="Picture 1" descr="A screenshot of a computer&#10;&#10;AI-generated content may be incorrect."/>
+          <wp:inline distT="0" distB="0" distL="0" distR="0" wp14:anchorId="02293E3E" wp14:editId="5E5F0975">
+            <wp:extent cx="5731510" cy="2753360"/>
+            <wp:effectExtent l="0" t="0" r="0" b="2540"/>
+            <wp:docPr id="986603990" name="Picture 1" descr="A screenshot of a computer&#10;&#10;AI-generated content may be incorrect."/>
             <wp:cNvGraphicFramePr>
               <a:graphicFrameLocks xmlns:a="http://schemas.openxmlformats.org/drawingml/2006/main" noChangeAspect="1"/>
             </wp:cNvGraphicFramePr>
@@ -2851,7 +2887,7 @@
               <a:graphicData uri="http://schemas.openxmlformats.org/drawingml/2006/picture">
                 <pic:pic xmlns:pic="http://schemas.openxmlformats.org/drawingml/2006/picture">
                   <pic:nvPicPr>
-                    <pic:cNvPr id="404336522" name="Picture 1" descr="A screenshot of a computer&#10;&#10;AI-generated content may be incorrect."/>
+                    <pic:cNvPr id="986603990" name="Picture 1" descr="A screenshot of a computer&#10;&#10;AI-generated content may be incorrect."/>
                     <pic:cNvPicPr/>
                   </pic:nvPicPr>
                   <pic:blipFill>
@@ -2863,7 +2899,7 @@
                   <pic:spPr>
                     <a:xfrm>
                       <a:off x="0" y="0"/>
-                      <a:ext cx="5731510" cy="2342515"/>
+                      <a:ext cx="5731510" cy="2753360"/>
                     </a:xfrm>
                     <a:prstGeom prst="rect">
                       <a:avLst/>
@@ -2877,17 +2913,33 @@
       </w:r>
     </w:p>
     <w:p>
+      <w:pPr>
+        <w:jc w:val="both"/>
+      </w:pPr>
       <w:r>
         <w:t xml:space="preserve">Figure </w:t>
       </w:r>
-      <w:fldSimple w:instr=" SEQ Figure \* ARABIC ">
-        <w:r>
-          <w:rPr>
-            <w:noProof/>
-          </w:rPr>
-          <w:t>6</w:t>
-        </w:r>
-      </w:fldSimple>
+      <w:r>
+        <w:fldChar w:fldCharType="begin"/>
+      </w:r>
+      <w:r>
+        <w:instrText xml:space="preserve"> SEQ Figure \* ARABIC </w:instrText>
+      </w:r>
+      <w:r>
+        <w:fldChar w:fldCharType="separate"/>
+      </w:r>
+      <w:r>
+        <w:rPr>
+          <w:noProof/>
+        </w:rPr>
+        <w:t>6</w:t>
+      </w:r>
+      <w:r>
+        <w:rPr>
+          <w:noProof/>
+        </w:rPr>
+        <w:fldChar w:fldCharType="end"/>
+      </w:r>
       <w:r>
         <w:t xml:space="preserve">. </w:t>
       </w:r>
@@ -2899,11 +2951,17 @@
       </w:r>
     </w:p>
     <w:p>
+      <w:pPr>
+        <w:jc w:val="both"/>
+      </w:pPr>
       <w:r>
         <w:t>The user can also calculate the shortest walking time to travel between departments. Below is the sample output:</w:t>
       </w:r>
     </w:p>
     <w:p>
+      <w:pPr>
+        <w:jc w:val="both"/>
+      </w:pPr>
       <w:r>
         <w:rPr>
           <w:noProof/>
@@ -2955,17 +3013,33 @@
       </w:r>
     </w:p>
     <w:p>
+      <w:pPr>
+        <w:jc w:val="both"/>
+      </w:pPr>
       <w:r>
         <w:t xml:space="preserve">Figure </w:t>
       </w:r>
-      <w:fldSimple w:instr=" SEQ Figure \* ARABIC ">
-        <w:r>
-          <w:rPr>
-            <w:noProof/>
-          </w:rPr>
-          <w:t>7</w:t>
-        </w:r>
-      </w:fldSimple>
+      <w:r>
+        <w:fldChar w:fldCharType="begin"/>
+      </w:r>
+      <w:r>
+        <w:instrText xml:space="preserve"> SEQ Figure \* ARABIC </w:instrText>
+      </w:r>
+      <w:r>
+        <w:fldChar w:fldCharType="separate"/>
+      </w:r>
+      <w:r>
+        <w:rPr>
+          <w:noProof/>
+        </w:rPr>
+        <w:t>7</w:t>
+      </w:r>
+      <w:r>
+        <w:rPr>
+          <w:noProof/>
+        </w:rPr>
+        <w:fldChar w:fldCharType="end"/>
+      </w:r>
       <w:r>
         <w:t xml:space="preserve">. </w:t>
       </w:r>
@@ -2982,6 +3056,7 @@
     <w:p>
       <w:pPr>
         <w:pStyle w:val="Heading2"/>
+        <w:jc w:val="both"/>
       </w:pPr>
       <w:r>
         <w:t>Scenario 2</w:t>
@@ -2991,16 +3066,44 @@
       </w:r>
     </w:p>
     <w:p>
-      <w:r>
-        <w:rPr>
-          <w:highlight w:val="yellow"/>
-        </w:rPr>
-        <w:t>Show and discuss the scenario’s outputs/results.</w:t>
-      </w:r>
-    </w:p>
-    <w:p>
-      <w:r>
-        <w:t xml:space="preserve">The user can </w:t>
+      <w:pPr>
+        <w:jc w:val="both"/>
+      </w:pPr>
+      <w:r>
+        <w:t>The patient management system u</w:t>
+      </w:r>
+      <w:r>
+        <w:t xml:space="preserve">tilises hash tables, with </w:t>
+      </w:r>
+      <w:r>
+        <w:t xml:space="preserve">an </w:t>
+      </w:r>
+      <w:r>
+        <w:t>initial table size of 7</w:t>
+      </w:r>
+      <w:r>
+        <w:t>, and this number is always increased to the nearest prime number</w:t>
+      </w:r>
+      <w:r>
+        <w:t>.</w:t>
+      </w:r>
+      <w:r>
+        <w:t xml:space="preserve"> The prime selection is done by finding </w:t>
+      </w:r>
+      <w:r>
+        <w:t>the first prime number greater than or equal to the requested size.</w:t>
+      </w:r>
+      <w:r>
+        <w:t xml:space="preserve"> Moreover, the hash function uses polynomial rolling hash with the multiplier 31</w:t>
+      </w:r>
+      <w:r>
+        <w:t>, this number is considered simple and effective.</w:t>
+      </w:r>
+      <w:r>
+        <w:t xml:space="preserve"> In the UI, t</w:t>
+      </w:r>
+      <w:r>
+        <w:t xml:space="preserve">he user can </w:t>
       </w:r>
       <w:r>
         <w:t>load</w:t>
@@ -3019,10 +3122,14 @@
       </w:r>
     </w:p>
     <w:p>
-      <w:r>
-        <w:rPr>
-          <w:noProof/>
-        </w:rPr>
+      <w:pPr>
+        <w:jc w:val="both"/>
+      </w:pPr>
+      <w:r>
+        <w:rPr>
+          <w:noProof/>
+        </w:rPr>
+        <w:lastRenderedPageBreak/>
         <w:drawing>
           <wp:inline distT="0" distB="0" distL="0" distR="0" wp14:anchorId="2D42C1D6" wp14:editId="71A312FA">
             <wp:extent cx="3668233" cy="1252141"/>
@@ -3061,17 +3168,33 @@
       </w:r>
     </w:p>
     <w:p>
+      <w:pPr>
+        <w:jc w:val="both"/>
+      </w:pPr>
       <w:r>
         <w:t xml:space="preserve">Figure </w:t>
       </w:r>
-      <w:fldSimple w:instr=" SEQ Figure \* ARABIC ">
-        <w:r>
-          <w:rPr>
-            <w:noProof/>
-          </w:rPr>
-          <w:t>8</w:t>
-        </w:r>
-      </w:fldSimple>
+      <w:r>
+        <w:fldChar w:fldCharType="begin"/>
+      </w:r>
+      <w:r>
+        <w:instrText xml:space="preserve"> SEQ Figure \* ARABIC </w:instrText>
+      </w:r>
+      <w:r>
+        <w:fldChar w:fldCharType="separate"/>
+      </w:r>
+      <w:r>
+        <w:rPr>
+          <w:noProof/>
+        </w:rPr>
+        <w:t>8</w:t>
+      </w:r>
+      <w:r>
+        <w:rPr>
+          <w:noProof/>
+        </w:rPr>
+        <w:fldChar w:fldCharType="end"/>
+      </w:r>
       <w:r>
         <w:t xml:space="preserve">. </w:t>
       </w:r>
@@ -3083,11 +3206,13 @@
       </w:r>
     </w:p>
     <w:p>
-      <w:r>
-        <w:rPr>
-          <w:noProof/>
-        </w:rPr>
-        <w:lastRenderedPageBreak/>
+      <w:pPr>
+        <w:jc w:val="both"/>
+      </w:pPr>
+      <w:r>
+        <w:rPr>
+          <w:noProof/>
+        </w:rPr>
         <w:drawing>
           <wp:inline distT="0" distB="0" distL="0" distR="0" wp14:anchorId="4BDA08A8" wp14:editId="068AF59E">
             <wp:extent cx="5232400" cy="3543300"/>
@@ -3126,17 +3251,33 @@
       </w:r>
     </w:p>
     <w:p>
+      <w:pPr>
+        <w:jc w:val="both"/>
+      </w:pPr>
       <w:r>
         <w:t xml:space="preserve">Figure </w:t>
       </w:r>
-      <w:fldSimple w:instr=" SEQ Figure \* ARABIC ">
-        <w:r>
-          <w:rPr>
-            <w:noProof/>
-          </w:rPr>
-          <w:t>9</w:t>
-        </w:r>
-      </w:fldSimple>
+      <w:r>
+        <w:fldChar w:fldCharType="begin"/>
+      </w:r>
+      <w:r>
+        <w:instrText xml:space="preserve"> SEQ Figure \* ARABIC </w:instrText>
+      </w:r>
+      <w:r>
+        <w:fldChar w:fldCharType="separate"/>
+      </w:r>
+      <w:r>
+        <w:rPr>
+          <w:noProof/>
+        </w:rPr>
+        <w:t>9</w:t>
+      </w:r>
+      <w:r>
+        <w:rPr>
+          <w:noProof/>
+        </w:rPr>
+        <w:fldChar w:fldCharType="end"/>
+      </w:r>
       <w:r>
         <w:t xml:space="preserve">. </w:t>
       </w:r>
@@ -3154,6 +3295,9 @@
       </w:r>
     </w:p>
     <w:p>
+      <w:pPr>
+        <w:jc w:val="both"/>
+      </w:pPr>
       <w:r>
         <w:t>Once the patient data is successfully loaded</w:t>
       </w:r>
@@ -3180,10 +3324,14 @@
       </w:r>
     </w:p>
     <w:p>
-      <w:r>
-        <w:rPr>
-          <w:noProof/>
-        </w:rPr>
+      <w:pPr>
+        <w:jc w:val="both"/>
+      </w:pPr>
+      <w:r>
+        <w:rPr>
+          <w:noProof/>
+        </w:rPr>
+        <w:lastRenderedPageBreak/>
         <w:drawing>
           <wp:inline distT="0" distB="0" distL="0" distR="0" wp14:anchorId="26AC8EFA" wp14:editId="45F48A75">
             <wp:extent cx="4311502" cy="2895671"/>
@@ -3222,17 +3370,33 @@
       </w:r>
     </w:p>
     <w:p>
+      <w:pPr>
+        <w:jc w:val="both"/>
+      </w:pPr>
       <w:r>
         <w:t xml:space="preserve">Figure </w:t>
       </w:r>
-      <w:fldSimple w:instr=" SEQ Figure \* ARABIC ">
-        <w:r>
-          <w:rPr>
-            <w:noProof/>
-          </w:rPr>
-          <w:t>10</w:t>
-        </w:r>
-      </w:fldSimple>
+      <w:r>
+        <w:fldChar w:fldCharType="begin"/>
+      </w:r>
+      <w:r>
+        <w:instrText xml:space="preserve"> SEQ Figure \* ARABIC </w:instrText>
+      </w:r>
+      <w:r>
+        <w:fldChar w:fldCharType="separate"/>
+      </w:r>
+      <w:r>
+        <w:rPr>
+          <w:noProof/>
+        </w:rPr>
+        <w:t>10</w:t>
+      </w:r>
+      <w:r>
+        <w:rPr>
+          <w:noProof/>
+        </w:rPr>
+        <w:fldChar w:fldCharType="end"/>
+      </w:r>
       <w:r>
         <w:t xml:space="preserve">. </w:t>
       </w:r>
@@ -3250,6 +3414,9 @@
       </w:r>
     </w:p>
     <w:p>
+      <w:pPr>
+        <w:jc w:val="both"/>
+      </w:pPr>
       <w:r>
         <w:t>The system also enables users to insert new patient information into the system (but it will not be saved in the CSV, only in the webpage</w:t>
       </w:r>
@@ -3259,13 +3426,18 @@
       <w:r>
         <w:t>).</w:t>
       </w:r>
-    </w:p>
-    <w:p>
-      <w:r>
-        <w:rPr>
-          <w:noProof/>
-        </w:rPr>
-        <w:lastRenderedPageBreak/>
+      <w:r>
+        <w:t xml:space="preserve"> </w:t>
+      </w:r>
+    </w:p>
+    <w:p>
+      <w:pPr>
+        <w:jc w:val="both"/>
+      </w:pPr>
+      <w:r>
+        <w:rPr>
+          <w:noProof/>
+        </w:rPr>
         <w:drawing>
           <wp:inline distT="0" distB="0" distL="0" distR="0" wp14:anchorId="3F9C6FF1" wp14:editId="17ECA273">
             <wp:extent cx="3981893" cy="3437504"/>
@@ -3304,17 +3476,33 @@
       </w:r>
     </w:p>
     <w:p>
+      <w:pPr>
+        <w:jc w:val="both"/>
+      </w:pPr>
       <w:r>
         <w:t xml:space="preserve">Figure </w:t>
       </w:r>
-      <w:fldSimple w:instr=" SEQ Figure \* ARABIC ">
-        <w:r>
-          <w:rPr>
-            <w:noProof/>
-          </w:rPr>
-          <w:t>11</w:t>
-        </w:r>
-      </w:fldSimple>
+      <w:r>
+        <w:fldChar w:fldCharType="begin"/>
+      </w:r>
+      <w:r>
+        <w:instrText xml:space="preserve"> SEQ Figure \* ARABIC </w:instrText>
+      </w:r>
+      <w:r>
+        <w:fldChar w:fldCharType="separate"/>
+      </w:r>
+      <w:r>
+        <w:rPr>
+          <w:noProof/>
+        </w:rPr>
+        <w:t>11</w:t>
+      </w:r>
+      <w:r>
+        <w:rPr>
+          <w:noProof/>
+        </w:rPr>
+        <w:fldChar w:fldCharType="end"/>
+      </w:r>
       <w:r>
         <w:t xml:space="preserve">. </w:t>
       </w:r>
@@ -3329,15 +3517,30 @@
       </w:r>
     </w:p>
     <w:p>
+      <w:pPr>
+        <w:jc w:val="both"/>
+      </w:pPr>
+      <w:r>
+        <w:t>Because the system uses linear probing, when a user with the same ID is added, it will override the old data with the new one.</w:t>
+      </w:r>
+    </w:p>
+    <w:p>
+      <w:pPr>
+        <w:jc w:val="both"/>
+      </w:pPr>
       <w:r>
         <w:t>The system can also search a patient’s details by using the patient ID.</w:t>
       </w:r>
     </w:p>
     <w:p>
-      <w:r>
-        <w:rPr>
-          <w:noProof/>
-        </w:rPr>
+      <w:pPr>
+        <w:jc w:val="both"/>
+      </w:pPr>
+      <w:r>
+        <w:rPr>
+          <w:noProof/>
+        </w:rPr>
+        <w:lastRenderedPageBreak/>
         <w:drawing>
           <wp:inline distT="0" distB="0" distL="0" distR="0" wp14:anchorId="2F7BF646" wp14:editId="1FDD5A62">
             <wp:extent cx="3859399" cy="1472609"/>
@@ -3376,17 +3579,33 @@
       </w:r>
     </w:p>
     <w:p>
+      <w:pPr>
+        <w:jc w:val="both"/>
+      </w:pPr>
       <w:r>
         <w:t xml:space="preserve">Figure </w:t>
       </w:r>
-      <w:fldSimple w:instr=" SEQ Figure \* ARABIC ">
-        <w:r>
-          <w:rPr>
-            <w:noProof/>
-          </w:rPr>
-          <w:t>12</w:t>
-        </w:r>
-      </w:fldSimple>
+      <w:r>
+        <w:fldChar w:fldCharType="begin"/>
+      </w:r>
+      <w:r>
+        <w:instrText xml:space="preserve"> SEQ Figure \* ARABIC </w:instrText>
+      </w:r>
+      <w:r>
+        <w:fldChar w:fldCharType="separate"/>
+      </w:r>
+      <w:r>
+        <w:rPr>
+          <w:noProof/>
+        </w:rPr>
+        <w:t>12</w:t>
+      </w:r>
+      <w:r>
+        <w:rPr>
+          <w:noProof/>
+        </w:rPr>
+        <w:fldChar w:fldCharType="end"/>
+      </w:r>
       <w:r>
         <w:t xml:space="preserve">. </w:t>
       </w:r>
@@ -3416,6 +3635,9 @@
       </w:r>
     </w:p>
     <w:p>
+      <w:pPr>
+        <w:jc w:val="both"/>
+      </w:pPr>
       <w:r>
         <w:t xml:space="preserve">The user can </w:t>
       </w:r>
@@ -3455,13 +3677,18 @@
       <w:r>
         <w:t>.</w:t>
       </w:r>
-    </w:p>
-    <w:p>
-      <w:r>
-        <w:rPr>
-          <w:noProof/>
-        </w:rPr>
-        <w:lastRenderedPageBreak/>
+      <w:r>
+        <w:t xml:space="preserve"> </w:t>
+      </w:r>
+    </w:p>
+    <w:p>
+      <w:pPr>
+        <w:jc w:val="both"/>
+      </w:pPr>
+      <w:r>
+        <w:rPr>
+          <w:noProof/>
+        </w:rPr>
         <w:drawing>
           <wp:inline distT="0" distB="0" distL="0" distR="0" wp14:anchorId="0C96D472" wp14:editId="5EB189F3">
             <wp:extent cx="3678865" cy="2301634"/>
@@ -3500,17 +3727,33 @@
       </w:r>
     </w:p>
     <w:p>
+      <w:pPr>
+        <w:jc w:val="both"/>
+      </w:pPr>
       <w:r>
         <w:t xml:space="preserve">Figure </w:t>
       </w:r>
-      <w:fldSimple w:instr=" SEQ Figure \* ARABIC ">
-        <w:r>
-          <w:rPr>
-            <w:noProof/>
-          </w:rPr>
-          <w:t>13</w:t>
-        </w:r>
-      </w:fldSimple>
+      <w:r>
+        <w:fldChar w:fldCharType="begin"/>
+      </w:r>
+      <w:r>
+        <w:instrText xml:space="preserve"> SEQ Figure \* ARABIC </w:instrText>
+      </w:r>
+      <w:r>
+        <w:fldChar w:fldCharType="separate"/>
+      </w:r>
+      <w:r>
+        <w:rPr>
+          <w:noProof/>
+        </w:rPr>
+        <w:t>13</w:t>
+      </w:r>
+      <w:r>
+        <w:rPr>
+          <w:noProof/>
+        </w:rPr>
+        <w:fldChar w:fldCharType="end"/>
+      </w:r>
       <w:r>
         <w:t xml:space="preserve">. </w:t>
       </w:r>
@@ -3536,6 +3779,7 @@
     <w:p>
       <w:pPr>
         <w:pStyle w:val="Heading2"/>
+        <w:jc w:val="both"/>
       </w:pPr>
       <w:r>
         <w:t>Scenario 3</w:t>
@@ -3545,14 +3789,9 @@
       </w:r>
     </w:p>
     <w:p>
-      <w:r>
-        <w:rPr>
-          <w:highlight w:val="yellow"/>
-        </w:rPr>
-        <w:t>Show and discuss the scenario’s outputs/results.</w:t>
-      </w:r>
-    </w:p>
-    <w:p>
+      <w:pPr>
+        <w:jc w:val="both"/>
+      </w:pPr>
       <w:r>
         <w:t xml:space="preserve">If the </w:t>
       </w:r>
@@ -3585,10 +3824,14 @@
       </w:r>
     </w:p>
     <w:p>
-      <w:r>
-        <w:rPr>
-          <w:noProof/>
-        </w:rPr>
+      <w:pPr>
+        <w:jc w:val="both"/>
+      </w:pPr>
+      <w:r>
+        <w:rPr>
+          <w:noProof/>
+        </w:rPr>
+        <w:lastRenderedPageBreak/>
         <w:drawing>
           <wp:inline distT="0" distB="0" distL="0" distR="0" wp14:anchorId="7A9430D4" wp14:editId="14E1FD41">
             <wp:extent cx="5731510" cy="3318510"/>
@@ -3627,17 +3870,33 @@
       </w:r>
     </w:p>
     <w:p>
+      <w:pPr>
+        <w:jc w:val="both"/>
+      </w:pPr>
       <w:r>
         <w:t xml:space="preserve">Figure </w:t>
       </w:r>
-      <w:fldSimple w:instr=" SEQ Figure \* ARABIC ">
-        <w:r>
-          <w:rPr>
-            <w:noProof/>
-          </w:rPr>
-          <w:t>14</w:t>
-        </w:r>
-      </w:fldSimple>
+      <w:r>
+        <w:fldChar w:fldCharType="begin"/>
+      </w:r>
+      <w:r>
+        <w:instrText xml:space="preserve"> SEQ Figure \* ARABIC </w:instrText>
+      </w:r>
+      <w:r>
+        <w:fldChar w:fldCharType="separate"/>
+      </w:r>
+      <w:r>
+        <w:rPr>
+          <w:noProof/>
+        </w:rPr>
+        <w:t>14</w:t>
+      </w:r>
+      <w:r>
+        <w:rPr>
+          <w:noProof/>
+        </w:rPr>
+        <w:fldChar w:fldCharType="end"/>
+      </w:r>
       <w:r>
         <w:t xml:space="preserve">. </w:t>
       </w:r>
@@ -3649,11 +3908,13 @@
       </w:r>
     </w:p>
     <w:p>
-      <w:r>
-        <w:rPr>
-          <w:noProof/>
-        </w:rPr>
-        <w:lastRenderedPageBreak/>
+      <w:pPr>
+        <w:jc w:val="both"/>
+      </w:pPr>
+      <w:r>
+        <w:rPr>
+          <w:noProof/>
+        </w:rPr>
         <w:drawing>
           <wp:inline distT="0" distB="0" distL="0" distR="0" wp14:anchorId="2DBAA997" wp14:editId="1A6183A5">
             <wp:extent cx="2647507" cy="2455382"/>
@@ -3692,17 +3953,33 @@
       </w:r>
     </w:p>
     <w:p>
+      <w:pPr>
+        <w:jc w:val="both"/>
+      </w:pPr>
       <w:r>
         <w:t xml:space="preserve">Figure </w:t>
       </w:r>
-      <w:fldSimple w:instr=" SEQ Figure \* ARABIC ">
-        <w:r>
-          <w:rPr>
-            <w:noProof/>
-          </w:rPr>
-          <w:t>15</w:t>
-        </w:r>
-      </w:fldSimple>
+      <w:r>
+        <w:fldChar w:fldCharType="begin"/>
+      </w:r>
+      <w:r>
+        <w:instrText xml:space="preserve"> SEQ Figure \* ARABIC </w:instrText>
+      </w:r>
+      <w:r>
+        <w:fldChar w:fldCharType="separate"/>
+      </w:r>
+      <w:r>
+        <w:rPr>
+          <w:noProof/>
+        </w:rPr>
+        <w:t>15</w:t>
+      </w:r>
+      <w:r>
+        <w:rPr>
+          <w:noProof/>
+        </w:rPr>
+        <w:fldChar w:fldCharType="end"/>
+      </w:r>
       <w:r>
         <w:t xml:space="preserve">. </w:t>
       </w:r>
@@ -3714,6 +3991,9 @@
       </w:r>
     </w:p>
     <w:p>
+      <w:pPr>
+        <w:jc w:val="both"/>
+      </w:pPr>
       <w:r>
         <w:t xml:space="preserve">The user can then view the </w:t>
       </w:r>
@@ -3728,10 +4008,14 @@
       </w:r>
     </w:p>
     <w:p>
-      <w:r>
-        <w:rPr>
-          <w:noProof/>
-        </w:rPr>
+      <w:pPr>
+        <w:jc w:val="both"/>
+      </w:pPr>
+      <w:r>
+        <w:rPr>
+          <w:noProof/>
+        </w:rPr>
+        <w:lastRenderedPageBreak/>
         <w:drawing>
           <wp:inline distT="0" distB="0" distL="0" distR="0" wp14:anchorId="62D772B2" wp14:editId="6EF8E65F">
             <wp:extent cx="3527611" cy="2849525"/>
@@ -3770,17 +4054,33 @@
       </w:r>
     </w:p>
     <w:p>
+      <w:pPr>
+        <w:jc w:val="both"/>
+      </w:pPr>
       <w:r>
         <w:t xml:space="preserve">Figure </w:t>
       </w:r>
-      <w:fldSimple w:instr=" SEQ Figure \* ARABIC ">
-        <w:r>
-          <w:rPr>
-            <w:noProof/>
-          </w:rPr>
-          <w:t>16</w:t>
-        </w:r>
-      </w:fldSimple>
+      <w:r>
+        <w:fldChar w:fldCharType="begin"/>
+      </w:r>
+      <w:r>
+        <w:instrText xml:space="preserve"> SEQ Figure \* ARABIC </w:instrText>
+      </w:r>
+      <w:r>
+        <w:fldChar w:fldCharType="separate"/>
+      </w:r>
+      <w:r>
+        <w:rPr>
+          <w:noProof/>
+        </w:rPr>
+        <w:t>16</w:t>
+      </w:r>
+      <w:r>
+        <w:rPr>
+          <w:noProof/>
+        </w:rPr>
+        <w:fldChar w:fldCharType="end"/>
+      </w:r>
       <w:r>
         <w:t xml:space="preserve">. </w:t>
       </w:r>
@@ -3792,6 +4092,9 @@
       </w:r>
     </w:p>
     <w:p>
+      <w:pPr>
+        <w:jc w:val="both"/>
+      </w:pPr>
       <w:r>
         <w:t>Once the patient is treated, the user can “extract</w:t>
       </w:r>
@@ -3824,6 +4127,9 @@
       </w:r>
     </w:p>
     <w:p>
+      <w:pPr>
+        <w:jc w:val="both"/>
+      </w:pPr>
       <w:r>
         <w:rPr>
           <w:noProof/>
@@ -3866,17 +4172,33 @@
       </w:r>
     </w:p>
     <w:p>
+      <w:pPr>
+        <w:jc w:val="both"/>
+      </w:pPr>
       <w:r>
         <w:t xml:space="preserve">Figure </w:t>
       </w:r>
-      <w:fldSimple w:instr=" SEQ Figure \* ARABIC ">
-        <w:r>
-          <w:rPr>
-            <w:noProof/>
-          </w:rPr>
-          <w:t>17</w:t>
-        </w:r>
-      </w:fldSimple>
+      <w:r>
+        <w:fldChar w:fldCharType="begin"/>
+      </w:r>
+      <w:r>
+        <w:instrText xml:space="preserve"> SEQ Figure \* ARABIC </w:instrText>
+      </w:r>
+      <w:r>
+        <w:fldChar w:fldCharType="separate"/>
+      </w:r>
+      <w:r>
+        <w:rPr>
+          <w:noProof/>
+        </w:rPr>
+        <w:t>17</w:t>
+      </w:r>
+      <w:r>
+        <w:rPr>
+          <w:noProof/>
+        </w:rPr>
+        <w:fldChar w:fldCharType="end"/>
+      </w:r>
       <w:r>
         <w:t xml:space="preserve">. </w:t>
       </w:r>
@@ -3891,6 +4213,9 @@
       </w:r>
     </w:p>
     <w:p>
+      <w:pPr>
+        <w:jc w:val="both"/>
+      </w:pPr>
       <w:r>
         <w:t xml:space="preserve">If we peek after </w:t>
       </w:r>
@@ -3902,11 +4227,13 @@
       </w:r>
     </w:p>
     <w:p>
-      <w:r>
-        <w:rPr>
-          <w:noProof/>
-        </w:rPr>
-        <w:lastRenderedPageBreak/>
+      <w:pPr>
+        <w:jc w:val="both"/>
+      </w:pPr>
+      <w:r>
+        <w:rPr>
+          <w:noProof/>
+        </w:rPr>
         <w:drawing>
           <wp:inline distT="0" distB="0" distL="0" distR="0" wp14:anchorId="18A42CAC" wp14:editId="18F4D47E">
             <wp:extent cx="3476847" cy="2403285"/>
@@ -3945,17 +4272,33 @@
       </w:r>
     </w:p>
     <w:p>
+      <w:pPr>
+        <w:jc w:val="both"/>
+      </w:pPr>
       <w:r>
         <w:t xml:space="preserve">Figure </w:t>
       </w:r>
-      <w:fldSimple w:instr=" SEQ Figure \* ARABIC ">
-        <w:r>
-          <w:rPr>
-            <w:noProof/>
-          </w:rPr>
-          <w:t>18</w:t>
-        </w:r>
-      </w:fldSimple>
+      <w:r>
+        <w:fldChar w:fldCharType="begin"/>
+      </w:r>
+      <w:r>
+        <w:instrText xml:space="preserve"> SEQ Figure \* ARABIC </w:instrText>
+      </w:r>
+      <w:r>
+        <w:fldChar w:fldCharType="separate"/>
+      </w:r>
+      <w:r>
+        <w:rPr>
+          <w:noProof/>
+        </w:rPr>
+        <w:t>18</w:t>
+      </w:r>
+      <w:r>
+        <w:rPr>
+          <w:noProof/>
+        </w:rPr>
+        <w:fldChar w:fldCharType="end"/>
+      </w:r>
       <w:r>
         <w:t xml:space="preserve">. </w:t>
       </w:r>
@@ -3967,6 +4310,9 @@
       </w:r>
     </w:p>
     <w:p>
+      <w:pPr>
+        <w:jc w:val="both"/>
+      </w:pPr>
       <w:r>
         <w:t>Additionally, the user can modify the</w:t>
       </w:r>
@@ -3975,10 +4321,14 @@
       </w:r>
     </w:p>
     <w:p>
-      <w:r>
-        <w:rPr>
-          <w:noProof/>
-        </w:rPr>
+      <w:pPr>
+        <w:jc w:val="both"/>
+      </w:pPr>
+      <w:r>
+        <w:rPr>
+          <w:noProof/>
+        </w:rPr>
+        <w:lastRenderedPageBreak/>
         <w:drawing>
           <wp:inline distT="0" distB="0" distL="0" distR="0" wp14:anchorId="36BA071F" wp14:editId="26873720">
             <wp:extent cx="3359888" cy="1777100"/>
@@ -4017,18 +4367,34 @@
       </w:r>
     </w:p>
     <w:p>
+      <w:pPr>
+        <w:jc w:val="both"/>
+      </w:pPr>
       <w:bookmarkStart w:id="0" w:name="OLE_LINK1"/>
       <w:r>
         <w:t xml:space="preserve">Figure </w:t>
       </w:r>
-      <w:fldSimple w:instr=" SEQ Figure \* ARABIC ">
-        <w:r>
-          <w:rPr>
-            <w:noProof/>
-          </w:rPr>
-          <w:t>19</w:t>
-        </w:r>
-      </w:fldSimple>
+      <w:r>
+        <w:fldChar w:fldCharType="begin"/>
+      </w:r>
+      <w:r>
+        <w:instrText xml:space="preserve"> SEQ Figure \* ARABIC </w:instrText>
+      </w:r>
+      <w:r>
+        <w:fldChar w:fldCharType="separate"/>
+      </w:r>
+      <w:r>
+        <w:rPr>
+          <w:noProof/>
+        </w:rPr>
+        <w:t>19</w:t>
+      </w:r>
+      <w:r>
+        <w:rPr>
+          <w:noProof/>
+        </w:rPr>
+        <w:fldChar w:fldCharType="end"/>
+      </w:r>
       <w:r>
         <w:t xml:space="preserve">. </w:t>
       </w:r>
@@ -4047,6 +4413,9 @@
     </w:p>
     <w:bookmarkEnd w:id="0"/>
     <w:p>
+      <w:pPr>
+        <w:jc w:val="both"/>
+      </w:pPr>
       <w:r>
         <w:rPr>
           <w:noProof/>
@@ -4089,17 +4458,33 @@
       </w:r>
     </w:p>
     <w:p>
+      <w:pPr>
+        <w:jc w:val="both"/>
+      </w:pPr>
       <w:r>
         <w:t xml:space="preserve">Figure </w:t>
       </w:r>
-      <w:fldSimple w:instr=" SEQ Figure \* ARABIC ">
-        <w:r>
-          <w:rPr>
-            <w:noProof/>
-          </w:rPr>
-          <w:t>20</w:t>
-        </w:r>
-      </w:fldSimple>
+      <w:r>
+        <w:fldChar w:fldCharType="begin"/>
+      </w:r>
+      <w:r>
+        <w:instrText xml:space="preserve"> SEQ Figure \* ARABIC </w:instrText>
+      </w:r>
+      <w:r>
+        <w:fldChar w:fldCharType="separate"/>
+      </w:r>
+      <w:r>
+        <w:rPr>
+          <w:noProof/>
+        </w:rPr>
+        <w:t>20</w:t>
+      </w:r>
+      <w:r>
+        <w:rPr>
+          <w:noProof/>
+        </w:rPr>
+        <w:fldChar w:fldCharType="end"/>
+      </w:r>
       <w:r>
         <w:t xml:space="preserve">. </w:t>
       </w:r>
@@ -4149,42 +4534,96 @@
     <w:p>
       <w:pPr>
         <w:pStyle w:val="Heading2"/>
+        <w:jc w:val="both"/>
+      </w:pPr>
+      <w:r>
+        <w:t xml:space="preserve">Scenario 4 – </w:t>
+      </w:r>
+      <w:r>
+        <w:t>Patient Sorting</w:t>
+      </w:r>
+    </w:p>
+    <w:p>
+      <w:pPr>
+        <w:jc w:val="both"/>
+      </w:pPr>
+      <w:r>
+        <w:t xml:space="preserve">During the patient sorting step, the writer </w:t>
+      </w:r>
+      <w:r>
+        <w:t xml:space="preserve">also implements the simulation </w:t>
+      </w:r>
+      <w:r>
+        <w:t>o</w:t>
+      </w:r>
+      <w:r>
+        <w:t>n the webpage.</w:t>
+      </w:r>
+      <w:r>
+        <w:t xml:space="preserve"> The sorting algorithms used are quick sort with a pivot of the median of three and merge sort. The reason why the writer chooses </w:t>
+      </w:r>
+      <w:r>
+        <w:t xml:space="preserve">the </w:t>
+      </w:r>
+      <w:r>
+        <w:t>median of three as the pivot of quick</w:t>
+      </w:r>
+      <w:r>
+        <w:t xml:space="preserve"> </w:t>
+      </w:r>
+      <w:r>
+        <w:t xml:space="preserve">sort is </w:t>
+      </w:r>
+      <w:r>
+        <w:t>that</w:t>
+      </w:r>
+      <w:r>
+        <w:t xml:space="preserve"> </w:t>
+      </w:r>
+      <w:r>
+        <w:t xml:space="preserve">the writer tried to avoid </w:t>
+      </w:r>
+      <w:r>
+        <w:t xml:space="preserve">the </w:t>
+      </w:r>
+      <w:r>
+        <w:t>chance of bad splits</w:t>
+      </w:r>
+      <w:r>
+        <w:t xml:space="preserve"> and aimed for consistent </w:t>
+      </w:r>
+      <w:proofErr w:type="gramStart"/>
+      <w:r>
+        <w:t>O(</w:t>
+      </w:r>
+      <w:proofErr w:type="gramEnd"/>
+      <w:r>
+        <w:t>n log n) behaviour.</w:t>
+      </w:r>
+      <w:r>
+        <w:t xml:space="preserve"> </w:t>
+      </w:r>
+      <w:r>
+        <w:t xml:space="preserve"> Below are the results for random, nearly sorted, and reversed condition</w:t>
+      </w:r>
+      <w:r>
+        <w:t>s</w:t>
+      </w:r>
+      <w:r>
+        <w:t>:</w:t>
+      </w:r>
+    </w:p>
+    <w:p>
+      <w:pPr>
+        <w:jc w:val="both"/>
       </w:pPr>
       <w:r>
         <w:lastRenderedPageBreak/>
-        <w:t xml:space="preserve">Scenario 4 – </w:t>
-      </w:r>
-      <w:r>
-        <w:t>Patient Sorting</w:t>
-      </w:r>
-    </w:p>
-    <w:p>
-      <w:r>
-        <w:t xml:space="preserve">During the patient sorting step, the writer </w:t>
-      </w:r>
-      <w:r>
-        <w:t xml:space="preserve">also implements the simulation </w:t>
-      </w:r>
-      <w:r>
-        <w:t>o</w:t>
-      </w:r>
-      <w:r>
-        <w:t>n the webpage. Below are the results for random, nearly sorted, and reversed condition</w:t>
-      </w:r>
-      <w:r>
-        <w:t>s</w:t>
-      </w:r>
-      <w:r>
-        <w:t>:</w:t>
-      </w:r>
-    </w:p>
-    <w:p>
-      <w:r>
         <w:drawing>
-          <wp:inline distT="0" distB="0" distL="0" distR="0" wp14:anchorId="75A05B7C" wp14:editId="52A82FAD">
-            <wp:extent cx="5731510" cy="6072505"/>
-            <wp:effectExtent l="0" t="0" r="0" b="0"/>
-            <wp:docPr id="1183156590" name="Picture 1" descr="A screenshot of a graph&#10;&#10;AI-generated content may be incorrect."/>
+          <wp:inline distT="0" distB="0" distL="0" distR="0" wp14:anchorId="5E2DB72C" wp14:editId="39850762">
+            <wp:extent cx="5731510" cy="5901055"/>
+            <wp:effectExtent l="0" t="0" r="0" b="4445"/>
+            <wp:docPr id="316935427" name="Picture 1" descr="A screen shot of a graph&#10;&#10;AI-generated content may be incorrect."/>
             <wp:cNvGraphicFramePr>
               <a:graphicFrameLocks xmlns:a="http://schemas.openxmlformats.org/drawingml/2006/main" noChangeAspect="1"/>
             </wp:cNvGraphicFramePr>
@@ -4192,7 +4631,7 @@
               <a:graphicData uri="http://schemas.openxmlformats.org/drawingml/2006/picture">
                 <pic:pic xmlns:pic="http://schemas.openxmlformats.org/drawingml/2006/picture">
                   <pic:nvPicPr>
-                    <pic:cNvPr id="1183156590" name="Picture 1" descr="A screenshot of a graph&#10;&#10;AI-generated content may be incorrect."/>
+                    <pic:cNvPr id="316935427" name="Picture 1" descr="A screen shot of a graph&#10;&#10;AI-generated content may be incorrect."/>
                     <pic:cNvPicPr/>
                   </pic:nvPicPr>
                   <pic:blipFill>
@@ -4204,7 +4643,7 @@
                   <pic:spPr>
                     <a:xfrm>
                       <a:off x="0" y="0"/>
-                      <a:ext cx="5731510" cy="6072505"/>
+                      <a:ext cx="5731510" cy="5901055"/>
                     </a:xfrm>
                     <a:prstGeom prst="rect">
                       <a:avLst/>
@@ -4218,6 +4657,9 @@
       </w:r>
     </w:p>
     <w:p>
+      <w:pPr>
+        <w:jc w:val="both"/>
+      </w:pPr>
       <w:r>
         <w:t xml:space="preserve">Figure </w:t>
       </w:r>
@@ -4262,13 +4704,16 @@
       </w:r>
     </w:p>
     <w:p>
+      <w:pPr>
+        <w:jc w:val="both"/>
+      </w:pPr>
       <w:r>
         <w:lastRenderedPageBreak/>
         <w:drawing>
-          <wp:inline distT="0" distB="0" distL="0" distR="0" wp14:anchorId="4EFE5435" wp14:editId="3DC7170F">
-            <wp:extent cx="5731510" cy="5960745"/>
-            <wp:effectExtent l="0" t="0" r="0" b="0"/>
-            <wp:docPr id="2137328396" name="Picture 1" descr="A screen shot of a graph&#10;&#10;AI-generated content may be incorrect."/>
+          <wp:inline distT="0" distB="0" distL="0" distR="0" wp14:anchorId="1E57825E" wp14:editId="7E86874A">
+            <wp:extent cx="5731510" cy="5979795"/>
+            <wp:effectExtent l="0" t="0" r="0" b="1905"/>
+            <wp:docPr id="882076693" name="Picture 1" descr="A screenshot of a graph&#10;&#10;AI-generated content may be incorrect."/>
             <wp:cNvGraphicFramePr>
               <a:graphicFrameLocks xmlns:a="http://schemas.openxmlformats.org/drawingml/2006/main" noChangeAspect="1"/>
             </wp:cNvGraphicFramePr>
@@ -4276,7 +4721,7 @@
               <a:graphicData uri="http://schemas.openxmlformats.org/drawingml/2006/picture">
                 <pic:pic xmlns:pic="http://schemas.openxmlformats.org/drawingml/2006/picture">
                   <pic:nvPicPr>
-                    <pic:cNvPr id="2137328396" name="Picture 1" descr="A screen shot of a graph&#10;&#10;AI-generated content may be incorrect."/>
+                    <pic:cNvPr id="882076693" name="Picture 1" descr="A screenshot of a graph&#10;&#10;AI-generated content may be incorrect."/>
                     <pic:cNvPicPr/>
                   </pic:nvPicPr>
                   <pic:blipFill>
@@ -4288,7 +4733,7 @@
                   <pic:spPr>
                     <a:xfrm>
                       <a:off x="0" y="0"/>
-                      <a:ext cx="5731510" cy="5960745"/>
+                      <a:ext cx="5731510" cy="5979795"/>
                     </a:xfrm>
                     <a:prstGeom prst="rect">
                       <a:avLst/>
@@ -4302,6 +4747,9 @@
       </w:r>
     </w:p>
     <w:p>
+      <w:pPr>
+        <w:jc w:val="both"/>
+      </w:pPr>
       <w:r>
         <w:t xml:space="preserve">Figure </w:t>
       </w:r>
@@ -4346,13 +4794,16 @@
       </w:r>
     </w:p>
     <w:p>
+      <w:pPr>
+        <w:jc w:val="both"/>
+      </w:pPr>
       <w:r>
         <w:lastRenderedPageBreak/>
         <w:drawing>
-          <wp:inline distT="0" distB="0" distL="0" distR="0" wp14:anchorId="45291A60" wp14:editId="5FCB849A">
-            <wp:extent cx="5731510" cy="5875655"/>
-            <wp:effectExtent l="0" t="0" r="0" b="4445"/>
-            <wp:docPr id="16992465" name="Picture 1" descr="A screen shot of a graph&#10;&#10;AI-generated content may be incorrect."/>
+          <wp:inline distT="0" distB="0" distL="0" distR="0" wp14:anchorId="42D3BAC4" wp14:editId="0BA43F67">
+            <wp:extent cx="5731510" cy="5807075"/>
+            <wp:effectExtent l="0" t="0" r="0" b="0"/>
+            <wp:docPr id="626039658" name="Picture 1" descr="A screenshot of a graph&#10;&#10;AI-generated content may be incorrect."/>
             <wp:cNvGraphicFramePr>
               <a:graphicFrameLocks xmlns:a="http://schemas.openxmlformats.org/drawingml/2006/main" noChangeAspect="1"/>
             </wp:cNvGraphicFramePr>
@@ -4360,7 +4811,7 @@
               <a:graphicData uri="http://schemas.openxmlformats.org/drawingml/2006/picture">
                 <pic:pic xmlns:pic="http://schemas.openxmlformats.org/drawingml/2006/picture">
                   <pic:nvPicPr>
-                    <pic:cNvPr id="16992465" name="Picture 1" descr="A screen shot of a graph&#10;&#10;AI-generated content may be incorrect."/>
+                    <pic:cNvPr id="626039658" name="Picture 1" descr="A screenshot of a graph&#10;&#10;AI-generated content may be incorrect."/>
                     <pic:cNvPicPr/>
                   </pic:nvPicPr>
                   <pic:blipFill>
@@ -4372,7 +4823,7 @@
                   <pic:spPr>
                     <a:xfrm>
                       <a:off x="0" y="0"/>
-                      <a:ext cx="5731510" cy="5875655"/>
+                      <a:ext cx="5731510" cy="5807075"/>
                     </a:xfrm>
                     <a:prstGeom prst="rect">
                       <a:avLst/>
@@ -4386,6 +4837,9 @@
       </w:r>
     </w:p>
     <w:p>
+      <w:pPr>
+        <w:jc w:val="both"/>
+      </w:pPr>
       <w:r>
         <w:t xml:space="preserve">Figure </w:t>
       </w:r>
@@ -4430,6 +4884,9 @@
       </w:r>
     </w:p>
     <w:p>
+      <w:pPr>
+        <w:jc w:val="both"/>
+      </w:pPr>
       <w:r>
         <w:t xml:space="preserve">Based on the sorting result, </w:t>
       </w:r>
@@ -4473,26 +4930,148 @@
         <w:t>various orders</w:t>
       </w:r>
       <w:r>
+        <w:t>. T</w:t>
+      </w:r>
+      <w:r>
+        <w:t>his is because</w:t>
+      </w:r>
+      <w:r>
+        <w:t xml:space="preserve"> quick</w:t>
+      </w:r>
+      <w:r>
+        <w:t xml:space="preserve"> </w:t>
+      </w:r>
+      <w:r>
+        <w:t>sort uses</w:t>
+      </w:r>
+      <w:r>
+        <w:t xml:space="preserve"> </w:t>
+      </w:r>
+      <w:r>
+        <w:t xml:space="preserve">the median of three </w:t>
+      </w:r>
+      <w:r>
+        <w:t>as</w:t>
+      </w:r>
+      <w:r>
+        <w:t xml:space="preserve"> the pivoting method</w:t>
+      </w:r>
+      <w:r>
+        <w:t>, making it unlike merge sort</w:t>
+      </w:r>
+      <w:r>
+        <w:t>,</w:t>
+      </w:r>
+      <w:r>
+        <w:t xml:space="preserve"> </w:t>
+      </w:r>
+      <w:r>
+        <w:t>which</w:t>
+      </w:r>
+      <w:r>
+        <w:t xml:space="preserve"> </w:t>
+      </w:r>
+      <w:r>
+        <w:t>require</w:t>
+      </w:r>
+      <w:r>
+        <w:t xml:space="preserve">s extra space allocation </w:t>
+      </w:r>
+      <w:r>
+        <w:t>and memory</w:t>
+      </w:r>
+      <w:r>
         <w:t>.</w:t>
       </w:r>
+      <w:r>
+        <w:t xml:space="preserve"> </w:t>
+      </w:r>
+      <w:r>
+        <w:t xml:space="preserve">However, the performance </w:t>
+      </w:r>
+      <w:r>
+        <w:t>of</w:t>
+      </w:r>
+      <w:r>
+        <w:t xml:space="preserve"> random</w:t>
+      </w:r>
+      <w:r>
+        <w:t xml:space="preserve">ly sorted data with an enormous size </w:t>
+      </w:r>
+      <w:r>
+        <w:t>is</w:t>
+      </w:r>
+      <w:r>
+        <w:t xml:space="preserve"> </w:t>
+      </w:r>
+      <w:r>
+        <w:t xml:space="preserve">almost </w:t>
+      </w:r>
+      <w:r>
+        <w:t>similar. Additionally, w</w:t>
+      </w:r>
+      <w:r>
+        <w:t xml:space="preserve">hen the number of data is </w:t>
+      </w:r>
+      <w:r>
+        <w:t>large</w:t>
+      </w:r>
+      <w:r>
+        <w:t xml:space="preserve"> and in reverse and nearly sorted order, merge sort </w:t>
+      </w:r>
+      <w:r>
+        <w:t>can be</w:t>
+      </w:r>
+      <w:r>
+        <w:t xml:space="preserve"> better</w:t>
+      </w:r>
+      <w:r>
+        <w:t xml:space="preserve"> than </w:t>
+      </w:r>
+      <w:r>
+        <w:t>quicksort.</w:t>
+      </w:r>
+      <w:r>
+        <w:t xml:space="preserve"> </w:t>
+      </w:r>
+      <w:r>
+        <w:t xml:space="preserve">Merge sort </w:t>
+      </w:r>
+      <w:r>
+        <w:t>is better</w:t>
+      </w:r>
+      <w:r>
+        <w:t xml:space="preserve"> in reverse and nearly sorted order</w:t>
+      </w:r>
+      <w:r>
+        <w:t>s</w:t>
+      </w:r>
+      <w:r>
+        <w:t xml:space="preserve"> because </w:t>
+      </w:r>
+      <w:r>
+        <w:t>i</w:t>
+      </w:r>
+      <w:r>
+        <w:t xml:space="preserve">t </w:t>
+      </w:r>
+      <w:r>
+        <w:t>is not affected by input order, unlike quicksort.</w:t>
+      </w:r>
     </w:p>
     <w:p>
       <w:pPr>
         <w:pStyle w:val="Heading1"/>
+        <w:jc w:val="both"/>
       </w:pPr>
       <w:r>
         <w:t>Reflections</w:t>
       </w:r>
     </w:p>
     <w:p>
-      <w:r>
-        <w:rPr>
-          <w:highlight w:val="yellow"/>
-        </w:rPr>
-        <w:t>Reflection on your assignment with respect to the specification</w:t>
-      </w:r>
-    </w:p>
-    <w:p>
+      <w:pPr>
+        <w:jc w:val="both"/>
+      </w:pPr>
       <w:r>
         <w:t>Reflecting on the assignment’s expected output, below are the fulfil</w:t>
       </w:r>
@@ -4510,6 +5089,7 @@
           <w:ilvl w:val="0"/>
           <w:numId w:val="3"/>
         </w:numPr>
+        <w:jc w:val="both"/>
       </w:pPr>
       <w:r>
         <w:t>Graph-Based Hospital Navigation</w:t>
@@ -4522,8 +5102,10 @@
           <w:ilvl w:val="1"/>
           <w:numId w:val="3"/>
         </w:numPr>
-      </w:pPr>
-      <w:r>
+        <w:jc w:val="both"/>
+      </w:pPr>
+      <w:r>
+        <w:lastRenderedPageBreak/>
         <w:t xml:space="preserve">A visual graph is generated to understand the “map” of the hospital. </w:t>
       </w:r>
       <w:r>
@@ -4543,9 +5125,9 @@
           <w:ilvl w:val="1"/>
           <w:numId w:val="3"/>
         </w:numPr>
-      </w:pPr>
-      <w:r>
-        <w:lastRenderedPageBreak/>
+        <w:jc w:val="both"/>
+      </w:pPr>
+      <w:r>
         <w:t>BFS for level</w:t>
       </w:r>
       <w:r>
@@ -4571,6 +5153,7 @@
           <w:ilvl w:val="1"/>
           <w:numId w:val="3"/>
         </w:numPr>
+        <w:jc w:val="both"/>
       </w:pPr>
       <w:r>
         <w:t xml:space="preserve">DFS for cycle detection detects </w:t>
@@ -4589,6 +5172,7 @@
           <w:ilvl w:val="1"/>
           <w:numId w:val="3"/>
         </w:numPr>
+        <w:jc w:val="both"/>
       </w:pPr>
       <w:r>
         <w:t xml:space="preserve">The implementation of </w:t>
@@ -4625,6 +5209,7 @@
           <w:ilvl w:val="0"/>
           <w:numId w:val="3"/>
         </w:numPr>
+        <w:jc w:val="both"/>
       </w:pPr>
       <w:r>
         <w:t>Hash-Based Patient Lookup</w:t>
@@ -4637,6 +5222,7 @@
           <w:ilvl w:val="1"/>
           <w:numId w:val="3"/>
         </w:numPr>
+        <w:jc w:val="both"/>
       </w:pPr>
       <w:r>
         <w:t>When data is inserted</w:t>
@@ -4670,6 +5256,7 @@
           <w:ilvl w:val="1"/>
           <w:numId w:val="3"/>
         </w:numPr>
+        <w:jc w:val="both"/>
       </w:pPr>
       <w:r>
         <w:t>When a new record is created but the ID already exist</w:t>
@@ -4697,6 +5284,7 @@
           <w:ilvl w:val="1"/>
           <w:numId w:val="3"/>
         </w:numPr>
+        <w:jc w:val="both"/>
       </w:pPr>
       <w:r>
         <w:t>The</w:t>
@@ -4727,6 +5315,7 @@
           <w:ilvl w:val="1"/>
           <w:numId w:val="3"/>
         </w:numPr>
+        <w:jc w:val="both"/>
       </w:pPr>
       <w:r>
         <w:t>Upon i</w:t>
@@ -4772,6 +5361,7 @@
           <w:ilvl w:val="1"/>
           <w:numId w:val="3"/>
         </w:numPr>
+        <w:jc w:val="both"/>
       </w:pPr>
       <w:r>
         <w:t xml:space="preserve">The hash strategy, table size, and hash function for </w:t>
@@ -4799,6 +5389,7 @@
           <w:ilvl w:val="0"/>
           <w:numId w:val="3"/>
         </w:numPr>
+        <w:jc w:val="both"/>
       </w:pPr>
       <w:r>
         <w:t>Heap-Based Emergency Scheduling</w:t>
@@ -4811,6 +5402,7 @@
           <w:ilvl w:val="1"/>
           <w:numId w:val="3"/>
         </w:numPr>
+        <w:jc w:val="both"/>
       </w:pPr>
       <w:r>
         <w:t>The list generated is in correct order (based on the calculation of priority</w:t>
@@ -4826,6 +5418,7 @@
           <w:ilvl w:val="1"/>
           <w:numId w:val="3"/>
         </w:numPr>
+        <w:jc w:val="both"/>
       </w:pPr>
       <w:r>
         <w:t xml:space="preserve">The system can upload </w:t>
@@ -4850,6 +5443,7 @@
           <w:ilvl w:val="1"/>
           <w:numId w:val="3"/>
         </w:numPr>
+        <w:jc w:val="both"/>
       </w:pPr>
       <w:r>
         <w:t xml:space="preserve">The system also </w:t>
@@ -4871,6 +5465,7 @@
           <w:ilvl w:val="1"/>
           <w:numId w:val="3"/>
         </w:numPr>
+        <w:jc w:val="both"/>
       </w:pPr>
       <w:r>
         <w:t xml:space="preserve">The heap code is </w:t>
@@ -4898,6 +5493,7 @@
           <w:ilvl w:val="1"/>
           <w:numId w:val="3"/>
         </w:numPr>
+        <w:jc w:val="both"/>
       </w:pPr>
       <w:r>
         <w:t xml:space="preserve">The webpage system </w:t>
@@ -4922,6 +5518,7 @@
           <w:ilvl w:val="1"/>
           <w:numId w:val="3"/>
         </w:numPr>
+        <w:jc w:val="both"/>
       </w:pPr>
       <w:r>
         <w:t>T</w:t>
@@ -4958,6 +5555,7 @@
           <w:ilvl w:val="0"/>
           <w:numId w:val="3"/>
         </w:numPr>
+        <w:jc w:val="both"/>
       </w:pPr>
       <w:r>
         <w:t>Sorting Patients Records</w:t>
@@ -4970,6 +5568,7 @@
           <w:ilvl w:val="1"/>
           <w:numId w:val="3"/>
         </w:numPr>
+        <w:jc w:val="both"/>
       </w:pPr>
       <w:r>
         <w:t xml:space="preserve">The list is correctly </w:t>
@@ -4991,6 +5590,7 @@
           <w:ilvl w:val="1"/>
           <w:numId w:val="3"/>
         </w:numPr>
+        <w:jc w:val="both"/>
       </w:pPr>
       <w:r>
         <w:t xml:space="preserve">The webpage also </w:t>
@@ -5018,6 +5618,7 @@
           <w:ilvl w:val="1"/>
           <w:numId w:val="3"/>
         </w:numPr>
+        <w:jc w:val="both"/>
       </w:pPr>
       <w:r>
         <w:t xml:space="preserve">A brief reflection of the sorting performance (based on the time) is also </w:t>
@@ -5033,6 +5634,7 @@
           <w:ilvl w:val="1"/>
           <w:numId w:val="3"/>
         </w:numPr>
+        <w:jc w:val="both"/>
       </w:pPr>
       <w:r>
         <w:t>The code</w:t>
@@ -5054,6 +5656,7 @@
           <w:ilvl w:val="1"/>
           <w:numId w:val="3"/>
         </w:numPr>
+        <w:jc w:val="both"/>
       </w:pPr>
       <w:r>
         <w:t xml:space="preserve">The code for </w:t>
@@ -5075,6 +5678,7 @@
           <w:ilvl w:val="1"/>
           <w:numId w:val="3"/>
         </w:numPr>
+        <w:jc w:val="both"/>
       </w:pPr>
       <w:r>
         <w:t>A brief paragraph o</w:t>
@@ -5092,23 +5696,16 @@
     <w:p>
       <w:pPr>
         <w:pStyle w:val="Heading1"/>
+        <w:jc w:val="both"/>
       </w:pPr>
       <w:r>
         <w:t>Limitations, Assumptions, and Future Work</w:t>
       </w:r>
     </w:p>
     <w:p>
-      <w:r>
-        <w:rPr>
-          <w:highlight w:val="yellow"/>
-        </w:rPr>
-        <w:t>Further investigations and/or extensions could follow.</w:t>
-      </w:r>
-      <w:r>
-        <w:t xml:space="preserve"> </w:t>
-      </w:r>
-    </w:p>
-    <w:p>
+      <w:pPr>
+        <w:jc w:val="both"/>
+      </w:pPr>
       <w:r>
         <w:t xml:space="preserve">In </w:t>
       </w:r>
@@ -5242,13 +5839,8 @@
       <w:r>
         <w:t xml:space="preserve">assumes that healthcare professionals are aware of the treatment time. </w:t>
       </w:r>
-      <w:proofErr w:type="spellStart"/>
-      <w:r>
-        <w:t>Due</w:t>
-      </w:r>
-      <w:proofErr w:type="spellEnd"/>
-      <w:r>
-        <w:t xml:space="preserve"> to the limitations and assumptions, the writer </w:t>
+      <w:r>
+        <w:t xml:space="preserve">Due to the limitations and assumptions, the writer </w:t>
       </w:r>
       <w:r>
         <w:t>sees potential for further work to perfect the program.</w:t>
@@ -5257,6 +5849,7 @@
     <w:p>
       <w:pPr>
         <w:pStyle w:val="Heading1"/>
+        <w:jc w:val="both"/>
       </w:pPr>
       <w:r>
         <w:t xml:space="preserve">References </w:t>
@@ -5372,6 +5965,65 @@
         <w:rPr>
           <w:noProof/>
         </w:rPr>
+        <w:t xml:space="preserve">Liu, Yuanmin, Xinyu Gao, Bo Wang, Jiaxin Fan, Qiurong Li, and Wen Dai. 2024. "A passage time–cost optimal A* algorithm for cross-country path planning." </w:t>
+      </w:r>
+      <w:r>
+        <w:rPr>
+          <w:i/>
+          <w:noProof/>
+        </w:rPr>
+        <w:t>International Journal of Applied Earth Observation and Geoinformation</w:t>
+      </w:r>
+      <w:r>
+        <w:rPr>
+          <w:noProof/>
+        </w:rPr>
+        <w:t xml:space="preserve"> 130: 103907. </w:t>
+      </w:r>
+      <w:hyperlink r:id="rId35" w:history="1">
+        <w:r>
+          <w:rPr>
+            <w:rStyle w:val="Hyperlink"/>
+            <w:noProof/>
+          </w:rPr>
+          <w:t>https://doi.org/https://doi.org/10.1016/j.jag.2024.103907</w:t>
+        </w:r>
+      </w:hyperlink>
+      <w:r>
+        <w:rPr>
+          <w:noProof/>
+        </w:rPr>
+        <w:t xml:space="preserve">. </w:t>
+      </w:r>
+      <w:hyperlink r:id="rId36" w:history="1">
+        <w:r>
+          <w:rPr>
+            <w:rStyle w:val="Hyperlink"/>
+            <w:noProof/>
+          </w:rPr>
+          <w:t>https://www.sciencedirect.com/science/article/pii/S1569843224002619</w:t>
+        </w:r>
+      </w:hyperlink>
+      <w:r>
+        <w:rPr>
+          <w:noProof/>
+        </w:rPr>
+        <w:t>.</w:t>
+      </w:r>
+    </w:p>
+    <w:p>
+      <w:pPr>
+        <w:pStyle w:val="EndNoteBibliography"/>
+        <w:spacing w:after="0"/>
+        <w:ind w:left="720" w:hanging="720"/>
+        <w:rPr>
+          <w:noProof/>
+        </w:rPr>
+      </w:pPr>
+      <w:r>
+        <w:rPr>
+          <w:noProof/>
+        </w:rPr>
         <w:t xml:space="preserve">Nainamalai, Varatharajan, Hemin Ali Qair, Egidijus Pelanis, Håvard Bjørke Jenssen, Åsmund Avdem Fretland, Bjørn Edwin, Ole Jakob Elle, and Ilangko Balasingham. 2024. "Automated algorithm for medical data structuring, and segmentation using artificial intelligence within secured environment for dataset creation." </w:t>
       </w:r>
       <w:r>
@@ -5387,7 +6039,7 @@
         </w:rPr>
         <w:t xml:space="preserve"> 13: 100582-100582. </w:t>
       </w:r>
-      <w:hyperlink r:id="rId35" w:history="1">
+      <w:hyperlink r:id="rId37" w:history="1">
         <w:r>
           <w:rPr>
             <w:rStyle w:val="Hyperlink"/>
@@ -5431,7 +6083,7 @@
         </w:rPr>
         <w:t xml:space="preserve"> 256: 1326-1332. </w:t>
       </w:r>
-      <w:hyperlink r:id="rId36" w:history="1">
+      <w:hyperlink r:id="rId38" w:history="1">
         <w:r>
           <w:rPr>
             <w:rStyle w:val="Hyperlink"/>
@@ -5474,7 +6126,7 @@
         </w:rPr>
         <w:t xml:space="preserve"> 25: 100397. </w:t>
       </w:r>
-      <w:hyperlink r:id="rId37" w:history="1">
+      <w:hyperlink r:id="rId39" w:history="1">
         <w:r>
           <w:rPr>
             <w:rStyle w:val="Hyperlink"/>
@@ -5491,12 +6143,15 @@
       </w:r>
     </w:p>
     <w:p>
+      <w:pPr>
+        <w:jc w:val="both"/>
+      </w:pPr>
       <w:r>
         <w:fldChar w:fldCharType="end"/>
       </w:r>
     </w:p>
     <w:sectPr>
-      <w:footerReference w:type="default" r:id="rId38"/>
+      <w:footerReference w:type="default" r:id="rId40"/>
       <w:pgSz w:w="11906" w:h="16838" w:code="9"/>
       <w:pgMar w:top="1440" w:right="1440" w:bottom="1440" w:left="1440" w:header="708" w:footer="708" w:gutter="0"/>
       <w:cols w:space="708"/>
@@ -6588,7 +7243,6 @@
   <w:style w:type="character" w:default="1" w:styleId="DefaultParagraphFont">
     <w:name w:val="Default Paragraph Font"/>
     <w:uiPriority w:val="1"/>
-    <w:semiHidden/>
     <w:unhideWhenUsed/>
   </w:style>
   <w:style w:type="table" w:default="1" w:styleId="TableNormal">

--- a/Project_Report_21522611.docx
+++ b/Project_Report_21522611.docx
@@ -756,7 +756,7 @@
         <mc:AlternateContent>
           <mc:Choice Requires="wpg">
             <w:drawing>
-              <wp:anchor distT="0" distB="0" distL="114300" distR="114300" simplePos="0" relativeHeight="251659264" behindDoc="0" locked="0" layoutInCell="1" allowOverlap="1" wp14:anchorId="30364CB0" wp14:editId="398B9DF3">
+              <wp:anchor distT="0" distB="0" distL="114300" distR="114300" simplePos="0" relativeHeight="251659264" behindDoc="0" locked="0" layoutInCell="1" allowOverlap="1" wp14:anchorId="30364CB0" wp14:editId="3B2C3984">
                 <wp:simplePos x="0" y="0"/>
                 <wp:positionH relativeFrom="column">
                   <wp:posOffset>0</wp:posOffset>
@@ -2445,27 +2445,14 @@
       <w:r>
         <w:t xml:space="preserve">Figure </w:t>
       </w:r>
-      <w:r>
-        <w:fldChar w:fldCharType="begin"/>
-      </w:r>
-      <w:r>
-        <w:instrText xml:space="preserve"> SEQ Figure \* ARABIC </w:instrText>
-      </w:r>
-      <w:r>
-        <w:fldChar w:fldCharType="separate"/>
-      </w:r>
-      <w:r>
-        <w:rPr>
-          <w:noProof/>
-        </w:rPr>
-        <w:t>2</w:t>
-      </w:r>
-      <w:r>
-        <w:rPr>
-          <w:noProof/>
-        </w:rPr>
-        <w:fldChar w:fldCharType="end"/>
-      </w:r>
+      <w:fldSimple w:instr=" SEQ Figure \* ARABIC ">
+        <w:r>
+          <w:rPr>
+            <w:noProof/>
+          </w:rPr>
+          <w:t>2</w:t>
+        </w:r>
+      </w:fldSimple>
       <w:r>
         <w:t xml:space="preserve">. The user is prompted to upload the available departments </w:t>
       </w:r>
@@ -2592,27 +2579,14 @@
       <w:r>
         <w:t xml:space="preserve">Figure </w:t>
       </w:r>
-      <w:r>
-        <w:fldChar w:fldCharType="begin"/>
-      </w:r>
-      <w:r>
-        <w:instrText xml:space="preserve"> SEQ Figure \* ARABIC </w:instrText>
-      </w:r>
-      <w:r>
-        <w:fldChar w:fldCharType="separate"/>
-      </w:r>
-      <w:r>
-        <w:rPr>
-          <w:noProof/>
-        </w:rPr>
-        <w:t>3</w:t>
-      </w:r>
-      <w:r>
-        <w:rPr>
-          <w:noProof/>
-        </w:rPr>
-        <w:fldChar w:fldCharType="end"/>
-      </w:r>
+      <w:fldSimple w:instr=" SEQ Figure \* ARABIC ">
+        <w:r>
+          <w:rPr>
+            <w:noProof/>
+          </w:rPr>
+          <w:t>3</w:t>
+        </w:r>
+      </w:fldSimple>
       <w:r>
         <w:t>. Sample Department Input (Left) and Corridors</w:t>
       </w:r>
@@ -2730,27 +2704,14 @@
       <w:r>
         <w:t xml:space="preserve">Figure </w:t>
       </w:r>
-      <w:r>
-        <w:fldChar w:fldCharType="begin"/>
-      </w:r>
-      <w:r>
-        <w:instrText xml:space="preserve"> SEQ Figure \* ARABIC </w:instrText>
-      </w:r>
-      <w:r>
-        <w:fldChar w:fldCharType="separate"/>
-      </w:r>
-      <w:r>
-        <w:rPr>
-          <w:noProof/>
-        </w:rPr>
-        <w:t>4</w:t>
-      </w:r>
-      <w:r>
-        <w:rPr>
-          <w:noProof/>
-        </w:rPr>
-        <w:fldChar w:fldCharType="end"/>
-      </w:r>
+      <w:fldSimple w:instr=" SEQ Figure \* ARABIC ">
+        <w:r>
+          <w:rPr>
+            <w:noProof/>
+          </w:rPr>
+          <w:t>4</w:t>
+        </w:r>
+      </w:fldSimple>
       <w:r>
         <w:t>. Visual of the Hospital Departments – Corridors – Walking Time in minutes in red (Photo by Author)</w:t>
       </w:r>
@@ -2833,47 +2794,37 @@
       <w:r>
         <w:t xml:space="preserve">Figure </w:t>
       </w:r>
-      <w:r>
-        <w:fldChar w:fldCharType="begin"/>
-      </w:r>
-      <w:r>
-        <w:instrText xml:space="preserve"> SEQ Figure \* ARABIC </w:instrText>
-      </w:r>
-      <w:r>
-        <w:fldChar w:fldCharType="separate"/>
-      </w:r>
+      <w:fldSimple w:instr=" SEQ Figure \* ARABIC ">
+        <w:r>
+          <w:rPr>
+            <w:noProof/>
+          </w:rPr>
+          <w:t>5</w:t>
+        </w:r>
+      </w:fldSimple>
+      <w:r>
+        <w:t xml:space="preserve">. </w:t>
+      </w:r>
+      <w:r>
+        <w:t>BFS Result when taking Emergency as a reference</w:t>
+      </w:r>
+      <w:r>
+        <w:t xml:space="preserve"> (Photo by Author)</w:t>
+      </w:r>
+    </w:p>
+    <w:p>
+      <w:pPr>
+        <w:jc w:val="both"/>
+      </w:pPr>
+    </w:p>
+    <w:p>
+      <w:pPr>
+        <w:jc w:val="both"/>
+      </w:pPr>
       <w:r>
         <w:rPr>
           <w:noProof/>
         </w:rPr>
-        <w:t>5</w:t>
-      </w:r>
-      <w:r>
-        <w:rPr>
-          <w:noProof/>
-        </w:rPr>
-        <w:fldChar w:fldCharType="end"/>
-      </w:r>
-      <w:r>
-        <w:t xml:space="preserve">. </w:t>
-      </w:r>
-      <w:r>
-        <w:t>BFS Result when taking Emergency as a reference</w:t>
-      </w:r>
-      <w:r>
-        <w:t xml:space="preserve"> (Photo by Author)</w:t>
-      </w:r>
-    </w:p>
-    <w:p>
-      <w:pPr>
-        <w:jc w:val="both"/>
-      </w:pPr>
-    </w:p>
-    <w:p>
-      <w:pPr>
-        <w:jc w:val="both"/>
-      </w:pPr>
-      <w:r>
         <w:lastRenderedPageBreak/>
         <w:drawing>
           <wp:inline distT="0" distB="0" distL="0" distR="0" wp14:anchorId="02293E3E" wp14:editId="5E5F0975">
@@ -2919,27 +2870,14 @@
       <w:r>
         <w:t xml:space="preserve">Figure </w:t>
       </w:r>
-      <w:r>
-        <w:fldChar w:fldCharType="begin"/>
-      </w:r>
-      <w:r>
-        <w:instrText xml:space="preserve"> SEQ Figure \* ARABIC </w:instrText>
-      </w:r>
-      <w:r>
-        <w:fldChar w:fldCharType="separate"/>
-      </w:r>
-      <w:r>
-        <w:rPr>
-          <w:noProof/>
-        </w:rPr>
-        <w:t>6</w:t>
-      </w:r>
-      <w:r>
-        <w:rPr>
-          <w:noProof/>
-        </w:rPr>
-        <w:fldChar w:fldCharType="end"/>
-      </w:r>
+      <w:fldSimple w:instr=" SEQ Figure \* ARABIC ">
+        <w:r>
+          <w:rPr>
+            <w:noProof/>
+          </w:rPr>
+          <w:t>6</w:t>
+        </w:r>
+      </w:fldSimple>
       <w:r>
         <w:t xml:space="preserve">. </w:t>
       </w:r>
@@ -3019,27 +2957,14 @@
       <w:r>
         <w:t xml:space="preserve">Figure </w:t>
       </w:r>
-      <w:r>
-        <w:fldChar w:fldCharType="begin"/>
-      </w:r>
-      <w:r>
-        <w:instrText xml:space="preserve"> SEQ Figure \* ARABIC </w:instrText>
-      </w:r>
-      <w:r>
-        <w:fldChar w:fldCharType="separate"/>
-      </w:r>
-      <w:r>
-        <w:rPr>
-          <w:noProof/>
-        </w:rPr>
-        <w:t>7</w:t>
-      </w:r>
-      <w:r>
-        <w:rPr>
-          <w:noProof/>
-        </w:rPr>
-        <w:fldChar w:fldCharType="end"/>
-      </w:r>
+      <w:fldSimple w:instr=" SEQ Figure \* ARABIC ">
+        <w:r>
+          <w:rPr>
+            <w:noProof/>
+          </w:rPr>
+          <w:t>7</w:t>
+        </w:r>
+      </w:fldSimple>
       <w:r>
         <w:t xml:space="preserve">. </w:t>
       </w:r>
@@ -3174,27 +3099,14 @@
       <w:r>
         <w:t xml:space="preserve">Figure </w:t>
       </w:r>
-      <w:r>
-        <w:fldChar w:fldCharType="begin"/>
-      </w:r>
-      <w:r>
-        <w:instrText xml:space="preserve"> SEQ Figure \* ARABIC </w:instrText>
-      </w:r>
-      <w:r>
-        <w:fldChar w:fldCharType="separate"/>
-      </w:r>
-      <w:r>
-        <w:rPr>
-          <w:noProof/>
-        </w:rPr>
-        <w:t>8</w:t>
-      </w:r>
-      <w:r>
-        <w:rPr>
-          <w:noProof/>
-        </w:rPr>
-        <w:fldChar w:fldCharType="end"/>
-      </w:r>
+      <w:fldSimple w:instr=" SEQ Figure \* ARABIC ">
+        <w:r>
+          <w:rPr>
+            <w:noProof/>
+          </w:rPr>
+          <w:t>8</w:t>
+        </w:r>
+      </w:fldSimple>
       <w:r>
         <w:t xml:space="preserve">. </w:t>
       </w:r>
@@ -3257,27 +3169,14 @@
       <w:r>
         <w:t xml:space="preserve">Figure </w:t>
       </w:r>
-      <w:r>
-        <w:fldChar w:fldCharType="begin"/>
-      </w:r>
-      <w:r>
-        <w:instrText xml:space="preserve"> SEQ Figure \* ARABIC </w:instrText>
-      </w:r>
-      <w:r>
-        <w:fldChar w:fldCharType="separate"/>
-      </w:r>
-      <w:r>
-        <w:rPr>
-          <w:noProof/>
-        </w:rPr>
-        <w:t>9</w:t>
-      </w:r>
-      <w:r>
-        <w:rPr>
-          <w:noProof/>
-        </w:rPr>
-        <w:fldChar w:fldCharType="end"/>
-      </w:r>
+      <w:fldSimple w:instr=" SEQ Figure \* ARABIC ">
+        <w:r>
+          <w:rPr>
+            <w:noProof/>
+          </w:rPr>
+          <w:t>9</w:t>
+        </w:r>
+      </w:fldSimple>
       <w:r>
         <w:t xml:space="preserve">. </w:t>
       </w:r>
@@ -3376,27 +3275,14 @@
       <w:r>
         <w:t xml:space="preserve">Figure </w:t>
       </w:r>
-      <w:r>
-        <w:fldChar w:fldCharType="begin"/>
-      </w:r>
-      <w:r>
-        <w:instrText xml:space="preserve"> SEQ Figure \* ARABIC </w:instrText>
-      </w:r>
-      <w:r>
-        <w:fldChar w:fldCharType="separate"/>
-      </w:r>
-      <w:r>
-        <w:rPr>
-          <w:noProof/>
-        </w:rPr>
-        <w:t>10</w:t>
-      </w:r>
-      <w:r>
-        <w:rPr>
-          <w:noProof/>
-        </w:rPr>
-        <w:fldChar w:fldCharType="end"/>
-      </w:r>
+      <w:fldSimple w:instr=" SEQ Figure \* ARABIC ">
+        <w:r>
+          <w:rPr>
+            <w:noProof/>
+          </w:rPr>
+          <w:t>10</w:t>
+        </w:r>
+      </w:fldSimple>
       <w:r>
         <w:t xml:space="preserve">. </w:t>
       </w:r>
@@ -3482,27 +3368,14 @@
       <w:r>
         <w:t xml:space="preserve">Figure </w:t>
       </w:r>
-      <w:r>
-        <w:fldChar w:fldCharType="begin"/>
-      </w:r>
-      <w:r>
-        <w:instrText xml:space="preserve"> SEQ Figure \* ARABIC </w:instrText>
-      </w:r>
-      <w:r>
-        <w:fldChar w:fldCharType="separate"/>
-      </w:r>
-      <w:r>
-        <w:rPr>
-          <w:noProof/>
-        </w:rPr>
-        <w:t>11</w:t>
-      </w:r>
-      <w:r>
-        <w:rPr>
-          <w:noProof/>
-        </w:rPr>
-        <w:fldChar w:fldCharType="end"/>
-      </w:r>
+      <w:fldSimple w:instr=" SEQ Figure \* ARABIC ">
+        <w:r>
+          <w:rPr>
+            <w:noProof/>
+          </w:rPr>
+          <w:t>11</w:t>
+        </w:r>
+      </w:fldSimple>
       <w:r>
         <w:t xml:space="preserve">. </w:t>
       </w:r>
@@ -3585,27 +3458,14 @@
       <w:r>
         <w:t xml:space="preserve">Figure </w:t>
       </w:r>
-      <w:r>
-        <w:fldChar w:fldCharType="begin"/>
-      </w:r>
-      <w:r>
-        <w:instrText xml:space="preserve"> SEQ Figure \* ARABIC </w:instrText>
-      </w:r>
-      <w:r>
-        <w:fldChar w:fldCharType="separate"/>
-      </w:r>
-      <w:r>
-        <w:rPr>
-          <w:noProof/>
-        </w:rPr>
-        <w:t>12</w:t>
-      </w:r>
-      <w:r>
-        <w:rPr>
-          <w:noProof/>
-        </w:rPr>
-        <w:fldChar w:fldCharType="end"/>
-      </w:r>
+      <w:fldSimple w:instr=" SEQ Figure \* ARABIC ">
+        <w:r>
+          <w:rPr>
+            <w:noProof/>
+          </w:rPr>
+          <w:t>12</w:t>
+        </w:r>
+      </w:fldSimple>
       <w:r>
         <w:t xml:space="preserve">. </w:t>
       </w:r>
@@ -3733,27 +3593,14 @@
       <w:r>
         <w:t xml:space="preserve">Figure </w:t>
       </w:r>
-      <w:r>
-        <w:fldChar w:fldCharType="begin"/>
-      </w:r>
-      <w:r>
-        <w:instrText xml:space="preserve"> SEQ Figure \* ARABIC </w:instrText>
-      </w:r>
-      <w:r>
-        <w:fldChar w:fldCharType="separate"/>
-      </w:r>
-      <w:r>
-        <w:rPr>
-          <w:noProof/>
-        </w:rPr>
-        <w:t>13</w:t>
-      </w:r>
-      <w:r>
-        <w:rPr>
-          <w:noProof/>
-        </w:rPr>
-        <w:fldChar w:fldCharType="end"/>
-      </w:r>
+      <w:fldSimple w:instr=" SEQ Figure \* ARABIC ">
+        <w:r>
+          <w:rPr>
+            <w:noProof/>
+          </w:rPr>
+          <w:t>13</w:t>
+        </w:r>
+      </w:fldSimple>
       <w:r>
         <w:t xml:space="preserve">. </w:t>
       </w:r>
@@ -3876,27 +3723,14 @@
       <w:r>
         <w:t xml:space="preserve">Figure </w:t>
       </w:r>
-      <w:r>
-        <w:fldChar w:fldCharType="begin"/>
-      </w:r>
-      <w:r>
-        <w:instrText xml:space="preserve"> SEQ Figure \* ARABIC </w:instrText>
-      </w:r>
-      <w:r>
-        <w:fldChar w:fldCharType="separate"/>
-      </w:r>
-      <w:r>
-        <w:rPr>
-          <w:noProof/>
-        </w:rPr>
-        <w:t>14</w:t>
-      </w:r>
-      <w:r>
-        <w:rPr>
-          <w:noProof/>
-        </w:rPr>
-        <w:fldChar w:fldCharType="end"/>
-      </w:r>
+      <w:fldSimple w:instr=" SEQ Figure \* ARABIC ">
+        <w:r>
+          <w:rPr>
+            <w:noProof/>
+          </w:rPr>
+          <w:t>14</w:t>
+        </w:r>
+      </w:fldSimple>
       <w:r>
         <w:t xml:space="preserve">. </w:t>
       </w:r>
@@ -3959,27 +3793,14 @@
       <w:r>
         <w:t xml:space="preserve">Figure </w:t>
       </w:r>
-      <w:r>
-        <w:fldChar w:fldCharType="begin"/>
-      </w:r>
-      <w:r>
-        <w:instrText xml:space="preserve"> SEQ Figure \* ARABIC </w:instrText>
-      </w:r>
-      <w:r>
-        <w:fldChar w:fldCharType="separate"/>
-      </w:r>
-      <w:r>
-        <w:rPr>
-          <w:noProof/>
-        </w:rPr>
-        <w:t>15</w:t>
-      </w:r>
-      <w:r>
-        <w:rPr>
-          <w:noProof/>
-        </w:rPr>
-        <w:fldChar w:fldCharType="end"/>
-      </w:r>
+      <w:fldSimple w:instr=" SEQ Figure \* ARABIC ">
+        <w:r>
+          <w:rPr>
+            <w:noProof/>
+          </w:rPr>
+          <w:t>15</w:t>
+        </w:r>
+      </w:fldSimple>
       <w:r>
         <w:t xml:space="preserve">. </w:t>
       </w:r>
@@ -4060,27 +3881,14 @@
       <w:r>
         <w:t xml:space="preserve">Figure </w:t>
       </w:r>
-      <w:r>
-        <w:fldChar w:fldCharType="begin"/>
-      </w:r>
-      <w:r>
-        <w:instrText xml:space="preserve"> SEQ Figure \* ARABIC </w:instrText>
-      </w:r>
-      <w:r>
-        <w:fldChar w:fldCharType="separate"/>
-      </w:r>
-      <w:r>
-        <w:rPr>
-          <w:noProof/>
-        </w:rPr>
-        <w:t>16</w:t>
-      </w:r>
-      <w:r>
-        <w:rPr>
-          <w:noProof/>
-        </w:rPr>
-        <w:fldChar w:fldCharType="end"/>
-      </w:r>
+      <w:fldSimple w:instr=" SEQ Figure \* ARABIC ">
+        <w:r>
+          <w:rPr>
+            <w:noProof/>
+          </w:rPr>
+          <w:t>16</w:t>
+        </w:r>
+      </w:fldSimple>
       <w:r>
         <w:t xml:space="preserve">. </w:t>
       </w:r>
@@ -4178,27 +3986,14 @@
       <w:r>
         <w:t xml:space="preserve">Figure </w:t>
       </w:r>
-      <w:r>
-        <w:fldChar w:fldCharType="begin"/>
-      </w:r>
-      <w:r>
-        <w:instrText xml:space="preserve"> SEQ Figure \* ARABIC </w:instrText>
-      </w:r>
-      <w:r>
-        <w:fldChar w:fldCharType="separate"/>
-      </w:r>
-      <w:r>
-        <w:rPr>
-          <w:noProof/>
-        </w:rPr>
-        <w:t>17</w:t>
-      </w:r>
-      <w:r>
-        <w:rPr>
-          <w:noProof/>
-        </w:rPr>
-        <w:fldChar w:fldCharType="end"/>
-      </w:r>
+      <w:fldSimple w:instr=" SEQ Figure \* ARABIC ">
+        <w:r>
+          <w:rPr>
+            <w:noProof/>
+          </w:rPr>
+          <w:t>17</w:t>
+        </w:r>
+      </w:fldSimple>
       <w:r>
         <w:t xml:space="preserve">. </w:t>
       </w:r>
@@ -4278,27 +4073,14 @@
       <w:r>
         <w:t xml:space="preserve">Figure </w:t>
       </w:r>
-      <w:r>
-        <w:fldChar w:fldCharType="begin"/>
-      </w:r>
-      <w:r>
-        <w:instrText xml:space="preserve"> SEQ Figure \* ARABIC </w:instrText>
-      </w:r>
-      <w:r>
-        <w:fldChar w:fldCharType="separate"/>
-      </w:r>
-      <w:r>
-        <w:rPr>
-          <w:noProof/>
-        </w:rPr>
-        <w:t>18</w:t>
-      </w:r>
-      <w:r>
-        <w:rPr>
-          <w:noProof/>
-        </w:rPr>
-        <w:fldChar w:fldCharType="end"/>
-      </w:r>
+      <w:fldSimple w:instr=" SEQ Figure \* ARABIC ">
+        <w:r>
+          <w:rPr>
+            <w:noProof/>
+          </w:rPr>
+          <w:t>18</w:t>
+        </w:r>
+      </w:fldSimple>
       <w:r>
         <w:t xml:space="preserve">. </w:t>
       </w:r>
@@ -4374,27 +4156,14 @@
       <w:r>
         <w:t xml:space="preserve">Figure </w:t>
       </w:r>
-      <w:r>
-        <w:fldChar w:fldCharType="begin"/>
-      </w:r>
-      <w:r>
-        <w:instrText xml:space="preserve"> SEQ Figure \* ARABIC </w:instrText>
-      </w:r>
-      <w:r>
-        <w:fldChar w:fldCharType="separate"/>
-      </w:r>
-      <w:r>
-        <w:rPr>
-          <w:noProof/>
-        </w:rPr>
-        <w:t>19</w:t>
-      </w:r>
-      <w:r>
-        <w:rPr>
-          <w:noProof/>
-        </w:rPr>
-        <w:fldChar w:fldCharType="end"/>
-      </w:r>
+      <w:fldSimple w:instr=" SEQ Figure \* ARABIC ">
+        <w:r>
+          <w:rPr>
+            <w:noProof/>
+          </w:rPr>
+          <w:t>19</w:t>
+        </w:r>
+      </w:fldSimple>
       <w:r>
         <w:t xml:space="preserve">. </w:t>
       </w:r>
@@ -4464,160 +4233,150 @@
       <w:r>
         <w:t xml:space="preserve">Figure </w:t>
       </w:r>
-      <w:r>
-        <w:fldChar w:fldCharType="begin"/>
-      </w:r>
-      <w:r>
-        <w:instrText xml:space="preserve"> SEQ Figure \* ARABIC </w:instrText>
-      </w:r>
-      <w:r>
-        <w:fldChar w:fldCharType="separate"/>
-      </w:r>
+      <w:fldSimple w:instr=" SEQ Figure \* ARABIC ">
+        <w:r>
+          <w:rPr>
+            <w:noProof/>
+          </w:rPr>
+          <w:t>20</w:t>
+        </w:r>
+      </w:fldSimple>
+      <w:r>
+        <w:t xml:space="preserve">. </w:t>
+      </w:r>
+      <w:r>
+        <w:t xml:space="preserve">Sample output after updating </w:t>
+      </w:r>
+      <w:r>
+        <w:t xml:space="preserve">the </w:t>
+      </w:r>
+      <w:r>
+        <w:t>patient’s priority</w:t>
+      </w:r>
+      <w:r>
+        <w:t>. P</w:t>
+      </w:r>
+      <w:r>
+        <w:t>reviously</w:t>
+      </w:r>
+      <w:r>
+        <w:t>,</w:t>
+      </w:r>
+      <w:r>
+        <w:t xml:space="preserve"> patient </w:t>
+      </w:r>
+      <w:r>
+        <w:t>ID</w:t>
+      </w:r>
+      <w:r>
+        <w:t xml:space="preserve"> 1044 was next in line, but </w:t>
+      </w:r>
+      <w:r>
+        <w:t xml:space="preserve">was </w:t>
+      </w:r>
+      <w:r>
+        <w:t xml:space="preserve">replaced with patient </w:t>
+      </w:r>
+      <w:r>
+        <w:t>ID</w:t>
+      </w:r>
+      <w:r>
+        <w:t xml:space="preserve"> 1091 </w:t>
+      </w:r>
+      <w:r>
+        <w:t>(Photo by Author)</w:t>
+      </w:r>
+    </w:p>
+    <w:p>
+      <w:pPr>
+        <w:pStyle w:val="Heading2"/>
+        <w:jc w:val="both"/>
+      </w:pPr>
+      <w:r>
+        <w:t xml:space="preserve">Scenario 4 – </w:t>
+      </w:r>
+      <w:r>
+        <w:t>Patient Sorting</w:t>
+      </w:r>
+    </w:p>
+    <w:p>
+      <w:pPr>
+        <w:jc w:val="both"/>
+      </w:pPr>
+      <w:r>
+        <w:t xml:space="preserve">During the patient sorting step, the writer </w:t>
+      </w:r>
+      <w:r>
+        <w:t xml:space="preserve">also implements the simulation </w:t>
+      </w:r>
+      <w:r>
+        <w:t>o</w:t>
+      </w:r>
+      <w:r>
+        <w:t>n the webpage.</w:t>
+      </w:r>
+      <w:r>
+        <w:t xml:space="preserve"> The sorting algorithms used are quick sort with a pivot of the median of three and merge sort. The reason why the writer chooses </w:t>
+      </w:r>
+      <w:r>
+        <w:t xml:space="preserve">the </w:t>
+      </w:r>
+      <w:r>
+        <w:t>median of three as the pivot of quick</w:t>
+      </w:r>
+      <w:r>
+        <w:t xml:space="preserve"> </w:t>
+      </w:r>
+      <w:r>
+        <w:t xml:space="preserve">sort is </w:t>
+      </w:r>
+      <w:r>
+        <w:t>that</w:t>
+      </w:r>
+      <w:r>
+        <w:t xml:space="preserve"> </w:t>
+      </w:r>
+      <w:r>
+        <w:t xml:space="preserve">the writer tried to avoid </w:t>
+      </w:r>
+      <w:r>
+        <w:t xml:space="preserve">the </w:t>
+      </w:r>
+      <w:r>
+        <w:t>chance of bad splits</w:t>
+      </w:r>
+      <w:r>
+        <w:t xml:space="preserve"> and aimed for consistent </w:t>
+      </w:r>
+      <w:proofErr w:type="gramStart"/>
+      <w:r>
+        <w:t>O(</w:t>
+      </w:r>
+      <w:proofErr w:type="gramEnd"/>
+      <w:r>
+        <w:t>n log n) behaviour.</w:t>
+      </w:r>
+      <w:r>
+        <w:t xml:space="preserve"> </w:t>
+      </w:r>
+      <w:r>
+        <w:t xml:space="preserve"> Below are the results for random, nearly sorted, and reversed condition</w:t>
+      </w:r>
+      <w:r>
+        <w:t>s</w:t>
+      </w:r>
+      <w:r>
+        <w:t>:</w:t>
+      </w:r>
+    </w:p>
+    <w:p>
+      <w:pPr>
+        <w:jc w:val="both"/>
+      </w:pPr>
       <w:r>
         <w:rPr>
           <w:noProof/>
         </w:rPr>
-        <w:t>20</w:t>
-      </w:r>
-      <w:r>
-        <w:rPr>
-          <w:noProof/>
-        </w:rPr>
-        <w:fldChar w:fldCharType="end"/>
-      </w:r>
-      <w:r>
-        <w:t xml:space="preserve">. </w:t>
-      </w:r>
-      <w:r>
-        <w:t xml:space="preserve">Sample output after updating </w:t>
-      </w:r>
-      <w:r>
-        <w:t xml:space="preserve">the </w:t>
-      </w:r>
-      <w:r>
-        <w:t>patient’s priority</w:t>
-      </w:r>
-      <w:r>
-        <w:t>. P</w:t>
-      </w:r>
-      <w:r>
-        <w:t>reviously</w:t>
-      </w:r>
-      <w:r>
-        <w:t>,</w:t>
-      </w:r>
-      <w:r>
-        <w:t xml:space="preserve"> patient </w:t>
-      </w:r>
-      <w:r>
-        <w:t>ID</w:t>
-      </w:r>
-      <w:r>
-        <w:t xml:space="preserve"> 1044 was next in line, but </w:t>
-      </w:r>
-      <w:r>
-        <w:t xml:space="preserve">was </w:t>
-      </w:r>
-      <w:r>
-        <w:t xml:space="preserve">replaced with patient </w:t>
-      </w:r>
-      <w:r>
-        <w:t>ID</w:t>
-      </w:r>
-      <w:r>
-        <w:t xml:space="preserve"> 1091 </w:t>
-      </w:r>
-      <w:r>
-        <w:t>(Photo by Author)</w:t>
-      </w:r>
-    </w:p>
-    <w:p>
-      <w:pPr>
-        <w:pStyle w:val="Heading2"/>
-        <w:jc w:val="both"/>
-      </w:pPr>
-      <w:r>
-        <w:t xml:space="preserve">Scenario 4 – </w:t>
-      </w:r>
-      <w:r>
-        <w:t>Patient Sorting</w:t>
-      </w:r>
-    </w:p>
-    <w:p>
-      <w:pPr>
-        <w:jc w:val="both"/>
-      </w:pPr>
-      <w:r>
-        <w:t xml:space="preserve">During the patient sorting step, the writer </w:t>
-      </w:r>
-      <w:r>
-        <w:t xml:space="preserve">also implements the simulation </w:t>
-      </w:r>
-      <w:r>
-        <w:t>o</w:t>
-      </w:r>
-      <w:r>
-        <w:t>n the webpage.</w:t>
-      </w:r>
-      <w:r>
-        <w:t xml:space="preserve"> The sorting algorithms used are quick sort with a pivot of the median of three and merge sort. The reason why the writer chooses </w:t>
-      </w:r>
-      <w:r>
-        <w:t xml:space="preserve">the </w:t>
-      </w:r>
-      <w:r>
-        <w:t>median of three as the pivot of quick</w:t>
-      </w:r>
-      <w:r>
-        <w:t xml:space="preserve"> </w:t>
-      </w:r>
-      <w:r>
-        <w:t xml:space="preserve">sort is </w:t>
-      </w:r>
-      <w:r>
-        <w:t>that</w:t>
-      </w:r>
-      <w:r>
-        <w:t xml:space="preserve"> </w:t>
-      </w:r>
-      <w:r>
-        <w:t xml:space="preserve">the writer tried to avoid </w:t>
-      </w:r>
-      <w:r>
-        <w:t xml:space="preserve">the </w:t>
-      </w:r>
-      <w:r>
-        <w:t>chance of bad splits</w:t>
-      </w:r>
-      <w:r>
-        <w:t xml:space="preserve"> and aimed for consistent </w:t>
-      </w:r>
-      <w:proofErr w:type="gramStart"/>
-      <w:r>
-        <w:t>O(</w:t>
-      </w:r>
-      <w:proofErr w:type="gramEnd"/>
-      <w:r>
-        <w:t>n log n) behaviour.</w:t>
-      </w:r>
-      <w:r>
-        <w:t xml:space="preserve"> </w:t>
-      </w:r>
-      <w:r>
-        <w:t xml:space="preserve"> Below are the results for random, nearly sorted, and reversed condition</w:t>
-      </w:r>
-      <w:r>
-        <w:t>s</w:t>
-      </w:r>
-      <w:r>
-        <w:t>:</w:t>
-      </w:r>
-    </w:p>
-    <w:p>
-      <w:pPr>
-        <w:jc w:val="both"/>
-      </w:pPr>
-      <w:r>
         <w:lastRenderedPageBreak/>
         <w:drawing>
           <wp:inline distT="0" distB="0" distL="0" distR="0" wp14:anchorId="5E2DB72C" wp14:editId="39850762">
@@ -4663,51 +4422,44 @@
       <w:r>
         <w:t xml:space="preserve">Figure </w:t>
       </w:r>
-      <w:r>
-        <w:fldChar w:fldCharType="begin"/>
-      </w:r>
-      <w:r>
-        <w:instrText xml:space="preserve"> SEQ Figure \* ARABIC </w:instrText>
-      </w:r>
-      <w:r>
-        <w:fldChar w:fldCharType="separate"/>
-      </w:r>
+      <w:fldSimple w:instr=" SEQ Figure \* ARABIC ">
+        <w:r>
+          <w:rPr>
+            <w:noProof/>
+          </w:rPr>
+          <w:t>21</w:t>
+        </w:r>
+      </w:fldSimple>
+      <w:r>
+        <w:t xml:space="preserve">. </w:t>
+      </w:r>
+      <w:r>
+        <w:t>Sample output of sorting with random disorder across different number</w:t>
+      </w:r>
+      <w:r>
+        <w:t>s</w:t>
+      </w:r>
+      <w:r>
+        <w:t xml:space="preserve"> of </w:t>
+      </w:r>
+      <w:r>
+        <w:t>data</w:t>
+      </w:r>
+      <w:r>
+        <w:t xml:space="preserve"> </w:t>
+      </w:r>
+      <w:r>
+        <w:t>(Photo by Author)</w:t>
+      </w:r>
+    </w:p>
+    <w:p>
+      <w:pPr>
+        <w:jc w:val="both"/>
+      </w:pPr>
       <w:r>
         <w:rPr>
           <w:noProof/>
         </w:rPr>
-        <w:t>21</w:t>
-      </w:r>
-      <w:r>
-        <w:fldChar w:fldCharType="end"/>
-      </w:r>
-      <w:r>
-        <w:t xml:space="preserve">. </w:t>
-      </w:r>
-      <w:r>
-        <w:t>Sample output of sorting with random disorder across different number</w:t>
-      </w:r>
-      <w:r>
-        <w:t>s</w:t>
-      </w:r>
-      <w:r>
-        <w:t xml:space="preserve"> of </w:t>
-      </w:r>
-      <w:r>
-        <w:t>data</w:t>
-      </w:r>
-      <w:r>
-        <w:t xml:space="preserve"> </w:t>
-      </w:r>
-      <w:r>
-        <w:t>(Photo by Author)</w:t>
-      </w:r>
-    </w:p>
-    <w:p>
-      <w:pPr>
-        <w:jc w:val="both"/>
-      </w:pPr>
-      <w:r>
         <w:lastRenderedPageBreak/>
         <w:drawing>
           <wp:inline distT="0" distB="0" distL="0" distR="0" wp14:anchorId="1E57825E" wp14:editId="7E86874A">
@@ -4753,51 +4505,44 @@
       <w:r>
         <w:t xml:space="preserve">Figure </w:t>
       </w:r>
-      <w:r>
-        <w:fldChar w:fldCharType="begin"/>
-      </w:r>
-      <w:r>
-        <w:instrText xml:space="preserve"> SEQ Figure \* ARABIC </w:instrText>
-      </w:r>
-      <w:r>
-        <w:fldChar w:fldCharType="separate"/>
-      </w:r>
+      <w:fldSimple w:instr=" SEQ Figure \* ARABIC ">
+        <w:r>
+          <w:rPr>
+            <w:noProof/>
+          </w:rPr>
+          <w:t>22</w:t>
+        </w:r>
+      </w:fldSimple>
+      <w:r>
+        <w:t xml:space="preserve">. </w:t>
+      </w:r>
+      <w:r>
+        <w:t xml:space="preserve">Sample output of sorting with </w:t>
+      </w:r>
+      <w:r>
+        <w:t>nearly sorted</w:t>
+      </w:r>
+      <w:r>
+        <w:t xml:space="preserve"> disorder across different number</w:t>
+      </w:r>
+      <w:r>
+        <w:t>s</w:t>
+      </w:r>
+      <w:r>
+        <w:t xml:space="preserve"> of data </w:t>
+      </w:r>
+      <w:r>
+        <w:t>(Photo by Author)</w:t>
+      </w:r>
+    </w:p>
+    <w:p>
+      <w:pPr>
+        <w:jc w:val="both"/>
+      </w:pPr>
       <w:r>
         <w:rPr>
           <w:noProof/>
         </w:rPr>
-        <w:t>22</w:t>
-      </w:r>
-      <w:r>
-        <w:fldChar w:fldCharType="end"/>
-      </w:r>
-      <w:r>
-        <w:t xml:space="preserve">. </w:t>
-      </w:r>
-      <w:r>
-        <w:t xml:space="preserve">Sample output of sorting with </w:t>
-      </w:r>
-      <w:r>
-        <w:t>nearly sorted</w:t>
-      </w:r>
-      <w:r>
-        <w:t xml:space="preserve"> disorder across different number</w:t>
-      </w:r>
-      <w:r>
-        <w:t>s</w:t>
-      </w:r>
-      <w:r>
-        <w:t xml:space="preserve"> of data </w:t>
-      </w:r>
-      <w:r>
-        <w:t>(Photo by Author)</w:t>
-      </w:r>
-    </w:p>
-    <w:p>
-      <w:pPr>
-        <w:jc w:val="both"/>
-      </w:pPr>
-      <w:r>
         <w:lastRenderedPageBreak/>
         <w:drawing>
           <wp:inline distT="0" distB="0" distL="0" distR="0" wp14:anchorId="42D3BAC4" wp14:editId="0BA43F67">
@@ -4843,24 +4588,14 @@
       <w:r>
         <w:t xml:space="preserve">Figure </w:t>
       </w:r>
-      <w:r>
-        <w:fldChar w:fldCharType="begin"/>
-      </w:r>
-      <w:r>
-        <w:instrText xml:space="preserve"> SEQ Figure \* ARABIC </w:instrText>
-      </w:r>
-      <w:r>
-        <w:fldChar w:fldCharType="separate"/>
-      </w:r>
-      <w:r>
-        <w:rPr>
-          <w:noProof/>
-        </w:rPr>
-        <w:t>23</w:t>
-      </w:r>
-      <w:r>
-        <w:fldChar w:fldCharType="end"/>
-      </w:r>
+      <w:fldSimple w:instr=" SEQ Figure \* ARABIC ">
+        <w:r>
+          <w:rPr>
+            <w:noProof/>
+          </w:rPr>
+          <w:t>23</w:t>
+        </w:r>
+      </w:fldSimple>
       <w:r>
         <w:t xml:space="preserve">. </w:t>
       </w:r>
@@ -5860,6 +5595,7 @@
         <w:pStyle w:val="EndNoteBibliography"/>
         <w:spacing w:after="0"/>
         <w:ind w:left="720" w:hanging="720"/>
+        <w:jc w:val="both"/>
         <w:rPr>
           <w:noProof/>
         </w:rPr>
@@ -5913,6 +5649,7 @@
         <w:pStyle w:val="EndNoteBibliography"/>
         <w:spacing w:after="0"/>
         <w:ind w:left="720" w:hanging="720"/>
+        <w:jc w:val="both"/>
         <w:rPr>
           <w:noProof/>
         </w:rPr>
@@ -5957,6 +5694,7 @@
         <w:pStyle w:val="EndNoteBibliography"/>
         <w:spacing w:after="0"/>
         <w:ind w:left="720" w:hanging="720"/>
+        <w:jc w:val="both"/>
         <w:rPr>
           <w:noProof/>
         </w:rPr>
@@ -6016,6 +5754,7 @@
         <w:pStyle w:val="EndNoteBibliography"/>
         <w:spacing w:after="0"/>
         <w:ind w:left="720" w:hanging="720"/>
+        <w:jc w:val="both"/>
         <w:rPr>
           <w:noProof/>
         </w:rPr>
@@ -6060,6 +5799,7 @@
         <w:pStyle w:val="EndNoteBibliography"/>
         <w:spacing w:after="0"/>
         <w:ind w:left="720" w:hanging="720"/>
+        <w:jc w:val="both"/>
         <w:rPr>
           <w:noProof/>
         </w:rPr>
@@ -6103,6 +5843,7 @@
       <w:pPr>
         <w:pStyle w:val="EndNoteBibliography"/>
         <w:ind w:left="720" w:hanging="720"/>
+        <w:jc w:val="both"/>
         <w:rPr>
           <w:noProof/>
         </w:rPr>
@@ -7243,6 +6984,7 @@
   <w:style w:type="character" w:default="1" w:styleId="DefaultParagraphFont">
     <w:name w:val="Default Paragraph Font"/>
     <w:uiPriority w:val="1"/>
+    <w:semiHidden/>
     <w:unhideWhenUsed/>
   </w:style>
   <w:style w:type="table" w:default="1" w:styleId="TableNormal">
